--- a/zht/docx/102.content.docx
+++ b/zht/docx/102.content.docx
@@ -149,7 +149,7 @@
         <w:rPr>
           <w:lang w:val="zh_TW" w:bidi="zh_TW"/>
         </w:rPr>
-        <w:t>nv</w:t>
+        <w:t>ni</w:t>
       </w:r>
       <w:r>
         <w:rPr>
@@ -212,7 +212,7 @@
         <w:rPr>
           <w:lang w:val="zh_TW" w:bidi="zh_TW"/>
         </w:rPr>
-        <w:t>女人</w:t>
+        <w:t>尼拜約</w:t>
       </w:r>
       <w:r>
         <w:rPr>
@@ -231,7 +231,7 @@
         <w:rPr>
           <w:lang w:val="zh_TW" w:bidi="zh_TW"/>
         </w:rPr>
-        <w:t>女人是成年的女性人類。神造女人為男人的伴侶（</w:t>
+        <w:t>以實瑪利十二個兒子中的長子（</w:t>
       </w:r>
       <w:hyperlink r:id="rId13">
         <w:r>
@@ -242,39 +242,14 @@
             <w:color w:val="0000EE"/>
             <w:u w:val="single"/>
           </w:rPr>
-          <w:t>創2:18–22</w:t>
+          <w:t>創25:13</w:t>
         </w:r>
       </w:hyperlink>
       <w:r>
         <w:rPr>
           <w:lang w:val="zh_TW" w:bidi="zh_TW"/>
         </w:rPr>
-        <w:t>）。</w:t>
-      </w:r>
-    </w:p>
-    <w:p>
-      <w:pPr>
-        <w:pStyle w:val="Heading3"/>
-      </w:pPr>
-      <w:r>
-        <w:rPr>
-          <w:lang w:val="zh_TW" w:bidi="zh_TW"/>
-        </w:rPr>
-        <w:t>神造女人</w:t>
-      </w:r>
-    </w:p>
-    <w:p>
-      <w:pPr/>
-      <w:r>
-        <w:rPr>
-          <w:lang w:val="zh_TW" w:bidi="zh_TW"/>
-        </w:rPr>
-      </w:r>
-      <w:r>
-        <w:rPr>
-          <w:lang w:val="zh_TW" w:bidi="zh_TW"/>
-        </w:rPr>
-        <w:t>創世記有兩個記載，有關神如何造出第一個男人和女人。第一個記載在</w:t>
+        <w:t>；</w:t>
       </w:r>
       <w:hyperlink r:id="rId14">
         <w:r>
@@ -285,46 +260,14 @@
             <w:color w:val="0000EE"/>
             <w:u w:val="single"/>
           </w:rPr>
-          <w:t>創世記一章26至28節</w:t>
+          <w:t>代上1:29</w:t>
         </w:r>
       </w:hyperlink>
       <w:r>
         <w:rPr>
           <w:lang w:val="zh_TW" w:bidi="zh_TW"/>
         </w:rPr>
-        <w:t>，這處經文說神按著自己的形像造人，造男造女。男人和女人同樣有神的形像，表示他們都在地上反映神的大能與尊榮。神吩咐他們要生養眾多，治理世界。</w:t>
-      </w:r>
-      <w:hyperlink r:id="rId14">
-        <w:r>
-          <w:rPr>
-            <w:lang w:val="zh_TW" w:bidi="zh_TW"/>
-          </w:rPr>
-          <w:rPr>
-            <w:color w:val="0000EE"/>
-            <w:u w:val="single"/>
-          </w:rPr>
-          <w:t>創世記一章26至28節</w:t>
-        </w:r>
-      </w:hyperlink>
-      <w:r>
-        <w:rPr>
-          <w:lang w:val="zh_TW" w:bidi="zh_TW"/>
-        </w:rPr>
-        <w:t>沒有表明女人比男人次要，或她必須順服男人的權柄。相反，這段經文顯示男女共同彰顯造物主的形像。</w:t>
-      </w:r>
-    </w:p>
-    <w:p>
-      <w:pPr/>
-      <w:r>
-        <w:rPr>
-          <w:lang w:val="zh_TW" w:bidi="zh_TW"/>
-        </w:rPr>
-      </w:r>
-      <w:r>
-        <w:rPr>
-          <w:lang w:val="zh_TW" w:bidi="zh_TW"/>
-        </w:rPr>
-        <w:t>第二個有關神造女人的記載在</w:t>
+        <w:t>）。他的姊妹是瑪哈拉，她也被稱為「巴實抹」（參</w:t>
       </w:r>
       <w:hyperlink r:id="rId15">
         <w:r>
@@ -335,14 +278,14 @@
             <w:color w:val="0000EE"/>
             <w:u w:val="single"/>
           </w:rPr>
-          <w:t>創世記二章20至25節</w:t>
+          <w:t>創36:3</w:t>
         </w:r>
       </w:hyperlink>
       <w:r>
         <w:rPr>
           <w:lang w:val="zh_TW" w:bidi="zh_TW"/>
         </w:rPr>
-        <w:t>。在</w:t>
+        <w:t>），後來嫁給以掃（</w:t>
       </w:r>
       <w:hyperlink r:id="rId16">
         <w:r>
@@ -353,14 +296,14 @@
             <w:color w:val="0000EE"/>
             <w:u w:val="single"/>
           </w:rPr>
-          <w:t>創世記二章</w:t>
+          <w:t>創28:9</w:t>
         </w:r>
       </w:hyperlink>
       <w:r>
         <w:rPr>
           <w:lang w:val="zh_TW" w:bidi="zh_TW"/>
         </w:rPr>
-        <w:t>中，神先造男人，後造女人。有些人認為這表明男人可能更重要。然而，在創世的敘事中，神常常分階段創造，從較簡單到更美好或更完整。</w:t>
+        <w:t>）。</w:t>
       </w:r>
     </w:p>
     <w:p>
@@ -374,7 +317,7 @@
         <w:rPr>
           <w:lang w:val="zh_TW" w:bidi="zh_TW"/>
         </w:rPr>
-        <w:t>由於神先造男人，男人就有權給女人起名（</w:t>
+        <w:t>尼拜約後裔的身分並不確定。他們可能是阿拉伯族群拿巴提人（Nabatean）之祖先，這個族群曾佔有以東之地，以及約旦河東（外約旦）的部分地區，其勢力向北一直延伸到帕米拉（Palmyra，古代的達莫）。尼拜約與基達的後裔都以羊群優良而聞名（</w:t>
       </w:r>
       <w:hyperlink r:id="rId17">
         <w:r>
@@ -385,14 +328,24 @@
             <w:color w:val="0000EE"/>
             <w:u w:val="single"/>
           </w:rPr>
-          <w:t>創2:23</w:t>
+          <w:t>賽60:7</w:t>
         </w:r>
       </w:hyperlink>
       <w:r>
         <w:rPr>
           <w:lang w:val="zh_TW" w:bidi="zh_TW"/>
         </w:rPr>
-        <w:t>）。在閃族文化中，命名往往表達權柄或所有權。這可能意味著亞當給妻子起名是表達權柄的行為。然而，他給她的名字是「女人」，與「男人」這個詞緊密相關，表明男人肯定女人與他同等。因此，雖然在創造的次序上有先後，男人和女人仍然是夥伴。這種關係既有秩序，又有平等。</w:t>
+        <w:t>）。亞述王亞述巴尼拔（Ashurbanipal）的著作中也有提及他們，這位亞述王生活在公元前七世紀。</w:t>
+      </w:r>
+      <w:r>
+        <w:rPr>
+          <w:lang w:val="zh_TW" w:bidi="zh_TW"/>
+        </w:rPr>
+      </w:r>
+      <w:r>
+        <w:rPr>
+          <w:lang w:val="zh_TW" w:bidi="zh_TW"/>
+        </w:rPr>
       </w:r>
     </w:p>
     <w:p>
@@ -401,6 +354,50 @@
         <w:rPr>
           <w:lang w:val="zh_TW" w:bidi="zh_TW"/>
         </w:rPr>
+      </w:r>
+    </w:p>
+    <w:p>
+      <w:pPr>
+        <w:pStyle w:val="Heading2"/>
+      </w:pPr>
+      <w:r>
+        <w:rPr>
+          <w:lang w:val="zh_TW" w:bidi="zh_TW"/>
+        </w:rPr>
+        <w:t>尼哥坡里</w:t>
+      </w:r>
+      <w:r>
+        <w:rPr>
+          <w:lang w:val="zh_TW" w:bidi="zh_TW"/>
+        </w:rPr>
+      </w:r>
+    </w:p>
+    <w:p>
+      <w:pPr/>
+      <w:r>
+        <w:rPr>
+          <w:lang w:val="zh_TW" w:bidi="zh_TW"/>
+        </w:rPr>
+      </w:r>
+      <w:r>
+        <w:rPr>
+          <w:lang w:val="zh_TW" w:bidi="zh_TW"/>
+        </w:rPr>
+        <w:t>名稱的意思是「勝利之城」。在羅馬帝國，當一個新建的城市需要命名時，尼哥坡里（Nicopolis）是一個常見的選擇。在戰爭時期為了紀念軍事勝利而建的城鎮，通常被命名為尼哥坡里。</w:t>
+      </w:r>
+    </w:p>
+    <w:p>
+      <w:pPr/>
+      <w:r>
+        <w:rPr>
+          <w:lang w:val="zh_TW" w:bidi="zh_TW"/>
+        </w:rPr>
+      </w:r>
+      <w:r>
+        <w:rPr>
+          <w:lang w:val="zh_TW" w:bidi="zh_TW"/>
+        </w:rPr>
+        <w:t>在保羅寫給提多的信中，保羅告訴提多離開他一直在事奉的克里特（</w:t>
       </w:r>
       <w:hyperlink r:id="rId18">
         <w:r>
@@ -411,51 +408,14 @@
             <w:color w:val="0000EE"/>
             <w:u w:val="single"/>
           </w:rPr>
-          <w:t>創世記一</w:t>
+          <w:t>多1:5</w:t>
         </w:r>
       </w:hyperlink>
       <w:r>
         <w:rPr>
           <w:lang w:val="zh_TW" w:bidi="zh_TW"/>
         </w:rPr>
-        <w:t>和</w:t>
-      </w:r>
-      <w:hyperlink r:id="rId16">
-        <w:r>
-          <w:rPr>
-            <w:lang w:val="zh_TW" w:bidi="zh_TW"/>
-          </w:rPr>
-          <w:rPr>
-            <w:color w:val="0000EE"/>
-            <w:u w:val="single"/>
-          </w:rPr>
-          <w:t>二章</w:t>
-        </w:r>
-      </w:hyperlink>
-      <w:r>
-        <w:rPr>
-          <w:lang w:val="zh_TW" w:bidi="zh_TW"/>
-        </w:rPr>
-        <w:t>描述男人和女人的平衡關係，他們是人類的第一對父母。神按著自己的形像造了他們兩人，他們是神計劃中的夥伴。然而，他們之間也有一對一的關係，其中一方帶領另一方。在罪進入世界之前（這事件通常稱為墮落），這種平等與帶領的平衡是和諧共存的。</w:t>
-      </w:r>
-    </w:p>
-    <w:p>
-      <w:pPr>
-        <w:pStyle w:val="Heading3"/>
-      </w:pPr>
-      <w:r>
-        <w:rPr>
-          <w:lang w:val="zh_TW" w:bidi="zh_TW"/>
-        </w:rPr>
-        <w:t>墮落後女人所經歷的改變</w:t>
-      </w:r>
-    </w:p>
-    <w:p>
-      <w:pPr/>
-      <w:r>
-        <w:rPr>
-          <w:lang w:val="zh_TW" w:bidi="zh_TW"/>
-        </w:rPr>
+        <w:t>），前往尼哥坡里，使徒正在那裏作工，並且保羅計劃在那裡過冬（</w:t>
       </w:r>
       <w:hyperlink r:id="rId19">
         <w:r>
@@ -466,14 +426,129 @@
             <w:color w:val="0000EE"/>
             <w:u w:val="single"/>
           </w:rPr>
-          <w:t>創世記三章</w:t>
+          <w:t>3:12</w:t>
         </w:r>
       </w:hyperlink>
       <w:r>
         <w:rPr>
           <w:lang w:val="zh_TW" w:bidi="zh_TW"/>
         </w:rPr>
-        <w:t>記載罪進入世界的故事。因著罪，男人與女人之間原本良好的關係受到破壞。神對女人說，她在生產時必多受苦楚（</w:t>
+        <w:t>）。在整個羅馬帝國的九個尼哥坡里城中，幾乎可以肯定保羅指的是位於哥林多灣西北方和伊庇魯斯（Epirus）海岬東南方的城市。岬是一塊突入水體的高地，如同半島或俯瞰大海的懸崖。</w:t>
+      </w:r>
+    </w:p>
+    <w:p>
+      <w:pPr/>
+      <w:r>
+        <w:rPr>
+          <w:lang w:val="zh_TW" w:bidi="zh_TW"/>
+        </w:rPr>
+      </w:r>
+      <w:r>
+        <w:rPr>
+          <w:lang w:val="zh_TW" w:bidi="zh_TW"/>
+        </w:rPr>
+        <w:t>屋大維（Octavian，後來成為羅馬帝國第一位統治者）於公元前31年建立了這座城市，以慶祝他在附近進行的偉大的亞克興戰役（battle of Actium）中戰勝安東尼（Mark Antony）。尼哥坡里的名稱和政府都是希臘式的，並且是附近許多城的中心。這座新的尼哥坡里是一個非常大的城，擁有類似於附近的雅典城的獨立性。該城建造了神廟、劇院、競技場和水道，並設立了一年四次的慶典比賽。尼哥坡里最著名的市民，是斯多亞派（Stoic）哲學家愛比克泰德（Epictetus），他大約在公元90年居住在那裡。保羅曾在這個大城及其周邊的小社區中傳揚福音。</w:t>
+      </w:r>
+      <w:r>
+        <w:rPr>
+          <w:lang w:val="zh_TW" w:bidi="zh_TW"/>
+        </w:rPr>
+      </w:r>
+      <w:r>
+        <w:rPr>
+          <w:lang w:val="zh_TW" w:bidi="zh_TW"/>
+        </w:rPr>
+      </w:r>
+    </w:p>
+    <w:p>
+      <w:pPr/>
+      <w:r>
+        <w:rPr>
+          <w:lang w:val="zh_TW" w:bidi="zh_TW"/>
+        </w:rPr>
+      </w:r>
+    </w:p>
+    <w:p>
+      <w:pPr>
+        <w:pStyle w:val="Heading2"/>
+      </w:pPr>
+      <w:r>
+        <w:rPr>
+          <w:lang w:val="zh_TW" w:bidi="zh_TW"/>
+        </w:rPr>
+        <w:t>尼尼微、尼尼微人</w:t>
+      </w:r>
+      <w:r>
+        <w:rPr>
+          <w:lang w:val="zh_TW" w:bidi="zh_TW"/>
+        </w:rPr>
+      </w:r>
+    </w:p>
+    <w:p>
+      <w:pPr/>
+      <w:r>
+        <w:rPr>
+          <w:lang w:val="zh_TW" w:bidi="zh_TW"/>
+        </w:rPr>
+      </w:r>
+      <w:r>
+        <w:rPr>
+          <w:lang w:val="zh_TW" w:bidi="zh_TW"/>
+        </w:rPr>
+        <w:t>亞述帝國的首都之一，且在該帝國的鼎盛時期，是世界上最偉大的城市之一。尼尼微位於現今伊拉克北部，而今日其以坐落於底格里斯河（Tigris River）以東，與摩蘇爾城（Mosul）主要區域相對的古雲吉克丘（Kouyunjik）與尼比‧優努斯丘（Nebi Yunus）為象徵。</w:t>
+      </w:r>
+    </w:p>
+    <w:p>
+      <w:pPr/>
+      <w:r>
+        <w:rPr>
+          <w:lang w:val="zh_TW" w:bidi="zh_TW"/>
+        </w:rPr>
+      </w:r>
+      <w:r>
+        <w:rPr>
+          <w:lang w:val="zh_TW" w:bidi="zh_TW"/>
+        </w:rPr>
+        <w:t>較大的古雲吉克丘位於西北方，面積約1英里乘650碼（約1.6 公里乘594.4公尺），高出平原約九十英尺（約27.4公尺），中間以科斯爾河（Khosr River）隔開。尼比‧優努斯丘上現為村落、墓地及一座傳說存放約拿墳墓的清真寺，因此未能進行廣泛考古。</w:t>
+      </w:r>
+    </w:p>
+    <w:p>
+      <w:pPr/>
+      <w:r>
+        <w:rPr>
+          <w:lang w:val="zh_TW" w:bidi="zh_TW"/>
+        </w:rPr>
+      </w:r>
+      <w:r>
+        <w:rPr>
+          <w:lang w:val="zh_TW" w:bidi="zh_TW"/>
+        </w:rPr>
+        <w:t>尼尼微城牆以磚砌成，長約8英里（約12.9公里），設有十五座城門（已發掘其中五座），門前立有巨大的石雕公牛像，其為亞述城邑建築的典型特色。</w:t>
+      </w:r>
+    </w:p>
+    <w:p>
+      <w:pPr>
+        <w:pStyle w:val="Heading3"/>
+      </w:pPr>
+      <w:r>
+        <w:rPr>
+          <w:lang w:val="zh_TW" w:bidi="zh_TW"/>
+        </w:rPr>
+        <w:t>歷史</w:t>
+      </w:r>
+    </w:p>
+    <w:p>
+      <w:pPr/>
+      <w:r>
+        <w:rPr>
+          <w:lang w:val="zh_TW" w:bidi="zh_TW"/>
+        </w:rPr>
+      </w:r>
+      <w:r>
+        <w:rPr>
+          <w:lang w:val="zh_TW" w:bidi="zh_TW"/>
+        </w:rPr>
+        <w:t>尼尼微的居住歷史可追溯到史前時代（約公元前4500年），這與</w:t>
       </w:r>
       <w:hyperlink r:id="rId20">
         <w:r>
@@ -484,14 +559,14 @@
             <w:color w:val="0000EE"/>
             <w:u w:val="single"/>
           </w:rPr>
-          <w:t>創3:16</w:t>
+          <w:t>創世記第十章</w:t>
         </w:r>
       </w:hyperlink>
       <w:r>
         <w:rPr>
           <w:lang w:val="zh_TW" w:bidi="zh_TW"/>
         </w:rPr>
-        <w:t>）。祂也說，她與丈夫的關係從此會包含衝突。神說：「你必戀慕你丈夫；你丈夫必管轄你。」</w:t>
+        <w:t>中關於該城市建立的記載一致。在尼尼微也發現了來自各個早期文化（哈蘇納〔Hassuna〕、薩邁拉〔Samarra〕、哈拉夫〔Halaf〕、烏拜德〔Ubaid〕）的材料。</w:t>
       </w:r>
     </w:p>
     <w:p>
@@ -505,9 +580,180 @@
         <w:rPr>
           <w:lang w:val="zh_TW" w:bidi="zh_TW"/>
         </w:rPr>
-        <w:t>在</w:t>
-      </w:r>
-      <w:hyperlink r:id="rId19">
+        <w:t>亞喀得的撒珥根（Sargon of Akkad；公元前24世紀中期）對尼尼微十分熟悉，尼尼微在他的時代非常繁榮。在其後的國王沙姆希阿達德一世（Shamsi-Adad I；約公元前1800年）在位時的記錄提到，撒珥根的兒子瑪尼什圖蘇（Manishtusu）修復了尼尼微的伊什塔爾（Ishtar）聖殿。</w:t>
+      </w:r>
+    </w:p>
+    <w:p>
+      <w:pPr/>
+      <w:r>
+        <w:rPr>
+          <w:lang w:val="zh_TW" w:bidi="zh_TW"/>
+        </w:rPr>
+      </w:r>
+      <w:r>
+        <w:rPr>
+          <w:lang w:val="zh_TW" w:bidi="zh_TW"/>
+        </w:rPr>
+        <w:t>伊什塔爾（又命：伊南娜〔Inanna〕）是愛與戰爭的女神，對於貪婪好戰的亞述人來說是十分相稱的神祇。尼尼微敬拜多位神祇，城門多以這些神祇命名。亞述人也在書寫之神、藝術與科學之神拿布（Nabu）的神廟中敬拜，反映出亞述人對文獻、文學及浮雕藝術的重視。</w:t>
+      </w:r>
+    </w:p>
+    <w:p>
+      <w:pPr/>
+      <w:r>
+        <w:rPr>
+          <w:lang w:val="zh_TW" w:bidi="zh_TW"/>
+        </w:rPr>
+      </w:r>
+      <w:r>
+        <w:rPr>
+          <w:lang w:val="zh_TW" w:bidi="zh_TW"/>
+        </w:rPr>
+        <w:t>沙姆希阿達德一世和漢謨拉比（Hammurabi）也修復了尼尼微的伊什塔爾聖殿，撒縵以色一世（Shalmaneser I）和突庫里尼努爾塔一世（Tukulti-Ninurta I）擴建並修葺這座城市，其他統治者如提革拉·毗列色一世（Tiglath-pileser I）、亞述拿色帕二世（Ashurnasirpal II；公元前883–859年）和撒珥根二世（Sargon II；公元前722–705年）則在此建造了他們的宮殿。然而，西拿基立（公元前705–681年）將尼尼微定為首都，且不遺餘力地美化城市。除了他著名的宮殿外，他還進行了許多工程：重建城牆、規劃公園、收集植物和動物標本，又建造引水道，將水從30英里（48.3公里）外引入城中。亞述征服列國後向各國索取的貢物，包括以色列與猶大的財寶，皆運至尼尼微。</w:t>
+      </w:r>
+    </w:p>
+    <w:p>
+      <w:pPr/>
+      <w:r>
+        <w:rPr>
+          <w:lang w:val="zh_TW" w:bidi="zh_TW"/>
+        </w:rPr>
+      </w:r>
+      <w:r>
+        <w:rPr>
+          <w:lang w:val="zh_TW" w:bidi="zh_TW"/>
+        </w:rPr>
+        <w:t>西拿基立遇刺後，其子以撒·哈頓（公元前681–669年）鎮壓叛亂，重奪尼尼微，於此與迦拉建造宮殿。他一生大部份時間都在那裡度過。</w:t>
+      </w:r>
+    </w:p>
+    <w:p>
+      <w:pPr/>
+      <w:r>
+        <w:rPr>
+          <w:lang w:val="zh_TW" w:bidi="zh_TW"/>
+        </w:rPr>
+      </w:r>
+      <w:r>
+        <w:rPr>
+          <w:lang w:val="zh_TW" w:bidi="zh_TW"/>
+        </w:rPr>
+        <w:t>以撒·哈頓的兒子亞述巴尼拔（Ashurbanipal ；公元前669至633年）將他的住所設在尼尼微，他在那裡接受教育、體育和軍事技能的訓練。他精於古董研究，精通亞喀得語（Akkadian）和蘇美語（Sumerian）。他的宮殿中設有著名的圖書館，用於亞述學（Assyriology）的研究。納布聖殿中至少有一個可以追溯到撒珥根二世時期的圖書館，但亞述巴尼拔的皇家圖書館在規模和重要性上都遠勝於它。撒珥根和他的繼任者收集了許多泥版，而亞述巴尼拔更派遣文士到亞述和巴比倫各地收集和抄寫泥版，繼而積累了數以萬計的泥版。像尼普爾（Nippur）的圖書館一樣，尼尼微圖書館內容涵蓋了極為廣泛的資料：商業帳目、書信、王室記錄、史料、字彙表、雙語文獻、傳說、神話、及讚美詩與祈禱文等各類宗教銘文。在這些泥版中，有七塊保存了巴比倫的創造故事，十二塊記載了吉加墨詩史詩（epic of Gilgamesh），其中包含一個洪水的版本。其它有時被引用為與聖經敘述相似的著作包括</w:t>
+      </w:r>
+      <w:r>
+        <w:rPr>
+          <w:lang w:val="zh_TW" w:bidi="zh_TW"/>
+        </w:rPr>
+        <w:t>阿達帕（</w:t>
+      </w:r>
+      <w:r>
+        <w:rPr>
+          <w:lang w:val="zh_TW" w:bidi="zh_TW"/>
+        </w:rPr>
+        <w:t>Adapa）的故事——講述他失去獲得永生的機會，以及</w:t>
+      </w:r>
+      <w:r>
+        <w:rPr>
+          <w:lang w:val="zh_TW" w:bidi="zh_TW"/>
+        </w:rPr>
+        <w:t>伊坦納（</w:t>
+      </w:r>
+      <w:r>
+        <w:rPr>
+          <w:lang w:val="zh_TW" w:bidi="zh_TW"/>
+        </w:rPr>
+        <w:t>Etana）的傳說，講述一位升上天堂的牧羊人的經歷。</w:t>
+      </w:r>
+    </w:p>
+    <w:p>
+      <w:pPr/>
+      <w:r>
+        <w:rPr>
+          <w:lang w:val="zh_TW" w:bidi="zh_TW"/>
+        </w:rPr>
+      </w:r>
+      <w:r>
+        <w:rPr>
+          <w:lang w:val="zh_TW" w:bidi="zh_TW"/>
+        </w:rPr>
+        <w:t>亞述巴尼拔亦以戰爭與其殘酷聞名。他的宮殿浮雕中雖有宴樂場景，卻同時刻畫了掛在樹上的被斬首的以攔人首領之首。</w:t>
+      </w:r>
+    </w:p>
+    <w:p>
+      <w:pPr/>
+      <w:r>
+        <w:rPr>
+          <w:lang w:val="zh_TW" w:bidi="zh_TW"/>
+        </w:rPr>
+      </w:r>
+      <w:r>
+        <w:rPr>
+          <w:lang w:val="zh_TW" w:bidi="zh_TW"/>
+        </w:rPr>
+        <w:t>他晚年及死後，附庸國紛紛叛亂。巴比倫獨立並與米底亞人聯軍，於公元前614年攻取了亞述和迦拉。米底亞的</w:t>
+      </w:r>
+      <w:r>
+        <w:rPr>
+          <w:lang w:val="zh_TW" w:bidi="zh_TW"/>
+        </w:rPr>
+        <w:t>基亞克薩雷斯（</w:t>
+      </w:r>
+      <w:r>
+        <w:rPr>
+          <w:lang w:val="zh_TW" w:bidi="zh_TW"/>
+        </w:rPr>
+        <w:t>Cyaxares the Mede）、巴比倫的尼布卜拉撒（Nabopolassar of Babylon），以及一支西古提（Scythian）軍隊在公元前612年圍攻尼尼微，尼尼微城淪陷，亞述王辛沙利士庫（Sinshariskum，又名沙單拿伯羅〔Sardanapalus〕）死於烈火中。</w:t>
+      </w:r>
+    </w:p>
+    <w:p>
+      <w:pPr/>
+      <w:r>
+        <w:rPr>
+          <w:lang w:val="zh_TW" w:bidi="zh_TW"/>
+        </w:rPr>
+      </w:r>
+      <w:r>
+        <w:rPr>
+          <w:lang w:val="zh_TW" w:bidi="zh_TW"/>
+        </w:rPr>
+        <w:t>儘管殘餘亞述勢力由</w:t>
+      </w:r>
+      <w:r>
+        <w:rPr>
+          <w:lang w:val="zh_TW" w:bidi="zh_TW"/>
+        </w:rPr>
+        <w:t>亞述烏巴列</w:t>
+      </w:r>
+      <w:r>
+        <w:rPr>
+          <w:lang w:val="zh_TW" w:bidi="zh_TW"/>
+        </w:rPr>
+        <w:t>（Ashuruballit）在哈蘭支撐至公元前609年，尼尼微仍已徹底毀滅，應驗了希伯來先知的預言。</w:t>
+      </w:r>
+    </w:p>
+    <w:p>
+      <w:pPr>
+        <w:pStyle w:val="Heading3"/>
+      </w:pPr>
+      <w:r>
+        <w:rPr>
+          <w:lang w:val="zh_TW" w:bidi="zh_TW"/>
+        </w:rPr>
+        <w:t>尼尼微與聖經</w:t>
+      </w:r>
+    </w:p>
+    <w:p>
+      <w:pPr/>
+      <w:r>
+        <w:rPr>
+          <w:lang w:val="zh_TW" w:bidi="zh_TW"/>
+        </w:rPr>
+      </w:r>
+      <w:r>
+        <w:rPr>
+          <w:lang w:val="zh_TW" w:bidi="zh_TW"/>
+        </w:rPr>
+        <w:t>舊約中有六卷書提及尼尼微。在創世記中，唯一提到尼尼微的是在列國表（the table of nations）中（</w:t>
+      </w:r>
+      <w:hyperlink r:id="rId20">
         <w:r>
           <w:rPr>
             <w:lang w:val="zh_TW" w:bidi="zh_TW"/>
@@ -516,14 +762,14 @@
             <w:color w:val="0000EE"/>
             <w:u w:val="single"/>
           </w:rPr>
-          <w:t>創世記三</w:t>
+          <w:t>創10章</w:t>
         </w:r>
       </w:hyperlink>
       <w:r>
         <w:rPr>
           <w:lang w:val="zh_TW" w:bidi="zh_TW"/>
         </w:rPr>
-        <w:t>和</w:t>
+        <w:t>），寧錄自示拿地往亞述去，建造尼尼微、利河伯、迦拉與利鮮，利鮮位於尼尼微和迦拉之間（</w:t>
       </w:r>
       <w:hyperlink r:id="rId21">
         <w:r>
@@ -534,40 +780,28 @@
             <w:color w:val="0000EE"/>
             <w:u w:val="single"/>
           </w:rPr>
-          <w:t>四節</w:t>
+          <w:t>11–12</w:t>
         </w:r>
       </w:hyperlink>
       <w:r>
         <w:rPr>
           <w:lang w:val="zh_TW" w:bidi="zh_TW"/>
         </w:rPr>
-        <w:t>的經文中，希伯來文「戀慕（</w:t>
-      </w:r>
-      <w:r>
-        <w:rPr>
-          <w:i/>
-          <w:lang w:val="zh_TW" w:bidi="zh_TW"/>
-        </w:rPr>
-        <w:t>teshuqah</w:t>
-      </w:r>
-      <w:r>
-        <w:rPr>
-          <w:lang w:val="zh_TW" w:bidi="zh_TW"/>
-        </w:rPr>
-        <w:t>）」一詞並不是指性的渴望，而是指想要掌控或支配（</w:t>
-      </w:r>
-      <w:r>
-        <w:rPr>
-          <w:i/>
-          <w:lang w:val="zh_TW" w:bidi="zh_TW"/>
-        </w:rPr>
-        <w:t>teshuqah</w:t>
-      </w:r>
-      <w:r>
-        <w:rPr>
-          <w:lang w:val="zh_TW" w:bidi="zh_TW"/>
-        </w:rPr>
-        <w:t>的性意義出現在</w:t>
+        <w:t>節；在其它譯本中，這些是亞述所造）。</w:t>
+      </w:r>
+    </w:p>
+    <w:p>
+      <w:pPr/>
+      <w:r>
+        <w:rPr>
+          <w:lang w:val="zh_TW" w:bidi="zh_TW"/>
+        </w:rPr>
+      </w:r>
+      <w:r>
+        <w:rPr>
+          <w:lang w:val="zh_TW" w:bidi="zh_TW"/>
+        </w:rPr>
+        <w:t>米拿現所支付的貢品（</w:t>
       </w:r>
       <w:hyperlink r:id="rId22">
         <w:r>
@@ -578,28 +812,14 @@
             <w:color w:val="0000EE"/>
             <w:u w:val="single"/>
           </w:rPr>
-          <w:t>歌7:10</w:t>
+          <w:t>王下15:19–20</w:t>
         </w:r>
       </w:hyperlink>
       <w:r>
         <w:rPr>
           <w:lang w:val="zh_TW" w:bidi="zh_TW"/>
         </w:rPr>
-        <w:t>）。因著罪，女人可能想要掌控她的丈夫；同時，男人也可能以嚴苛的方式管轄她。這並不是神起初設計的關係，罪使兩個原本平等的夥伴互相爭鬥。</w:t>
-      </w:r>
-    </w:p>
-    <w:p>
-      <w:pPr/>
-      <w:r>
-        <w:rPr>
-          <w:lang w:val="zh_TW" w:bidi="zh_TW"/>
-        </w:rPr>
-      </w:r>
-      <w:r>
-        <w:rPr>
-          <w:lang w:val="zh_TW" w:bidi="zh_TW"/>
-        </w:rPr>
-        <w:t>使徒保羅在以弗所書中，對丈夫和妻子提出指引。他教導說，男人和女人都需要被神的靈改變。保羅說：「們作妻子的，當順服自己的丈夫，如同順服主」（</w:t>
+        <w:t>）和撒馬利亞淪陷時所奪取的戰利品（</w:t>
       </w:r>
       <w:hyperlink r:id="rId23">
         <w:r>
@@ -610,14 +830,14 @@
             <w:color w:val="0000EE"/>
             <w:u w:val="single"/>
           </w:rPr>
-          <w:t>弗5:22</w:t>
+          <w:t>賽8:4</w:t>
         </w:r>
       </w:hyperlink>
       <w:r>
         <w:rPr>
           <w:lang w:val="zh_TW" w:bidi="zh_TW"/>
         </w:rPr>
-        <w:t>）。這意思是，妻子應當尊重丈夫，跟隨他的帶領，就像她跟隨耶穌一樣。保羅解釋說，丈夫蒙召作帶領，是要反映基督帶領教會的方式（</w:t>
+        <w:t>）都被運送至尼尼微。西拿基立從希西家那裡所收取的貢物，也同樣被送到這座城中（</w:t>
       </w:r>
       <w:hyperlink r:id="rId24">
         <w:r>
@@ -628,7 +848,7 @@
             <w:color w:val="0000EE"/>
             <w:u w:val="single"/>
           </w:rPr>
-          <w:t>弗5:23</w:t>
+          <w:t>王下14–16</w:t>
         </w:r>
       </w:hyperlink>
       <w:r>
@@ -649,7 +869,7 @@
         <w:rPr>
           <w:lang w:val="zh_TW" w:bidi="zh_TW"/>
         </w:rPr>
-        <w:t>但保羅也鄭重地對丈夫說，他們必須愛妻子，「正如基督愛教會，為教會捨己」（</w:t>
+        <w:t>在尼尼微西拿基立宮殿出土的浮雕中，有描繪拉吉圍城戰的場景（參</w:t>
       </w:r>
       <w:hyperlink r:id="rId25">
         <w:r>
@@ -660,14 +880,14 @@
             <w:color w:val="0000EE"/>
             <w:u w:val="single"/>
           </w:rPr>
-          <w:t>弗5:25</w:t>
+          <w:t>王下19:8</w:t>
         </w:r>
       </w:hyperlink>
       <w:r>
         <w:rPr>
           <w:lang w:val="zh_TW" w:bidi="zh_TW"/>
         </w:rPr>
-        <w:t>）。這樣的愛並不是嚴苛或控制的，而是充滿關懷、犧牲和溫柔。</w:t>
+        <w:t>）。浮雕上西拿基立坐在寶座上，向他哀求的俘虜則跪於前方；城牆上有弓箭手與撞城槌進攻，守軍以火與箭抵禦。其中一座城門，另有居民背負行囊逃離或投降的畫面，右下角可見三名赤身的男子被釘於木樁之上。</w:t>
       </w:r>
     </w:p>
     <w:p>
@@ -681,7 +901,21 @@
         <w:rPr>
           <w:lang w:val="zh_TW" w:bidi="zh_TW"/>
         </w:rPr>
-        <w:t>保羅在</w:t>
+        <w:t>在芝加哥大學東方研究所（Oriental Institute of the University of Chicago）的所收藏的棱柱和大英博物館（British Museum）的泰勒六棱柱（Taylor Prism）上，都刻有西拿基立入侵猶大之戰，由於亞述人沒有攻下耶路撒冷，西拿基立只能以誇耀自我滿足：「至於猶大人希西家，他未服我軛。我圍攻他之四十六堅城與無數鄉村，皆取之……我困他本人於耶路撒冷的皇宮中，如籠中之鳥。」</w:t>
+      </w:r>
+    </w:p>
+    <w:p>
+      <w:pPr/>
+      <w:r>
+        <w:rPr>
+          <w:lang w:val="zh_TW" w:bidi="zh_TW"/>
+        </w:rPr>
+      </w:r>
+      <w:r>
+        <w:rPr>
+          <w:lang w:val="zh_TW" w:bidi="zh_TW"/>
+        </w:rPr>
+        <w:t>與尼尼微有關的亞述諸王在以色列的歷史中扮演重要角色，然而尼尼微這個名稱在聖經歷史書中僅出現過一次。</w:t>
       </w:r>
       <w:hyperlink r:id="rId26">
         <w:r>
@@ -692,14 +926,14 @@
             <w:color w:val="0000EE"/>
             <w:u w:val="single"/>
           </w:rPr>
-          <w:t>以弗所書五章31節</w:t>
+          <w:t>列王紀下十九章36節</w:t>
         </w:r>
       </w:hyperlink>
       <w:r>
         <w:rPr>
           <w:lang w:val="zh_TW" w:bidi="zh_TW"/>
         </w:rPr>
-        <w:t>引用</w:t>
+        <w:t>記載，在耶和華的使者擊殺了十八萬五千名士兵後，西拿基立回家並留在尼尼微。公元前681年，他在此被兩子所殺（參</w:t>
       </w:r>
       <w:hyperlink r:id="rId27">
         <w:r>
@@ -710,14 +944,14 @@
             <w:color w:val="0000EE"/>
             <w:u w:val="single"/>
           </w:rPr>
-          <w:t>創世記二章24節</w:t>
+          <w:t>王下19:37</w:t>
         </w:r>
       </w:hyperlink>
       <w:r>
         <w:rPr>
           <w:lang w:val="zh_TW" w:bidi="zh_TW"/>
         </w:rPr>
-        <w:t>，提醒讀者婚姻本是為了帶來深切的合一。在基督裡，可以恢復這合一。丈夫和妻子在價值上仍是平等的，他們的角色雖然不同，但彼此的關係卻建立在愛、尊重與互相順服上</w:t>
+        <w:t>；</w:t>
       </w:r>
       <w:hyperlink r:id="rId28">
         <w:r>
@@ -728,81 +962,14 @@
             <w:color w:val="0000EE"/>
             <w:u w:val="single"/>
           </w:rPr>
-          <w:t>（弗5:21）</w:t>
+          <w:t>代下32:21</w:t>
         </w:r>
       </w:hyperlink>
       <w:r>
         <w:rPr>
           <w:lang w:val="zh_TW" w:bidi="zh_TW"/>
         </w:rPr>
-        <w:t>。當他們一同跟隨耶穌，就開始恢復伊甸園裡的和平與喜樂。</w:t>
-      </w:r>
-    </w:p>
-    <w:p>
-      <w:pPr>
-        <w:pStyle w:val="Heading3"/>
-      </w:pPr>
-      <w:r>
-        <w:rPr>
-          <w:lang w:val="zh_TW" w:bidi="zh_TW"/>
-        </w:rPr>
-        <w:t>聖經中女人與生命的關係</w:t>
-      </w:r>
-    </w:p>
-    <w:p>
-      <w:pPr/>
-      <w:r>
-        <w:rPr>
-          <w:lang w:val="zh_TW" w:bidi="zh_TW"/>
-        </w:rPr>
-      </w:r>
-      <w:r>
-        <w:rPr>
-          <w:lang w:val="zh_TW" w:bidi="zh_TW"/>
-        </w:rPr>
-        <w:t>女人與男人一樣，完全是人。她是照著神的形像被造，反映神的本性。她能思想、創造、愛人，也能在她的文化、社群與日常生活中以多種方式服事。</w:t>
-      </w:r>
-    </w:p>
-    <w:p>
-      <w:pPr/>
-      <w:r>
-        <w:rPr>
-          <w:lang w:val="zh_TW" w:bidi="zh_TW"/>
-        </w:rPr>
-      </w:r>
-      <w:r>
-        <w:rPr>
-          <w:lang w:val="zh_TW" w:bidi="zh_TW"/>
-        </w:rPr>
-        <w:t>聖經經常將女人與生育聯繫起來。許多聖經中的女人，在生養與撫育兒女中找到極大意義。但聖經同樣表明，女人的價值並不取決於是否生育，而是在生命的各個層面都有價值。無論她是否有孩子，她在家庭、社群、教會以及神面前，都有自己獨立的身分。</w:t>
-      </w:r>
-    </w:p>
-    <w:p>
-      <w:pPr/>
-      <w:r>
-        <w:rPr>
-          <w:lang w:val="zh_TW" w:bidi="zh_TW"/>
-        </w:rPr>
-      </w:r>
-      <w:r>
-        <w:rPr>
-          <w:lang w:val="zh_TW" w:bidi="zh_TW"/>
-        </w:rPr>
-        <w:t>聖經也顯示，生育並非女人單獨的責任。丈夫是她的夥伴，他參與生命的起始，在生產的時候與她同在，並在孩子成長的過程中一同承擔照顧的責任。</w:t>
-      </w:r>
-    </w:p>
-    <w:p>
-      <w:pPr/>
-      <w:r>
-        <w:rPr>
-          <w:lang w:val="zh_TW" w:bidi="zh_TW"/>
-        </w:rPr>
-      </w:r>
-      <w:r>
-        <w:rPr>
-          <w:lang w:val="zh_TW" w:bidi="zh_TW"/>
-        </w:rPr>
-        <w:t>聖經把女人與神特別的應許連結起來。在</w:t>
+        <w:t>；</w:t>
       </w:r>
       <w:hyperlink r:id="rId29">
         <w:r>
@@ -813,14 +980,14 @@
             <w:color w:val="0000EE"/>
             <w:u w:val="single"/>
           </w:rPr>
-          <w:t>創世記三章15節</w:t>
+          <w:t>賽37:38</w:t>
         </w:r>
       </w:hyperlink>
       <w:r>
         <w:rPr>
           <w:lang w:val="zh_TW" w:bidi="zh_TW"/>
         </w:rPr>
-        <w:t>中，當人第一次犯罪後，神賜下一個盼望的信息。祂說，有一天，女人的後裔要勝過那惡者，就是撒但。這個應許為生育帶來了新的意義，使它成為盼望與祝福的記號。</w:t>
+        <w:t>）。</w:t>
       </w:r>
     </w:p>
     <w:p>
@@ -834,21 +1001,7 @@
         <w:rPr>
           <w:lang w:val="zh_TW" w:bidi="zh_TW"/>
         </w:rPr>
-        <w:t>這個應許最終指向耶穌的降生，祂由女人而生。神藉著祂把救恩帶到世界。此後每一個新生命的誕生，都可以看作是這故事的一部分，使人謹記神藉著人的家庭，帶來生命與醫治的應許。</w:t>
-      </w:r>
-    </w:p>
-    <w:p>
-      <w:pPr/>
-      <w:r>
-        <w:rPr>
-          <w:lang w:val="zh_TW" w:bidi="zh_TW"/>
-        </w:rPr>
-      </w:r>
-      <w:r>
-        <w:rPr>
-          <w:lang w:val="zh_TW" w:bidi="zh_TW"/>
-        </w:rPr>
-        <w:t>有些基督徒在</w:t>
+        <w:t>約拿書中多次提到尼尼微，因上帝差遣先知前往該城宣告其即將臨到的審判。經文稱尼尼微為「大城」（</w:t>
       </w:r>
       <w:hyperlink r:id="rId30">
         <w:r>
@@ -859,70 +1012,14 @@
             <w:color w:val="0000EE"/>
             <w:u w:val="single"/>
           </w:rPr>
-          <w:t>提摩太前書二章15節</w:t>
+          <w:t>拿1:2</w:t>
         </w:r>
       </w:hyperlink>
       <w:r>
         <w:rPr>
           <w:lang w:val="zh_TW" w:bidi="zh_TW"/>
         </w:rPr>
-        <w:t>看到這個觀念，經文說婦人必因生產得救。這並不是說生兒育女能帶來救恩，而可能是指神的應許，會藉基督降生這段漫長的故事得以應驗。</w:t>
-      </w:r>
-    </w:p>
-    <w:p>
-      <w:pPr/>
-      <w:r>
-        <w:rPr>
-          <w:lang w:val="zh_TW" w:bidi="zh_TW"/>
-        </w:rPr>
-      </w:r>
-      <w:r>
-        <w:rPr>
-          <w:lang w:val="zh_TW" w:bidi="zh_TW"/>
-        </w:rPr>
-        <w:t>在舊約聖經的世界裡，人常以為女人的價值主要在於生兒養女。但聖經指出，女人的真正價值並不單單取決於生產。正如男人一樣，女人最深的使命是藉著信心在神裡面找到。</w:t>
-      </w:r>
-    </w:p>
-    <w:p>
-      <w:pPr/>
-      <w:r>
-        <w:rPr>
-          <w:lang w:val="zh_TW" w:bidi="zh_TW"/>
-        </w:rPr>
-      </w:r>
-      <w:r>
-        <w:rPr>
-          <w:lang w:val="zh_TW" w:bidi="zh_TW"/>
-        </w:rPr>
-        <w:t>女人也許有許多孩子，並因撫養兒女而感到滿足。然而，照顧兒女並不等同於認識並尊榮神。她與神的關係才是最重要的。</w:t>
-      </w:r>
-    </w:p>
-    <w:p>
-      <w:pPr/>
-      <w:r>
-        <w:rPr>
-          <w:lang w:val="zh_TW" w:bidi="zh_TW"/>
-        </w:rPr>
-      </w:r>
-      <w:r>
-        <w:rPr>
-          <w:lang w:val="zh_TW" w:bidi="zh_TW"/>
-        </w:rPr>
-        <w:t>一個沒有孩子，甚至沒有丈夫的女人，仍然擁有完全的價值和身分。她是照著神的形像被造的，能以許多方式服事祂。她的生命有意義，是因為神，而不是因為她的家庭地位。</w:t>
-      </w:r>
-    </w:p>
-    <w:p>
-      <w:pPr/>
-      <w:r>
-        <w:rPr>
-          <w:lang w:val="zh_TW" w:bidi="zh_TW"/>
-        </w:rPr>
-      </w:r>
-      <w:r>
-        <w:rPr>
-          <w:lang w:val="zh_TW" w:bidi="zh_TW"/>
-        </w:rPr>
-        <w:t>神在女人生命中的恩賜，能引導她在群體中，找到表明自己對神忠誠的方法。例如，女人和男人一樣都有機會許拿細耳人願（</w:t>
+        <w:t>，</w:t>
       </w:r>
       <w:hyperlink r:id="rId31">
         <w:r>
@@ -933,14 +1030,26 @@
             <w:color w:val="0000EE"/>
             <w:u w:val="single"/>
           </w:rPr>
-          <w:t>民6:2，</w:t>
+          <w:t>3:2</w:t>
         </w:r>
       </w:hyperlink>
       <w:r>
         <w:rPr>
           <w:lang w:val="zh_TW" w:bidi="zh_TW"/>
         </w:rPr>
-        <w:t>另見</w:t>
+        <w:t>），並且描述「</w:t>
+      </w:r>
+      <w:r>
+        <w:rPr>
+          <w:lang w:val="zh_TW" w:bidi="zh_TW"/>
+        </w:rPr>
+        <w:t>尼尼微是極大的城，有三日的路程。</w:t>
+      </w:r>
+      <w:r>
+        <w:rPr>
+          <w:lang w:val="zh_TW" w:bidi="zh_TW"/>
+        </w:rPr>
+        <w:t>」（</w:t>
       </w:r>
       <w:hyperlink r:id="rId32">
         <w:r>
@@ -951,14 +1060,14 @@
             <w:color w:val="0000EE"/>
             <w:u w:val="single"/>
           </w:rPr>
-          <w:t>30</w:t>
+          <w:t>3:3</w:t>
         </w:r>
       </w:hyperlink>
       <w:r>
         <w:rPr>
           <w:lang w:val="zh_TW" w:bidi="zh_TW"/>
         </w:rPr>
-        <w:t>章）。</w:t>
+        <w:t>）。尼尼微地的地界必定超過古雲吉克丘與尼比‧優努斯丘所代表的區域。一些釋經者認為，當時的尼尼微城範圍還包括與之相關的其它城市，其中包括底格里斯與大扎卜河（Great Zab）之間的「亞述三角」（Assyrian triangle）地區，北起柯沙巴（Khorsabad），南至尼姆魯德（Nimrud）。</w:t>
       </w:r>
     </w:p>
     <w:p>
@@ -972,7 +1081,19 @@
         <w:rPr>
           <w:lang w:val="zh_TW" w:bidi="zh_TW"/>
         </w:rPr>
-        <w:t>聖經記載了許多在公開場合事奉神的女人。摩西和亞倫的姊姊米利暗是女先知，也是音樂家和百姓的領袖（</w:t>
+        <w:t>耶和華說：「</w:t>
+      </w:r>
+      <w:r>
+        <w:rPr>
+          <w:lang w:val="zh_TW" w:bidi="zh_TW"/>
+        </w:rPr>
+        <w:t>這尼尼微大城，其中不能分辨左手右手的有十二萬多人</w:t>
+      </w:r>
+      <w:r>
+        <w:rPr>
+          <w:lang w:val="zh_TW" w:bidi="zh_TW"/>
+        </w:rPr>
+        <w:t>」（</w:t>
       </w:r>
       <w:hyperlink r:id="rId33">
         <w:r>
@@ -983,14 +1104,28 @@
             <w:color w:val="0000EE"/>
             <w:u w:val="single"/>
           </w:rPr>
-          <w:t>出15:20–21</w:t>
+          <w:t>拿4:11</w:t>
         </w:r>
       </w:hyperlink>
       <w:r>
         <w:rPr>
           <w:lang w:val="zh_TW" w:bidi="zh_TW"/>
         </w:rPr>
-        <w:t>；</w:t>
+        <w:t>）。有些人把這句話解釋為指城中無辜的孩童人數，因此推估大尼尼微人口約六十萬；但更合理的理解是，這是指全體居民，而那描述性的片語是用來說明尼尼微人完全的屬靈黑暗。</w:t>
+      </w:r>
+    </w:p>
+    <w:p>
+      <w:pPr/>
+      <w:r>
+        <w:rPr>
+          <w:lang w:val="zh_TW" w:bidi="zh_TW"/>
+        </w:rPr>
+      </w:r>
+      <w:r>
+        <w:rPr>
+          <w:lang w:val="zh_TW" w:bidi="zh_TW"/>
+        </w:rPr>
+        <w:t>約拿宣講的是審判與毀滅的信息，但全城的悔改帶來了拯救（</w:t>
       </w:r>
       <w:hyperlink r:id="rId34">
         <w:r>
@@ -1001,14 +1136,14 @@
             <w:color w:val="0000EE"/>
             <w:u w:val="single"/>
           </w:rPr>
-          <w:t>民12章</w:t>
+          <w:t>3:6–10</w:t>
         </w:r>
       </w:hyperlink>
       <w:r>
         <w:rPr>
           <w:lang w:val="zh_TW" w:bidi="zh_TW"/>
         </w:rPr>
-        <w:t>）。在米利暗去世後多年，神仍提醒以色列人，祂曾把她賜給他們作領袖（</w:t>
+        <w:t>）。那鴻以栩栩如生又激昂的語言宣告了這座城市最終的傾覆。西番亞也預言了尼尼微的毀滅，宣告它將成為荒涼之地，成為羊群躺臥之處，即使是隨意造訪的人也能體會（</w:t>
       </w:r>
       <w:hyperlink r:id="rId35">
         <w:r>
@@ -1019,7 +1154,7 @@
             <w:color w:val="0000EE"/>
             <w:u w:val="single"/>
           </w:rPr>
-          <w:t>彌6:4</w:t>
+          <w:t>番2:13–15</w:t>
         </w:r>
       </w:hyperlink>
       <w:r>
@@ -1040,7 +1175,21 @@
         <w:rPr>
           <w:lang w:val="zh_TW" w:bidi="zh_TW"/>
         </w:rPr>
-        <w:t>還有其他女人也過著忠心又勇敢的生活。底波拉是女先知，也是唯一被稱為以色列士師的女人（</w:t>
+        <w:t>尼尼微被巴比倫人、米底亞人和西古提人的聯軍所毀。這座城市遭受極其嚴重且徹底的破壞；數世紀後連確定位置也被人遺忘。色諾芬（Xenophon）和希臘軍隊在公元前401年從該地附近撤退經過，卻未意識到那裡正是尼尼微的所在。在公元第二世紀，希臘諷刺作家琉善（Lucian）評論道：「尼尼微被毀得如此徹底，以致於已無法說出它曾經位於何處；連一點痕跡都沒有留下。」</w:t>
+      </w:r>
+    </w:p>
+    <w:p>
+      <w:pPr/>
+      <w:r>
+        <w:rPr>
+          <w:lang w:val="zh_TW" w:bidi="zh_TW"/>
+        </w:rPr>
+      </w:r>
+      <w:r>
+        <w:rPr>
+          <w:lang w:val="zh_TW" w:bidi="zh_TW"/>
+        </w:rPr>
+        <w:t>新約聖經福音書中僅有幾次提到尼尼微，也都與審判有關。耶穌在回應文士和法利賽人的要求時，指出邪惡的世代在尋求神蹟；正如約拿曾是尼尼微人的一個神蹟，耶穌也將成為祂那世代的神蹟（</w:t>
       </w:r>
       <w:hyperlink r:id="rId36">
         <w:r>
@@ -1051,14 +1200,14 @@
             <w:color w:val="0000EE"/>
             <w:u w:val="single"/>
           </w:rPr>
-          <w:t>士4–5章</w:t>
+          <w:t>太12:38–40</w:t>
         </w:r>
       </w:hyperlink>
       <w:r>
         <w:rPr>
           <w:lang w:val="zh_TW" w:bidi="zh_TW"/>
         </w:rPr>
-        <w:t>）。以斯帖是一位希伯來女人，她成了波斯的王后，勇敢朝見亞哈隨魯王，使她的百姓得以脫離死亡。戶勒大是另一位女先知，當約西亞王開始帶領百姓歸向神時，戶勒大向王傳講神的信息（</w:t>
+        <w:t>；</w:t>
       </w:r>
       <w:hyperlink r:id="rId37">
         <w:r>
@@ -1069,204 +1218,14 @@
             <w:color w:val="0000EE"/>
             <w:u w:val="single"/>
           </w:rPr>
-          <w:t>代下34:22–28</w:t>
+          <w:t>路11:29–31</w:t>
         </w:r>
       </w:hyperlink>
       <w:r>
         <w:rPr>
           <w:lang w:val="zh_TW" w:bidi="zh_TW"/>
         </w:rPr>
-        <w:t>）。這正是耶利米和西番雅的時代，雖然當時已有男先知，但神在那個時刻卻要藉著戶勒大說話。</w:t>
-      </w:r>
-    </w:p>
-    <w:p>
-      <w:pPr/>
-      <w:r>
-        <w:rPr>
-          <w:lang w:val="zh_TW" w:bidi="zh_TW"/>
-        </w:rPr>
-      </w:r>
-      <w:r>
-        <w:rPr>
-          <w:lang w:val="zh_TW" w:bidi="zh_TW"/>
-        </w:rPr>
-        <w:t>新約聖經也記載多位在公開事奉神的女人：</w:t>
-      </w:r>
-    </w:p>
-    <w:p>
-      <w:pPr>
-        <w:pStyle w:val="ListBullet"/>
-        <w:spacing w:line="240" w:lineRule="auto"/>
-        <w:ind w:left="720"/>
-      </w:pPr>
-      <w:r>
-        <w:rPr>
-          <w:lang w:val="zh_TW" w:bidi="zh_TW"/>
-        </w:rPr>
-      </w:r>
-      <w:r>
-        <w:rPr>
-          <w:lang w:val="zh_TW" w:bidi="zh_TW"/>
-        </w:rPr>
-        <w:t>腓利的女兒（她們是女先知）</w:t>
-      </w:r>
-    </w:p>
-    <w:p>
-      <w:pPr>
-        <w:pStyle w:val="ListBullet"/>
-        <w:spacing w:line="240" w:lineRule="auto"/>
-        <w:ind w:left="720"/>
-      </w:pPr>
-      <w:r>
-        <w:rPr>
-          <w:lang w:val="zh_TW" w:bidi="zh_TW"/>
-        </w:rPr>
-      </w:r>
-      <w:r>
-        <w:rPr>
-          <w:lang w:val="zh_TW" w:bidi="zh_TW"/>
-        </w:rPr>
-        <w:t>非比</w:t>
-      </w:r>
-    </w:p>
-    <w:p>
-      <w:pPr>
-        <w:pStyle w:val="ListBullet"/>
-        <w:spacing w:line="240" w:lineRule="auto"/>
-        <w:ind w:left="720"/>
-      </w:pPr>
-      <w:r>
-        <w:rPr>
-          <w:lang w:val="zh_TW" w:bidi="zh_TW"/>
-        </w:rPr>
-      </w:r>
-      <w:r>
-        <w:rPr>
-          <w:lang w:val="zh_TW" w:bidi="zh_TW"/>
-        </w:rPr>
-        <w:t>百基拉</w:t>
-      </w:r>
-    </w:p>
-    <w:p>
-      <w:pPr>
-        <w:pStyle w:val="ListBullet"/>
-        <w:spacing w:line="240" w:lineRule="auto"/>
-        <w:ind w:left="720"/>
-      </w:pPr>
-      <w:r>
-        <w:rPr>
-          <w:lang w:val="zh_TW" w:bidi="zh_TW"/>
-        </w:rPr>
-      </w:r>
-      <w:r>
-        <w:rPr>
-          <w:lang w:val="zh_TW" w:bidi="zh_TW"/>
-        </w:rPr>
-        <w:t>猶尼亞</w:t>
-      </w:r>
-    </w:p>
-    <w:p>
-      <w:pPr>
-        <w:pStyle w:val="ListBullet"/>
-        <w:spacing w:line="240" w:lineRule="auto"/>
-        <w:ind w:left="720"/>
-      </w:pPr>
-      <w:r>
-        <w:rPr>
-          <w:lang w:val="zh_TW" w:bidi="zh_TW"/>
-        </w:rPr>
-      </w:r>
-      <w:r>
-        <w:rPr>
-          <w:lang w:val="zh_TW" w:bidi="zh_TW"/>
-        </w:rPr>
-        <w:t>土非拿</w:t>
-      </w:r>
-    </w:p>
-    <w:p>
-      <w:pPr>
-        <w:pStyle w:val="ListBullet"/>
-        <w:spacing w:line="240" w:lineRule="auto"/>
-        <w:ind w:left="720"/>
-      </w:pPr>
-      <w:r>
-        <w:rPr>
-          <w:lang w:val="zh_TW" w:bidi="zh_TW"/>
-        </w:rPr>
-      </w:r>
-      <w:r>
-        <w:rPr>
-          <w:lang w:val="zh_TW" w:bidi="zh_TW"/>
-        </w:rPr>
-        <w:t>土富撒</w:t>
-      </w:r>
-    </w:p>
-    <w:p>
-      <w:pPr>
-        <w:pStyle w:val="ListBullet"/>
-        <w:spacing w:line="240" w:lineRule="auto"/>
-        <w:ind w:left="720"/>
-      </w:pPr>
-      <w:r>
-        <w:rPr>
-          <w:lang w:val="zh_TW" w:bidi="zh_TW"/>
-        </w:rPr>
-      </w:r>
-      <w:r>
-        <w:rPr>
-          <w:lang w:val="zh_TW" w:bidi="zh_TW"/>
-        </w:rPr>
-        <w:t>彼息</w:t>
-      </w:r>
-    </w:p>
-    <w:p>
-      <w:pPr>
-        <w:pStyle w:val="ListBullet"/>
-        <w:spacing w:line="240" w:lineRule="auto"/>
-        <w:ind w:left="720"/>
-      </w:pPr>
-      <w:r>
-        <w:rPr>
-          <w:lang w:val="zh_TW" w:bidi="zh_TW"/>
-        </w:rPr>
-      </w:r>
-      <w:r>
-        <w:rPr>
-          <w:lang w:val="zh_TW" w:bidi="zh_TW"/>
-        </w:rPr>
-        <w:t>友阿蝶</w:t>
-      </w:r>
-    </w:p>
-    <w:p>
-      <w:pPr>
-        <w:pStyle w:val="ListBullet"/>
-        <w:spacing w:line="240" w:lineRule="auto"/>
-        <w:ind w:left="720"/>
-      </w:pPr>
-      <w:r>
-        <w:rPr>
-          <w:lang w:val="zh_TW" w:bidi="zh_TW"/>
-        </w:rPr>
-      </w:r>
-      <w:r>
-        <w:rPr>
-          <w:lang w:val="zh_TW" w:bidi="zh_TW"/>
-        </w:rPr>
-        <w:t>循都基</w:t>
-      </w:r>
-    </w:p>
-    <w:p>
-      <w:pPr/>
-      <w:r>
-        <w:rPr>
-          <w:lang w:val="zh_TW" w:bidi="zh_TW"/>
-        </w:rPr>
-      </w:r>
-      <w:r>
-        <w:rPr>
-          <w:lang w:val="zh_TW" w:bidi="zh_TW"/>
-        </w:rPr>
-        <w:t>這些女人顯出先知約珥的預言，約珥曾說，有一天神的靈要澆灌在男女身上，他們都要說出神的話（</w:t>
+        <w:t>）。祂接著宣告，尼尼微人在審判時將與祂那世代的人一同起來定這世代的罪，因為尼尼微人在約拿的宣講下悔改了。現在，有一位比約拿更大的人已經來了（</w:t>
       </w:r>
       <w:hyperlink r:id="rId38">
         <w:r>
@@ -1277,14 +1236,32 @@
             <w:color w:val="0000EE"/>
             <w:u w:val="single"/>
           </w:rPr>
-          <w:t>珥2:28–29</w:t>
+          <w:t>太12:41</w:t>
         </w:r>
       </w:hyperlink>
       <w:r>
         <w:rPr>
           <w:lang w:val="zh_TW" w:bidi="zh_TW"/>
         </w:rPr>
-        <w:t>）。還有一些女人，如撒拉、路得和哈拿，她們在住處和家庭裡憑著信心事奉神。她們信靠神，並順服祂而生活。</w:t>
+        <w:t>；</w:t>
+      </w:r>
+      <w:hyperlink r:id="rId39">
+        <w:r>
+          <w:rPr>
+            <w:lang w:val="zh_TW" w:bidi="zh_TW"/>
+          </w:rPr>
+          <w:rPr>
+            <w:color w:val="0000EE"/>
+            <w:u w:val="single"/>
+          </w:rPr>
+          <w:t>路11:32</w:t>
+        </w:r>
+      </w:hyperlink>
+      <w:r>
+        <w:rPr>
+          <w:lang w:val="zh_TW" w:bidi="zh_TW"/>
+        </w:rPr>
+        <w:t>）。</w:t>
       </w:r>
     </w:p>
     <w:p>
@@ -1296,20 +1273,6 @@
       </w:r>
       <w:r>
         <w:rPr>
-          <w:lang w:val="zh_TW" w:bidi="zh_TW"/>
-        </w:rPr>
-        <w:t>聖經中最受尊榮的女人，是耶穌的母親馬利亞。她信靠神，並生下救主。神讓夏娃的應許在馬利亞身上應驗；藉著她，那位戰勝人類仇敵的救主降生了。</w:t>
-      </w:r>
-    </w:p>
-    <w:p>
-      <w:pPr/>
-      <w:r>
-        <w:rPr>
-          <w:lang w:val="zh_TW" w:bidi="zh_TW"/>
-        </w:rPr>
-      </w:r>
-      <w:r>
-        <w:rPr>
           <w:i/>
           <w:lang w:val="zh_TW" w:bidi="zh_TW"/>
         </w:rPr>
@@ -1325,13 +1288,19 @@
         <w:rPr>
           <w:lang w:val="zh_TW" w:bidi="zh_TW"/>
         </w:rPr>
-        <w:t>夏娃；</w:t>
-      </w:r>
-      <w:r>
-        <w:rPr>
-          <w:lang w:val="zh_TW" w:bidi="zh_TW"/>
-        </w:rPr>
-        <w:t>人</w:t>
+        <w:t>亞述、亞述人</w:t>
+      </w:r>
+      <w:r>
+        <w:rPr>
+          <w:lang w:val="zh_TW" w:bidi="zh_TW"/>
+        </w:rPr>
+        <w:t>；</w:t>
+      </w:r>
+      <w:r>
+        <w:rPr>
+          <w:lang w:val="zh_TW" w:bidi="zh_TW"/>
+        </w:rPr>
+        <w:t>漢謨拉比法典</w:t>
       </w:r>
       <w:r>
         <w:rPr>

--- a/zht/docx/102.content.docx
+++ b/zht/docx/102.content.docx
@@ -149,7 +149,7 @@
         <w:rPr>
           <w:lang w:val="zh_TW" w:bidi="zh_TW"/>
         </w:rPr>
-        <w:t>ni</w:t>
+        <w:t>meng</w:t>
       </w:r>
       <w:r>
         <w:rPr>
@@ -212,7 +212,7 @@
         <w:rPr>
           <w:lang w:val="zh_TW" w:bidi="zh_TW"/>
         </w:rPr>
-        <w:t>尼拜約</w:t>
+        <w:t>盟約</w:t>
       </w:r>
       <w:r>
         <w:rPr>
@@ -231,7 +231,211 @@
         <w:rPr>
           <w:lang w:val="zh_TW" w:bidi="zh_TW"/>
         </w:rPr>
-        <w:t>以實瑪利十二個兒子中的長子（</w:t>
+        <w:t>雙方之間相互義務的安排，尤其是建立神與子民之間關係的安排，首先顯明在給以色列的恩典中，然後顯明在給教會的恩典中。透過這個盟約，神向人類傳達了生命和救恩的意義。盟約是聖經的中心主題之一，有些盟約在人與人之間設立，另一些則在神與人之間設立。</w:t>
+      </w:r>
+    </w:p>
+    <w:p>
+      <w:pPr/>
+      <w:r>
+        <w:rPr>
+          <w:lang w:val="zh_TW" w:bidi="zh_TW"/>
+        </w:rPr>
+      </w:r>
+      <w:r>
+        <w:rPr>
+          <w:lang w:val="zh_TW" w:bidi="zh_TW"/>
+        </w:rPr>
+        <w:t>舊約中的盟約主題，從挪亞發展到亞伯拉罕，並在西奈山上神與以色列所立的盟約中，達到第一個高峰。在大衛王時代之後，盟約歷史的主題相對較不明顯。</w:t>
+      </w:r>
+    </w:p>
+    <w:p>
+      <w:pPr/>
+      <w:r>
+        <w:rPr>
+          <w:lang w:val="zh_TW" w:bidi="zh_TW"/>
+        </w:rPr>
+      </w:r>
+      <w:r>
+        <w:rPr>
+          <w:lang w:val="zh_TW" w:bidi="zh_TW"/>
+        </w:rPr>
+        <w:t>在盟約歷史的低潮時期，聖經介紹先知耶利米對以色列未來「新約」的預言。基督徒相信，耶利米的預言最終在耶穌基督和祂的工作中應驗。基督教聖經的兩卷書稱為舊約和新約（通常翻譯為「約」的詞，意為「盟約」），並非偶然。</w:t>
+      </w:r>
+    </w:p>
+    <w:p>
+      <w:pPr/>
+      <w:r>
+        <w:rPr>
+          <w:lang w:val="zh_TW" w:bidi="zh_TW"/>
+        </w:rPr>
+      </w:r>
+      <w:r>
+        <w:rPr>
+          <w:lang w:val="zh_TW" w:bidi="zh_TW"/>
+        </w:rPr>
+        <w:t>概述</w:t>
+      </w:r>
+    </w:p>
+    <w:p>
+      <w:pPr/>
+      <w:r>
+        <w:rPr>
+          <w:lang w:val="zh_TW" w:bidi="zh_TW"/>
+        </w:rPr>
+      </w:r>
+      <w:r>
+        <w:rPr>
+          <w:lang w:val="zh_TW" w:bidi="zh_TW"/>
+        </w:rPr>
+        <w:t>• 盟約的意義</w:t>
+      </w:r>
+    </w:p>
+    <w:p>
+      <w:pPr/>
+      <w:r>
+        <w:rPr>
+          <w:lang w:val="zh_TW" w:bidi="zh_TW"/>
+        </w:rPr>
+      </w:r>
+      <w:r>
+        <w:rPr>
+          <w:lang w:val="zh_TW" w:bidi="zh_TW"/>
+        </w:rPr>
+        <w:t>• 人的盟約</w:t>
+      </w:r>
+    </w:p>
+    <w:p>
+      <w:pPr/>
+      <w:r>
+        <w:rPr>
+          <w:lang w:val="zh_TW" w:bidi="zh_TW"/>
+        </w:rPr>
+      </w:r>
+      <w:r>
+        <w:rPr>
+          <w:lang w:val="zh_TW" w:bidi="zh_TW"/>
+        </w:rPr>
+        <w:t>• 神與人的盟約</w:t>
+      </w:r>
+    </w:p>
+    <w:p>
+      <w:pPr/>
+      <w:r>
+        <w:rPr>
+          <w:lang w:val="zh_TW" w:bidi="zh_TW"/>
+        </w:rPr>
+      </w:r>
+      <w:r>
+        <w:rPr>
+          <w:lang w:val="zh_TW" w:bidi="zh_TW"/>
+        </w:rPr>
+        <w:t>• 盟約傳統的起源</w:t>
+      </w:r>
+    </w:p>
+    <w:p>
+      <w:pPr/>
+      <w:r>
+        <w:rPr>
+          <w:lang w:val="zh_TW" w:bidi="zh_TW"/>
+        </w:rPr>
+      </w:r>
+      <w:r>
+        <w:rPr>
+          <w:lang w:val="zh_TW" w:bidi="zh_TW"/>
+        </w:rPr>
+        <w:t>• 西奈之約</w:t>
+      </w:r>
+    </w:p>
+    <w:p>
+      <w:pPr/>
+      <w:r>
+        <w:rPr>
+          <w:lang w:val="zh_TW" w:bidi="zh_TW"/>
+        </w:rPr>
+      </w:r>
+      <w:r>
+        <w:rPr>
+          <w:lang w:val="zh_TW" w:bidi="zh_TW"/>
+        </w:rPr>
+        <w:t>• 大衛之約</w:t>
+      </w:r>
+    </w:p>
+    <w:p>
+      <w:pPr/>
+      <w:r>
+        <w:rPr>
+          <w:lang w:val="zh_TW" w:bidi="zh_TW"/>
+        </w:rPr>
+      </w:r>
+      <w:r>
+        <w:rPr>
+          <w:lang w:val="zh_TW" w:bidi="zh_TW"/>
+        </w:rPr>
+        <w:t>• 舊約聖經預言的新約</w:t>
+      </w:r>
+    </w:p>
+    <w:p>
+      <w:pPr>
+        <w:pStyle w:val="Heading3"/>
+      </w:pPr>
+      <w:r>
+        <w:rPr>
+          <w:lang w:val="zh_TW" w:bidi="zh_TW"/>
+        </w:rPr>
+        <w:t>盟約的意義</w:t>
+      </w:r>
+    </w:p>
+    <w:p>
+      <w:pPr/>
+      <w:r>
+        <w:rPr>
+          <w:lang w:val="zh_TW" w:bidi="zh_TW"/>
+        </w:rPr>
+      </w:r>
+      <w:r>
+        <w:rPr>
+          <w:lang w:val="zh_TW" w:bidi="zh_TW"/>
+        </w:rPr>
+        <w:t>盟約的本質在於人與人之間的特定關係，這種關係的特徵是相互義務。因此，盟約關係不僅是相互認識，而是承諾負責和行動。經文描述這種承諾的關鍵詞是「忠誠」，這份忠誠在持久的友誼中展現出來。</w:t>
+      </w:r>
+    </w:p>
+    <w:p>
+      <w:pPr/>
+      <w:r>
+        <w:rPr>
+          <w:lang w:val="zh_TW" w:bidi="zh_TW"/>
+        </w:rPr>
+      </w:r>
+      <w:r>
+        <w:rPr>
+          <w:lang w:val="zh_TW" w:bidi="zh_TW"/>
+        </w:rPr>
+        <w:t>在舊約中，「盟約」這個詞有人們常用的意義，也有神學意義。理解人類之間的盟約，能幫助我們理解神與人之間的盟約。</w:t>
+      </w:r>
+    </w:p>
+    <w:p>
+      <w:pPr>
+        <w:pStyle w:val="Heading3"/>
+      </w:pPr>
+      <w:r>
+        <w:rPr>
+          <w:lang w:val="zh_TW" w:bidi="zh_TW"/>
+        </w:rPr>
+        <w:t>人的盟約</w:t>
+      </w:r>
+    </w:p>
+    <w:p>
+      <w:pPr/>
+      <w:r>
+        <w:rPr>
+          <w:lang w:val="zh_TW" w:bidi="zh_TW"/>
+        </w:rPr>
+      </w:r>
+      <w:r>
+        <w:rPr>
+          <w:lang w:val="zh_TW" w:bidi="zh_TW"/>
+        </w:rPr>
+        <w:t>許多人際關係，從深入的個人關係到遙遠的政治關係，都可以說是帶有盟約性質。大衛和約拿單之間深厚的弟兄之愛，使他們立定正式的盟約（</w:t>
       </w:r>
       <w:hyperlink r:id="rId13">
         <w:r>
@@ -242,7 +446,75 @@
             <w:color w:val="0000EE"/>
             <w:u w:val="single"/>
           </w:rPr>
-          <w:t>創25:13</w:t>
+          <w:t>撒上18:3</w:t>
+        </w:r>
+      </w:hyperlink>
+      <w:r>
+        <w:rPr>
+          <w:lang w:val="zh_TW" w:bidi="zh_TW"/>
+        </w:rPr>
+        <w:t>）。他們的友誼盟約不僅是尊重的象徵；這個盟約又會約束他們，以某些具體方式表現出相互忠誠和慈愛。約拿單對於盟約的忠誠，見於在大衛不蒙王喜悅的時候，約拿單冒著父親發怒的危險為他的朋友說好話。隨後，他秘密警告大衛逃亡隱藏（</w:t>
+      </w:r>
+      <w:hyperlink r:id="rId14">
+        <w:r>
+          <w:rPr>
+            <w:lang w:val="zh_TW" w:bidi="zh_TW"/>
+          </w:rPr>
+          <w:rPr>
+            <w:color w:val="0000EE"/>
+            <w:u w:val="single"/>
+          </w:rPr>
+          <w:t>撒上19–20</w:t>
+        </w:r>
+      </w:hyperlink>
+      <w:r>
+        <w:rPr>
+          <w:lang w:val="zh_TW" w:bidi="zh_TW"/>
+        </w:rPr>
+        <w:t>）。</w:t>
+      </w:r>
+    </w:p>
+    <w:p>
+      <w:pPr/>
+      <w:r>
+        <w:rPr>
+          <w:lang w:val="zh_TW" w:bidi="zh_TW"/>
+        </w:rPr>
+      </w:r>
+      <w:r>
+        <w:rPr>
+          <w:lang w:val="zh_TW" w:bidi="zh_TW"/>
+        </w:rPr>
+        <w:t>要理解舊約關於婚姻和休妻的多條律法，必須了解婚姻本身是盟約關係（</w:t>
+      </w:r>
+      <w:hyperlink r:id="rId15">
+        <w:r>
+          <w:rPr>
+            <w:lang w:val="zh_TW" w:bidi="zh_TW"/>
+          </w:rPr>
+          <w:rPr>
+            <w:color w:val="0000EE"/>
+            <w:u w:val="single"/>
+          </w:rPr>
+          <w:t>瑪2:14</w:t>
+        </w:r>
+      </w:hyperlink>
+      <w:r>
+        <w:rPr>
+          <w:lang w:val="zh_TW" w:bidi="zh_TW"/>
+        </w:rPr>
+        <w:t>）。男女之間交換的莊嚴承諾，成為他們的盟約義務。忠於這些承諾會帶來婚姻的祝福（參</w:t>
+      </w:r>
+      <w:hyperlink r:id="rId16">
+        <w:r>
+          <w:rPr>
+            <w:lang w:val="zh_TW" w:bidi="zh_TW"/>
+          </w:rPr>
+          <w:rPr>
+            <w:color w:val="0000EE"/>
+            <w:u w:val="single"/>
+          </w:rPr>
+          <w:t>詩128</w:t>
         </w:r>
       </w:hyperlink>
       <w:r>
@@ -251,52 +523,48 @@
         </w:rPr>
         <w:t>；</w:t>
       </w:r>
-      <w:hyperlink r:id="rId14">
-        <w:r>
-          <w:rPr>
-            <w:lang w:val="zh_TW" w:bidi="zh_TW"/>
-          </w:rPr>
-          <w:rPr>
-            <w:color w:val="0000EE"/>
-            <w:u w:val="single"/>
-          </w:rPr>
-          <w:t>代上1:29</w:t>
-        </w:r>
-      </w:hyperlink>
-      <w:r>
-        <w:rPr>
-          <w:lang w:val="zh_TW" w:bidi="zh_TW"/>
-        </w:rPr>
-        <w:t>）。他的姊妹是瑪哈拉，她也被稱為「巴實抹」（參</w:t>
-      </w:r>
-      <w:hyperlink r:id="rId15">
-        <w:r>
-          <w:rPr>
-            <w:lang w:val="zh_TW" w:bidi="zh_TW"/>
-          </w:rPr>
-          <w:rPr>
-            <w:color w:val="0000EE"/>
-            <w:u w:val="single"/>
-          </w:rPr>
-          <w:t>創36:3</w:t>
-        </w:r>
-      </w:hyperlink>
-      <w:r>
-        <w:rPr>
-          <w:lang w:val="zh_TW" w:bidi="zh_TW"/>
-        </w:rPr>
-        <w:t>），後來嫁給以掃（</w:t>
-      </w:r>
-      <w:hyperlink r:id="rId16">
-        <w:r>
-          <w:rPr>
-            <w:lang w:val="zh_TW" w:bidi="zh_TW"/>
-          </w:rPr>
-          <w:rPr>
-            <w:color w:val="0000EE"/>
-            <w:u w:val="single"/>
-          </w:rPr>
-          <w:t>創28:9</w:t>
+      <w:hyperlink r:id="rId17">
+        <w:r>
+          <w:rPr>
+            <w:lang w:val="zh_TW" w:bidi="zh_TW"/>
+          </w:rPr>
+          <w:rPr>
+            <w:color w:val="0000EE"/>
+            <w:u w:val="single"/>
+          </w:rPr>
+          <w:t>箴18:22</w:t>
+        </w:r>
+      </w:hyperlink>
+      <w:r>
+        <w:rPr>
+          <w:lang w:val="zh_TW" w:bidi="zh_TW"/>
+        </w:rPr>
+        <w:t>）；違背承諾則帶來詛咒。</w:t>
+      </w:r>
+    </w:p>
+    <w:p>
+      <w:pPr/>
+      <w:r>
+        <w:rPr>
+          <w:lang w:val="zh_TW" w:bidi="zh_TW"/>
+        </w:rPr>
+      </w:r>
+      <w:r>
+        <w:rPr>
+          <w:lang w:val="zh_TW" w:bidi="zh_TW"/>
+        </w:rPr>
+        <w:t>人可以與自己立下盟約或誓言（類似新年立志），其意義至少是象徵式的。約伯在向神辯護他的公義時，提到他與自己的眼睛立下盟約，防止自己放縱地貪戀女性（</w:t>
+      </w:r>
+      <w:hyperlink r:id="rId18">
+        <w:r>
+          <w:rPr>
+            <w:lang w:val="zh_TW" w:bidi="zh_TW"/>
+          </w:rPr>
+          <w:rPr>
+            <w:color w:val="0000EE"/>
+            <w:u w:val="single"/>
+          </w:rPr>
+          <w:t>伯31:1</w:t>
         </w:r>
       </w:hyperlink>
       <w:r>
@@ -317,35 +585,61 @@
         <w:rPr>
           <w:lang w:val="zh_TW" w:bidi="zh_TW"/>
         </w:rPr>
-        <w:t>尼拜約後裔的身分並不確定。他們可能是阿拉伯族群拿巴提人（Nabatean）之祖先，這個族群曾佔有以東之地，以及約旦河東（外約旦）的部分地區，其勢力向北一直延伸到帕米拉（Palmyra，古代的達莫）。尼拜約與基達的後裔都以羊群優良而聞名（</w:t>
-      </w:r>
-      <w:hyperlink r:id="rId17">
-        <w:r>
-          <w:rPr>
-            <w:lang w:val="zh_TW" w:bidi="zh_TW"/>
-          </w:rPr>
-          <w:rPr>
-            <w:color w:val="0000EE"/>
-            <w:u w:val="single"/>
-          </w:rPr>
-          <w:t>賽60:7</w:t>
-        </w:r>
-      </w:hyperlink>
-      <w:r>
-        <w:rPr>
-          <w:lang w:val="zh_TW" w:bidi="zh_TW"/>
-        </w:rPr>
-        <w:t>）。亞述王亞述巴尼拔（Ashurbanipal）的著作中也有提及他們，這位亞述王生活在公元前七世紀。</w:t>
-      </w:r>
-      <w:r>
-        <w:rPr>
-          <w:lang w:val="zh_TW" w:bidi="zh_TW"/>
-        </w:rPr>
-      </w:r>
-      <w:r>
-        <w:rPr>
-          <w:lang w:val="zh_TW" w:bidi="zh_TW"/>
-        </w:rPr>
+        <w:t>盟約也可能具有國家層面或國際性質。以色列的長老在希伯倫與大衛王立下國家的盟約（</w:t>
+      </w:r>
+      <w:hyperlink r:id="rId19">
+        <w:r>
+          <w:rPr>
+            <w:lang w:val="zh_TW" w:bidi="zh_TW"/>
+          </w:rPr>
+          <w:rPr>
+            <w:color w:val="0000EE"/>
+            <w:u w:val="single"/>
+          </w:rPr>
+          <w:t>撒下5:3</w:t>
+        </w:r>
+      </w:hyperlink>
+      <w:r>
+        <w:rPr>
+          <w:lang w:val="zh_TW" w:bidi="zh_TW"/>
+        </w:rPr>
+        <w:t>）。這盟約可能包含長老代表百姓作明確承諾，將順服王的權柄，以及大衛承諾公正治理國家並遵循神的律法（</w:t>
+      </w:r>
+      <w:hyperlink r:id="rId20">
+        <w:r>
+          <w:rPr>
+            <w:lang w:val="zh_TW" w:bidi="zh_TW"/>
+          </w:rPr>
+          <w:rPr>
+            <w:color w:val="0000EE"/>
+            <w:u w:val="single"/>
+          </w:rPr>
+          <w:t>申17:15–20</w:t>
+        </w:r>
+      </w:hyperlink>
+      <w:r>
+        <w:rPr>
+          <w:lang w:val="zh_TW" w:bidi="zh_TW"/>
+        </w:rPr>
+        <w:t>）。盟約關係描述高位的一方（王）和低位的一方（以色列人）之間的相互義務。在國家之間的關係中，舊約的盟約類似現代的條約或聯盟。所羅門王與泰爾王希蘭締結這樣的盟約；這盟約如同許多現代國際條約，是兩國之間的貿易協議（</w:t>
+      </w:r>
+      <w:hyperlink r:id="rId21">
+        <w:r>
+          <w:rPr>
+            <w:lang w:val="zh_TW" w:bidi="zh_TW"/>
+          </w:rPr>
+          <w:rPr>
+            <w:color w:val="0000EE"/>
+            <w:u w:val="single"/>
+          </w:rPr>
+          <w:t>王上5:12</w:t>
+        </w:r>
+      </w:hyperlink>
+      <w:r>
+        <w:rPr>
+          <w:lang w:val="zh_TW" w:bidi="zh_TW"/>
+        </w:rPr>
+        <w:t>）。</w:t>
       </w:r>
     </w:p>
     <w:p>
@@ -355,6 +649,1620 @@
           <w:lang w:val="zh_TW" w:bidi="zh_TW"/>
         </w:rPr>
       </w:r>
+      <w:r>
+        <w:rPr>
+          <w:lang w:val="zh_TW" w:bidi="zh_TW"/>
+        </w:rPr>
+        <w:t>因此，盟約是在人際間建立信任、責任和利益的框架，幾乎可以廣泛應用於所有人類關係，從個人友誼到國際貿易協定皆可。在聖經中，盟約也是最為全面的概念，能涵蓋個人與神的關係。</w:t>
+      </w:r>
+    </w:p>
+    <w:p>
+      <w:pPr>
+        <w:pStyle w:val="Heading3"/>
+      </w:pPr>
+      <w:r>
+        <w:rPr>
+          <w:lang w:val="zh_TW" w:bidi="zh_TW"/>
+        </w:rPr>
+        <w:t>神與人的盟約</w:t>
+      </w:r>
+    </w:p>
+    <w:p>
+      <w:pPr/>
+      <w:r>
+        <w:rPr>
+          <w:lang w:val="zh_TW" w:bidi="zh_TW"/>
+        </w:rPr>
+      </w:r>
+      <w:r>
+        <w:rPr>
+          <w:lang w:val="zh_TW" w:bidi="zh_TW"/>
+        </w:rPr>
+        <w:t>人與人之間的盟約，在嚴格意義上的基本特徵，也存在於神所立的盟約中：（1）雙方之間的關係（神與個人或國家），以及 （2）盟約夥伴之間的相互義務。對於舊約信徒來說，宗教意味著盟約。舊約宗教是忠於神與祂選民之間的盟約關係；以色列在信仰和實踐上的宗教責任是盟約責任。</w:t>
+      </w:r>
+    </w:p>
+    <w:p>
+      <w:pPr/>
+      <w:r>
+        <w:rPr>
+          <w:lang w:val="zh_TW" w:bidi="zh_TW"/>
+        </w:rPr>
+      </w:r>
+      <w:r>
+        <w:rPr>
+          <w:lang w:val="zh_TW" w:bidi="zh_TW"/>
+        </w:rPr>
+        <w:t>在舊約中，神與人的盟約概念並非固定不變。儘管盟約的基本特徵在整本聖經中保持一致，但在古代以色列的歷史進程中，盟約的具體性質和形式卻有所變化和發展。簡單回顧盟約歷史，將進一步闡明其範疇。</w:t>
+      </w:r>
+    </w:p>
+    <w:p>
+      <w:pPr>
+        <w:pStyle w:val="Heading3"/>
+      </w:pPr>
+      <w:r>
+        <w:rPr>
+          <w:lang w:val="zh_TW" w:bidi="zh_TW"/>
+        </w:rPr>
+        <w:t>盟約傳統的起源</w:t>
+      </w:r>
+    </w:p>
+    <w:p>
+      <w:pPr>
+        <w:pStyle w:val="Heading4"/>
+      </w:pPr>
+      <w:r>
+        <w:rPr>
+          <w:lang w:val="zh_TW" w:bidi="zh_TW"/>
+        </w:rPr>
+        <w:t>亞當</w:t>
+      </w:r>
+    </w:p>
+    <w:p>
+      <w:pPr/>
+      <w:r>
+        <w:rPr>
+          <w:lang w:val="zh_TW" w:bidi="zh_TW"/>
+        </w:rPr>
+      </w:r>
+      <w:r>
+        <w:rPr>
+          <w:lang w:val="zh_TW" w:bidi="zh_TW"/>
+        </w:rPr>
+        <w:t>亞當和夏娃被安置在園子中。神是他們的創造主，他們是神所造的。他們生命的意義在於他們彼此之間的關係，以及他們與賜下園子之神的關係。然而，墮落導致他們與神關係的破裂，他們被驅逐出園子。</w:t>
+      </w:r>
+    </w:p>
+    <w:p>
+      <w:pPr/>
+      <w:r>
+        <w:rPr>
+          <w:lang w:val="zh_TW" w:bidi="zh_TW"/>
+        </w:rPr>
+      </w:r>
+      <w:r>
+        <w:rPr>
+          <w:lang w:val="zh_TW" w:bidi="zh_TW"/>
+        </w:rPr>
+        <w:t>墮落為後來宗教盟約的性質帶來深遠影響。人類與神的分離，闡明了人類困境的本質。人類被創造是為了與造物主建立關係，但犯罪的人類被排除在這種關係之外，並且無法自行重新建立這種關係。自這種情況開始，神人盟約出現一個獨特特徵，就是只有神能發起盟約的關係。</w:t>
+      </w:r>
+    </w:p>
+    <w:p>
+      <w:pPr>
+        <w:pStyle w:val="Heading4"/>
+      </w:pPr>
+      <w:r>
+        <w:rPr>
+          <w:lang w:val="zh_TW" w:bidi="zh_TW"/>
+        </w:rPr>
+        <w:t>挪亞</w:t>
+      </w:r>
+    </w:p>
+    <w:p>
+      <w:pPr/>
+      <w:r>
+        <w:rPr>
+          <w:lang w:val="zh_TW" w:bidi="zh_TW"/>
+        </w:rPr>
+      </w:r>
+      <w:r>
+        <w:rPr>
+          <w:lang w:val="zh_TW" w:bidi="zh_TW"/>
+        </w:rPr>
+        <w:t>聖經首次明確提到的盟約，是神主動與人類再次締結盟約，惟人類的表現卻毫不忠誠。神警告挪亞要建造方舟，以逃避即將來臨的洪水時，祂也承諾與他建立盟約（</w:t>
+      </w:r>
+      <w:hyperlink r:id="rId22">
+        <w:r>
+          <w:rPr>
+            <w:lang w:val="zh_TW" w:bidi="zh_TW"/>
+          </w:rPr>
+          <w:rPr>
+            <w:color w:val="0000EE"/>
+            <w:u w:val="single"/>
+          </w:rPr>
+          <w:t>創6:18</w:t>
+        </w:r>
+      </w:hyperlink>
+      <w:r>
+        <w:rPr>
+          <w:lang w:val="zh_TW" w:bidi="zh_TW"/>
+        </w:rPr>
+        <w:t>）。人的腐敗和暴力激起神的憤怒，但祂的恩典卻可以見於與挪亞的互動之中。神所應許的盟約，肯定神會持守與這個家庭的關係，縱然其他神人關係已經正式中止。值得注意的是，神對挪亞的盟約承諾，是在命令的語境提出：神命令挪亞建造方舟（</w:t>
+      </w:r>
+      <w:hyperlink r:id="rId23">
+        <w:r>
+          <w:rPr>
+            <w:lang w:val="zh_TW" w:bidi="zh_TW"/>
+          </w:rPr>
+          <w:rPr>
+            <w:color w:val="0000EE"/>
+            <w:u w:val="single"/>
+          </w:rPr>
+          <w:t>14</w:t>
+        </w:r>
+      </w:hyperlink>
+      <w:r>
+        <w:rPr>
+          <w:lang w:val="zh_TW" w:bidi="zh_TW"/>
+        </w:rPr>
+        <w:t>節）。挪亞能否領受盟約的祝福，視乎他是否順服神的命令。</w:t>
+      </w:r>
+    </w:p>
+    <w:p>
+      <w:pPr/>
+      <w:r>
+        <w:rPr>
+          <w:lang w:val="zh_TW" w:bidi="zh_TW"/>
+        </w:rPr>
+      </w:r>
+      <w:r>
+        <w:rPr>
+          <w:lang w:val="zh_TW" w:bidi="zh_TW"/>
+        </w:rPr>
+        <w:t>在洪水之後，挪亞向神獻祭時，盟約才得詳細制定（</w:t>
+      </w:r>
+      <w:hyperlink r:id="rId24">
+        <w:r>
+          <w:rPr>
+            <w:lang w:val="zh_TW" w:bidi="zh_TW"/>
+          </w:rPr>
+          <w:rPr>
+            <w:color w:val="0000EE"/>
+            <w:u w:val="single"/>
+          </w:rPr>
+          <w:t>創8:20–22</w:t>
+        </w:r>
+      </w:hyperlink>
+      <w:r>
+        <w:rPr>
+          <w:lang w:val="zh_TW" w:bidi="zh_TW"/>
+        </w:rPr>
+        <w:t>）。挪亞之約實際上是神與人和所有生物定下的普遍盟約（</w:t>
+      </w:r>
+      <w:hyperlink r:id="rId25">
+        <w:r>
+          <w:rPr>
+            <w:lang w:val="zh_TW" w:bidi="zh_TW"/>
+          </w:rPr>
+          <w:rPr>
+            <w:color w:val="0000EE"/>
+            <w:u w:val="single"/>
+          </w:rPr>
+          <w:t>創9:8–10</w:t>
+        </w:r>
+      </w:hyperlink>
+      <w:r>
+        <w:rPr>
+          <w:lang w:val="zh_TW" w:bidi="zh_TW"/>
+        </w:rPr>
+        <w:t>）。神應許不再以洪水審判世界。盟約的記號是彩虹。</w:t>
+      </w:r>
+    </w:p>
+    <w:p>
+      <w:pPr/>
+      <w:r>
+        <w:rPr>
+          <w:lang w:val="zh_TW" w:bidi="zh_TW"/>
+        </w:rPr>
+      </w:r>
+      <w:r>
+        <w:rPr>
+          <w:lang w:val="zh_TW" w:bidi="zh_TW"/>
+        </w:rPr>
+        <w:t>挪亞之約帶來一些理解「立約之神」的視角。雖然人可能因其邪惡而該被毀滅，但神卻延遲會毀滅。挪亞之約沒有建立神與每個生命之間的親密關係；然而，它卻為更加親密的盟約留下可能性。雖然人是邪惡的，他們卻仍得允許，在神的世界生活一段時間；期間，他們可以尋求與這個世界的創造主建立更深刻的關係。</w:t>
+      </w:r>
+    </w:p>
+    <w:p>
+      <w:pPr>
+        <w:pStyle w:val="Heading4"/>
+      </w:pPr>
+      <w:r>
+        <w:rPr>
+          <w:lang w:val="zh_TW" w:bidi="zh_TW"/>
+        </w:rPr>
+        <w:t>亞伯拉罕</w:t>
+      </w:r>
+    </w:p>
+    <w:p>
+      <w:pPr/>
+      <w:r>
+        <w:rPr>
+          <w:lang w:val="zh_TW" w:bidi="zh_TW"/>
+        </w:rPr>
+      </w:r>
+      <w:r>
+        <w:rPr>
+          <w:lang w:val="zh_TW" w:bidi="zh_TW"/>
+        </w:rPr>
+        <w:t>首次明確提到神與亞伯拉罕之約的經文，是</w:t>
+      </w:r>
+      <w:hyperlink r:id="rId26">
+        <w:r>
+          <w:rPr>
+            <w:lang w:val="zh_TW" w:bidi="zh_TW"/>
+          </w:rPr>
+          <w:rPr>
+            <w:color w:val="0000EE"/>
+            <w:u w:val="single"/>
+          </w:rPr>
+          <w:t>創世記十五章</w:t>
+        </w:r>
+      </w:hyperlink>
+      <w:r>
+        <w:rPr>
+          <w:lang w:val="zh_TW" w:bidi="zh_TW"/>
+        </w:rPr>
+        <w:t>。耶和華呼召75歲的亞伯蘭（他最初的名字）離開他的家鄉吾珥並開始遷移時，雙方已經存在一份關係。因著這份關係，神能夠命令亞伯蘭順服，並向他作出某些應許：「</w:t>
+      </w:r>
+      <w:r>
+        <w:rPr>
+          <w:lang w:val="zh_TW" w:bidi="zh_TW"/>
+        </w:rPr>
+        <w:t>我必叫你成為大國。我必賜福給你，叫你的名為大；你也要叫別人得福</w:t>
+      </w:r>
+      <w:r>
+        <w:rPr>
+          <w:lang w:val="zh_TW" w:bidi="zh_TW"/>
+        </w:rPr>
+        <w:t>」（</w:t>
+      </w:r>
+      <w:hyperlink r:id="rId27">
+        <w:r>
+          <w:rPr>
+            <w:lang w:val="zh_TW" w:bidi="zh_TW"/>
+          </w:rPr>
+          <w:rPr>
+            <w:color w:val="0000EE"/>
+            <w:u w:val="single"/>
+          </w:rPr>
+          <w:t>創12:2</w:t>
+        </w:r>
+      </w:hyperlink>
+      <w:r>
+        <w:rPr>
+          <w:lang w:val="zh_TW" w:bidi="zh_TW"/>
+        </w:rPr>
+        <w:t>）。</w:t>
+      </w:r>
+    </w:p>
+    <w:p>
+      <w:pPr/>
+      <w:r>
+        <w:rPr>
+          <w:lang w:val="zh_TW" w:bidi="zh_TW"/>
+        </w:rPr>
+      </w:r>
+      <w:r>
+        <w:rPr>
+          <w:lang w:val="zh_TW" w:bidi="zh_TW"/>
+        </w:rPr>
+        <w:t>神與亞伯蘭正式建立的盟約，</w:t>
+      </w:r>
+      <w:hyperlink r:id="rId26">
+        <w:r>
+          <w:rPr>
+            <w:lang w:val="zh_TW" w:bidi="zh_TW"/>
+          </w:rPr>
+          <w:rPr>
+            <w:color w:val="0000EE"/>
+            <w:u w:val="single"/>
+          </w:rPr>
+          <w:t>創世記十五章</w:t>
+        </w:r>
+      </w:hyperlink>
+      <w:r>
+        <w:rPr>
+          <w:lang w:val="zh_TW" w:bidi="zh_TW"/>
+        </w:rPr>
+        <w:t>將之描述為深刻的宗教經驗。這完全是神發起的，祂在異象中靠近亞伯蘭並與他交談。亞伯蘭提出根本的疑問：假如神的祝福要藉著他尚未懷胎的兒子來到他身上，那他怎能體驗到呢？他的妻子撒萊已過了生育年齡，而他自己也「如同死了一樣」（</w:t>
+      </w:r>
+      <w:hyperlink r:id="rId28">
+        <w:r>
+          <w:rPr>
+            <w:lang w:val="zh_TW" w:bidi="zh_TW"/>
+          </w:rPr>
+          <w:rPr>
+            <w:color w:val="0000EE"/>
+            <w:u w:val="single"/>
+          </w:rPr>
+          <w:t>羅4:19</w:t>
+        </w:r>
+      </w:hyperlink>
+      <w:r>
+        <w:rPr>
+          <w:lang w:val="zh_TW" w:bidi="zh_TW"/>
+        </w:rPr>
+        <w:t>）。神應許這位老人，他將有一個兒子，透過這個兒子，他的後裔最終將如天上的星星般眾多。亞伯蘭在那時的信心，引入了公義的主題，是盟約概念的核心：「</w:t>
+      </w:r>
+      <w:r>
+        <w:rPr>
+          <w:lang w:val="zh_TW" w:bidi="zh_TW"/>
+        </w:rPr>
+        <w:t>亞伯蘭信耶和華，耶和華就以此為他的義</w:t>
+      </w:r>
+      <w:r>
+        <w:rPr>
+          <w:lang w:val="zh_TW" w:bidi="zh_TW"/>
+        </w:rPr>
+        <w:t>」（</w:t>
+      </w:r>
+      <w:hyperlink r:id="rId29">
+        <w:r>
+          <w:rPr>
+            <w:lang w:val="zh_TW" w:bidi="zh_TW"/>
+          </w:rPr>
+          <w:rPr>
+            <w:color w:val="0000EE"/>
+            <w:u w:val="single"/>
+          </w:rPr>
+          <w:t>創15:6</w:t>
+        </w:r>
+      </w:hyperlink>
+      <w:r>
+        <w:rPr>
+          <w:lang w:val="zh_TW" w:bidi="zh_TW"/>
+        </w:rPr>
+        <w:t>）。那天，亞伯蘭知道自己和他後裔的未來，都牢牢掌握在立約的神手中。「</w:t>
+      </w:r>
+      <w:r>
+        <w:rPr>
+          <w:lang w:val="zh_TW" w:bidi="zh_TW"/>
+        </w:rPr>
+        <w:t>當那日，耶和華與亞伯蘭立約，說：</w:t>
+      </w:r>
+      <w:r>
+        <w:rPr>
+          <w:lang w:val="zh_TW" w:bidi="zh_TW"/>
+        </w:rPr>
+        <w:t>『</w:t>
+      </w:r>
+      <w:r>
+        <w:rPr>
+          <w:lang w:val="zh_TW" w:bidi="zh_TW"/>
+        </w:rPr>
+        <w:t>我已賜給你的後裔，從埃及河直到幼發拉底大河之地</w:t>
+      </w:r>
+      <w:r>
+        <w:rPr>
+          <w:lang w:val="zh_TW" w:bidi="zh_TW"/>
+        </w:rPr>
+        <w:t>』」（</w:t>
+      </w:r>
+      <w:hyperlink r:id="rId30">
+        <w:r>
+          <w:rPr>
+            <w:lang w:val="zh_TW" w:bidi="zh_TW"/>
+          </w:rPr>
+          <w:rPr>
+            <w:color w:val="0000EE"/>
+            <w:u w:val="single"/>
+          </w:rPr>
+          <w:t>15:18</w:t>
+        </w:r>
+      </w:hyperlink>
+      <w:r>
+        <w:rPr>
+          <w:lang w:val="zh_TW" w:bidi="zh_TW"/>
+        </w:rPr>
+        <w:t>）。</w:t>
+      </w:r>
+    </w:p>
+    <w:p>
+      <w:pPr/>
+      <w:r>
+        <w:rPr>
+          <w:lang w:val="zh_TW" w:bidi="zh_TW"/>
+        </w:rPr>
+      </w:r>
+      <w:r>
+        <w:rPr>
+          <w:lang w:val="zh_TW" w:bidi="zh_TW"/>
+        </w:rPr>
+        <w:t>這個盟約在</w:t>
+      </w:r>
+      <w:hyperlink r:id="rId31">
+        <w:r>
+          <w:rPr>
+            <w:lang w:val="zh_TW" w:bidi="zh_TW"/>
+          </w:rPr>
+          <w:rPr>
+            <w:color w:val="0000EE"/>
+            <w:u w:val="single"/>
+          </w:rPr>
+          <w:t>創世記十七章</w:t>
+        </w:r>
+      </w:hyperlink>
+      <w:r>
+        <w:rPr>
+          <w:lang w:val="zh_TW" w:bidi="zh_TW"/>
+        </w:rPr>
+        <w:t>表達得更加完整，這可能記下了神與亞伯蘭盟約的更新。這次同樣是神主動發起（</w:t>
+      </w:r>
+      <w:hyperlink r:id="rId32">
+        <w:r>
+          <w:rPr>
+            <w:lang w:val="zh_TW" w:bidi="zh_TW"/>
+          </w:rPr>
+          <w:rPr>
+            <w:color w:val="0000EE"/>
+            <w:u w:val="single"/>
+          </w:rPr>
+          <w:t>創17:1</w:t>
+        </w:r>
+      </w:hyperlink>
+      <w:r>
+        <w:rPr>
+          <w:lang w:val="zh_TW" w:bidi="zh_TW"/>
+        </w:rPr>
+        <w:t>）。神對99歲的亞伯蘭所說的話清楚表明，這個盟約不是平等夥伴的關係。神是全能的主，亞伯蘭是一個獲賜予非凡特權的人。</w:t>
+      </w:r>
+    </w:p>
+    <w:p>
+      <w:pPr/>
+      <w:r>
+        <w:rPr>
+          <w:lang w:val="zh_TW" w:bidi="zh_TW"/>
+        </w:rPr>
+      </w:r>
+      <w:r>
+        <w:rPr>
+          <w:lang w:val="zh_TW" w:bidi="zh_TW"/>
+        </w:rPr>
+        <w:t>然而，</w:t>
+      </w:r>
+      <w:hyperlink r:id="rId31">
+        <w:r>
+          <w:rPr>
+            <w:lang w:val="zh_TW" w:bidi="zh_TW"/>
+          </w:rPr>
+          <w:rPr>
+            <w:color w:val="0000EE"/>
+            <w:u w:val="single"/>
+          </w:rPr>
+          <w:t>創世記十七章</w:t>
+        </w:r>
+      </w:hyperlink>
+      <w:r>
+        <w:rPr>
+          <w:lang w:val="zh_TW" w:bidi="zh_TW"/>
+        </w:rPr>
+        <w:t>的盟約細節，表明雙方都要承擔責任。神親自承諾與亞伯蘭及其後代建立關係，同時要求亞伯蘭作出某些承諾。亞伯蘭是盟約的其中一方，得到的祝福將顯明在神給他的新名字中。「</w:t>
+      </w:r>
+      <w:r>
+        <w:rPr>
+          <w:lang w:val="zh_TW" w:bidi="zh_TW"/>
+        </w:rPr>
+        <w:t>從此以後，你的名不再叫亞伯蘭，要叫亞伯拉罕，因為我已立你作多國的父</w:t>
+      </w:r>
+      <w:r>
+        <w:rPr>
+          <w:lang w:val="zh_TW" w:bidi="zh_TW"/>
+        </w:rPr>
+        <w:t>」（</w:t>
+      </w:r>
+      <w:hyperlink r:id="rId33">
+        <w:r>
+          <w:rPr>
+            <w:lang w:val="zh_TW" w:bidi="zh_TW"/>
+          </w:rPr>
+          <w:rPr>
+            <w:color w:val="0000EE"/>
+            <w:u w:val="single"/>
+          </w:rPr>
+          <w:t>創17:5</w:t>
+        </w:r>
+      </w:hyperlink>
+      <w:r>
+        <w:rPr>
+          <w:lang w:val="zh_TW" w:bidi="zh_TW"/>
+        </w:rPr>
+        <w:t>）。神會透過亞伯拉罕的後裔，將迦南地賜給他作為永遠的禮物，並會永遠成為亞伯拉罕及其家族的神 （</w:t>
+      </w:r>
+      <w:hyperlink r:id="rId34">
+        <w:r>
+          <w:rPr>
+            <w:lang w:val="zh_TW" w:bidi="zh_TW"/>
+          </w:rPr>
+          <w:rPr>
+            <w:color w:val="0000EE"/>
+            <w:u w:val="single"/>
+          </w:rPr>
+          <w:t>7–8節</w:t>
+        </w:r>
+      </w:hyperlink>
+      <w:r>
+        <w:rPr>
+          <w:lang w:val="zh_TW" w:bidi="zh_TW"/>
+        </w:rPr>
+        <w:t>）。</w:t>
+      </w:r>
+    </w:p>
+    <w:p>
+      <w:pPr/>
+      <w:r>
+        <w:rPr>
+          <w:lang w:val="zh_TW" w:bidi="zh_TW"/>
+        </w:rPr>
+      </w:r>
+      <w:r>
+        <w:rPr>
+          <w:lang w:val="zh_TW" w:bidi="zh_TW"/>
+        </w:rPr>
+        <w:t>神的恩賜要求亞伯拉罕以順服回應：「</w:t>
+      </w:r>
+      <w:r>
+        <w:rPr>
+          <w:lang w:val="zh_TW" w:bidi="zh_TW"/>
+        </w:rPr>
+        <w:t>當在我面前作完全人</w:t>
+      </w:r>
+      <w:r>
+        <w:rPr>
+          <w:lang w:val="zh_TW" w:bidi="zh_TW"/>
+        </w:rPr>
+        <w:t>」（</w:t>
+      </w:r>
+      <w:hyperlink r:id="rId32">
+        <w:r>
+          <w:rPr>
+            <w:lang w:val="zh_TW" w:bidi="zh_TW"/>
+          </w:rPr>
+          <w:rPr>
+            <w:color w:val="0000EE"/>
+            <w:u w:val="single"/>
+          </w:rPr>
+          <w:t>創17:1</w:t>
+        </w:r>
+      </w:hyperlink>
+      <w:r>
+        <w:rPr>
+          <w:lang w:val="zh_TW" w:bidi="zh_TW"/>
+        </w:rPr>
+        <w:t>）。這些簡單的話語表明盟約關係的本質：與神相交就是活在祂的同在中；因為神是聖潔的，認識祂的人應該過一個正直和完全的生命。</w:t>
+      </w:r>
+    </w:p>
+    <w:p>
+      <w:pPr/>
+      <w:r>
+        <w:rPr>
+          <w:lang w:val="zh_TW" w:bidi="zh_TW"/>
+        </w:rPr>
+      </w:r>
+      <w:r>
+        <w:rPr>
+          <w:lang w:val="zh_TW" w:bidi="zh_TW"/>
+        </w:rPr>
+        <w:t>這個盟約也有一個更正式的層面。亞伯拉罕和家中男性要行割禮，作為盟約的記號。亞伯拉罕受割禮時已經是老年人（</w:t>
+      </w:r>
+      <w:hyperlink r:id="rId35">
+        <w:r>
+          <w:rPr>
+            <w:lang w:val="zh_TW" w:bidi="zh_TW"/>
+          </w:rPr>
+          <w:rPr>
+            <w:color w:val="0000EE"/>
+            <w:u w:val="single"/>
+          </w:rPr>
+          <w:t>創17:24</w:t>
+        </w:r>
+      </w:hyperlink>
+      <w:r>
+        <w:rPr>
+          <w:lang w:val="zh_TW" w:bidi="zh_TW"/>
+        </w:rPr>
+        <w:t>），而出生在盟約家庭的男孩子則要在出生八天受割禮（</w:t>
+      </w:r>
+      <w:hyperlink r:id="rId36">
+        <w:r>
+          <w:rPr>
+            <w:lang w:val="zh_TW" w:bidi="zh_TW"/>
+          </w:rPr>
+          <w:rPr>
+            <w:color w:val="0000EE"/>
+            <w:u w:val="single"/>
+          </w:rPr>
+          <w:t>12</w:t>
+        </w:r>
+      </w:hyperlink>
+      <w:r>
+        <w:rPr>
+          <w:lang w:val="zh_TW" w:bidi="zh_TW"/>
+        </w:rPr>
+        <w:t>節）。割禮本身不是希伯來人特有的儀式或禮儀；在古代近東大多數社會，人們都會實行這種儀式（非利士人除外）。其獨特性在於這個行為所象徵的意義，其中之一就是與永生神保持忠心的持續關係。</w:t>
+      </w:r>
+    </w:p>
+    <w:p>
+      <w:pPr/>
+      <w:r>
+        <w:rPr>
+          <w:lang w:val="zh_TW" w:bidi="zh_TW"/>
+        </w:rPr>
+      </w:r>
+      <w:r>
+        <w:rPr>
+          <w:lang w:val="zh_TW" w:bidi="zh_TW"/>
+        </w:rPr>
+        <w:t>神與亞伯拉罕的約，具有當下和未來的現實意義。這個盟約建立了亞伯拉罕與他的造物主之間持續的關係。然而，其重點指向未來的祝福——尚未出生的後裔、「被揀選的百姓」，以及最終他的後裔最終得著屬於自己的土地。</w:t>
+      </w:r>
+    </w:p>
+    <w:p>
+      <w:pPr/>
+      <w:r>
+        <w:rPr>
+          <w:lang w:val="zh_TW" w:bidi="zh_TW"/>
+        </w:rPr>
+      </w:r>
+      <w:r>
+        <w:rPr>
+          <w:lang w:val="zh_TW" w:bidi="zh_TW"/>
+        </w:rPr>
+        <w:t>盟約的另一個層面在更遠的未來：「地上的萬族都要因你得福」（</w:t>
+      </w:r>
+      <w:hyperlink r:id="rId37">
+        <w:r>
+          <w:rPr>
+            <w:lang w:val="zh_TW" w:bidi="zh_TW"/>
+          </w:rPr>
+          <w:rPr>
+            <w:color w:val="0000EE"/>
+            <w:u w:val="single"/>
+          </w:rPr>
+          <w:t>創12:3</w:t>
+        </w:r>
+      </w:hyperlink>
+      <w:r>
+        <w:rPr>
+          <w:lang w:val="zh_TW" w:bidi="zh_TW"/>
+        </w:rPr>
+        <w:t>）。在舊約早期，揀選的概念（神無條件的偏愛；參</w:t>
+      </w:r>
+      <w:hyperlink r:id="rId38">
+        <w:r>
+          <w:rPr>
+            <w:lang w:val="zh_TW" w:bidi="zh_TW"/>
+          </w:rPr>
+          <w:rPr>
+            <w:color w:val="0000EE"/>
+            <w:u w:val="single"/>
+          </w:rPr>
+          <w:t>帖後2:13</w:t>
+        </w:r>
+      </w:hyperlink>
+      <w:r>
+        <w:rPr>
+          <w:lang w:val="zh_TW" w:bidi="zh_TW"/>
+        </w:rPr>
+        <w:t>）已經存在。神選擇與特定的人及其特定的後代建立盟約關係。然而，神總是揀選一個人來服事：亞當，修理看守伊甸園；挪亞，建造方舟；亞伯拉罕，離開家鄉前往另一片土地，並在神面前過完全的生活（參</w:t>
+      </w:r>
+      <w:hyperlink r:id="rId39">
+        <w:r>
+          <w:rPr>
+            <w:lang w:val="zh_TW" w:bidi="zh_TW"/>
+          </w:rPr>
+          <w:rPr>
+            <w:color w:val="0000EE"/>
+            <w:u w:val="single"/>
+          </w:rPr>
+          <w:t>弗2:8–10</w:t>
+        </w:r>
+      </w:hyperlink>
+      <w:r>
+        <w:rPr>
+          <w:lang w:val="zh_TW" w:bidi="zh_TW"/>
+        </w:rPr>
+        <w:t>）。進一步來說，亞伯拉罕蒙揀選的「獨特性」，包含一種普遍性：透過他的後裔，神的祝福會臨到所有人。</w:t>
+      </w:r>
+    </w:p>
+    <w:p>
+      <w:pPr/>
+      <w:r>
+        <w:rPr>
+          <w:lang w:val="zh_TW" w:bidi="zh_TW"/>
+        </w:rPr>
+      </w:r>
+      <w:r>
+        <w:rPr>
+          <w:lang w:val="zh_TW" w:bidi="zh_TW"/>
+        </w:rPr>
+        <w:t>因此，亞伯拉罕盟約的未來方面，反映了兩個階段。從亞伯拉罕的角度來看，在相對較近的未來，他的後裔將有一片神所賜的土地。在更遙遠的未來，則是普世祝福的前景，是神在世界中工作的高峰。那遙遠未來的初步應驗，可在新約中看到，而神所應許更為即時的應驗，則可見於摩西時期的西奈之約。</w:t>
+      </w:r>
+    </w:p>
+    <w:p>
+      <w:pPr>
+        <w:pStyle w:val="Heading3"/>
+      </w:pPr>
+      <w:r>
+        <w:rPr>
+          <w:lang w:val="zh_TW" w:bidi="zh_TW"/>
+        </w:rPr>
+        <w:t>西奈之約</w:t>
+      </w:r>
+    </w:p>
+    <w:p>
+      <w:pPr/>
+      <w:r>
+        <w:rPr>
+          <w:lang w:val="zh_TW" w:bidi="zh_TW"/>
+        </w:rPr>
+      </w:r>
+      <w:r>
+        <w:rPr>
+          <w:lang w:val="zh_TW" w:bidi="zh_TW"/>
+        </w:rPr>
+        <w:t>在西奈山建立的盟約，是舊約盟約傳統的核心。這個盟約在亞伯拉罕的盟約中有所預示，並且是大衛之約和先知宣講的基礎。這是舊約信仰的中心，奠定了猶太教的基礎，並延續到現代世界。西奈之約是神與祂揀選的百姓以色列之間，關係正式建立的所在。</w:t>
+      </w:r>
+    </w:p>
+    <w:p>
+      <w:pPr/>
+      <w:r>
+        <w:rPr>
+          <w:lang w:val="zh_TW" w:bidi="zh_TW"/>
+        </w:rPr>
+      </w:r>
+      <w:r>
+        <w:rPr>
+          <w:lang w:val="zh_TW" w:bidi="zh_TW"/>
+        </w:rPr>
+        <w:t>要理解西奈之約的影響，必須了解其歷史背景。立約之前，希伯來人在摩西的領導下從埃及出來。出埃及是一個非凡的解放行動，神介入歷史的正常進程，將祂的百姓從埃及的奴役中拯救出來。出埃及在舊約中被解釋為神的行動，類似創造，即神「創造」以色列民族的行動。查考兩個版本的第四條誡命（</w:t>
+      </w:r>
+      <w:hyperlink r:id="rId40">
+        <w:r>
+          <w:rPr>
+            <w:lang w:val="zh_TW" w:bidi="zh_TW"/>
+          </w:rPr>
+          <w:rPr>
+            <w:color w:val="0000EE"/>
+            <w:u w:val="single"/>
+          </w:rPr>
+          <w:t>出20:8–11</w:t>
+        </w:r>
+      </w:hyperlink>
+      <w:r>
+        <w:rPr>
+          <w:lang w:val="zh_TW" w:bidi="zh_TW"/>
+        </w:rPr>
+        <w:t>；</w:t>
+      </w:r>
+      <w:hyperlink r:id="rId41">
+        <w:r>
+          <w:rPr>
+            <w:lang w:val="zh_TW" w:bidi="zh_TW"/>
+          </w:rPr>
+          <w:rPr>
+            <w:color w:val="0000EE"/>
+            <w:u w:val="single"/>
+          </w:rPr>
+          <w:t>申5:12–15</w:t>
+        </w:r>
+      </w:hyperlink>
+      <w:r>
+        <w:rPr>
+          <w:lang w:val="zh_TW" w:bidi="zh_TW"/>
+        </w:rPr>
+        <w:t>），會看到出埃及與世界的創造直接平行，是守安息日的基礎。雖然以色列在出埃及中被創造，但這個國家沒有憲法也沒有土地。盟約為新生的以色列民族提供憲法，使其成為一個神權國家（由神統治的國家）。</w:t>
+      </w:r>
+    </w:p>
+    <w:p>
+      <w:pPr/>
+      <w:r>
+        <w:rPr>
+          <w:lang w:val="zh_TW" w:bidi="zh_TW"/>
+        </w:rPr>
+      </w:r>
+      <w:r>
+        <w:rPr>
+          <w:lang w:val="zh_TW" w:bidi="zh_TW"/>
+        </w:rPr>
+        <w:t>西奈之約的基本內容，記載在</w:t>
+      </w:r>
+      <w:hyperlink r:id="rId42">
+        <w:r>
+          <w:rPr>
+            <w:lang w:val="zh_TW" w:bidi="zh_TW"/>
+          </w:rPr>
+          <w:rPr>
+            <w:color w:val="0000EE"/>
+            <w:u w:val="single"/>
+          </w:rPr>
+          <w:t>出埃及記十九章</w:t>
+        </w:r>
+      </w:hyperlink>
+      <w:r>
+        <w:rPr>
+          <w:lang w:val="zh_TW" w:bidi="zh_TW"/>
+        </w:rPr>
+        <w:t>和</w:t>
+      </w:r>
+      <w:hyperlink r:id="rId43">
+        <w:r>
+          <w:rPr>
+            <w:lang w:val="zh_TW" w:bidi="zh_TW"/>
+          </w:rPr>
+          <w:rPr>
+            <w:color w:val="0000EE"/>
+            <w:u w:val="single"/>
+          </w:rPr>
+          <w:t>二十章</w:t>
+        </w:r>
+      </w:hyperlink>
+      <w:r>
+        <w:rPr>
+          <w:lang w:val="zh_TW" w:bidi="zh_TW"/>
+        </w:rPr>
+        <w:t>。這個行動由神發出，祂透過摩西給予指示以準備立約；神說出包含盟約內容的話語。毫無疑問，在西奈正式建立的關係中，以色列的神是位於高位的一方。這位在出埃及期間，通過行動顯明自己的神，後來用言語顯明自己。這兩個方面——行動和言語的神，是舊約神學的核心。雖然盟約包含律法，但卻發生在出埃及這個恩典行動之後。</w:t>
+      </w:r>
+    </w:p>
+    <w:p>
+      <w:pPr/>
+      <w:r>
+        <w:rPr>
+          <w:lang w:val="zh_TW" w:bidi="zh_TW"/>
+        </w:rPr>
+      </w:r>
+      <w:r>
+        <w:rPr>
+          <w:lang w:val="zh_TW" w:bidi="zh_TW"/>
+        </w:rPr>
+        <w:t>神的盟約帶有神聖的應許：「</w:t>
+      </w:r>
+      <w:r>
+        <w:rPr>
+          <w:lang w:val="zh_TW" w:bidi="zh_TW"/>
+        </w:rPr>
+        <w:t>你們要歸我作祭司的國度，為聖潔的國民</w:t>
+      </w:r>
+      <w:r>
+        <w:rPr>
+          <w:lang w:val="zh_TW" w:bidi="zh_TW"/>
+        </w:rPr>
+        <w:t>」（</w:t>
+      </w:r>
+      <w:hyperlink r:id="rId44">
+        <w:r>
+          <w:rPr>
+            <w:lang w:val="zh_TW" w:bidi="zh_TW"/>
+          </w:rPr>
+          <w:rPr>
+            <w:color w:val="0000EE"/>
+            <w:u w:val="single"/>
+          </w:rPr>
+          <w:t>出19:6</w:t>
+        </w:r>
+      </w:hyperlink>
+      <w:r>
+        <w:rPr>
+          <w:lang w:val="zh_TW" w:bidi="zh_TW"/>
+        </w:rPr>
+        <w:t>）。這個應許是非凡的特權；整個民族被呼召在整個宇宙的神面前，代表所有其他民族。然而，祭司的職位雖然帶有特權，但也有嚴格的要求。祭司必須聖潔，並且必須認識這位神，因為自己將要進到他面前。因此，作為祭司國度的以色列，接受了一部律法，這律法將引導他們的生活、對神的愛，以及對所有人的服事。與盟約一起賜下的法律，表明神對與他立約的百姓有何要求。</w:t>
+      </w:r>
+    </w:p>
+    <w:p>
+      <w:pPr>
+        <w:pStyle w:val="Heading4"/>
+      </w:pPr>
+      <w:r>
+        <w:rPr>
+          <w:lang w:val="zh_TW" w:bidi="zh_TW"/>
+        </w:rPr>
+        <w:t>盟約律法</w:t>
+      </w:r>
+    </w:p>
+    <w:p>
+      <w:pPr/>
+      <w:r>
+        <w:rPr>
+          <w:lang w:val="zh_TW" w:bidi="zh_TW"/>
+        </w:rPr>
+      </w:r>
+      <w:r>
+        <w:rPr>
+          <w:lang w:val="zh_TW" w:bidi="zh_TW"/>
+        </w:rPr>
+        <w:t>盟約律法有兩個主要部分。首先，十誡以簡明的形式表達神對以色列的要求（</w:t>
+      </w:r>
+      <w:hyperlink r:id="rId45">
+        <w:r>
+          <w:rPr>
+            <w:lang w:val="zh_TW" w:bidi="zh_TW"/>
+          </w:rPr>
+          <w:rPr>
+            <w:color w:val="0000EE"/>
+            <w:u w:val="single"/>
+          </w:rPr>
+          <w:t>出20:2–17</w:t>
+        </w:r>
+      </w:hyperlink>
+      <w:r>
+        <w:rPr>
+          <w:lang w:val="zh_TW" w:bidi="zh_TW"/>
+        </w:rPr>
+        <w:t>），這些誡命規定立約的百姓與神及其他人的關係。雖然現今的趨勢傾向將十誡視為倫理或道德體系，但在古代以色列，它們扮演著不同的角色。盟約律法是新國家──獨特「祭司國度」的基礎或憲法。這個國家的元首是神。因此，在古代以色列，十誡的地位大約相當於現代國家的刑事法典，違反其中律法就是對國家元首神犯罪。然而，這些律法帶有正面的含義。它們確立生活的方式，使人與神有完全和豐盛的關係，也與其他人建立豐盛的社群。</w:t>
+      </w:r>
+    </w:p>
+    <w:p>
+      <w:pPr/>
+      <w:r>
+        <w:rPr>
+          <w:lang w:val="zh_TW" w:bidi="zh_TW"/>
+        </w:rPr>
+      </w:r>
+      <w:r>
+        <w:rPr>
+          <w:lang w:val="zh_TW" w:bidi="zh_TW"/>
+        </w:rPr>
+        <w:t>盟約律法的第二部分是詳細的法典，涵蓋日常生活的活動。這類律法的例子可以在</w:t>
+      </w:r>
+      <w:hyperlink r:id="rId46">
+        <w:r>
+          <w:rPr>
+            <w:lang w:val="zh_TW" w:bidi="zh_TW"/>
+          </w:rPr>
+          <w:rPr>
+            <w:color w:val="0000EE"/>
+            <w:u w:val="single"/>
+          </w:rPr>
+          <w:t>出埃及記二十一至二十三章</w:t>
+        </w:r>
+      </w:hyperlink>
+      <w:r>
+        <w:rPr>
+          <w:lang w:val="zh_TW" w:bidi="zh_TW"/>
+        </w:rPr>
+        <w:t>中看到。這些法律被編纂並記錄在「約書」中（</w:t>
+      </w:r>
+      <w:hyperlink r:id="rId47">
+        <w:r>
+          <w:rPr>
+            <w:lang w:val="zh_TW" w:bidi="zh_TW"/>
+          </w:rPr>
+          <w:rPr>
+            <w:color w:val="0000EE"/>
+            <w:u w:val="single"/>
+          </w:rPr>
+          <w:t>出24:7</w:t>
+        </w:r>
+      </w:hyperlink>
+      <w:r>
+        <w:rPr>
+          <w:lang w:val="zh_TW" w:bidi="zh_TW"/>
+        </w:rPr>
+        <w:t>）。雖然這本書包含許多法律，但要編寫人類行為的每個方面是不可能的。其中的例子具有多樣性，表明對於立約的成員來說，沒有任何人類生活的領域不受盟約的影響。人進入這種與神建立的關係，其生活的所有方面，自然會受到影響。</w:t>
+      </w:r>
+    </w:p>
+    <w:p>
+      <w:pPr>
+        <w:pStyle w:val="Heading4"/>
+      </w:pPr>
+      <w:r>
+        <w:rPr>
+          <w:lang w:val="zh_TW" w:bidi="zh_TW"/>
+        </w:rPr>
+        <w:t>盟約的更新</w:t>
+      </w:r>
+    </w:p>
+    <w:p>
+      <w:pPr/>
+      <w:r>
+        <w:rPr>
+          <w:lang w:val="zh_TW" w:bidi="zh_TW"/>
+        </w:rPr>
+      </w:r>
+      <w:r>
+        <w:rPr>
+          <w:lang w:val="zh_TW" w:bidi="zh_TW"/>
+        </w:rPr>
+        <w:t>西奈之約是與摩西帶領的特定人群訂立的，但對未來的世代也有約束力。因此，盟約會不時更新。盟約的更新記錄在約書亞的時代（</w:t>
+      </w:r>
+      <w:hyperlink r:id="rId48">
+        <w:r>
+          <w:rPr>
+            <w:lang w:val="zh_TW" w:bidi="zh_TW"/>
+          </w:rPr>
+          <w:rPr>
+            <w:color w:val="0000EE"/>
+            <w:u w:val="single"/>
+          </w:rPr>
+          <w:t>書8:30–35</w:t>
+        </w:r>
+      </w:hyperlink>
+      <w:r>
+        <w:rPr>
+          <w:lang w:val="zh_TW" w:bidi="zh_TW"/>
+        </w:rPr>
+        <w:t>，</w:t>
+      </w:r>
+      <w:hyperlink r:id="rId49">
+        <w:r>
+          <w:rPr>
+            <w:lang w:val="zh_TW" w:bidi="zh_TW"/>
+          </w:rPr>
+          <w:rPr>
+            <w:color w:val="0000EE"/>
+            <w:u w:val="single"/>
+          </w:rPr>
+          <w:t>24:1–28</w:t>
+        </w:r>
+      </w:hyperlink>
+      <w:r>
+        <w:rPr>
+          <w:lang w:val="zh_TW" w:bidi="zh_TW"/>
+        </w:rPr>
+        <w:t>），以及其後在約西亞王統治期間（</w:t>
+      </w:r>
+      <w:hyperlink r:id="rId50">
+        <w:r>
+          <w:rPr>
+            <w:lang w:val="zh_TW" w:bidi="zh_TW"/>
+          </w:rPr>
+          <w:rPr>
+            <w:color w:val="0000EE"/>
+            <w:u w:val="single"/>
+          </w:rPr>
+          <w:t>王下23:1–3</w:t>
+        </w:r>
+      </w:hyperlink>
+      <w:r>
+        <w:rPr>
+          <w:lang w:val="zh_TW" w:bidi="zh_TW"/>
+        </w:rPr>
+        <w:t>）。</w:t>
+      </w:r>
+    </w:p>
+    <w:p>
+      <w:pPr/>
+      <w:r>
+        <w:rPr>
+          <w:lang w:val="zh_TW" w:bidi="zh_TW"/>
+        </w:rPr>
+      </w:r>
+      <w:r>
+        <w:rPr>
+          <w:lang w:val="zh_TW" w:bidi="zh_TW"/>
+        </w:rPr>
+        <w:t>要理解盟約的更新和盟約本質，其最重要的聖經經文是申命記。這整本書描述了特定的盟約更新儀式，發生在以色列早期歷史的關鍵時刻。西奈之約在摩西去世、領導權過渡到約書亞之前，以及佔領應許之地的重大軍事行動前得到更新。</w:t>
+      </w:r>
+    </w:p>
+    <w:p>
+      <w:pPr/>
+      <w:r>
+        <w:rPr>
+          <w:lang w:val="zh_TW" w:bidi="zh_TW"/>
+        </w:rPr>
+      </w:r>
+      <w:r>
+        <w:rPr>
+          <w:lang w:val="zh_TW" w:bidi="zh_TW"/>
+        </w:rPr>
+        <w:t>自亞伯拉罕時代起，盟約就包含土地的應許。在他們進入那片土地之前（約公元前1250年），盟約誓言就與新一代的以色列人更新了，他們大都未曾在四十年前站於西奈山腳下。雖然盟約更新是申命記的核心主題，但作者主要集中在摩西的講論上，而不是詳細描述更新儀式。</w:t>
+      </w:r>
+    </w:p>
+    <w:p>
+      <w:pPr/>
+      <w:r>
+        <w:rPr>
+          <w:lang w:val="zh_TW" w:bidi="zh_TW"/>
+        </w:rPr>
+      </w:r>
+      <w:r>
+        <w:rPr>
+          <w:lang w:val="zh_TW" w:bidi="zh_TW"/>
+        </w:rPr>
+        <w:t>更新儀式通常是重複最初訂立盟約時發生的事情，會重述十誡（</w:t>
+      </w:r>
+      <w:hyperlink r:id="rId51">
+        <w:r>
+          <w:rPr>
+            <w:lang w:val="zh_TW" w:bidi="zh_TW"/>
+          </w:rPr>
+          <w:rPr>
+            <w:color w:val="0000EE"/>
+            <w:u w:val="single"/>
+          </w:rPr>
+          <w:t>申5:6–21</w:t>
+        </w:r>
+      </w:hyperlink>
+      <w:r>
+        <w:rPr>
+          <w:lang w:val="zh_TW" w:bidi="zh_TW"/>
+        </w:rPr>
+        <w:t>），詳細闡述約書的律法（</w:t>
+      </w:r>
+      <w:hyperlink r:id="rId52">
+        <w:r>
+          <w:rPr>
+            <w:lang w:val="zh_TW" w:bidi="zh_TW"/>
+          </w:rPr>
+          <w:rPr>
+            <w:color w:val="0000EE"/>
+            <w:u w:val="single"/>
+          </w:rPr>
+          <w:t>申12–26</w:t>
+        </w:r>
+      </w:hyperlink>
+      <w:r>
+        <w:rPr>
+          <w:lang w:val="zh_TW" w:bidi="zh_TW"/>
+        </w:rPr>
+        <w:t>）。在申命記中出現的兩個要點，對理解盟約特別重要，就是明確陳述盟約之愛，以及詳細陳述伴隨盟約締結和更新而來的祝福和詛咒。</w:t>
+      </w:r>
+    </w:p>
+    <w:p>
+      <w:pPr>
+        <w:pStyle w:val="Heading3"/>
+      </w:pPr>
+      <w:r>
+        <w:rPr>
+          <w:lang w:val="zh_TW" w:bidi="zh_TW"/>
+        </w:rPr>
+        <w:t>大衛之約</w:t>
+      </w:r>
+    </w:p>
+    <w:p>
+      <w:pPr/>
+      <w:r>
+        <w:rPr>
+          <w:lang w:val="zh_TW" w:bidi="zh_TW"/>
+        </w:rPr>
+      </w:r>
+      <w:r>
+        <w:rPr>
+          <w:lang w:val="zh_TW" w:bidi="zh_TW"/>
+        </w:rPr>
+        <w:t>盟約傳統在大衛王時期（約公元前1000年）有所變化。西奈之約是神與以色列建立，摩西的角色是中保。在大衛時代，則增加了新的元素：神以王的身份進入大衛之約。這個王的盟約，透過先知拿單向大衛暗示（</w:t>
+      </w:r>
+      <w:hyperlink r:id="rId53">
+        <w:r>
+          <w:rPr>
+            <w:lang w:val="zh_TW" w:bidi="zh_TW"/>
+          </w:rPr>
+          <w:rPr>
+            <w:color w:val="0000EE"/>
+            <w:u w:val="single"/>
+          </w:rPr>
+          <w:t>撒下7:8–16</w:t>
+        </w:r>
+      </w:hyperlink>
+      <w:r>
+        <w:rPr>
+          <w:lang w:val="zh_TW" w:bidi="zh_TW"/>
+        </w:rPr>
+        <w:t>），再次表明此舉是由神主動發起。這是神與大衛家永遠立定的約（</w:t>
+      </w:r>
+      <w:hyperlink r:id="rId54">
+        <w:r>
+          <w:rPr>
+            <w:lang w:val="zh_TW" w:bidi="zh_TW"/>
+          </w:rPr>
+          <w:rPr>
+            <w:color w:val="0000EE"/>
+            <w:u w:val="single"/>
+          </w:rPr>
+          <w:t>23:5</w:t>
+        </w:r>
+      </w:hyperlink>
+      <w:r>
+        <w:rPr>
+          <w:lang w:val="zh_TW" w:bidi="zh_TW"/>
+        </w:rPr>
+        <w:t>）。</w:t>
+      </w:r>
+    </w:p>
+    <w:p>
+      <w:pPr/>
+      <w:r>
+        <w:rPr>
+          <w:lang w:val="zh_TW" w:bidi="zh_TW"/>
+        </w:rPr>
+      </w:r>
+      <w:r>
+        <w:rPr>
+          <w:lang w:val="zh_TW" w:bidi="zh_TW"/>
+        </w:rPr>
+        <w:t>基督徒通常將大衛之約解釋為彌賽亞之約。幾個世紀以來，由大衛建立的王朝，統治著統一的以色列國，之後統治仍然存留的南國猶大。然而，在公元前586年，猶大被巴比倫人征服。此時，大衛的後裔不再統治一個由神的選民組成的獨立國家。然而，大衛之約的永恆特性，不在古代歷史的篇章中展現，而是見於人們如何期望大衛後裔出來的彌賽亞。馬太和路加都指出耶穌是大衛的後裔（</w:t>
+      </w:r>
+      <w:hyperlink r:id="rId55">
+        <w:r>
+          <w:rPr>
+            <w:lang w:val="zh_TW" w:bidi="zh_TW"/>
+          </w:rPr>
+          <w:rPr>
+            <w:color w:val="0000EE"/>
+            <w:u w:val="single"/>
+          </w:rPr>
+          <w:t>太1:1</w:t>
+        </w:r>
+      </w:hyperlink>
+      <w:r>
+        <w:rPr>
+          <w:lang w:val="zh_TW" w:bidi="zh_TW"/>
+        </w:rPr>
+        <w:t>；</w:t>
+      </w:r>
+      <w:hyperlink r:id="rId56">
+        <w:r>
+          <w:rPr>
+            <w:lang w:val="zh_TW" w:bidi="zh_TW"/>
+          </w:rPr>
+          <w:rPr>
+            <w:color w:val="0000EE"/>
+            <w:u w:val="single"/>
+          </w:rPr>
+          <w:t>路3:31</w:t>
+        </w:r>
+      </w:hyperlink>
+      <w:r>
+        <w:rPr>
+          <w:lang w:val="zh_TW" w:bidi="zh_TW"/>
+        </w:rPr>
+        <w:t>）。因此，新約將神的盟約延伸到新的世代，在耶穌的身上。</w:t>
+      </w:r>
+    </w:p>
+    <w:p>
+      <w:pPr>
+        <w:pStyle w:val="Heading3"/>
+      </w:pPr>
+      <w:r>
+        <w:rPr>
+          <w:lang w:val="zh_TW" w:bidi="zh_TW"/>
+        </w:rPr>
+        <w:t>舊約聖經預言的新約</w:t>
+      </w:r>
+    </w:p>
+    <w:p>
+      <w:pPr/>
+      <w:r>
+        <w:rPr>
+          <w:lang w:val="zh_TW" w:bidi="zh_TW"/>
+        </w:rPr>
+      </w:r>
+      <w:r>
+        <w:rPr>
+          <w:lang w:val="zh_TW" w:bidi="zh_TW"/>
+        </w:rPr>
+        <w:t>雖然大衛與神的盟約是永恆的，但在某種意義上，神與以色列在西奈山建立的盟約是暫時的。西奈之約包含幾個條件，在申命記的祝福和咒詛中得到陳述。以色列若不順服盟約律法，最壞結局就是被擄離開應許之地，這是從亞伯拉罕到摩西及其後盟約的核心主題。</w:t>
+      </w:r>
+    </w:p>
+    <w:p>
+      <w:pPr/>
+      <w:r>
+        <w:rPr>
+          <w:lang w:val="zh_TW" w:bidi="zh_TW"/>
+        </w:rPr>
+      </w:r>
+      <w:r>
+        <w:rPr>
+          <w:lang w:val="zh_TW" w:bidi="zh_TW"/>
+        </w:rPr>
+        <w:t>希伯來的先知經常察覺到危機，就是以色列的罪有可能使盟約終結。部分先知，尤其是何西阿和耶利米，也洞察到更深的真理：盟約植根於神的愛，因此即使是神的詛咒也不是最終的。</w:t>
+      </w:r>
+    </w:p>
+    <w:p>
+      <w:pPr/>
+      <w:r>
+        <w:rPr>
+          <w:lang w:val="zh_TW" w:bidi="zh_TW"/>
+        </w:rPr>
+      </w:r>
+      <w:r>
+        <w:rPr>
+          <w:lang w:val="zh_TW" w:bidi="zh_TW"/>
+        </w:rPr>
+        <w:t>何西阿透過他的婚姻這個「活生生的比喻」，傳神地表達了這個真理（</w:t>
+      </w:r>
+      <w:hyperlink r:id="rId57">
+        <w:r>
+          <w:rPr>
+            <w:lang w:val="zh_TW" w:bidi="zh_TW"/>
+          </w:rPr>
+          <w:rPr>
+            <w:color w:val="0000EE"/>
+            <w:u w:val="single"/>
+          </w:rPr>
+          <w:t>何1–3</w:t>
+        </w:r>
+      </w:hyperlink>
+      <w:r>
+        <w:rPr>
+          <w:lang w:val="zh_TW" w:bidi="zh_TW"/>
+        </w:rPr>
+        <w:t>）。他在神的命令下娶了歌篾，但後來由於她不忠，婚姻盟約因休妻而失效。雖然歌篾的姦淫行為迫使何西阿休妻，但他並沒有停止愛她。神後來命令何西阿回到歌篾身邊（</w:t>
+      </w:r>
+      <w:hyperlink r:id="rId58">
+        <w:r>
+          <w:rPr>
+            <w:lang w:val="zh_TW" w:bidi="zh_TW"/>
+          </w:rPr>
+          <w:rPr>
+            <w:color w:val="0000EE"/>
+            <w:u w:val="single"/>
+          </w:rPr>
+          <w:t>何3:1</w:t>
+        </w:r>
+      </w:hyperlink>
+      <w:r>
+        <w:rPr>
+          <w:lang w:val="zh_TW" w:bidi="zh_TW"/>
+        </w:rPr>
+        <w:t>）。雖然她不忠，先知仍要再次將她納入婚姻的盟約關係中。這個比喻描繪了神對以色列的行動。以色列的罪將不可避免地導致神休妻，但何西阿預見新的婚姻。在神與以色列的新約中，以色列將被恩慈地重新接納，進入與神的關係中（</w:t>
+      </w:r>
+      <w:hyperlink r:id="rId59">
+        <w:r>
+          <w:rPr>
+            <w:lang w:val="zh_TW" w:bidi="zh_TW"/>
+          </w:rPr>
+          <w:rPr>
+            <w:color w:val="0000EE"/>
+            <w:u w:val="single"/>
+          </w:rPr>
+          <w:t>2:14–18</w:t>
+        </w:r>
+      </w:hyperlink>
+      <w:r>
+        <w:rPr>
+          <w:lang w:val="zh_TW" w:bidi="zh_TW"/>
+        </w:rPr>
+        <w:t>）。</w:t>
+      </w:r>
+    </w:p>
+    <w:p>
+      <w:pPr/>
+      <w:r>
+        <w:rPr>
+          <w:lang w:val="zh_TW" w:bidi="zh_TW"/>
+        </w:rPr>
+      </w:r>
+      <w:r>
+        <w:rPr>
+          <w:lang w:val="zh_TW" w:bidi="zh_TW"/>
+        </w:rPr>
+        <w:t>先知耶利米在著作中，有力表達了這個新的盟約。耶利米生活在公元前七世紀末和六世紀初；他在其一生中，目睹猶大國在戰爭中被擊敗。國家失去獨立地位，成為巴比倫帝國的附庸國。在外在意義上，公元前586年的失敗，標誌著西奈之約的結束。以色列不再能聲稱擁有應許之地。然而，耶利米領受超越當代政治現實的真理。神在世界上的工作，就像祂對世界的愛一樣，並未結束。</w:t>
+      </w:r>
+    </w:p>
+    <w:p>
+      <w:pPr/>
+      <w:r>
+        <w:rPr>
+          <w:lang w:val="zh_TW" w:bidi="zh_TW"/>
+        </w:rPr>
+      </w:r>
+      <w:r>
+        <w:rPr>
+          <w:lang w:val="zh_TW" w:bidi="zh_TW"/>
+        </w:rPr>
+        <w:t>因此，耶利米提到神將要實現一個新約：「</w:t>
+      </w:r>
+      <w:r>
+        <w:rPr>
+          <w:lang w:val="zh_TW" w:bidi="zh_TW"/>
+        </w:rPr>
+        <w:t>日子將到，我要與 以色列家和猶大家另立新約</w:t>
+      </w:r>
+      <w:r>
+        <w:rPr>
+          <w:lang w:val="zh_TW" w:bidi="zh_TW"/>
+        </w:rPr>
+        <w:t>」（</w:t>
+      </w:r>
+      <w:hyperlink r:id="rId60">
+        <w:r>
+          <w:rPr>
+            <w:lang w:val="zh_TW" w:bidi="zh_TW"/>
+          </w:rPr>
+          <w:rPr>
+            <w:color w:val="0000EE"/>
+            <w:u w:val="single"/>
+          </w:rPr>
+          <w:t>耶31:31</w:t>
+        </w:r>
+      </w:hyperlink>
+      <w:r>
+        <w:rPr>
+          <w:lang w:val="zh_TW" w:bidi="zh_TW"/>
+        </w:rPr>
+        <w:t>）。這個新約將以神在人心中的行動為記號，帶來徹底的屬靈轉變（</w:t>
+      </w:r>
+      <w:hyperlink r:id="rId61">
+        <w:r>
+          <w:rPr>
+            <w:lang w:val="zh_TW" w:bidi="zh_TW"/>
+          </w:rPr>
+          <w:rPr>
+            <w:color w:val="0000EE"/>
+            <w:u w:val="single"/>
+          </w:rPr>
+          <w:t>耶31:34</w:t>
+        </w:r>
+      </w:hyperlink>
+      <w:r>
+        <w:rPr>
+          <w:lang w:val="zh_TW" w:bidi="zh_TW"/>
+        </w:rPr>
+        <w:t>）。在最後的晚餐中，耶穌對祂的門徒宣告說：「</w:t>
+      </w:r>
+      <w:r>
+        <w:rPr>
+          <w:lang w:val="zh_TW" w:bidi="zh_TW"/>
+        </w:rPr>
+        <w:t>這杯是用我血所立的新約，是為你們流出來的</w:t>
+      </w:r>
+      <w:r>
+        <w:rPr>
+          <w:lang w:val="zh_TW" w:bidi="zh_TW"/>
+        </w:rPr>
+        <w:t>」（</w:t>
+      </w:r>
+      <w:hyperlink r:id="rId62">
+        <w:r>
+          <w:rPr>
+            <w:lang w:val="zh_TW" w:bidi="zh_TW"/>
+          </w:rPr>
+          <w:rPr>
+            <w:color w:val="0000EE"/>
+            <w:u w:val="single"/>
+          </w:rPr>
+          <w:t>路22:20</w:t>
+        </w:r>
+      </w:hyperlink>
+      <w:r>
+        <w:rPr>
+          <w:lang w:val="zh_TW" w:bidi="zh_TW"/>
+        </w:rPr>
+        <w:t>）。對於希伯來書的作者來說，這個新約對於完全理解耶穌基督的事工是至關重要的（</w:t>
+      </w:r>
+      <w:hyperlink r:id="rId63">
+        <w:r>
+          <w:rPr>
+            <w:lang w:val="zh_TW" w:bidi="zh_TW"/>
+          </w:rPr>
+          <w:rPr>
+            <w:color w:val="0000EE"/>
+            <w:u w:val="single"/>
+          </w:rPr>
+          <w:t>來8:8–12</w:t>
+        </w:r>
+      </w:hyperlink>
+      <w:r>
+        <w:rPr>
+          <w:lang w:val="zh_TW" w:bidi="zh_TW"/>
+        </w:rPr>
+        <w:t>）。</w:t>
+      </w:r>
+    </w:p>
+    <w:p>
+      <w:pPr>
+        <w:pStyle w:val="Heading3"/>
+      </w:pPr>
+      <w:r>
+        <w:rPr>
+          <w:lang w:val="zh_TW" w:bidi="zh_TW"/>
+        </w:rPr>
+        <w:t>結論</w:t>
+      </w:r>
+    </w:p>
+    <w:p>
+      <w:pPr/>
+      <w:r>
+        <w:rPr>
+          <w:lang w:val="zh_TW" w:bidi="zh_TW"/>
+        </w:rPr>
+      </w:r>
+      <w:r>
+        <w:rPr>
+          <w:lang w:val="zh_TW" w:bidi="zh_TW"/>
+        </w:rPr>
+        <w:t>盟約是舊約信息和歷史的核心概念。盟約的主題延續到新約，是解釋基督教福音的方式，人生命的意義在於與永生的神建立盟約關係。然而，有罪的人無法通過自身努力進入這種關係；只有神能夠發起這種關係。根據新約，神賜下祂的兒子耶穌，祂的受死打開途徑，讓所有人得以進入盟約關係。耶穌「新約的血」帶來赦免，使所有人都能夠進入與神的盟約關係。要進入這種關係，無論是今天還是在亞伯拉罕時代，都取決於信心（</w:t>
+      </w:r>
+      <w:hyperlink r:id="rId64">
+        <w:r>
+          <w:rPr>
+            <w:lang w:val="zh_TW" w:bidi="zh_TW"/>
+          </w:rPr>
+          <w:rPr>
+            <w:color w:val="0000EE"/>
+            <w:u w:val="single"/>
+          </w:rPr>
+          <w:t>加3:6–14</w:t>
+        </w:r>
+      </w:hyperlink>
+      <w:r>
+        <w:rPr>
+          <w:lang w:val="zh_TW" w:bidi="zh_TW"/>
+        </w:rPr>
+        <w:t>）。</w:t>
+      </w:r>
+    </w:p>
+    <w:p>
+      <w:pPr/>
+      <w:r>
+        <w:rPr>
+          <w:lang w:val="zh_TW" w:bidi="zh_TW"/>
+        </w:rPr>
+      </w:r>
+      <w:r>
+        <w:rPr>
+          <w:i/>
+          <w:lang w:val="zh_TW" w:bidi="zh_TW"/>
+        </w:rPr>
+        <w:t>另見</w:t>
+      </w:r>
+      <w:r>
+        <w:rPr>
+          <w:lang w:val="zh_TW" w:bidi="zh_TW"/>
+        </w:rPr>
+        <w:t xml:space="preserve"> </w:t>
+      </w:r>
+      <w:r>
+        <w:rPr>
+          <w:lang w:val="zh_TW" w:bidi="zh_TW"/>
+        </w:rPr>
+        <w:t>聯盟；</w:t>
+      </w:r>
+      <w:r>
+        <w:rPr>
+          <w:lang w:val="zh_TW" w:bidi="zh_TW"/>
+        </w:rPr>
+        <w:t>新約；</w:t>
+      </w:r>
+      <w:r>
+        <w:rPr>
+          <w:lang w:val="zh_TW" w:bidi="zh_TW"/>
+        </w:rPr>
+        <w:t>聖經中的律法概念；</w:t>
+      </w:r>
+      <w:r>
+        <w:rPr>
+          <w:lang w:val="zh_TW" w:bidi="zh_TW"/>
+        </w:rPr>
+        <w:t>誓言；</w:t>
+      </w:r>
+      <w:r>
+        <w:rPr>
+          <w:lang w:val="zh_TW" w:bidi="zh_TW"/>
+        </w:rPr>
+        <w:t>誓約</w:t>
+      </w:r>
+      <w:r>
+        <w:rPr>
+          <w:lang w:val="zh_TW" w:bidi="zh_TW"/>
+        </w:rPr>
+        <w:t>。</w:t>
+      </w:r>
+      <w:r>
+        <w:rPr>
+          <w:lang w:val="zh_TW" w:bidi="zh_TW"/>
+        </w:rPr>
+      </w:r>
+      <w:r>
+        <w:rPr>
+          <w:lang w:val="zh_TW" w:bidi="zh_TW"/>
+        </w:rPr>
+      </w:r>
+    </w:p>
+    <w:p>
+      <w:pPr/>
+      <w:r>
+        <w:rPr>
+          <w:lang w:val="zh_TW" w:bidi="zh_TW"/>
+        </w:rPr>
+      </w:r>
     </w:p>
     <w:p>
       <w:pPr>
@@ -364,7 +2272,7 @@
         <w:rPr>
           <w:lang w:val="zh_TW" w:bidi="zh_TW"/>
         </w:rPr>
-        <w:t>尼哥坡里</w:t>
+        <w:t>夢</w:t>
       </w:r>
       <w:r>
         <w:rPr>
@@ -383,7 +2291,18 @@
         <w:rPr>
           <w:lang w:val="zh_TW" w:bidi="zh_TW"/>
         </w:rPr>
-        <w:t>名稱的意思是「勝利之城」。在羅馬帝國，當一個新建的城市需要命名時，尼哥坡里（Nicopolis）是一個常見的選擇。在戰爭時期為了紀念軍事勝利而建的城鎮，通常被命名為尼哥坡里。</w:t>
+        <w:t>夢是人在睡眠時出現的思想、影像或情感。自古以來，夢境一直令人格外著迷，因為人在夢中所經歷的事件往往栩栩如生、逼真得令人無法忽視。</w:t>
+      </w:r>
+    </w:p>
+    <w:p>
+      <w:pPr>
+        <w:pStyle w:val="Heading3"/>
+      </w:pPr>
+      <w:r>
+        <w:rPr>
+          <w:lang w:val="zh_TW" w:bidi="zh_TW"/>
+        </w:rPr>
+        <w:t>古代的理解</w:t>
       </w:r>
     </w:p>
     <w:p>
@@ -397,43 +2316,7 @@
         <w:rPr>
           <w:lang w:val="zh_TW" w:bidi="zh_TW"/>
         </w:rPr>
-        <w:t>在保羅寫給提多的信中，保羅告訴提多離開他一直在事奉的克里特（</w:t>
-      </w:r>
-      <w:hyperlink r:id="rId18">
-        <w:r>
-          <w:rPr>
-            <w:lang w:val="zh_TW" w:bidi="zh_TW"/>
-          </w:rPr>
-          <w:rPr>
-            <w:color w:val="0000EE"/>
-            <w:u w:val="single"/>
-          </w:rPr>
-          <w:t>多1:5</w:t>
-        </w:r>
-      </w:hyperlink>
-      <w:r>
-        <w:rPr>
-          <w:lang w:val="zh_TW" w:bidi="zh_TW"/>
-        </w:rPr>
-        <w:t>），前往尼哥坡里，使徒正在那裏作工，並且保羅計劃在那裡過冬（</w:t>
-      </w:r>
-      <w:hyperlink r:id="rId19">
-        <w:r>
-          <w:rPr>
-            <w:lang w:val="zh_TW" w:bidi="zh_TW"/>
-          </w:rPr>
-          <w:rPr>
-            <w:color w:val="0000EE"/>
-            <w:u w:val="single"/>
-          </w:rPr>
-          <w:t>3:12</w:t>
-        </w:r>
-      </w:hyperlink>
-      <w:r>
-        <w:rPr>
-          <w:lang w:val="zh_TW" w:bidi="zh_TW"/>
-        </w:rPr>
-        <w:t>）。在整個羅馬帝國的九個尼哥坡里城中，幾乎可以肯定保羅指的是位於哥林多灣西北方和伊庇魯斯（Epirus）海岬東南方的城市。岬是一塊突入水體的高地，如同半島或俯瞰大海的懸崖。</w:t>
+        <w:t>自古以來，人們就將夢視為一種奧祕，並推測夢境可能是來自另一個真實存在的領域——在那裡，即使身體沉睡，靈魂仍在生活與行動。夢，尤其是皇帝與國王的夢，常被視為諸神所傳遞的信息。</w:t>
       </w:r>
     </w:p>
     <w:p>
@@ -447,17 +2330,7 @@
         <w:rPr>
           <w:lang w:val="zh_TW" w:bidi="zh_TW"/>
         </w:rPr>
-        <w:t>屋大維（Octavian，後來成為羅馬帝國第一位統治者）於公元前31年建立了這座城市，以慶祝他在附近進行的偉大的亞克興戰役（battle of Actium）中戰勝安東尼（Mark Antony）。尼哥坡里的名稱和政府都是希臘式的，並且是附近許多城的中心。這座新的尼哥坡里是一個非常大的城，擁有類似於附近的雅典城的獨立性。該城建造了神廟、劇院、競技場和水道，並設立了一年四次的慶典比賽。尼哥坡里最著名的市民，是斯多亞派（Stoic）哲學家愛比克泰德（Epictetus），他大約在公元90年居住在那裡。保羅曾在這個大城及其周邊的小社區中傳揚福音。</w:t>
-      </w:r>
-      <w:r>
-        <w:rPr>
-          <w:lang w:val="zh_TW" w:bidi="zh_TW"/>
-        </w:rPr>
-      </w:r>
-      <w:r>
-        <w:rPr>
-          <w:lang w:val="zh_TW" w:bidi="zh_TW"/>
-        </w:rPr>
+        <w:t>古代所記錄的夢主要集中在三個方面：宗教、政治與個人的命運。宗教性的夢呼召人要敬虔事奉神；政治性的夢則預示戰爭的結果或國家的未來命運；個人性的夢則指引家庭決策，並預示可能發生的重大危機。</w:t>
       </w:r>
     </w:p>
     <w:p>
@@ -467,21 +2340,22 @@
           <w:lang w:val="zh_TW" w:bidi="zh_TW"/>
         </w:rPr>
       </w:r>
-    </w:p>
-    <w:p>
-      <w:pPr>
-        <w:pStyle w:val="Heading2"/>
-      </w:pPr>
-      <w:r>
-        <w:rPr>
-          <w:lang w:val="zh_TW" w:bidi="zh_TW"/>
-        </w:rPr>
-        <w:t>尼尼微、尼尼微人</w:t>
-      </w:r>
-      <w:r>
-        <w:rPr>
-          <w:lang w:val="zh_TW" w:bidi="zh_TW"/>
-        </w:rPr>
+      <w:r>
+        <w:rPr>
+          <w:lang w:val="zh_TW" w:bidi="zh_TW"/>
+        </w:rPr>
+        <w:t>有時神會主動啟示，預先警告人某些意想不到的事情；有時統治者或將軍會前往異教神廟或聖地，在那裡睡覺，期待藉夢獲得指引，來處理眼前的困境。某些夢中的訊息相當清楚，但更多時候，則需依靠專門解夢的人來辨識其含義。人們也常將特定夢境與後續事件的發生記錄下來。</w:t>
+      </w:r>
+    </w:p>
+    <w:p>
+      <w:pPr>
+        <w:pStyle w:val="Heading3"/>
+      </w:pPr>
+      <w:r>
+        <w:rPr>
+          <w:lang w:val="zh_TW" w:bidi="zh_TW"/>
+        </w:rPr>
+        <w:t>舊約聖經的使用</w:t>
       </w:r>
     </w:p>
     <w:p>
@@ -495,7 +2369,7 @@
         <w:rPr>
           <w:lang w:val="zh_TW" w:bidi="zh_TW"/>
         </w:rPr>
-        <w:t>亞述帝國的首都之一，且在該帝國的鼎盛時期，是世界上最偉大的城市之一。尼尼微位於現今伊拉克北部，而今日其以坐落於底格里斯河（Tigris River）以東，與摩蘇爾城（Mosul）主要區域相對的古雲吉克丘（Kouyunjik）與尼比‧優努斯丘（Nebi Yunus）為象徵。</w:t>
+        <w:t>夢在神子民的生活中扮演了重要的角色。舊約聖經中約有120處提到夢，其中52處出現在創世記早期族長時期，另有29處出現在但以理書。然而，舊約聖經中實際上僅記錄了14個具體的夢境。多數出現在創世記的夢，反映了神直接向族長啟示。即使但以理也只記載了尼布甲尼撒的兩個夢──那巨大的像與被砍倒的大樹──以及但以理自己關於四獸與那恆古常在者的夢。</w:t>
       </w:r>
     </w:p>
     <w:p>
@@ -509,7 +2383,151 @@
         <w:rPr>
           <w:lang w:val="zh_TW" w:bidi="zh_TW"/>
         </w:rPr>
-        <w:t>較大的古雲吉克丘位於西北方，面積約1英里乘650碼（約1.6 公里乘594.4公尺），高出平原約九十英尺（約27.4公尺），中間以科斯爾河（Khosr River）隔開。尼比‧優努斯丘上現為村落、墓地及一座傳說存放約拿墳墓的清真寺，因此未能進行廣泛考古。</w:t>
+        <w:t>舊約聖經對夢的理解具有幾個重要特點。與古代世界其它民族相同，神的子民相信神會藉夢說話。然而，舊約聖經記載中的夢顯得較為克制，缺少異教對夢的記載中常見的淫穢與怪誕場景。另一個顯著差異是：神是夢的主動發起者；祂按自己的旨意，在所選擇的時間、地點與對象中賜下啟示性的夢──掃羅對此有痛苦的體會（</w:t>
+      </w:r>
+      <w:hyperlink r:id="rId65">
+        <w:r>
+          <w:rPr>
+            <w:lang w:val="zh_TW" w:bidi="zh_TW"/>
+          </w:rPr>
+          <w:rPr>
+            <w:color w:val="0000EE"/>
+            <w:u w:val="single"/>
+          </w:rPr>
+          <w:t>撒上28:6</w:t>
+        </w:r>
+      </w:hyperlink>
+      <w:r>
+        <w:rPr>
+          <w:lang w:val="zh_TW" w:bidi="zh_TW"/>
+        </w:rPr>
+        <w:t>、</w:t>
+      </w:r>
+      <w:hyperlink r:id="rId65">
+        <w:r>
+          <w:rPr>
+            <w:lang w:val="zh_TW" w:bidi="zh_TW"/>
+          </w:rPr>
+          <w:rPr>
+            <w:color w:val="0000EE"/>
+            <w:u w:val="single"/>
+          </w:rPr>
+          <w:t>15</w:t>
+        </w:r>
+      </w:hyperlink>
+      <w:r>
+        <w:rPr>
+          <w:lang w:val="zh_TW" w:bidi="zh_TW"/>
+        </w:rPr>
+        <w:t>）。更重要的是，舊約聖經明確地拒絕世俗的解夢方式。夢的象徵意義不是靠查閱解夢書或依靠人的自然能力而得知。約瑟為兩位埃及囚犯與法老解夢時，堅持將一切榮耀歸給神（</w:t>
+      </w:r>
+      <w:hyperlink r:id="rId66">
+        <w:r>
+          <w:rPr>
+            <w:lang w:val="zh_TW" w:bidi="zh_TW"/>
+          </w:rPr>
+          <w:rPr>
+            <w:color w:val="0000EE"/>
+            <w:u w:val="single"/>
+          </w:rPr>
+          <w:t>創40:8</w:t>
+        </w:r>
+      </w:hyperlink>
+      <w:r>
+        <w:rPr>
+          <w:lang w:val="zh_TW" w:bidi="zh_TW"/>
+        </w:rPr>
+        <w:t>，</w:t>
+      </w:r>
+      <w:hyperlink r:id="rId67">
+        <w:r>
+          <w:rPr>
+            <w:lang w:val="zh_TW" w:bidi="zh_TW"/>
+          </w:rPr>
+          <w:rPr>
+            <w:color w:val="0000EE"/>
+            <w:u w:val="single"/>
+          </w:rPr>
+          <w:t>41:7</w:t>
+        </w:r>
+      </w:hyperlink>
+      <w:r>
+        <w:rPr>
+          <w:lang w:val="zh_TW" w:bidi="zh_TW"/>
+        </w:rPr>
+        <w:t>、</w:t>
+      </w:r>
+      <w:hyperlink r:id="rId67">
+        <w:r>
+          <w:rPr>
+            <w:lang w:val="zh_TW" w:bidi="zh_TW"/>
+          </w:rPr>
+          <w:rPr>
+            <w:color w:val="0000EE"/>
+            <w:u w:val="single"/>
+          </w:rPr>
+          <w:t>25</w:t>
+        </w:r>
+      </w:hyperlink>
+      <w:r>
+        <w:rPr>
+          <w:lang w:val="zh_TW" w:bidi="zh_TW"/>
+        </w:rPr>
+        <w:t>、</w:t>
+      </w:r>
+      <w:hyperlink r:id="rId67">
+        <w:r>
+          <w:rPr>
+            <w:lang w:val="zh_TW" w:bidi="zh_TW"/>
+          </w:rPr>
+          <w:rPr>
+            <w:color w:val="0000EE"/>
+            <w:u w:val="single"/>
+          </w:rPr>
+          <w:t>28</w:t>
+        </w:r>
+      </w:hyperlink>
+      <w:r>
+        <w:rPr>
+          <w:lang w:val="zh_TW" w:bidi="zh_TW"/>
+        </w:rPr>
+        <w:t>、</w:t>
+      </w:r>
+      <w:hyperlink r:id="rId67">
+        <w:r>
+          <w:rPr>
+            <w:lang w:val="zh_TW" w:bidi="zh_TW"/>
+          </w:rPr>
+          <w:rPr>
+            <w:color w:val="0000EE"/>
+            <w:u w:val="single"/>
+          </w:rPr>
+          <w:t>39</w:t>
+        </w:r>
+      </w:hyperlink>
+      <w:r>
+        <w:rPr>
+          <w:lang w:val="zh_TW" w:bidi="zh_TW"/>
+        </w:rPr>
+        <w:t>）。同樣地，但以理向尼布甲尼撒說明，唯有天上的神能啟示奧秘，並使王的夢與其意義得以顯明，而那些專業術士已經失敗（</w:t>
+      </w:r>
+      <w:hyperlink r:id="rId68">
+        <w:r>
+          <w:rPr>
+            <w:lang w:val="zh_TW" w:bidi="zh_TW"/>
+          </w:rPr>
+          <w:rPr>
+            <w:color w:val="0000EE"/>
+            <w:u w:val="single"/>
+          </w:rPr>
+          <w:t>但2:27–28</w:t>
+        </w:r>
+      </w:hyperlink>
+      <w:r>
+        <w:rPr>
+          <w:lang w:val="zh_TW" w:bidi="zh_TW"/>
+        </w:rPr>
+        <w:t>）。</w:t>
       </w:r>
     </w:p>
     <w:p>
@@ -523,7 +2541,657 @@
         <w:rPr>
           <w:lang w:val="zh_TW" w:bidi="zh_TW"/>
         </w:rPr>
-        <w:t>尼尼微城牆以磚砌成，長約8英里（約12.9公里），設有十五座城門（已發掘其中五座），門前立有巨大的石雕公牛像，其為亞述城邑建築的典型特色。</w:t>
+        <w:t>與周圍民族不同，舊約聖經中的聖徒知道夢是「夜間的異象」（</w:t>
+      </w:r>
+      <w:hyperlink r:id="rId69">
+        <w:r>
+          <w:rPr>
+            <w:lang w:val="zh_TW" w:bidi="zh_TW"/>
+          </w:rPr>
+          <w:rPr>
+            <w:color w:val="0000EE"/>
+            <w:u w:val="single"/>
+          </w:rPr>
+          <w:t>伯33:15</w:t>
+        </w:r>
+      </w:hyperlink>
+      <w:r>
+        <w:rPr>
+          <w:lang w:val="zh_TW" w:bidi="zh_TW"/>
+        </w:rPr>
+        <w:t>），並以此象徵屬靈領域（</w:t>
+      </w:r>
+      <w:hyperlink r:id="rId70">
+        <w:r>
+          <w:rPr>
+            <w:lang w:val="zh_TW" w:bidi="zh_TW"/>
+          </w:rPr>
+          <w:rPr>
+            <w:color w:val="0000EE"/>
+            <w:u w:val="single"/>
+          </w:rPr>
+          <w:t>伯20:8</w:t>
+        </w:r>
+      </w:hyperlink>
+      <w:r>
+        <w:rPr>
+          <w:lang w:val="zh_TW" w:bidi="zh_TW"/>
+        </w:rPr>
+        <w:t>；</w:t>
+      </w:r>
+      <w:hyperlink r:id="rId71">
+        <w:r>
+          <w:rPr>
+            <w:lang w:val="zh_TW" w:bidi="zh_TW"/>
+          </w:rPr>
+          <w:rPr>
+            <w:color w:val="0000EE"/>
+            <w:u w:val="single"/>
+          </w:rPr>
+          <w:t>詩73:20</w:t>
+        </w:r>
+      </w:hyperlink>
+      <w:r>
+        <w:rPr>
+          <w:lang w:val="zh_TW" w:bidi="zh_TW"/>
+        </w:rPr>
+        <w:t>，</w:t>
+      </w:r>
+      <w:hyperlink r:id="rId72">
+        <w:r>
+          <w:rPr>
+            <w:lang w:val="zh_TW" w:bidi="zh_TW"/>
+          </w:rPr>
+          <w:rPr>
+            <w:color w:val="0000EE"/>
+            <w:u w:val="single"/>
+          </w:rPr>
+          <w:t>126:1</w:t>
+        </w:r>
+      </w:hyperlink>
+      <w:r>
+        <w:rPr>
+          <w:lang w:val="zh_TW" w:bidi="zh_TW"/>
+        </w:rPr>
+        <w:t>；</w:t>
+      </w:r>
+      <w:hyperlink r:id="rId73">
+        <w:r>
+          <w:rPr>
+            <w:lang w:val="zh_TW" w:bidi="zh_TW"/>
+          </w:rPr>
+          <w:rPr>
+            <w:color w:val="0000EE"/>
+            <w:u w:val="single"/>
+          </w:rPr>
+          <w:t>賽29:7–8</w:t>
+        </w:r>
+      </w:hyperlink>
+      <w:r>
+        <w:rPr>
+          <w:lang w:val="zh_TW" w:bidi="zh_TW"/>
+        </w:rPr>
+        <w:t>）。</w:t>
+      </w:r>
+    </w:p>
+    <w:p>
+      <w:pPr/>
+      <w:r>
+        <w:rPr>
+          <w:lang w:val="zh_TW" w:bidi="zh_TW"/>
+        </w:rPr>
+      </w:r>
+      <w:r>
+        <w:rPr>
+          <w:lang w:val="zh_TW" w:bidi="zh_TW"/>
+        </w:rPr>
+        <w:t>神在舊約聖經時代藉夢保護其僕人（</w:t>
+      </w:r>
+      <w:hyperlink r:id="rId74">
+        <w:r>
+          <w:rPr>
+            <w:lang w:val="zh_TW" w:bidi="zh_TW"/>
+          </w:rPr>
+          <w:rPr>
+            <w:color w:val="0000EE"/>
+            <w:u w:val="single"/>
+          </w:rPr>
+          <w:t>創20章</w:t>
+        </w:r>
+      </w:hyperlink>
+      <w:r>
+        <w:rPr>
+          <w:lang w:val="zh_TW" w:bidi="zh_TW"/>
+        </w:rPr>
+        <w:t>）、以特殊方式向人顯現（</w:t>
+      </w:r>
+      <w:hyperlink r:id="rId74">
+        <w:r>
+          <w:rPr>
+            <w:lang w:val="zh_TW" w:bidi="zh_TW"/>
+          </w:rPr>
+          <w:rPr>
+            <w:color w:val="0000EE"/>
+            <w:u w:val="single"/>
+          </w:rPr>
+          <w:t>創</w:t>
+        </w:r>
+      </w:hyperlink>
+      <w:hyperlink r:id="rId75">
+        <w:r>
+          <w:rPr>
+            <w:lang w:val="zh_TW" w:bidi="zh_TW"/>
+          </w:rPr>
+          <w:rPr>
+            <w:color w:val="0000EE"/>
+            <w:u w:val="single"/>
+          </w:rPr>
+          <w:t>28:12</w:t>
+        </w:r>
+      </w:hyperlink>
+      <w:r>
+        <w:rPr>
+          <w:lang w:val="zh_TW" w:bidi="zh_TW"/>
+        </w:rPr>
+        <w:t>）、在具體情況中提供引導（</w:t>
+      </w:r>
+      <w:hyperlink r:id="rId74">
+        <w:r>
+          <w:rPr>
+            <w:lang w:val="zh_TW" w:bidi="zh_TW"/>
+          </w:rPr>
+          <w:rPr>
+            <w:color w:val="0000EE"/>
+            <w:u w:val="single"/>
+          </w:rPr>
+          <w:t>創</w:t>
+        </w:r>
+      </w:hyperlink>
+      <w:hyperlink r:id="rId76">
+        <w:r>
+          <w:rPr>
+            <w:lang w:val="zh_TW" w:bidi="zh_TW"/>
+          </w:rPr>
+          <w:rPr>
+            <w:color w:val="0000EE"/>
+            <w:u w:val="single"/>
+          </w:rPr>
+          <w:t>31:10–13</w:t>
+        </w:r>
+      </w:hyperlink>
+      <w:r>
+        <w:rPr>
+          <w:lang w:val="zh_TW" w:bidi="zh_TW"/>
+        </w:rPr>
+        <w:t>），並預先警告個人未來的事件（</w:t>
+      </w:r>
+      <w:hyperlink r:id="rId74">
+        <w:r>
+          <w:rPr>
+            <w:lang w:val="zh_TW" w:bidi="zh_TW"/>
+          </w:rPr>
+          <w:rPr>
+            <w:color w:val="0000EE"/>
+            <w:u w:val="single"/>
+          </w:rPr>
+          <w:t>創</w:t>
+        </w:r>
+      </w:hyperlink>
+      <w:hyperlink r:id="rId77">
+        <w:r>
+          <w:rPr>
+            <w:lang w:val="zh_TW" w:bidi="zh_TW"/>
+          </w:rPr>
+          <w:rPr>
+            <w:color w:val="0000EE"/>
+            <w:u w:val="single"/>
+          </w:rPr>
+          <w:t>37:5–20</w:t>
+        </w:r>
+      </w:hyperlink>
+      <w:r>
+        <w:rPr>
+          <w:lang w:val="zh_TW" w:bidi="zh_TW"/>
+        </w:rPr>
+        <w:t>）。夢也被用來預言列國歷史（</w:t>
+      </w:r>
+      <w:hyperlink r:id="rId78">
+        <w:r>
+          <w:rPr>
+            <w:lang w:val="zh_TW" w:bidi="zh_TW"/>
+          </w:rPr>
+          <w:rPr>
+            <w:color w:val="0000EE"/>
+            <w:u w:val="single"/>
+          </w:rPr>
+          <w:t>創</w:t>
+        </w:r>
+      </w:hyperlink>
+      <w:hyperlink r:id="rId79">
+        <w:r>
+          <w:rPr>
+            <w:lang w:val="zh_TW" w:bidi="zh_TW"/>
+          </w:rPr>
+          <w:rPr>
+            <w:color w:val="0000EE"/>
+            <w:u w:val="single"/>
+          </w:rPr>
+          <w:t>40–41章</w:t>
+        </w:r>
+      </w:hyperlink>
+      <w:r>
+        <w:rPr>
+          <w:lang w:val="zh_TW" w:bidi="zh_TW"/>
+        </w:rPr>
+        <w:t>），並預告四個相繼興起的世界帝國將被神永遠的國度取代（</w:t>
+      </w:r>
+      <w:hyperlink r:id="rId78">
+        <w:r>
+          <w:rPr>
+            <w:lang w:val="zh_TW" w:bidi="zh_TW"/>
+          </w:rPr>
+          <w:rPr>
+            <w:color w:val="0000EE"/>
+            <w:u w:val="single"/>
+          </w:rPr>
+          <w:t>但4:19–27</w:t>
+        </w:r>
+      </w:hyperlink>
+      <w:r>
+        <w:rPr>
+          <w:lang w:val="zh_TW" w:bidi="zh_TW"/>
+        </w:rPr>
+        <w:t>）。</w:t>
+      </w:r>
+    </w:p>
+    <w:p>
+      <w:pPr/>
+      <w:r>
+        <w:rPr>
+          <w:lang w:val="zh_TW" w:bidi="zh_TW"/>
+        </w:rPr>
+      </w:r>
+      <w:r>
+        <w:rPr>
+          <w:lang w:val="zh_TW" w:bidi="zh_TW"/>
+        </w:rPr>
+        <w:t>在約瑟與但以理之間約一千年的時間裡，僅記錄了兩個夢：一個使基甸確信神必擊敗米甸人（</w:t>
+      </w:r>
+      <w:hyperlink r:id="rId80">
+        <w:r>
+          <w:rPr>
+            <w:lang w:val="zh_TW" w:bidi="zh_TW"/>
+          </w:rPr>
+          <w:rPr>
+            <w:color w:val="0000EE"/>
+            <w:u w:val="single"/>
+          </w:rPr>
+          <w:t>士7:13–15</w:t>
+        </w:r>
+      </w:hyperlink>
+      <w:r>
+        <w:rPr>
+          <w:lang w:val="zh_TW" w:bidi="zh_TW"/>
+        </w:rPr>
+        <w:t>）；另一個則與所羅門因謙卑無私地求「智慧的心」（</w:t>
+      </w:r>
+      <w:hyperlink r:id="rId81">
+        <w:r>
+          <w:rPr>
+            <w:lang w:val="zh_TW" w:bidi="zh_TW"/>
+          </w:rPr>
+          <w:rPr>
+            <w:color w:val="0000EE"/>
+            <w:u w:val="single"/>
+          </w:rPr>
+          <w:t>王上3:9</w:t>
+        </w:r>
+      </w:hyperlink>
+      <w:r>
+        <w:rPr>
+          <w:lang w:val="zh_TW" w:bidi="zh_TW"/>
+        </w:rPr>
+        <w:t>、</w:t>
+      </w:r>
+      <w:hyperlink r:id="rId81">
+        <w:r>
+          <w:rPr>
+            <w:lang w:val="zh_TW" w:bidi="zh_TW"/>
+          </w:rPr>
+          <w:rPr>
+            <w:color w:val="0000EE"/>
+            <w:u w:val="single"/>
+          </w:rPr>
+          <w:t>15</w:t>
+        </w:r>
+      </w:hyperlink>
+      <w:r>
+        <w:rPr>
+          <w:lang w:val="zh_TW" w:bidi="zh_TW"/>
+        </w:rPr>
+        <w:t>）而蒙神悅納、並因此得著智慧有關。</w:t>
+      </w:r>
+    </w:p>
+    <w:p>
+      <w:pPr/>
+      <w:r>
+        <w:rPr>
+          <w:lang w:val="zh_TW" w:bidi="zh_TW"/>
+        </w:rPr>
+      </w:r>
+      <w:r>
+        <w:rPr>
+          <w:lang w:val="zh_TW" w:bidi="zh_TW"/>
+        </w:rPr>
+        <w:t>在舊約</w:t>
+      </w:r>
+      <w:r>
+        <w:rPr>
+          <w:lang w:val="zh_TW" w:bidi="zh_TW"/>
+        </w:rPr>
+        <w:t>聖經所記載的</w:t>
+      </w:r>
+      <w:r>
+        <w:rPr>
+          <w:lang w:val="zh_TW" w:bidi="zh_TW"/>
+        </w:rPr>
+        <w:t>最後幾個夢中，神向尼布甲尼撒揭示了一個未來世界歷史的概覽（</w:t>
+      </w:r>
+      <w:hyperlink r:id="rId82">
+        <w:r>
+          <w:rPr>
+            <w:lang w:val="zh_TW" w:bidi="zh_TW"/>
+          </w:rPr>
+          <w:rPr>
+            <w:color w:val="0000EE"/>
+            <w:u w:val="single"/>
+          </w:rPr>
+          <w:t>但2:31–45</w:t>
+        </w:r>
+      </w:hyperlink>
+      <w:r>
+        <w:rPr>
+          <w:lang w:val="zh_TW" w:bidi="zh_TW"/>
+        </w:rPr>
+        <w:t>），並預言王將暫時陷入瘋狂（</w:t>
+      </w:r>
+      <w:hyperlink r:id="rId82">
+        <w:r>
+          <w:rPr>
+            <w:lang w:val="zh_TW" w:bidi="zh_TW"/>
+          </w:rPr>
+          <w:rPr>
+            <w:color w:val="0000EE"/>
+            <w:u w:val="single"/>
+          </w:rPr>
+          <w:t>但</w:t>
+        </w:r>
+      </w:hyperlink>
+      <w:hyperlink r:id="rId78">
+        <w:r>
+          <w:rPr>
+            <w:lang w:val="zh_TW" w:bidi="zh_TW"/>
+          </w:rPr>
+          <w:rPr>
+            <w:color w:val="0000EE"/>
+            <w:u w:val="single"/>
+          </w:rPr>
+          <w:t>4:19–27</w:t>
+        </w:r>
+      </w:hyperlink>
+      <w:r>
+        <w:rPr>
+          <w:lang w:val="zh_TW" w:bidi="zh_TW"/>
+        </w:rPr>
+        <w:t>）。但以理的四獸夢與王的第一個夢相似，但更進一步加入了關於未來國際關係的細節（</w:t>
+      </w:r>
+      <w:hyperlink r:id="rId82">
+        <w:r>
+          <w:rPr>
+            <w:lang w:val="zh_TW" w:bidi="zh_TW"/>
+          </w:rPr>
+          <w:rPr>
+            <w:color w:val="0000EE"/>
+            <w:u w:val="single"/>
+          </w:rPr>
+          <w:t>但</w:t>
+        </w:r>
+      </w:hyperlink>
+      <w:hyperlink r:id="rId83">
+        <w:r>
+          <w:rPr>
+            <w:lang w:val="zh_TW" w:bidi="zh_TW"/>
+          </w:rPr>
+          <w:rPr>
+            <w:color w:val="0000EE"/>
+            <w:u w:val="single"/>
+          </w:rPr>
+          <w:t>7:13–14</w:t>
+        </w:r>
+      </w:hyperlink>
+      <w:r>
+        <w:rPr>
+          <w:lang w:val="zh_TW" w:bidi="zh_TW"/>
+        </w:rPr>
+        <w:t>）。</w:t>
+      </w:r>
+    </w:p>
+    <w:p>
+      <w:pPr/>
+      <w:r>
+        <w:rPr>
+          <w:lang w:val="zh_TW" w:bidi="zh_TW"/>
+        </w:rPr>
+      </w:r>
+      <w:r>
+        <w:rPr>
+          <w:lang w:val="zh_TW" w:bidi="zh_TW"/>
+        </w:rPr>
+        <w:t>夢被視為神對先知說話的一種方式（</w:t>
+      </w:r>
+      <w:hyperlink r:id="rId84">
+        <w:r>
+          <w:rPr>
+            <w:lang w:val="zh_TW" w:bidi="zh_TW"/>
+          </w:rPr>
+          <w:rPr>
+            <w:color w:val="0000EE"/>
+            <w:u w:val="single"/>
+          </w:rPr>
+          <w:t>民12:6</w:t>
+        </w:r>
+      </w:hyperlink>
+      <w:r>
+        <w:rPr>
+          <w:lang w:val="zh_TW" w:bidi="zh_TW"/>
+        </w:rPr>
+        <w:t>）。然而，神的子民要如何分辨真先知與假先知呢？神設立了兩個試驗：一是能否預言即將發生的事情（</w:t>
+      </w:r>
+      <w:hyperlink r:id="rId85">
+        <w:r>
+          <w:rPr>
+            <w:lang w:val="zh_TW" w:bidi="zh_TW"/>
+          </w:rPr>
+          <w:rPr>
+            <w:color w:val="0000EE"/>
+            <w:u w:val="single"/>
+          </w:rPr>
+          <w:t>申18:22</w:t>
+        </w:r>
+      </w:hyperlink>
+      <w:r>
+        <w:rPr>
+          <w:lang w:val="zh_TW" w:bidi="zh_TW"/>
+        </w:rPr>
+        <w:t>）；二是其信息是否與先前啟示的真理一致（</w:t>
+      </w:r>
+      <w:hyperlink r:id="rId85">
+        <w:r>
+          <w:rPr>
+            <w:lang w:val="zh_TW" w:bidi="zh_TW"/>
+          </w:rPr>
+          <w:rPr>
+            <w:color w:val="0000EE"/>
+            <w:u w:val="single"/>
+          </w:rPr>
+          <w:t>申</w:t>
+        </w:r>
+      </w:hyperlink>
+      <w:hyperlink r:id="rId86">
+        <w:r>
+          <w:rPr>
+            <w:lang w:val="zh_TW" w:bidi="zh_TW"/>
+          </w:rPr>
+          <w:rPr>
+            <w:color w:val="0000EE"/>
+            <w:u w:val="single"/>
+          </w:rPr>
+          <w:t>13:1–4</w:t>
+        </w:r>
+      </w:hyperlink>
+      <w:r>
+        <w:rPr>
+          <w:lang w:val="zh_TW" w:bidi="zh_TW"/>
+        </w:rPr>
+        <w:t>）。假先知必被處死（</w:t>
+      </w:r>
+      <w:hyperlink r:id="rId85">
+        <w:r>
+          <w:rPr>
+            <w:lang w:val="zh_TW" w:bidi="zh_TW"/>
+          </w:rPr>
+          <w:rPr>
+            <w:color w:val="0000EE"/>
+            <w:u w:val="single"/>
+          </w:rPr>
+          <w:t>申</w:t>
+        </w:r>
+      </w:hyperlink>
+      <w:hyperlink r:id="rId86">
+        <w:r>
+          <w:rPr>
+            <w:lang w:val="zh_TW" w:bidi="zh_TW"/>
+          </w:rPr>
+          <w:rPr>
+            <w:color w:val="0000EE"/>
+            <w:u w:val="single"/>
+          </w:rPr>
+          <w:t>13:5</w:t>
+        </w:r>
+      </w:hyperlink>
+      <w:r>
+        <w:rPr>
+          <w:lang w:val="zh_TW" w:bidi="zh_TW"/>
+        </w:rPr>
+        <w:t>）。在耶利米（</w:t>
+      </w:r>
+      <w:hyperlink r:id="rId87">
+        <w:r>
+          <w:rPr>
+            <w:lang w:val="zh_TW" w:bidi="zh_TW"/>
+          </w:rPr>
+          <w:rPr>
+            <w:color w:val="0000EE"/>
+            <w:u w:val="single"/>
+          </w:rPr>
+          <w:t>耶23:25–32</w:t>
+        </w:r>
+      </w:hyperlink>
+      <w:r>
+        <w:rPr>
+          <w:lang w:val="zh_TW" w:bidi="zh_TW"/>
+        </w:rPr>
+        <w:t>）與撒迦利亞（</w:t>
+      </w:r>
+      <w:hyperlink r:id="rId88">
+        <w:r>
+          <w:rPr>
+            <w:lang w:val="zh_TW" w:bidi="zh_TW"/>
+          </w:rPr>
+          <w:rPr>
+            <w:color w:val="0000EE"/>
+            <w:u w:val="single"/>
+          </w:rPr>
+          <w:t>亞10:2</w:t>
+        </w:r>
+      </w:hyperlink>
+      <w:r>
+        <w:rPr>
+          <w:lang w:val="zh_TW" w:bidi="zh_TW"/>
+        </w:rPr>
+        <w:t>）時代，假預言的問題極為嚴重。儘管耶利米多次警告（</w:t>
+      </w:r>
+      <w:hyperlink r:id="rId89">
+        <w:r>
+          <w:rPr>
+            <w:lang w:val="zh_TW" w:bidi="zh_TW"/>
+          </w:rPr>
+          <w:rPr>
+            <w:color w:val="0000EE"/>
+            <w:u w:val="single"/>
+          </w:rPr>
+          <w:t>耶23:32</w:t>
+        </w:r>
+      </w:hyperlink>
+      <w:r>
+        <w:rPr>
+          <w:lang w:val="zh_TW" w:bidi="zh_TW"/>
+        </w:rPr>
+        <w:t>，</w:t>
+      </w:r>
+      <w:hyperlink r:id="rId90">
+        <w:r>
+          <w:rPr>
+            <w:lang w:val="zh_TW" w:bidi="zh_TW"/>
+          </w:rPr>
+          <w:rPr>
+            <w:color w:val="0000EE"/>
+            <w:u w:val="single"/>
+          </w:rPr>
+          <w:t>27:9–10</w:t>
+        </w:r>
+      </w:hyperlink>
+      <w:r>
+        <w:rPr>
+          <w:lang w:val="zh_TW" w:bidi="zh_TW"/>
+        </w:rPr>
+        <w:t>，</w:t>
+      </w:r>
+      <w:hyperlink r:id="rId91">
+        <w:r>
+          <w:rPr>
+            <w:lang w:val="zh_TW" w:bidi="zh_TW"/>
+          </w:rPr>
+          <w:rPr>
+            <w:color w:val="0000EE"/>
+            <w:u w:val="single"/>
+          </w:rPr>
+          <w:t>29:8–9</w:t>
+        </w:r>
+      </w:hyperlink>
+      <w:r>
+        <w:rPr>
+          <w:lang w:val="zh_TW" w:bidi="zh_TW"/>
+        </w:rPr>
+        <w:t>），百姓仍偏愛聽信那些空洞、帶來虛假希望的假先知。夢也成為以色列先知性盼望的一部分（</w:t>
+      </w:r>
+      <w:hyperlink r:id="rId92">
+        <w:r>
+          <w:rPr>
+            <w:lang w:val="zh_TW" w:bidi="zh_TW"/>
+          </w:rPr>
+          <w:rPr>
+            <w:color w:val="0000EE"/>
+            <w:u w:val="single"/>
+          </w:rPr>
+          <w:t>珥2:28</w:t>
+        </w:r>
+      </w:hyperlink>
+      <w:r>
+        <w:rPr>
+          <w:lang w:val="zh_TW" w:bidi="zh_TW"/>
+        </w:rPr>
+        <w:t>）。</w:t>
       </w:r>
     </w:p>
     <w:p>
@@ -534,7 +3202,7 @@
         <w:rPr>
           <w:lang w:val="zh_TW" w:bidi="zh_TW"/>
         </w:rPr>
-        <w:t>歷史</w:t>
+        <w:t>新約聖經的使用</w:t>
       </w:r>
     </w:p>
     <w:p>
@@ -548,25 +3216,205 @@
         <w:rPr>
           <w:lang w:val="zh_TW" w:bidi="zh_TW"/>
         </w:rPr>
-        <w:t>尼尼微的居住歷史可追溯到史前時代（約公元前4500年），這與</w:t>
-      </w:r>
-      <w:hyperlink r:id="rId20">
-        <w:r>
-          <w:rPr>
-            <w:lang w:val="zh_TW" w:bidi="zh_TW"/>
-          </w:rPr>
-          <w:rPr>
-            <w:color w:val="0000EE"/>
-            <w:u w:val="single"/>
-          </w:rPr>
-          <w:t>創世記第十章</w:t>
-        </w:r>
-      </w:hyperlink>
-      <w:r>
-        <w:rPr>
-          <w:lang w:val="zh_TW" w:bidi="zh_TW"/>
-        </w:rPr>
-        <w:t>中關於該城市建立的記載一致。在尼尼微也發現了來自各個早期文化（哈蘇納〔Hassuna〕、薩邁拉〔Samarra〕、哈拉夫〔Halaf〕、烏拜德〔Ubaid〕）的材料。</w:t>
+        <w:t>新約</w:t>
+      </w:r>
+      <w:r>
+        <w:rPr>
+          <w:lang w:val="zh_TW" w:bidi="zh_TW"/>
+        </w:rPr>
+        <w:t>聖經</w:t>
+      </w:r>
+      <w:r>
+        <w:rPr>
+          <w:lang w:val="zh_TW" w:bidi="zh_TW"/>
+        </w:rPr>
+        <w:t>中具體提到的夢並不多，且全部出現在馬太福音，其中前兩章就有五個夢。這些夢都強調神對嬰孩耶穌的看顧與保護。首先，神安排耶穌在有父母的家庭中成長，</w:t>
+      </w:r>
+      <w:r>
+        <w:rPr>
+          <w:lang w:val="zh_TW" w:bidi="zh_TW"/>
+        </w:rPr>
+        <w:t>避免被人誣指為私生子所帶來的羞辱與傷害</w:t>
+      </w:r>
+      <w:r>
+        <w:rPr>
+          <w:lang w:val="zh_TW" w:bidi="zh_TW"/>
+        </w:rPr>
+        <w:t>（</w:t>
+      </w:r>
+      <w:hyperlink r:id="rId93">
+        <w:r>
+          <w:rPr>
+            <w:lang w:val="zh_TW" w:bidi="zh_TW"/>
+          </w:rPr>
+          <w:rPr>
+            <w:color w:val="0000EE"/>
+            <w:u w:val="single"/>
+          </w:rPr>
+          <w:t>太1:19–23</w:t>
+        </w:r>
+      </w:hyperlink>
+      <w:r>
+        <w:rPr>
+          <w:lang w:val="zh_TW" w:bidi="zh_TW"/>
+        </w:rPr>
+        <w:t>）。接著，博士們在夢中得到指示，不要將耶穌的住處告訴希律（</w:t>
+      </w:r>
+      <w:hyperlink r:id="rId93">
+        <w:r>
+          <w:rPr>
+            <w:lang w:val="zh_TW" w:bidi="zh_TW"/>
+          </w:rPr>
+          <w:rPr>
+            <w:color w:val="0000EE"/>
+            <w:u w:val="single"/>
+          </w:rPr>
+          <w:t>太</w:t>
+        </w:r>
+      </w:hyperlink>
+      <w:hyperlink r:id="rId94">
+        <w:r>
+          <w:rPr>
+            <w:lang w:val="zh_TW" w:bidi="zh_TW"/>
+          </w:rPr>
+          <w:rPr>
+            <w:color w:val="0000EE"/>
+            <w:u w:val="single"/>
+          </w:rPr>
+          <w:t>2:12</w:t>
+        </w:r>
+      </w:hyperlink>
+      <w:r>
+        <w:rPr>
+          <w:lang w:val="zh_TW" w:bidi="zh_TW"/>
+        </w:rPr>
+        <w:t>）。之後，為保護耶穌免受出於</w:t>
+      </w:r>
+      <w:r>
+        <w:rPr>
+          <w:lang w:val="zh_TW" w:bidi="zh_TW"/>
+        </w:rPr>
+        <w:t>嫉妒</w:t>
+      </w:r>
+      <w:r>
+        <w:rPr>
+          <w:lang w:val="zh_TW" w:bidi="zh_TW"/>
+        </w:rPr>
+        <w:t>的希律王迫害，天使在夢中向約瑟</w:t>
+      </w:r>
+      <w:r>
+        <w:rPr>
+          <w:lang w:val="zh_TW" w:bidi="zh_TW"/>
+        </w:rPr>
+        <w:t>顯現，吩咐他要</w:t>
+      </w:r>
+      <w:r>
+        <w:rPr>
+          <w:lang w:val="zh_TW" w:bidi="zh_TW"/>
+        </w:rPr>
+        <w:t>帶著馬利亞與嬰孩逃往埃及（</w:t>
+      </w:r>
+      <w:hyperlink r:id="rId93">
+        <w:r>
+          <w:rPr>
+            <w:lang w:val="zh_TW" w:bidi="zh_TW"/>
+          </w:rPr>
+          <w:rPr>
+            <w:color w:val="0000EE"/>
+            <w:u w:val="single"/>
+          </w:rPr>
+          <w:t>太</w:t>
+        </w:r>
+      </w:hyperlink>
+      <w:hyperlink r:id="rId94">
+        <w:r>
+          <w:rPr>
+            <w:lang w:val="zh_TW" w:bidi="zh_TW"/>
+          </w:rPr>
+          <w:rPr>
+            <w:color w:val="0000EE"/>
+            <w:u w:val="single"/>
+          </w:rPr>
+          <w:t>2:13</w:t>
+        </w:r>
+      </w:hyperlink>
+      <w:r>
+        <w:rPr>
+          <w:lang w:val="zh_TW" w:bidi="zh_TW"/>
+        </w:rPr>
+        <w:t>）。希律死後，約瑟在夢中被告知可以從埃及返回（</w:t>
+      </w:r>
+      <w:hyperlink r:id="rId93">
+        <w:r>
+          <w:rPr>
+            <w:lang w:val="zh_TW" w:bidi="zh_TW"/>
+          </w:rPr>
+          <w:rPr>
+            <w:color w:val="0000EE"/>
+            <w:u w:val="single"/>
+          </w:rPr>
+          <w:t>太</w:t>
+        </w:r>
+      </w:hyperlink>
+      <w:hyperlink r:id="rId94">
+        <w:r>
+          <w:rPr>
+            <w:lang w:val="zh_TW" w:bidi="zh_TW"/>
+          </w:rPr>
+          <w:rPr>
+            <w:color w:val="0000EE"/>
+            <w:u w:val="single"/>
+          </w:rPr>
+          <w:t>2:20</w:t>
+        </w:r>
+      </w:hyperlink>
+      <w:r>
+        <w:rPr>
+          <w:lang w:val="zh_TW" w:bidi="zh_TW"/>
+        </w:rPr>
+        <w:t>）。最後，</w:t>
+      </w:r>
+      <w:r>
+        <w:rPr>
+          <w:lang w:val="zh_TW" w:bidi="zh_TW"/>
+        </w:rPr>
+        <w:t>神再度在夢中警告約瑟不要前往由希律的惡子亞基老統治的猶太地</w:t>
+      </w:r>
+      <w:r>
+        <w:rPr>
+          <w:lang w:val="zh_TW" w:bidi="zh_TW"/>
+        </w:rPr>
+        <w:t>，應改往加利利居住（</w:t>
+      </w:r>
+      <w:hyperlink r:id="rId93">
+        <w:r>
+          <w:rPr>
+            <w:lang w:val="zh_TW" w:bidi="zh_TW"/>
+          </w:rPr>
+          <w:rPr>
+            <w:color w:val="0000EE"/>
+            <w:u w:val="single"/>
+          </w:rPr>
+          <w:t>太</w:t>
+        </w:r>
+      </w:hyperlink>
+      <w:hyperlink r:id="rId94">
+        <w:r>
+          <w:rPr>
+            <w:lang w:val="zh_TW" w:bidi="zh_TW"/>
+          </w:rPr>
+          <w:rPr>
+            <w:color w:val="0000EE"/>
+            <w:u w:val="single"/>
+          </w:rPr>
+          <w:t>2:22</w:t>
+        </w:r>
+      </w:hyperlink>
+      <w:r>
+        <w:rPr>
+          <w:lang w:val="zh_TW" w:bidi="zh_TW"/>
+        </w:rPr>
+        <w:t>）。</w:t>
       </w:r>
     </w:p>
     <w:p>
@@ -580,7 +3428,37 @@
         <w:rPr>
           <w:lang w:val="zh_TW" w:bidi="zh_TW"/>
         </w:rPr>
-        <w:t>亞喀得的撒珥根（Sargon of Akkad；公元前24世紀中期）對尼尼微十分熟悉，尼尼微在他的時代非常繁榮。在其後的國王沙姆希阿達德一世（Shamsi-Adad I；約公元前1800年）在位時的記錄提到，撒珥根的兒子瑪尼什圖蘇（Manishtusu）修復了尼尼微的伊什塔爾（Ishtar）聖殿。</w:t>
+        <w:t>新約</w:t>
+      </w:r>
+      <w:r>
+        <w:rPr>
+          <w:lang w:val="zh_TW" w:bidi="zh_TW"/>
+        </w:rPr>
+        <w:t>聖經</w:t>
+      </w:r>
+      <w:r>
+        <w:rPr>
+          <w:lang w:val="zh_TW" w:bidi="zh_TW"/>
+        </w:rPr>
+        <w:t>中唯一另有具體提到的夢，是彼拉多的妻子所作的夢；其促使她勸告丈夫：「這義人的事，你一點不可管」（</w:t>
+      </w:r>
+      <w:hyperlink r:id="rId95">
+        <w:r>
+          <w:rPr>
+            <w:lang w:val="zh_TW" w:bidi="zh_TW"/>
+          </w:rPr>
+          <w:rPr>
+            <w:color w:val="0000EE"/>
+            <w:u w:val="single"/>
+          </w:rPr>
+          <w:t>太27:19</w:t>
+        </w:r>
+      </w:hyperlink>
+      <w:r>
+        <w:rPr>
+          <w:lang w:val="zh_TW" w:bidi="zh_TW"/>
+        </w:rPr>
+        <w:t>）。</w:t>
       </w:r>
     </w:p>
     <w:p>
@@ -592,715 +3470,34 @@
       </w:r>
       <w:r>
         <w:rPr>
-          <w:lang w:val="zh_TW" w:bidi="zh_TW"/>
-        </w:rPr>
-        <w:t>伊什塔爾（又命：伊南娜〔Inanna〕）是愛與戰爭的女神，對於貪婪好戰的亞述人來說是十分相稱的神祇。尼尼微敬拜多位神祇，城門多以這些神祇命名。亞述人也在書寫之神、藝術與科學之神拿布（Nabu）的神廟中敬拜，反映出亞述人對文獻、文學及浮雕藝術的重視。</w:t>
-      </w:r>
-    </w:p>
-    <w:p>
-      <w:pPr/>
-      <w:r>
-        <w:rPr>
-          <w:lang w:val="zh_TW" w:bidi="zh_TW"/>
-        </w:rPr>
-      </w:r>
-      <w:r>
-        <w:rPr>
-          <w:lang w:val="zh_TW" w:bidi="zh_TW"/>
-        </w:rPr>
-        <w:t>沙姆希阿達德一世和漢謨拉比（Hammurabi）也修復了尼尼微的伊什塔爾聖殿，撒縵以色一世（Shalmaneser I）和突庫里尼努爾塔一世（Tukulti-Ninurta I）擴建並修葺這座城市，其他統治者如提革拉·毗列色一世（Tiglath-pileser I）、亞述拿色帕二世（Ashurnasirpal II；公元前883–859年）和撒珥根二世（Sargon II；公元前722–705年）則在此建造了他們的宮殿。然而，西拿基立（公元前705–681年）將尼尼微定為首都，且不遺餘力地美化城市。除了他著名的宮殿外，他還進行了許多工程：重建城牆、規劃公園、收集植物和動物標本，又建造引水道，將水從30英里（48.3公里）外引入城中。亞述征服列國後向各國索取的貢物，包括以色列與猶大的財寶，皆運至尼尼微。</w:t>
-      </w:r>
-    </w:p>
-    <w:p>
-      <w:pPr/>
-      <w:r>
-        <w:rPr>
-          <w:lang w:val="zh_TW" w:bidi="zh_TW"/>
-        </w:rPr>
-      </w:r>
-      <w:r>
-        <w:rPr>
-          <w:lang w:val="zh_TW" w:bidi="zh_TW"/>
-        </w:rPr>
-        <w:t>西拿基立遇刺後，其子以撒·哈頓（公元前681–669年）鎮壓叛亂，重奪尼尼微，於此與迦拉建造宮殿。他一生大部份時間都在那裡度過。</w:t>
-      </w:r>
-    </w:p>
-    <w:p>
-      <w:pPr/>
-      <w:r>
-        <w:rPr>
-          <w:lang w:val="zh_TW" w:bidi="zh_TW"/>
-        </w:rPr>
-      </w:r>
-      <w:r>
-        <w:rPr>
-          <w:lang w:val="zh_TW" w:bidi="zh_TW"/>
-        </w:rPr>
-        <w:t>以撒·哈頓的兒子亞述巴尼拔（Ashurbanipal ；公元前669至633年）將他的住所設在尼尼微，他在那裡接受教育、體育和軍事技能的訓練。他精於古董研究，精通亞喀得語（Akkadian）和蘇美語（Sumerian）。他的宮殿中設有著名的圖書館，用於亞述學（Assyriology）的研究。納布聖殿中至少有一個可以追溯到撒珥根二世時期的圖書館，但亞述巴尼拔的皇家圖書館在規模和重要性上都遠勝於它。撒珥根和他的繼任者收集了許多泥版，而亞述巴尼拔更派遣文士到亞述和巴比倫各地收集和抄寫泥版，繼而積累了數以萬計的泥版。像尼普爾（Nippur）的圖書館一樣，尼尼微圖書館內容涵蓋了極為廣泛的資料：商業帳目、書信、王室記錄、史料、字彙表、雙語文獻、傳說、神話、及讚美詩與祈禱文等各類宗教銘文。在這些泥版中，有七塊保存了巴比倫的創造故事，十二塊記載了吉加墨詩史詩（epic of Gilgamesh），其中包含一個洪水的版本。其它有時被引用為與聖經敘述相似的著作包括</w:t>
-      </w:r>
-      <w:r>
-        <w:rPr>
-          <w:lang w:val="zh_TW" w:bidi="zh_TW"/>
-        </w:rPr>
-        <w:t>阿達帕（</w:t>
-      </w:r>
-      <w:r>
-        <w:rPr>
-          <w:lang w:val="zh_TW" w:bidi="zh_TW"/>
-        </w:rPr>
-        <w:t>Adapa）的故事——講述他失去獲得永生的機會，以及</w:t>
-      </w:r>
-      <w:r>
-        <w:rPr>
-          <w:lang w:val="zh_TW" w:bidi="zh_TW"/>
-        </w:rPr>
-        <w:t>伊坦納（</w:t>
-      </w:r>
-      <w:r>
-        <w:rPr>
-          <w:lang w:val="zh_TW" w:bidi="zh_TW"/>
-        </w:rPr>
-        <w:t>Etana）的傳說，講述一位升上天堂的牧羊人的經歷。</w:t>
-      </w:r>
-    </w:p>
-    <w:p>
-      <w:pPr/>
-      <w:r>
-        <w:rPr>
-          <w:lang w:val="zh_TW" w:bidi="zh_TW"/>
-        </w:rPr>
-      </w:r>
-      <w:r>
-        <w:rPr>
-          <w:lang w:val="zh_TW" w:bidi="zh_TW"/>
-        </w:rPr>
-        <w:t>亞述巴尼拔亦以戰爭與其殘酷聞名。他的宮殿浮雕中雖有宴樂場景，卻同時刻畫了掛在樹上的被斬首的以攔人首領之首。</w:t>
-      </w:r>
-    </w:p>
-    <w:p>
-      <w:pPr/>
-      <w:r>
-        <w:rPr>
-          <w:lang w:val="zh_TW" w:bidi="zh_TW"/>
-        </w:rPr>
-      </w:r>
-      <w:r>
-        <w:rPr>
-          <w:lang w:val="zh_TW" w:bidi="zh_TW"/>
-        </w:rPr>
-        <w:t>他晚年及死後，附庸國紛紛叛亂。巴比倫獨立並與米底亞人聯軍，於公元前614年攻取了亞述和迦拉。米底亞的</w:t>
-      </w:r>
-      <w:r>
-        <w:rPr>
-          <w:lang w:val="zh_TW" w:bidi="zh_TW"/>
-        </w:rPr>
-        <w:t>基亞克薩雷斯（</w:t>
-      </w:r>
-      <w:r>
-        <w:rPr>
-          <w:lang w:val="zh_TW" w:bidi="zh_TW"/>
-        </w:rPr>
-        <w:t>Cyaxares the Mede）、巴比倫的尼布卜拉撒（Nabopolassar of Babylon），以及一支西古提（Scythian）軍隊在公元前612年圍攻尼尼微，尼尼微城淪陷，亞述王辛沙利士庫（Sinshariskum，又名沙單拿伯羅〔Sardanapalus〕）死於烈火中。</w:t>
-      </w:r>
-    </w:p>
-    <w:p>
-      <w:pPr/>
-      <w:r>
-        <w:rPr>
-          <w:lang w:val="zh_TW" w:bidi="zh_TW"/>
-        </w:rPr>
-      </w:r>
-      <w:r>
-        <w:rPr>
-          <w:lang w:val="zh_TW" w:bidi="zh_TW"/>
-        </w:rPr>
-        <w:t>儘管殘餘亞述勢力由</w:t>
-      </w:r>
-      <w:r>
-        <w:rPr>
-          <w:lang w:val="zh_TW" w:bidi="zh_TW"/>
-        </w:rPr>
-        <w:t>亞述烏巴列</w:t>
-      </w:r>
-      <w:r>
-        <w:rPr>
-          <w:lang w:val="zh_TW" w:bidi="zh_TW"/>
-        </w:rPr>
-        <w:t>（Ashuruballit）在哈蘭支撐至公元前609年，尼尼微仍已徹底毀滅，應驗了希伯來先知的預言。</w:t>
-      </w:r>
-    </w:p>
-    <w:p>
-      <w:pPr>
-        <w:pStyle w:val="Heading3"/>
-      </w:pPr>
-      <w:r>
-        <w:rPr>
-          <w:lang w:val="zh_TW" w:bidi="zh_TW"/>
-        </w:rPr>
-        <w:t>尼尼微與聖經</w:t>
-      </w:r>
-    </w:p>
-    <w:p>
-      <w:pPr/>
-      <w:r>
-        <w:rPr>
-          <w:lang w:val="zh_TW" w:bidi="zh_TW"/>
-        </w:rPr>
-      </w:r>
-      <w:r>
-        <w:rPr>
-          <w:lang w:val="zh_TW" w:bidi="zh_TW"/>
-        </w:rPr>
-        <w:t>舊約中有六卷書提及尼尼微。在創世記中，唯一提到尼尼微的是在列國表（the table of nations）中（</w:t>
-      </w:r>
-      <w:hyperlink r:id="rId20">
-        <w:r>
-          <w:rPr>
-            <w:lang w:val="zh_TW" w:bidi="zh_TW"/>
-          </w:rPr>
-          <w:rPr>
-            <w:color w:val="0000EE"/>
-            <w:u w:val="single"/>
-          </w:rPr>
-          <w:t>創10章</w:t>
-        </w:r>
-      </w:hyperlink>
-      <w:r>
-        <w:rPr>
-          <w:lang w:val="zh_TW" w:bidi="zh_TW"/>
-        </w:rPr>
-        <w:t>），寧錄自示拿地往亞述去，建造尼尼微、利河伯、迦拉與利鮮，利鮮位於尼尼微和迦拉之間（</w:t>
-      </w:r>
-      <w:hyperlink r:id="rId21">
-        <w:r>
-          <w:rPr>
-            <w:lang w:val="zh_TW" w:bidi="zh_TW"/>
-          </w:rPr>
-          <w:rPr>
-            <w:color w:val="0000EE"/>
-            <w:u w:val="single"/>
-          </w:rPr>
-          <w:t>11–12</w:t>
-        </w:r>
-      </w:hyperlink>
-      <w:r>
-        <w:rPr>
-          <w:lang w:val="zh_TW" w:bidi="zh_TW"/>
-        </w:rPr>
-        <w:t>節；在其它譯本中，這些是亞述所造）。</w:t>
-      </w:r>
-    </w:p>
-    <w:p>
-      <w:pPr/>
-      <w:r>
-        <w:rPr>
-          <w:lang w:val="zh_TW" w:bidi="zh_TW"/>
-        </w:rPr>
-      </w:r>
-      <w:r>
-        <w:rPr>
-          <w:lang w:val="zh_TW" w:bidi="zh_TW"/>
-        </w:rPr>
-        <w:t>米拿現所支付的貢品（</w:t>
-      </w:r>
-      <w:hyperlink r:id="rId22">
-        <w:r>
-          <w:rPr>
-            <w:lang w:val="zh_TW" w:bidi="zh_TW"/>
-          </w:rPr>
-          <w:rPr>
-            <w:color w:val="0000EE"/>
-            <w:u w:val="single"/>
-          </w:rPr>
-          <w:t>王下15:19–20</w:t>
-        </w:r>
-      </w:hyperlink>
-      <w:r>
-        <w:rPr>
-          <w:lang w:val="zh_TW" w:bidi="zh_TW"/>
-        </w:rPr>
-        <w:t>）和撒馬利亞淪陷時所奪取的戰利品（</w:t>
-      </w:r>
-      <w:hyperlink r:id="rId23">
-        <w:r>
-          <w:rPr>
-            <w:lang w:val="zh_TW" w:bidi="zh_TW"/>
-          </w:rPr>
-          <w:rPr>
-            <w:color w:val="0000EE"/>
-            <w:u w:val="single"/>
-          </w:rPr>
-          <w:t>賽8:4</w:t>
-        </w:r>
-      </w:hyperlink>
-      <w:r>
-        <w:rPr>
-          <w:lang w:val="zh_TW" w:bidi="zh_TW"/>
-        </w:rPr>
-        <w:t>）都被運送至尼尼微。西拿基立從希西家那裡所收取的貢物，也同樣被送到這座城中（</w:t>
-      </w:r>
-      <w:hyperlink r:id="rId24">
-        <w:r>
-          <w:rPr>
-            <w:lang w:val="zh_TW" w:bidi="zh_TW"/>
-          </w:rPr>
-          <w:rPr>
-            <w:color w:val="0000EE"/>
-            <w:u w:val="single"/>
-          </w:rPr>
-          <w:t>王下14–16</w:t>
-        </w:r>
-      </w:hyperlink>
-      <w:r>
-        <w:rPr>
-          <w:lang w:val="zh_TW" w:bidi="zh_TW"/>
-        </w:rPr>
-        <w:t>）。</w:t>
-      </w:r>
-    </w:p>
-    <w:p>
-      <w:pPr/>
-      <w:r>
-        <w:rPr>
-          <w:lang w:val="zh_TW" w:bidi="zh_TW"/>
-        </w:rPr>
-      </w:r>
-      <w:r>
-        <w:rPr>
-          <w:lang w:val="zh_TW" w:bidi="zh_TW"/>
-        </w:rPr>
-        <w:t>在尼尼微西拿基立宮殿出土的浮雕中，有描繪拉吉圍城戰的場景（參</w:t>
-      </w:r>
-      <w:hyperlink r:id="rId25">
-        <w:r>
-          <w:rPr>
-            <w:lang w:val="zh_TW" w:bidi="zh_TW"/>
-          </w:rPr>
-          <w:rPr>
-            <w:color w:val="0000EE"/>
-            <w:u w:val="single"/>
-          </w:rPr>
-          <w:t>王下19:8</w:t>
-        </w:r>
-      </w:hyperlink>
-      <w:r>
-        <w:rPr>
-          <w:lang w:val="zh_TW" w:bidi="zh_TW"/>
-        </w:rPr>
-        <w:t>）。浮雕上西拿基立坐在寶座上，向他哀求的俘虜則跪於前方；城牆上有弓箭手與撞城槌進攻，守軍以火與箭抵禦。其中一座城門，另有居民背負行囊逃離或投降的畫面，右下角可見三名赤身的男子被釘於木樁之上。</w:t>
-      </w:r>
-    </w:p>
-    <w:p>
-      <w:pPr/>
-      <w:r>
-        <w:rPr>
-          <w:lang w:val="zh_TW" w:bidi="zh_TW"/>
-        </w:rPr>
-      </w:r>
-      <w:r>
-        <w:rPr>
-          <w:lang w:val="zh_TW" w:bidi="zh_TW"/>
-        </w:rPr>
-        <w:t>在芝加哥大學東方研究所（Oriental Institute of the University of Chicago）的所收藏的棱柱和大英博物館（British Museum）的泰勒六棱柱（Taylor Prism）上，都刻有西拿基立入侵猶大之戰，由於亞述人沒有攻下耶路撒冷，西拿基立只能以誇耀自我滿足：「至於猶大人希西家，他未服我軛。我圍攻他之四十六堅城與無數鄉村，皆取之……我困他本人於耶路撒冷的皇宮中，如籠中之鳥。」</w:t>
-      </w:r>
-    </w:p>
-    <w:p>
-      <w:pPr/>
-      <w:r>
-        <w:rPr>
-          <w:lang w:val="zh_TW" w:bidi="zh_TW"/>
-        </w:rPr>
-      </w:r>
-      <w:r>
-        <w:rPr>
-          <w:lang w:val="zh_TW" w:bidi="zh_TW"/>
-        </w:rPr>
-        <w:t>與尼尼微有關的亞述諸王在以色列的歷史中扮演重要角色，然而尼尼微這個名稱在聖經歷史書中僅出現過一次。</w:t>
-      </w:r>
-      <w:hyperlink r:id="rId26">
-        <w:r>
-          <w:rPr>
-            <w:lang w:val="zh_TW" w:bidi="zh_TW"/>
-          </w:rPr>
-          <w:rPr>
-            <w:color w:val="0000EE"/>
-            <w:u w:val="single"/>
-          </w:rPr>
-          <w:t>列王紀下十九章36節</w:t>
-        </w:r>
-      </w:hyperlink>
-      <w:r>
-        <w:rPr>
-          <w:lang w:val="zh_TW" w:bidi="zh_TW"/>
-        </w:rPr>
-        <w:t>記載，在耶和華的使者擊殺了十八萬五千名士兵後，西拿基立回家並留在尼尼微。公元前681年，他在此被兩子所殺（參</w:t>
-      </w:r>
-      <w:hyperlink r:id="rId27">
-        <w:r>
-          <w:rPr>
-            <w:lang w:val="zh_TW" w:bidi="zh_TW"/>
-          </w:rPr>
-          <w:rPr>
-            <w:color w:val="0000EE"/>
-            <w:u w:val="single"/>
-          </w:rPr>
-          <w:t>王下19:37</w:t>
-        </w:r>
-      </w:hyperlink>
+          <w:i/>
+          <w:lang w:val="zh_TW" w:bidi="zh_TW"/>
+        </w:rPr>
+        <w:t>另見</w:t>
+      </w:r>
+      <w:r>
+        <w:rPr>
+          <w:lang w:val="zh_TW" w:bidi="zh_TW"/>
+        </w:rPr>
+        <w:t xml:space="preserve"> </w:t>
+      </w:r>
+      <w:r>
+        <w:rPr>
+          <w:lang w:val="zh_TW" w:bidi="zh_TW"/>
+        </w:rPr>
+        <w:t>預言</w:t>
+      </w:r>
       <w:r>
         <w:rPr>
           <w:lang w:val="zh_TW" w:bidi="zh_TW"/>
         </w:rPr>
         <w:t>；</w:t>
       </w:r>
-      <w:hyperlink r:id="rId28">
-        <w:r>
-          <w:rPr>
-            <w:lang w:val="zh_TW" w:bidi="zh_TW"/>
-          </w:rPr>
-          <w:rPr>
-            <w:color w:val="0000EE"/>
-            <w:u w:val="single"/>
-          </w:rPr>
-          <w:t>代下32:21</w:t>
-        </w:r>
-      </w:hyperlink>
-      <w:r>
-        <w:rPr>
-          <w:lang w:val="zh_TW" w:bidi="zh_TW"/>
-        </w:rPr>
-        <w:t>；</w:t>
-      </w:r>
-      <w:hyperlink r:id="rId29">
-        <w:r>
-          <w:rPr>
-            <w:lang w:val="zh_TW" w:bidi="zh_TW"/>
-          </w:rPr>
-          <w:rPr>
-            <w:color w:val="0000EE"/>
-            <w:u w:val="single"/>
-          </w:rPr>
-          <w:t>賽37:38</w:t>
-        </w:r>
-      </w:hyperlink>
-      <w:r>
-        <w:rPr>
-          <w:lang w:val="zh_TW" w:bidi="zh_TW"/>
-        </w:rPr>
-        <w:t>）。</w:t>
-      </w:r>
-    </w:p>
-    <w:p>
-      <w:pPr/>
-      <w:r>
-        <w:rPr>
-          <w:lang w:val="zh_TW" w:bidi="zh_TW"/>
-        </w:rPr>
-      </w:r>
-      <w:r>
-        <w:rPr>
-          <w:lang w:val="zh_TW" w:bidi="zh_TW"/>
-        </w:rPr>
-        <w:t>約拿書中多次提到尼尼微，因上帝差遣先知前往該城宣告其即將臨到的審判。經文稱尼尼微為「大城」（</w:t>
-      </w:r>
-      <w:hyperlink r:id="rId30">
-        <w:r>
-          <w:rPr>
-            <w:lang w:val="zh_TW" w:bidi="zh_TW"/>
-          </w:rPr>
-          <w:rPr>
-            <w:color w:val="0000EE"/>
-            <w:u w:val="single"/>
-          </w:rPr>
-          <w:t>拿1:2</w:t>
-        </w:r>
-      </w:hyperlink>
-      <w:r>
-        <w:rPr>
-          <w:lang w:val="zh_TW" w:bidi="zh_TW"/>
-        </w:rPr>
-        <w:t>，</w:t>
-      </w:r>
-      <w:hyperlink r:id="rId31">
-        <w:r>
-          <w:rPr>
-            <w:lang w:val="zh_TW" w:bidi="zh_TW"/>
-          </w:rPr>
-          <w:rPr>
-            <w:color w:val="0000EE"/>
-            <w:u w:val="single"/>
-          </w:rPr>
-          <w:t>3:2</w:t>
-        </w:r>
-      </w:hyperlink>
-      <w:r>
-        <w:rPr>
-          <w:lang w:val="zh_TW" w:bidi="zh_TW"/>
-        </w:rPr>
-        <w:t>），並且描述「</w:t>
-      </w:r>
-      <w:r>
-        <w:rPr>
-          <w:lang w:val="zh_TW" w:bidi="zh_TW"/>
-        </w:rPr>
-        <w:t>尼尼微是極大的城，有三日的路程。</w:t>
-      </w:r>
-      <w:r>
-        <w:rPr>
-          <w:lang w:val="zh_TW" w:bidi="zh_TW"/>
-        </w:rPr>
-        <w:t>」（</w:t>
-      </w:r>
-      <w:hyperlink r:id="rId32">
-        <w:r>
-          <w:rPr>
-            <w:lang w:val="zh_TW" w:bidi="zh_TW"/>
-          </w:rPr>
-          <w:rPr>
-            <w:color w:val="0000EE"/>
-            <w:u w:val="single"/>
-          </w:rPr>
-          <w:t>3:3</w:t>
-        </w:r>
-      </w:hyperlink>
-      <w:r>
-        <w:rPr>
-          <w:lang w:val="zh_TW" w:bidi="zh_TW"/>
-        </w:rPr>
-        <w:t>）。尼尼微地的地界必定超過古雲吉克丘與尼比‧優努斯丘所代表的區域。一些釋經者認為，當時的尼尼微城範圍還包括與之相關的其它城市，其中包括底格里斯與大扎卜河（Great Zab）之間的「亞述三角」（Assyrian triangle）地區，北起柯沙巴（Khorsabad），南至尼姆魯德（Nimrud）。</w:t>
-      </w:r>
-    </w:p>
-    <w:p>
-      <w:pPr/>
-      <w:r>
-        <w:rPr>
-          <w:lang w:val="zh_TW" w:bidi="zh_TW"/>
-        </w:rPr>
-      </w:r>
-      <w:r>
-        <w:rPr>
-          <w:lang w:val="zh_TW" w:bidi="zh_TW"/>
-        </w:rPr>
-        <w:t>耶和華說：「</w:t>
-      </w:r>
-      <w:r>
-        <w:rPr>
-          <w:lang w:val="zh_TW" w:bidi="zh_TW"/>
-        </w:rPr>
-        <w:t>這尼尼微大城，其中不能分辨左手右手的有十二萬多人</w:t>
-      </w:r>
-      <w:r>
-        <w:rPr>
-          <w:lang w:val="zh_TW" w:bidi="zh_TW"/>
-        </w:rPr>
-        <w:t>」（</w:t>
-      </w:r>
-      <w:hyperlink r:id="rId33">
-        <w:r>
-          <w:rPr>
-            <w:lang w:val="zh_TW" w:bidi="zh_TW"/>
-          </w:rPr>
-          <w:rPr>
-            <w:color w:val="0000EE"/>
-            <w:u w:val="single"/>
-          </w:rPr>
-          <w:t>拿4:11</w:t>
-        </w:r>
-      </w:hyperlink>
-      <w:r>
-        <w:rPr>
-          <w:lang w:val="zh_TW" w:bidi="zh_TW"/>
-        </w:rPr>
-        <w:t>）。有些人把這句話解釋為指城中無辜的孩童人數，因此推估大尼尼微人口約六十萬；但更合理的理解是，這是指全體居民，而那描述性的片語是用來說明尼尼微人完全的屬靈黑暗。</w:t>
-      </w:r>
-    </w:p>
-    <w:p>
-      <w:pPr/>
-      <w:r>
-        <w:rPr>
-          <w:lang w:val="zh_TW" w:bidi="zh_TW"/>
-        </w:rPr>
-      </w:r>
-      <w:r>
-        <w:rPr>
-          <w:lang w:val="zh_TW" w:bidi="zh_TW"/>
-        </w:rPr>
-        <w:t>約拿宣講的是審判與毀滅的信息，但全城的悔改帶來了拯救（</w:t>
-      </w:r>
-      <w:hyperlink r:id="rId34">
-        <w:r>
-          <w:rPr>
-            <w:lang w:val="zh_TW" w:bidi="zh_TW"/>
-          </w:rPr>
-          <w:rPr>
-            <w:color w:val="0000EE"/>
-            <w:u w:val="single"/>
-          </w:rPr>
-          <w:t>3:6–10</w:t>
-        </w:r>
-      </w:hyperlink>
-      <w:r>
-        <w:rPr>
-          <w:lang w:val="zh_TW" w:bidi="zh_TW"/>
-        </w:rPr>
-        <w:t>）。那鴻以栩栩如生又激昂的語言宣告了這座城市最終的傾覆。西番亞也預言了尼尼微的毀滅，宣告它將成為荒涼之地，成為羊群躺臥之處，即使是隨意造訪的人也能體會（</w:t>
-      </w:r>
-      <w:hyperlink r:id="rId35">
-        <w:r>
-          <w:rPr>
-            <w:lang w:val="zh_TW" w:bidi="zh_TW"/>
-          </w:rPr>
-          <w:rPr>
-            <w:color w:val="0000EE"/>
-            <w:u w:val="single"/>
-          </w:rPr>
-          <w:t>番2:13–15</w:t>
-        </w:r>
-      </w:hyperlink>
-      <w:r>
-        <w:rPr>
-          <w:lang w:val="zh_TW" w:bidi="zh_TW"/>
-        </w:rPr>
-        <w:t>）。</w:t>
-      </w:r>
-    </w:p>
-    <w:p>
-      <w:pPr/>
-      <w:r>
-        <w:rPr>
-          <w:lang w:val="zh_TW" w:bidi="zh_TW"/>
-        </w:rPr>
-      </w:r>
-      <w:r>
-        <w:rPr>
-          <w:lang w:val="zh_TW" w:bidi="zh_TW"/>
-        </w:rPr>
-        <w:t>尼尼微被巴比倫人、米底亞人和西古提人的聯軍所毀。這座城市遭受極其嚴重且徹底的破壞；數世紀後連確定位置也被人遺忘。色諾芬（Xenophon）和希臘軍隊在公元前401年從該地附近撤退經過，卻未意識到那裡正是尼尼微的所在。在公元第二世紀，希臘諷刺作家琉善（Lucian）評論道：「尼尼微被毀得如此徹底，以致於已無法說出它曾經位於何處；連一點痕跡都沒有留下。」</w:t>
-      </w:r>
-    </w:p>
-    <w:p>
-      <w:pPr/>
-      <w:r>
-        <w:rPr>
-          <w:lang w:val="zh_TW" w:bidi="zh_TW"/>
-        </w:rPr>
-      </w:r>
-      <w:r>
-        <w:rPr>
-          <w:lang w:val="zh_TW" w:bidi="zh_TW"/>
-        </w:rPr>
-        <w:t>新約聖經福音書中僅有幾次提到尼尼微，也都與審判有關。耶穌在回應文士和法利賽人的要求時，指出邪惡的世代在尋求神蹟；正如約拿曾是尼尼微人的一個神蹟，耶穌也將成為祂那世代的神蹟（</w:t>
-      </w:r>
-      <w:hyperlink r:id="rId36">
-        <w:r>
-          <w:rPr>
-            <w:lang w:val="zh_TW" w:bidi="zh_TW"/>
-          </w:rPr>
-          <w:rPr>
-            <w:color w:val="0000EE"/>
-            <w:u w:val="single"/>
-          </w:rPr>
-          <w:t>太12:38–40</w:t>
-        </w:r>
-      </w:hyperlink>
-      <w:r>
-        <w:rPr>
-          <w:lang w:val="zh_TW" w:bidi="zh_TW"/>
-        </w:rPr>
-        <w:t>；</w:t>
-      </w:r>
-      <w:hyperlink r:id="rId37">
-        <w:r>
-          <w:rPr>
-            <w:lang w:val="zh_TW" w:bidi="zh_TW"/>
-          </w:rPr>
-          <w:rPr>
-            <w:color w:val="0000EE"/>
-            <w:u w:val="single"/>
-          </w:rPr>
-          <w:t>路11:29–31</w:t>
-        </w:r>
-      </w:hyperlink>
-      <w:r>
-        <w:rPr>
-          <w:lang w:val="zh_TW" w:bidi="zh_TW"/>
-        </w:rPr>
-        <w:t>）。祂接著宣告，尼尼微人在審判時將與祂那世代的人一同起來定這世代的罪，因為尼尼微人在約拿的宣講下悔改了。現在，有一位比約拿更大的人已經來了（</w:t>
-      </w:r>
-      <w:hyperlink r:id="rId38">
-        <w:r>
-          <w:rPr>
-            <w:lang w:val="zh_TW" w:bidi="zh_TW"/>
-          </w:rPr>
-          <w:rPr>
-            <w:color w:val="0000EE"/>
-            <w:u w:val="single"/>
-          </w:rPr>
-          <w:t>太12:41</w:t>
-        </w:r>
-      </w:hyperlink>
-      <w:r>
-        <w:rPr>
-          <w:lang w:val="zh_TW" w:bidi="zh_TW"/>
-        </w:rPr>
-        <w:t>；</w:t>
-      </w:r>
-      <w:hyperlink r:id="rId39">
-        <w:r>
-          <w:rPr>
-            <w:lang w:val="zh_TW" w:bidi="zh_TW"/>
-          </w:rPr>
-          <w:rPr>
-            <w:color w:val="0000EE"/>
-            <w:u w:val="single"/>
-          </w:rPr>
-          <w:t>路11:32</w:t>
-        </w:r>
-      </w:hyperlink>
-      <w:r>
-        <w:rPr>
-          <w:lang w:val="zh_TW" w:bidi="zh_TW"/>
-        </w:rPr>
-        <w:t>）。</w:t>
-      </w:r>
-    </w:p>
-    <w:p>
-      <w:pPr/>
-      <w:r>
-        <w:rPr>
-          <w:lang w:val="zh_TW" w:bidi="zh_TW"/>
-        </w:rPr>
-      </w:r>
-      <w:r>
-        <w:rPr>
-          <w:i/>
-          <w:lang w:val="zh_TW" w:bidi="zh_TW"/>
-        </w:rPr>
-        <w:t>另見</w:t>
-      </w:r>
-      <w:r>
-        <w:rPr>
-          <w:lang w:val="zh_TW" w:bidi="zh_TW"/>
-        </w:rPr>
-        <w:t xml:space="preserve"> </w:t>
-      </w:r>
-      <w:r>
-        <w:rPr>
-          <w:lang w:val="zh_TW" w:bidi="zh_TW"/>
-        </w:rPr>
-        <w:t>亞述、亞述人</w:t>
-      </w:r>
-      <w:r>
-        <w:rPr>
-          <w:lang w:val="zh_TW" w:bidi="zh_TW"/>
-        </w:rPr>
-        <w:t>；</w:t>
-      </w:r>
-      <w:r>
-        <w:rPr>
-          <w:lang w:val="zh_TW" w:bidi="zh_TW"/>
-        </w:rPr>
-        <w:t>漢謨拉比法典</w:t>
+      <w:r>
+        <w:rPr>
+          <w:lang w:val="zh_TW" w:bidi="zh_TW"/>
+        </w:rPr>
+        <w:t>異象</w:t>
       </w:r>
       <w:r>
         <w:rPr>

--- a/zht/docx/102.content.docx
+++ b/zht/docx/102.content.docx
@@ -19,7 +19,7 @@
         <w:rPr>
           <w:lang w:val="zh_TW" w:bidi="zh_TW"/>
         </w:rPr>
-        <w:t>Resource: Tyndale Open Bible Dictionary</w:t>
+        <w:t>Resource: Aquifer Open Bible Dictionary</w:t>
       </w:r>
       <w:r>
         <w:rPr>
@@ -112,7 +112,7 @@
         <w:rPr>
           <w:lang w:val="zh_TW" w:bidi="zh_TW"/>
         </w:rPr>
-        <w:t>Tyndale Open Bible Dictionary</w:t>
+        <w:t>Aquifer Open Bible Dictionary</w:t>
       </w:r>
     </w:p>
     <w:p>

--- a/zht/docx/102.content.docx
+++ b/zht/docx/102.content.docx
@@ -149,7 +149,7 @@
         <w:rPr>
           <w:lang w:val="zh_TW" w:bidi="zh_TW"/>
         </w:rPr>
-        <w:t>meng</w:t>
+        <w:t>mei</w:t>
       </w:r>
       <w:r>
         <w:rPr>
@@ -212,7 +212,7 @@
         <w:rPr>
           <w:lang w:val="zh_TW" w:bidi="zh_TW"/>
         </w:rPr>
-        <w:t>盟約</w:t>
+        <w:t>美麗</w:t>
       </w:r>
       <w:r>
         <w:rPr>
@@ -231,7 +231,7 @@
         <w:rPr>
           <w:lang w:val="zh_TW" w:bidi="zh_TW"/>
         </w:rPr>
-        <w:t>雙方之間相互義務的安排，尤其是建立神與子民之間關係的安排，首先顯明在給以色列的恩典中，然後顯明在給教會的恩典中。透過這個盟約，神向人類傳達了生命和救恩的意義。盟約是聖經的中心主題之一，有些盟約在人與人之間設立，另一些則在神與人之間設立。</w:t>
+        <w:t>令人賞心悅目的和諧組合。考古資料（來自過去的物品或遺跡）表明，古代希伯來人更關注實用性而非美觀性。例如，希伯來陶器通常比迦南陶器更笨重。然而，這些文物（過去使用的物品）並不意味著希伯來人不欣賞美麗的事物。</w:t>
       </w:r>
     </w:p>
     <w:p>
@@ -245,7 +245,205 @@
         <w:rPr>
           <w:lang w:val="zh_TW" w:bidi="zh_TW"/>
         </w:rPr>
-        <w:t>舊約中的盟約主題，從挪亞發展到亞伯拉罕，並在西奈山上神與以色列所立的盟約中，達到第一個高峰。在大衛王時代之後，盟約歷史的主題相對較不明顯。</w:t>
+        <w:t>舊約聖經談到神的創造是美麗的（</w:t>
+      </w:r>
+      <w:hyperlink r:id="rId13">
+        <w:r>
+          <w:rPr>
+            <w:lang w:val="zh_TW" w:bidi="zh_TW"/>
+          </w:rPr>
+          <w:rPr>
+            <w:color w:val="0000EE"/>
+            <w:u w:val="single"/>
+          </w:rPr>
+          <w:t>創2:9</w:t>
+        </w:r>
+      </w:hyperlink>
+      <w:r>
+        <w:rPr>
+          <w:lang w:val="zh_TW" w:bidi="zh_TW"/>
+        </w:rPr>
+        <w:t>；</w:t>
+      </w:r>
+      <w:hyperlink r:id="rId14">
+        <w:r>
+          <w:rPr>
+            <w:lang w:val="zh_TW" w:bidi="zh_TW"/>
+          </w:rPr>
+          <w:rPr>
+            <w:color w:val="0000EE"/>
+            <w:u w:val="single"/>
+          </w:rPr>
+          <w:t>伯26:13</w:t>
+        </w:r>
+      </w:hyperlink>
+      <w:r>
+        <w:rPr>
+          <w:lang w:val="zh_TW" w:bidi="zh_TW"/>
+        </w:rPr>
+        <w:t>；</w:t>
+      </w:r>
+      <w:hyperlink r:id="rId15">
+        <w:r>
+          <w:rPr>
+            <w:lang w:val="zh_TW" w:bidi="zh_TW"/>
+          </w:rPr>
+          <w:rPr>
+            <w:color w:val="0000EE"/>
+            <w:u w:val="single"/>
+          </w:rPr>
+          <w:t>詩19:1–6</w:t>
+        </w:r>
+      </w:hyperlink>
+      <w:r>
+        <w:rPr>
+          <w:lang w:val="zh_TW" w:bidi="zh_TW"/>
+        </w:rPr>
+        <w:t>；</w:t>
+      </w:r>
+      <w:hyperlink r:id="rId16">
+        <w:r>
+          <w:rPr>
+            <w:lang w:val="zh_TW" w:bidi="zh_TW"/>
+          </w:rPr>
+          <w:rPr>
+            <w:color w:val="0000EE"/>
+            <w:u w:val="single"/>
+          </w:rPr>
+          <w:t>歌6:10</w:t>
+        </w:r>
+      </w:hyperlink>
+      <w:r>
+        <w:rPr>
+          <w:lang w:val="zh_TW" w:bidi="zh_TW"/>
+        </w:rPr>
+        <w:t>）。迦南地是「美地」（</w:t>
+      </w:r>
+      <w:hyperlink r:id="rId17">
+        <w:r>
+          <w:rPr>
+            <w:lang w:val="zh_TW" w:bidi="zh_TW"/>
+          </w:rPr>
+          <w:rPr>
+            <w:color w:val="0000EE"/>
+            <w:u w:val="single"/>
+          </w:rPr>
+          <w:t>耶3:19</w:t>
+        </w:r>
+      </w:hyperlink>
+      <w:r>
+        <w:rPr>
+          <w:lang w:val="zh_TW" w:bidi="zh_TW"/>
+        </w:rPr>
+        <w:t>）。耶路撒冷被稱為「美」（</w:t>
+      </w:r>
+      <w:hyperlink r:id="rId18">
+        <w:r>
+          <w:rPr>
+            <w:lang w:val="zh_TW" w:bidi="zh_TW"/>
+          </w:rPr>
+          <w:rPr>
+            <w:color w:val="0000EE"/>
+            <w:u w:val="single"/>
+          </w:rPr>
+          <w:t>賽52:1</w:t>
+        </w:r>
+      </w:hyperlink>
+      <w:r>
+        <w:rPr>
+          <w:lang w:val="zh_TW" w:bidi="zh_TW"/>
+        </w:rPr>
+        <w:t>；</w:t>
+      </w:r>
+      <w:hyperlink r:id="rId19">
+        <w:r>
+          <w:rPr>
+            <w:lang w:val="zh_TW" w:bidi="zh_TW"/>
+          </w:rPr>
+          <w:rPr>
+            <w:color w:val="0000EE"/>
+            <w:u w:val="single"/>
+          </w:rPr>
+          <w:t>哀2:15</w:t>
+        </w:r>
+      </w:hyperlink>
+      <w:r>
+        <w:rPr>
+          <w:lang w:val="zh_TW" w:bidi="zh_TW"/>
+        </w:rPr>
+        <w:t>），其中一個聖殿門也被稱為「美門」（</w:t>
+      </w:r>
+      <w:hyperlink r:id="rId20">
+        <w:r>
+          <w:rPr>
+            <w:lang w:val="zh_TW" w:bidi="zh_TW"/>
+          </w:rPr>
+          <w:rPr>
+            <w:color w:val="0000EE"/>
+            <w:u w:val="single"/>
+          </w:rPr>
+          <w:t>徒3:2、10</w:t>
+        </w:r>
+      </w:hyperlink>
+      <w:r>
+        <w:rPr>
+          <w:lang w:val="zh_TW" w:bidi="zh_TW"/>
+        </w:rPr>
+        <w:t>）。希伯來人欣賞黎巴嫩山脈的野性之美（</w:t>
+      </w:r>
+      <w:hyperlink r:id="rId21">
+        <w:r>
+          <w:rPr>
+            <w:lang w:val="zh_TW" w:bidi="zh_TW"/>
+          </w:rPr>
+          <w:rPr>
+            <w:color w:val="0000EE"/>
+            <w:u w:val="single"/>
+          </w:rPr>
+          <w:t>詩104:16</w:t>
+        </w:r>
+      </w:hyperlink>
+      <w:r>
+        <w:rPr>
+          <w:lang w:val="zh_TW" w:bidi="zh_TW"/>
+        </w:rPr>
+        <w:t>；</w:t>
+      </w:r>
+      <w:hyperlink r:id="rId22">
+        <w:r>
+          <w:rPr>
+            <w:lang w:val="zh_TW" w:bidi="zh_TW"/>
+          </w:rPr>
+          <w:rPr>
+            <w:color w:val="0000EE"/>
+            <w:u w:val="single"/>
+          </w:rPr>
+          <w:t>賽60:13</w:t>
+        </w:r>
+      </w:hyperlink>
+      <w:r>
+        <w:rPr>
+          <w:lang w:val="zh_TW" w:bidi="zh_TW"/>
+        </w:rPr>
+        <w:t>）。迦南城市得撒是巴沙王在北國的首都（</w:t>
+      </w:r>
+      <w:hyperlink r:id="rId23">
+        <w:r>
+          <w:rPr>
+            <w:lang w:val="zh_TW" w:bidi="zh_TW"/>
+          </w:rPr>
+          <w:rPr>
+            <w:color w:val="0000EE"/>
+            <w:u w:val="single"/>
+          </w:rPr>
+          <w:t>王上15:33</w:t>
+        </w:r>
+      </w:hyperlink>
+      <w:r>
+        <w:rPr>
+          <w:lang w:val="zh_TW" w:bidi="zh_TW"/>
+        </w:rPr>
+        <w:t>），因其迷人的地理位置而得名。「得撒」這個名字來自希伯來文，意思是「美麗」。</w:t>
       </w:r>
     </w:p>
     <w:p>
@@ -259,7 +457,205 @@
         <w:rPr>
           <w:lang w:val="zh_TW" w:bidi="zh_TW"/>
         </w:rPr>
-        <w:t>在盟約歷史的低潮時期，聖經介紹先知耶利米對以色列未來「新約」的預言。基督徒相信，耶利米的預言最終在耶穌基督和祂的工作中應驗。基督教聖經的兩卷書稱為舊約和新約（通常翻譯為「約」的詞，意為「盟約」），並非偶然。</w:t>
+        <w:t>雖然希伯來人不像古希臘人那樣崇尚人體之美，但舊約聖經仍然理想化了身體的吸引力。新郎在愛情詩歌中生動地描述了新娘的美麗（</w:t>
+      </w:r>
+      <w:hyperlink r:id="rId24">
+        <w:r>
+          <w:rPr>
+            <w:lang w:val="zh_TW" w:bidi="zh_TW"/>
+          </w:rPr>
+          <w:rPr>
+            <w:color w:val="0000EE"/>
+            <w:u w:val="single"/>
+          </w:rPr>
+          <w:t>歌4:1–15</w:t>
+        </w:r>
+      </w:hyperlink>
+      <w:r>
+        <w:rPr>
+          <w:lang w:val="zh_TW" w:bidi="zh_TW"/>
+        </w:rPr>
+        <w:t>，</w:t>
+      </w:r>
+      <w:hyperlink r:id="rId25">
+        <w:r>
+          <w:rPr>
+            <w:lang w:val="zh_TW" w:bidi="zh_TW"/>
+          </w:rPr>
+          <w:rPr>
+            <w:color w:val="0000EE"/>
+            <w:u w:val="single"/>
+          </w:rPr>
+          <w:t>6:4</w:t>
+        </w:r>
+      </w:hyperlink>
+      <w:r>
+        <w:rPr>
+          <w:lang w:val="zh_TW" w:bidi="zh_TW"/>
+        </w:rPr>
+        <w:t>）。這種對新娘的讚美，可能是以色列人婚禮的傳統特色。舊約聖經中有幾位傑出的女性被描述為美麗（</w:t>
+      </w:r>
+      <w:hyperlink r:id="rId26">
+        <w:r>
+          <w:rPr>
+            <w:lang w:val="zh_TW" w:bidi="zh_TW"/>
+          </w:rPr>
+          <w:rPr>
+            <w:color w:val="0000EE"/>
+            <w:u w:val="single"/>
+          </w:rPr>
+          <w:t>創29:17</w:t>
+        </w:r>
+      </w:hyperlink>
+      <w:r>
+        <w:rPr>
+          <w:lang w:val="zh_TW" w:bidi="zh_TW"/>
+        </w:rPr>
+        <w:t>；</w:t>
+      </w:r>
+      <w:hyperlink r:id="rId27">
+        <w:r>
+          <w:rPr>
+            <w:lang w:val="zh_TW" w:bidi="zh_TW"/>
+          </w:rPr>
+          <w:rPr>
+            <w:color w:val="0000EE"/>
+            <w:u w:val="single"/>
+          </w:rPr>
+          <w:t>撒下11:2</w:t>
+        </w:r>
+      </w:hyperlink>
+      <w:r>
+        <w:rPr>
+          <w:lang w:val="zh_TW" w:bidi="zh_TW"/>
+        </w:rPr>
+        <w:t>；</w:t>
+      </w:r>
+      <w:hyperlink r:id="rId28">
+        <w:r>
+          <w:rPr>
+            <w:lang w:val="zh_TW" w:bidi="zh_TW"/>
+          </w:rPr>
+          <w:rPr>
+            <w:color w:val="0000EE"/>
+            <w:u w:val="single"/>
+          </w:rPr>
+          <w:t>斯2:7</w:t>
+        </w:r>
+      </w:hyperlink>
+      <w:r>
+        <w:rPr>
+          <w:lang w:val="zh_TW" w:bidi="zh_TW"/>
+        </w:rPr>
+        <w:t>）。但在女性身上，感官上的美麗遠不及勤勞、機智（resourcefulness）和傳統的敬虔（</w:t>
+      </w:r>
+      <w:hyperlink r:id="rId29">
+        <w:r>
+          <w:rPr>
+            <w:lang w:val="zh_TW" w:bidi="zh_TW"/>
+          </w:rPr>
+          <w:rPr>
+            <w:color w:val="0000EE"/>
+            <w:u w:val="single"/>
+          </w:rPr>
+          <w:t>箴31:10–31</w:t>
+        </w:r>
+      </w:hyperlink>
+      <w:r>
+        <w:rPr>
+          <w:lang w:val="zh_TW" w:bidi="zh_TW"/>
+        </w:rPr>
+        <w:t>）。有幾位男性也因其外表俊美而聞名，例如大衛（</w:t>
+      </w:r>
+      <w:hyperlink r:id="rId30">
+        <w:r>
+          <w:rPr>
+            <w:lang w:val="zh_TW" w:bidi="zh_TW"/>
+          </w:rPr>
+          <w:rPr>
+            <w:color w:val="0000EE"/>
+            <w:u w:val="single"/>
+          </w:rPr>
+          <w:t>撒上16:12</w:t>
+        </w:r>
+      </w:hyperlink>
+      <w:r>
+        <w:rPr>
+          <w:lang w:val="zh_TW" w:bidi="zh_TW"/>
+        </w:rPr>
+        <w:t>）和押沙龍（</w:t>
+      </w:r>
+      <w:hyperlink r:id="rId31">
+        <w:r>
+          <w:rPr>
+            <w:lang w:val="zh_TW" w:bidi="zh_TW"/>
+          </w:rPr>
+          <w:rPr>
+            <w:color w:val="0000EE"/>
+            <w:u w:val="single"/>
+          </w:rPr>
+          <w:t>撒下14:25</w:t>
+        </w:r>
+      </w:hyperlink>
+      <w:r>
+        <w:rPr>
+          <w:lang w:val="zh_TW" w:bidi="zh_TW"/>
+        </w:rPr>
+        <w:t>）。在舊約時代，化妝品、珠寶和其它配飾被用來提升女性的美麗。先知以賽亞列舉了這些物品（</w:t>
+      </w:r>
+      <w:hyperlink r:id="rId32">
+        <w:r>
+          <w:rPr>
+            <w:lang w:val="zh_TW" w:bidi="zh_TW"/>
+          </w:rPr>
+          <w:rPr>
+            <w:color w:val="0000EE"/>
+            <w:u w:val="single"/>
+          </w:rPr>
+          <w:t>賽3:18–24</w:t>
+        </w:r>
+      </w:hyperlink>
+      <w:r>
+        <w:rPr>
+          <w:lang w:val="zh_TW" w:bidi="zh_TW"/>
+        </w:rPr>
+        <w:t>），以西結提到當時的裝扮習俗（</w:t>
+      </w:r>
+      <w:hyperlink r:id="rId33">
+        <w:r>
+          <w:rPr>
+            <w:lang w:val="zh_TW" w:bidi="zh_TW"/>
+          </w:rPr>
+          <w:rPr>
+            <w:color w:val="0000EE"/>
+            <w:u w:val="single"/>
+          </w:rPr>
+          <w:t>結16:10–13</w:t>
+        </w:r>
+      </w:hyperlink>
+      <w:r>
+        <w:rPr>
+          <w:lang w:val="zh_TW" w:bidi="zh_TW"/>
+        </w:rPr>
+        <w:t>）。以色列人的崇拜也極具美感，大祭司華麗的儀式長袍是為榮耀和美麗而設計的（</w:t>
+      </w:r>
+      <w:hyperlink r:id="rId34">
+        <w:r>
+          <w:rPr>
+            <w:lang w:val="zh_TW" w:bidi="zh_TW"/>
+          </w:rPr>
+          <w:rPr>
+            <w:color w:val="0000EE"/>
+            <w:u w:val="single"/>
+          </w:rPr>
+          <w:t>出28:2、40</w:t>
+        </w:r>
+      </w:hyperlink>
+      <w:r>
+        <w:rPr>
+          <w:lang w:val="zh_TW" w:bidi="zh_TW"/>
+        </w:rPr>
+        <w:t>）。</w:t>
       </w:r>
     </w:p>
     <w:p>
@@ -273,7 +669,97 @@
         <w:rPr>
           <w:lang w:val="zh_TW" w:bidi="zh_TW"/>
         </w:rPr>
-        <w:t>概述</w:t>
+        <w:t>在舊約中，美麗的概念也應用於神。耶和華的恩惠被稱為祂的「榮美」（</w:t>
+      </w:r>
+      <w:hyperlink r:id="rId35">
+        <w:r>
+          <w:rPr>
+            <w:lang w:val="zh_TW" w:bidi="zh_TW"/>
+          </w:rPr>
+          <w:rPr>
+            <w:color w:val="0000EE"/>
+            <w:u w:val="single"/>
+          </w:rPr>
+          <w:t>詩90:17</w:t>
+        </w:r>
+      </w:hyperlink>
+      <w:r>
+        <w:rPr>
+          <w:lang w:val="zh_TW" w:bidi="zh_TW"/>
+        </w:rPr>
+        <w:t>）。以賽亞記錄了神的應許，將賜給祂的百姓「華……代替灰塵」（</w:t>
+      </w:r>
+      <w:hyperlink r:id="rId36">
+        <w:r>
+          <w:rPr>
+            <w:lang w:val="zh_TW" w:bidi="zh_TW"/>
+          </w:rPr>
+          <w:rPr>
+            <w:color w:val="0000EE"/>
+            <w:u w:val="single"/>
+          </w:rPr>
+          <w:t>賽61:3</w:t>
+        </w:r>
+      </w:hyperlink>
+      <w:r>
+        <w:rPr>
+          <w:lang w:val="zh_TW" w:bidi="zh_TW"/>
+        </w:rPr>
+        <w:t>）。詩篇的作者表達了渴望花時間在聖殿中享受耶和華的美麗，祂的「榮美」（</w:t>
+      </w:r>
+      <w:hyperlink r:id="rId37">
+        <w:r>
+          <w:rPr>
+            <w:lang w:val="zh_TW" w:bidi="zh_TW"/>
+          </w:rPr>
+          <w:rPr>
+            <w:color w:val="0000EE"/>
+            <w:u w:val="single"/>
+          </w:rPr>
+          <w:t>詩27:4</w:t>
+        </w:r>
+      </w:hyperlink>
+      <w:r>
+        <w:rPr>
+          <w:lang w:val="zh_TW" w:bidi="zh_TW"/>
+        </w:rPr>
+        <w:t>）。以賽亞描述神為以色列餘民（那些忠於神的人）的「華冕」（</w:t>
+      </w:r>
+      <w:hyperlink r:id="rId38">
+        <w:r>
+          <w:rPr>
+            <w:lang w:val="zh_TW" w:bidi="zh_TW"/>
+          </w:rPr>
+          <w:rPr>
+            <w:color w:val="0000EE"/>
+            <w:u w:val="single"/>
+          </w:rPr>
+          <w:t>賽28:5</w:t>
+        </w:r>
+      </w:hyperlink>
+      <w:r>
+        <w:rPr>
+          <w:lang w:val="zh_TW" w:bidi="zh_TW"/>
+        </w:rPr>
+        <w:t>）。彌賽亞（神的受膏者）被稱為榮美的王（</w:t>
+      </w:r>
+      <w:hyperlink r:id="rId39">
+        <w:r>
+          <w:rPr>
+            <w:lang w:val="zh_TW" w:bidi="zh_TW"/>
+          </w:rPr>
+          <w:rPr>
+            <w:color w:val="0000EE"/>
+            <w:u w:val="single"/>
+          </w:rPr>
+          <w:t>賽33:17</w:t>
+        </w:r>
+      </w:hyperlink>
+      <w:r>
+        <w:rPr>
+          <w:lang w:val="zh_TW" w:bidi="zh_TW"/>
+        </w:rPr>
+        <w:t>）。因此，在舊約中，美的概念超越了單純的外在吸引力，它成為神學概念，肯定神實質上的榮耀。</w:t>
       </w:r>
     </w:p>
     <w:p>
@@ -287,7 +773,107 @@
         <w:rPr>
           <w:lang w:val="zh_TW" w:bidi="zh_TW"/>
         </w:rPr>
-        <w:t>• 盟約的意義</w:t>
+        <w:t>新約聖經勸誡基督的跟隨者過一種「尊榮」救主教導的生活，並使其吸引非信徒（</w:t>
+      </w:r>
+      <w:hyperlink r:id="rId40">
+        <w:r>
+          <w:rPr>
+            <w:lang w:val="zh_TW" w:bidi="zh_TW"/>
+          </w:rPr>
+          <w:rPr>
+            <w:color w:val="0000EE"/>
+            <w:u w:val="single"/>
+          </w:rPr>
+          <w:t>多2:10</w:t>
+        </w:r>
+      </w:hyperlink>
+      <w:r>
+        <w:rPr>
+          <w:lang w:val="zh_TW" w:bidi="zh_TW"/>
+        </w:rPr>
+        <w:t>）。那些傳講基督福音的人被稱為佳美（</w:t>
+      </w:r>
+      <w:hyperlink r:id="rId41">
+        <w:r>
+          <w:rPr>
+            <w:lang w:val="zh_TW" w:bidi="zh_TW"/>
+          </w:rPr>
+          <w:rPr>
+            <w:color w:val="0000EE"/>
+            <w:u w:val="single"/>
+          </w:rPr>
+          <w:t>羅10:15</w:t>
+        </w:r>
+      </w:hyperlink>
+      <w:r>
+        <w:rPr>
+          <w:lang w:val="zh_TW" w:bidi="zh_TW"/>
+        </w:rPr>
+        <w:t>）。使徒保羅和彼得警告婦女不要滿足於外在的美麗（</w:t>
+      </w:r>
+      <w:hyperlink r:id="rId42">
+        <w:r>
+          <w:rPr>
+            <w:lang w:val="zh_TW" w:bidi="zh_TW"/>
+          </w:rPr>
+          <w:rPr>
+            <w:color w:val="0000EE"/>
+            <w:u w:val="single"/>
+          </w:rPr>
+          <w:t>提前2:9–10</w:t>
+        </w:r>
+      </w:hyperlink>
+      <w:r>
+        <w:rPr>
+          <w:lang w:val="zh_TW" w:bidi="zh_TW"/>
+        </w:rPr>
+        <w:t>），提醒她們美好的品格才是敬虔的真正妝飾（</w:t>
+      </w:r>
+      <w:hyperlink r:id="rId43">
+        <w:r>
+          <w:rPr>
+            <w:lang w:val="zh_TW" w:bidi="zh_TW"/>
+          </w:rPr>
+          <w:rPr>
+            <w:color w:val="0000EE"/>
+            <w:u w:val="single"/>
+          </w:rPr>
+          <w:t>彼前3:3–5</w:t>
+        </w:r>
+      </w:hyperlink>
+      <w:r>
+        <w:rPr>
+          <w:lang w:val="zh_TW" w:bidi="zh_TW"/>
+        </w:rPr>
+        <w:t>）。信徒最終居所的美——天堂——也反映在「新耶路撒冷」如新婦的描述中，以及古代珍貴寶石的象徵意義中（見</w:t>
+      </w:r>
+      <w:hyperlink r:id="rId44">
+        <w:r>
+          <w:rPr>
+            <w:lang w:val="zh_TW" w:bidi="zh_TW"/>
+          </w:rPr>
+          <w:rPr>
+            <w:color w:val="0000EE"/>
+            <w:u w:val="single"/>
+          </w:rPr>
+          <w:t>啟21–22章</w:t>
+        </w:r>
+      </w:hyperlink>
+      <w:r>
+        <w:rPr>
+          <w:lang w:val="zh_TW" w:bidi="zh_TW"/>
+        </w:rPr>
+        <w:t>）。</w:t>
+      </w:r>
+      <w:r>
+        <w:rPr>
+          <w:lang w:val="zh_TW" w:bidi="zh_TW"/>
+        </w:rPr>
+      </w:r>
+      <w:r>
+        <w:rPr>
+          <w:lang w:val="zh_TW" w:bidi="zh_TW"/>
+        </w:rPr>
       </w:r>
     </w:p>
     <w:p>
@@ -297,11 +883,21 @@
           <w:lang w:val="zh_TW" w:bidi="zh_TW"/>
         </w:rPr>
       </w:r>
-      <w:r>
-        <w:rPr>
-          <w:lang w:val="zh_TW" w:bidi="zh_TW"/>
-        </w:rPr>
-        <w:t>• 人的盟約</w:t>
+    </w:p>
+    <w:p>
+      <w:pPr>
+        <w:pStyle w:val="Heading2"/>
+      </w:pPr>
+      <w:r>
+        <w:rPr>
+          <w:lang w:val="zh_TW" w:bidi="zh_TW"/>
+        </w:rPr>
+        <w:t>美索不達米亞</w:t>
+      </w:r>
+      <w:r>
+        <w:rPr>
+          <w:lang w:val="zh_TW" w:bidi="zh_TW"/>
+        </w:rPr>
       </w:r>
     </w:p>
     <w:p>
@@ -315,7 +911,7 @@
         <w:rPr>
           <w:lang w:val="zh_TW" w:bidi="zh_TW"/>
         </w:rPr>
-        <w:t>• 神與人的盟約</w:t>
+        <w:t>這個名稱來自希臘文，指位於底格里斯河（Tigris）與幼發拉底河（Euphrates）之間的地區。今天，阿拉伯人稱此地為「al-Jazira」，意即「島嶼」。</w:t>
       </w:r>
     </w:p>
     <w:p>
@@ -329,7 +925,7 @@
         <w:rPr>
           <w:lang w:val="zh_TW" w:bidi="zh_TW"/>
         </w:rPr>
-        <w:t>• 盟約傳統的起源</w:t>
+        <w:t>美索不達米亞，意指「兩河之間」，是指靠近底格里斯河和幼發拉底河直到波斯灣的地區。大部份位於現今的伊拉克境內，但部份地區在敘利亞和土耳其。</w:t>
       </w:r>
     </w:p>
     <w:p>
@@ -343,7 +939,54 @@
         <w:rPr>
           <w:lang w:val="zh_TW" w:bidi="zh_TW"/>
         </w:rPr>
-        <w:t>• 西奈之約</w:t>
+        <w:t>美索不達米亞對於舊約歷史非常重要，</w:t>
+      </w:r>
+      <w:hyperlink r:id="rId45">
+        <w:r>
+          <w:rPr>
+            <w:lang w:val="zh_TW" w:bidi="zh_TW"/>
+          </w:rPr>
+          <w:rPr>
+            <w:color w:val="0000EE"/>
+            <w:u w:val="single"/>
+          </w:rPr>
+          <w:t>創世記一至十一章</w:t>
+        </w:r>
+      </w:hyperlink>
+      <w:r>
+        <w:rPr>
+          <w:lang w:val="zh_TW" w:bidi="zh_TW"/>
+        </w:rPr>
+        <w:t>中的很多故事，都在這裡發生。伊甸園被認為位於美索不達米亞，因為</w:t>
+      </w:r>
+      <w:hyperlink r:id="rId46">
+        <w:r>
+          <w:rPr>
+            <w:lang w:val="zh_TW" w:bidi="zh_TW"/>
+          </w:rPr>
+          <w:rPr>
+            <w:color w:val="0000EE"/>
+            <w:u w:val="single"/>
+          </w:rPr>
+          <w:t>創世記二章10至14節</w:t>
+        </w:r>
+      </w:hyperlink>
+      <w:r>
+        <w:rPr>
+          <w:lang w:val="zh_TW" w:bidi="zh_TW"/>
+        </w:rPr>
+        <w:t>提到，伊甸園附近兩條河流為幼發拉底河和底格里斯河。</w:t>
+      </w:r>
+    </w:p>
+    <w:p>
+      <w:pPr>
+        <w:pStyle w:val="Heading3"/>
+      </w:pPr>
+      <w:r>
+        <w:rPr>
+          <w:lang w:val="zh_TW" w:bidi="zh_TW"/>
+        </w:rPr>
+        <w:t>誰居住在美索不達米亞？</w:t>
       </w:r>
     </w:p>
     <w:p>
@@ -357,7 +1000,7 @@
         <w:rPr>
           <w:lang w:val="zh_TW" w:bidi="zh_TW"/>
         </w:rPr>
-        <w:t>• 大衛之約</w:t>
+        <w:t>我們對美索不達米亞的史前文化所知甚少。歷史時期的劃分通常依據最重要的城邦（例如吾珥和伊辛—拉爾薩（Isin-Larsa））或統治王朝（例如吾珥第三王朝（Ur III））來命名。</w:t>
       </w:r>
     </w:p>
     <w:p>
@@ -371,18 +1014,7 @@
         <w:rPr>
           <w:lang w:val="zh_TW" w:bidi="zh_TW"/>
         </w:rPr>
-        <w:t>• 舊約聖經預言的新約</w:t>
-      </w:r>
-    </w:p>
-    <w:p>
-      <w:pPr>
-        <w:pStyle w:val="Heading3"/>
-      </w:pPr>
-      <w:r>
-        <w:rPr>
-          <w:lang w:val="zh_TW" w:bidi="zh_TW"/>
-        </w:rPr>
-        <w:t>盟約的意義</w:t>
+        <w:t>美索不達米亞的南部稱為蘇美（Sumer）。蘇美人擁有獨特的文化，他們所說的語言與美索不達米亞其他地區的完全不同。然而，蘇美語與其他語言的書寫符號一樣，是用一系列的楔形文字（cuneiform）來書寫的。</w:t>
       </w:r>
     </w:p>
     <w:p>
@@ -396,7 +1028,31 @@
         <w:rPr>
           <w:lang w:val="zh_TW" w:bidi="zh_TW"/>
         </w:rPr>
-        <w:t>盟約的本質在於人與人之間的特定關係，這種關係的特徵是相互義務。因此，盟約關係不僅是相互認識，而是承諾負責和行動。經文描述這種承諾的關鍵詞是「忠誠」，這份忠誠在持久的友誼中展現出來。</w:t>
+        <w:t>美索不達米亞往北邊的地區稱為亞喀得（Akkad，也稱為阿卡德</w:t>
+      </w:r>
+      <w:r>
+        <w:rPr>
+          <w:lang w:val="zh_TW" w:bidi="zh_TW"/>
+        </w:rPr>
+        <w:t>〔</w:t>
+      </w:r>
+      <w:r>
+        <w:rPr>
+          <w:lang w:val="zh_TW" w:bidi="zh_TW"/>
+        </w:rPr>
+        <w:t>Agade</w:t>
+      </w:r>
+      <w:r>
+        <w:rPr>
+          <w:lang w:val="zh_TW" w:bidi="zh_TW"/>
+        </w:rPr>
+        <w:t>〕</w:t>
+      </w:r>
+      <w:r>
+        <w:rPr>
+          <w:lang w:val="zh_TW" w:bidi="zh_TW"/>
+        </w:rPr>
+        <w:t>），亞喀得人也屬於閃族人；再往北沿著底格里斯河的是亞述地區，更西邊是敘利亞（也稱為亞蘭）。在亞述和敘利亞之間是米坦尼（Mitanni）。</w:t>
       </w:r>
     </w:p>
     <w:p>
@@ -410,18 +1066,126 @@
         <w:rPr>
           <w:lang w:val="zh_TW" w:bidi="zh_TW"/>
         </w:rPr>
-        <w:t>在舊約中，「盟約」這個詞有人們常用的意義，也有神學意義。理解人類之間的盟約，能幫助我們理解神與人之間的盟約。</w:t>
+        <w:t>美索不達米亞不同地區曾在不同時期先後興起掌權，此地也先後成為多個帝國的一部份，包括：</w:t>
       </w:r>
     </w:p>
     <w:p>
       <w:pPr>
+        <w:pStyle w:val="ListBullet"/>
+        <w:spacing w:line="240" w:lineRule="auto"/>
+        <w:ind w:left="720"/>
+      </w:pPr>
+      <w:r>
+        <w:rPr>
+          <w:lang w:val="zh_TW" w:bidi="zh_TW"/>
+        </w:rPr>
+      </w:r>
+      <w:r>
+        <w:rPr>
+          <w:lang w:val="zh_TW" w:bidi="zh_TW"/>
+        </w:rPr>
+        <w:t>赫人</w:t>
+      </w:r>
+    </w:p>
+    <w:p>
+      <w:pPr>
+        <w:pStyle w:val="ListBullet"/>
+        <w:spacing w:line="240" w:lineRule="auto"/>
+        <w:ind w:left="720"/>
+      </w:pPr>
+      <w:r>
+        <w:rPr>
+          <w:lang w:val="zh_TW" w:bidi="zh_TW"/>
+        </w:rPr>
+      </w:r>
+      <w:r>
+        <w:rPr>
+          <w:lang w:val="zh_TW" w:bidi="zh_TW"/>
+        </w:rPr>
+        <w:t>亞述</w:t>
+      </w:r>
+    </w:p>
+    <w:p>
+      <w:pPr>
+        <w:pStyle w:val="ListBullet"/>
+        <w:spacing w:line="240" w:lineRule="auto"/>
+        <w:ind w:left="720"/>
+      </w:pPr>
+      <w:r>
+        <w:rPr>
+          <w:lang w:val="zh_TW" w:bidi="zh_TW"/>
+        </w:rPr>
+      </w:r>
+      <w:r>
+        <w:rPr>
+          <w:lang w:val="zh_TW" w:bidi="zh_TW"/>
+        </w:rPr>
+        <w:t>巴比倫</w:t>
+      </w:r>
+    </w:p>
+    <w:p>
+      <w:pPr>
+        <w:pStyle w:val="ListBullet"/>
+        <w:spacing w:line="240" w:lineRule="auto"/>
+        <w:ind w:left="720"/>
+      </w:pPr>
+      <w:r>
+        <w:rPr>
+          <w:lang w:val="zh_TW" w:bidi="zh_TW"/>
+        </w:rPr>
+      </w:r>
+      <w:r>
+        <w:rPr>
+          <w:lang w:val="zh_TW" w:bidi="zh_TW"/>
+        </w:rPr>
+        <w:t>波斯</w:t>
+      </w:r>
+    </w:p>
+    <w:p>
+      <w:pPr>
+        <w:pStyle w:val="ListBullet"/>
+        <w:spacing w:line="240" w:lineRule="auto"/>
+        <w:ind w:left="720"/>
+      </w:pPr>
+      <w:r>
+        <w:rPr>
+          <w:lang w:val="zh_TW" w:bidi="zh_TW"/>
+        </w:rPr>
+      </w:r>
+      <w:r>
+        <w:rPr>
+          <w:lang w:val="zh_TW" w:bidi="zh_TW"/>
+        </w:rPr>
+        <w:t>希臘（也稱為希臘化〔Hellenistic〕）</w:t>
+      </w:r>
+    </w:p>
+    <w:p>
+      <w:pPr>
+        <w:pStyle w:val="ListBullet"/>
+        <w:spacing w:line="240" w:lineRule="auto"/>
+        <w:ind w:left="720"/>
+      </w:pPr>
+      <w:r>
+        <w:rPr>
+          <w:lang w:val="zh_TW" w:bidi="zh_TW"/>
+        </w:rPr>
+      </w:r>
+      <w:r>
+        <w:rPr>
+          <w:lang w:val="zh_TW" w:bidi="zh_TW"/>
+        </w:rPr>
+        <w:t>羅馬</w:t>
+      </w:r>
+    </w:p>
+    <w:p>
+      <w:pPr>
         <w:pStyle w:val="Heading3"/>
       </w:pPr>
       <w:r>
         <w:rPr>
           <w:lang w:val="zh_TW" w:bidi="zh_TW"/>
         </w:rPr>
-        <w:t>人的盟約</w:t>
+        <w:t>聖經中的美索不達米亞</w:t>
       </w:r>
     </w:p>
     <w:p>
@@ -435,9 +1199,9 @@
         <w:rPr>
           <w:lang w:val="zh_TW" w:bidi="zh_TW"/>
         </w:rPr>
-        <w:t>許多人際關係，從深入的個人關係到遙遠的政治關係，都可以說是帶有盟約性質。大衛和約拿單之間深厚的弟兄之愛，使他們立定正式的盟約（</w:t>
-      </w:r>
-      <w:hyperlink r:id="rId13">
+        <w:t>舊約稱美索不達米亞為「亞蘭一納哈拉音（Aram-naharaim）」，意指「兩河的亞蘭」。亞伯拉罕曾差派僕人往亞蘭一納哈拉音為以撒找妻子（</w:t>
+      </w:r>
+      <w:hyperlink r:id="rId47">
         <w:r>
           <w:rPr>
             <w:lang w:val="zh_TW" w:bidi="zh_TW"/>
@@ -446,16 +1210,16 @@
             <w:color w:val="0000EE"/>
             <w:u w:val="single"/>
           </w:rPr>
-          <w:t>撒上18:3</w:t>
+          <w:t>創24:10</w:t>
         </w:r>
       </w:hyperlink>
       <w:r>
         <w:rPr>
           <w:lang w:val="zh_TW" w:bidi="zh_TW"/>
         </w:rPr>
-        <w:t>）。他們的友誼盟約不僅是尊重的象徵；這個盟約又會約束他們，以某些具體方式表現出相互忠誠和慈愛。約拿單對於盟約的忠誠，見於在大衛不蒙王喜悅的時候，約拿單冒著父親發怒的危險為他的朋友說好話。隨後，他秘密警告大衛逃亡隱藏（</w:t>
-      </w:r>
-      <w:hyperlink r:id="rId14">
+        <w:t>；譯註：和合本譯美索不達米亞）。有些人認為「兩河」是指幼發拉底河和幼發拉底河中，一條名為哈布爾河（Khabur）的支流。雅各的故事中則並未使用「亞蘭一納哈拉音」這個詞，而是稱該地區為「巴旦‧亞蘭」，即「亞蘭的田野（或花園）」（</w:t>
+      </w:r>
+      <w:hyperlink r:id="rId48">
         <w:r>
           <w:rPr>
             <w:lang w:val="zh_TW" w:bidi="zh_TW"/>
@@ -464,7 +1228,7 @@
             <w:color w:val="0000EE"/>
             <w:u w:val="single"/>
           </w:rPr>
-          <w:t>撒上19–20</w:t>
+          <w:t>創28:2</w:t>
         </w:r>
       </w:hyperlink>
       <w:r>
@@ -485,9 +1249,9 @@
         <w:rPr>
           <w:lang w:val="zh_TW" w:bidi="zh_TW"/>
         </w:rPr>
-        <w:t>要理解舊約關於婚姻和休妻的多條律法，必須了解婚姻本身是盟約關係（</w:t>
-      </w:r>
-      <w:hyperlink r:id="rId15">
+        <w:t>比珥的兒子巴蘭出自美索不達米亞的毗奪（</w:t>
+      </w:r>
+      <w:hyperlink r:id="rId49">
         <w:r>
           <w:rPr>
             <w:lang w:val="zh_TW" w:bidi="zh_TW"/>
@@ -496,16 +1260,28 @@
             <w:color w:val="0000EE"/>
             <w:u w:val="single"/>
           </w:rPr>
-          <w:t>瑪2:14</w:t>
+          <w:t>申23:4</w:t>
         </w:r>
       </w:hyperlink>
       <w:r>
         <w:rPr>
           <w:lang w:val="zh_TW" w:bidi="zh_TW"/>
         </w:rPr>
-        <w:t>）。男女之間交換的莊嚴承諾，成為他們的盟約義務。忠於這些承諾會帶來婚姻的祝福（參</w:t>
-      </w:r>
-      <w:hyperlink r:id="rId16">
+        <w:t>）。在士師時期，美索不達米亞王古珊‧利薩田（</w:t>
+      </w:r>
+      <w:r>
+        <w:rPr>
+          <w:lang w:val="zh_TW" w:bidi="zh_TW"/>
+        </w:rPr>
+        <w:t>Cushan-rishathaim</w:t>
+      </w:r>
+      <w:r>
+        <w:rPr>
+          <w:lang w:val="zh_TW" w:bidi="zh_TW"/>
+        </w:rPr>
+        <w:t>）曾壓迫以色列人八年，直到神藉著俄陀聶拯救他們（</w:t>
+      </w:r>
+      <w:hyperlink r:id="rId50">
         <w:r>
           <w:rPr>
             <w:lang w:val="zh_TW" w:bidi="zh_TW"/>
@@ -514,16 +1290,16 @@
             <w:color w:val="0000EE"/>
             <w:u w:val="single"/>
           </w:rPr>
-          <w:t>詩128</w:t>
+          <w:t>士3:8</w:t>
         </w:r>
       </w:hyperlink>
       <w:r>
         <w:rPr>
           <w:lang w:val="zh_TW" w:bidi="zh_TW"/>
         </w:rPr>
-        <w:t>；</w:t>
-      </w:r>
-      <w:hyperlink r:id="rId17">
+        <w:t>–</w:t>
+      </w:r>
+      <w:hyperlink r:id="rId50">
         <w:r>
           <w:rPr>
             <w:lang w:val="zh_TW" w:bidi="zh_TW"/>
@@ -532,14 +1308,14 @@
             <w:color w:val="0000EE"/>
             <w:u w:val="single"/>
           </w:rPr>
-          <w:t>箴18:22</w:t>
+          <w:t>10</w:t>
         </w:r>
       </w:hyperlink>
       <w:r>
         <w:rPr>
           <w:lang w:val="zh_TW" w:bidi="zh_TW"/>
         </w:rPr>
-        <w:t>）；違背承諾則帶來詛咒。</w:t>
+        <w:t>）。</w:t>
       </w:r>
     </w:p>
     <w:p>
@@ -553,9 +1329,9 @@
         <w:rPr>
           <w:lang w:val="zh_TW" w:bidi="zh_TW"/>
         </w:rPr>
-        <w:t>人可以與自己立下盟約或誓言（類似新年立志），其意義至少是象徵式的。約伯在向神辯護他的公義時，提到他與自己的眼睛立下盟約，防止自己放縱地貪戀女性（</w:t>
-      </w:r>
-      <w:hyperlink r:id="rId18">
+        <w:t>亞捫人因羞辱大衛的使者，擔心他會入侵，於是從美索不達米亞雇來戰車以增強軍力（</w:t>
+      </w:r>
+      <w:hyperlink r:id="rId51">
         <w:r>
           <w:rPr>
             <w:lang w:val="zh_TW" w:bidi="zh_TW"/>
@@ -564,7 +1340,7 @@
             <w:color w:val="0000EE"/>
             <w:u w:val="single"/>
           </w:rPr>
-          <w:t>伯31:1</w:t>
+          <w:t>代上19:6</w:t>
         </w:r>
       </w:hyperlink>
       <w:r>
@@ -585,9 +1361,9 @@
         <w:rPr>
           <w:lang w:val="zh_TW" w:bidi="zh_TW"/>
         </w:rPr>
-        <w:t>盟約也可能具有國家層面或國際性質。以色列的長老在希伯倫與大衛王立下國家的盟約（</w:t>
-      </w:r>
-      <w:hyperlink r:id="rId19">
+        <w:t>在新約中，美索不達米亞僅出現兩次。五旬節那天，有來自美索不達米亞的人在場 （</w:t>
+      </w:r>
+      <w:hyperlink r:id="rId52">
         <w:r>
           <w:rPr>
             <w:lang w:val="zh_TW" w:bidi="zh_TW"/>
@@ -596,16 +1372,16 @@
             <w:color w:val="0000EE"/>
             <w:u w:val="single"/>
           </w:rPr>
-          <w:t>撒下5:3</w:t>
+          <w:t>徒2:9</w:t>
         </w:r>
       </w:hyperlink>
       <w:r>
         <w:rPr>
           <w:lang w:val="zh_TW" w:bidi="zh_TW"/>
         </w:rPr>
-        <w:t>）。這盟約可能包含長老代表百姓作明確承諾，將順服王的權柄，以及大衛承諾公正治理國家並遵循神的律法（</w:t>
-      </w:r>
-      <w:hyperlink r:id="rId20">
+        <w:t>）。司提反在公會的辯護中說到，亞伯拉罕在搬到哈蘭之前，曾住在美索不達米亞 （</w:t>
+      </w:r>
+      <w:hyperlink r:id="rId53">
         <w:r>
           <w:rPr>
             <w:lang w:val="zh_TW" w:bidi="zh_TW"/>
@@ -614,16 +1390,10 @@
             <w:color w:val="0000EE"/>
             <w:u w:val="single"/>
           </w:rPr>
-          <w:t>申17:15–20</w:t>
+          <w:t>徒7:2；</w:t>
         </w:r>
       </w:hyperlink>
-      <w:r>
-        <w:rPr>
-          <w:lang w:val="zh_TW" w:bidi="zh_TW"/>
-        </w:rPr>
-        <w:t>）。盟約關係描述高位的一方（王）和低位的一方（以色列人）之間的相互義務。在國家之間的關係中，舊約的盟約類似現代的條約或聯盟。所羅門王與泰爾王希蘭締結這樣的盟約；這盟約如同許多現代國際條約，是兩國之間的貿易協議（</w:t>
-      </w:r>
-      <w:hyperlink r:id="rId21">
+      <w:hyperlink r:id="rId54">
         <w:r>
           <w:rPr>
             <w:lang w:val="zh_TW" w:bidi="zh_TW"/>
@@ -632,144 +1402,10 @@
             <w:color w:val="0000EE"/>
             <w:u w:val="single"/>
           </w:rPr>
-          <w:t>王上5:12</w:t>
+          <w:t>創11:31</w:t>
         </w:r>
       </w:hyperlink>
-      <w:r>
-        <w:rPr>
-          <w:lang w:val="zh_TW" w:bidi="zh_TW"/>
-        </w:rPr>
-        <w:t>）。</w:t>
-      </w:r>
-    </w:p>
-    <w:p>
-      <w:pPr/>
-      <w:r>
-        <w:rPr>
-          <w:lang w:val="zh_TW" w:bidi="zh_TW"/>
-        </w:rPr>
-      </w:r>
-      <w:r>
-        <w:rPr>
-          <w:lang w:val="zh_TW" w:bidi="zh_TW"/>
-        </w:rPr>
-        <w:t>因此，盟約是在人際間建立信任、責任和利益的框架，幾乎可以廣泛應用於所有人類關係，從個人友誼到國際貿易協定皆可。在聖經中，盟約也是最為全面的概念，能涵蓋個人與神的關係。</w:t>
-      </w:r>
-    </w:p>
-    <w:p>
-      <w:pPr>
-        <w:pStyle w:val="Heading3"/>
-      </w:pPr>
-      <w:r>
-        <w:rPr>
-          <w:lang w:val="zh_TW" w:bidi="zh_TW"/>
-        </w:rPr>
-        <w:t>神與人的盟約</w:t>
-      </w:r>
-    </w:p>
-    <w:p>
-      <w:pPr/>
-      <w:r>
-        <w:rPr>
-          <w:lang w:val="zh_TW" w:bidi="zh_TW"/>
-        </w:rPr>
-      </w:r>
-      <w:r>
-        <w:rPr>
-          <w:lang w:val="zh_TW" w:bidi="zh_TW"/>
-        </w:rPr>
-        <w:t>人與人之間的盟約，在嚴格意義上的基本特徵，也存在於神所立的盟約中：（1）雙方之間的關係（神與個人或國家），以及 （2）盟約夥伴之間的相互義務。對於舊約信徒來說，宗教意味著盟約。舊約宗教是忠於神與祂選民之間的盟約關係；以色列在信仰和實踐上的宗教責任是盟約責任。</w:t>
-      </w:r>
-    </w:p>
-    <w:p>
-      <w:pPr/>
-      <w:r>
-        <w:rPr>
-          <w:lang w:val="zh_TW" w:bidi="zh_TW"/>
-        </w:rPr>
-      </w:r>
-      <w:r>
-        <w:rPr>
-          <w:lang w:val="zh_TW" w:bidi="zh_TW"/>
-        </w:rPr>
-        <w:t>在舊約中，神與人的盟約概念並非固定不變。儘管盟約的基本特徵在整本聖經中保持一致，但在古代以色列的歷史進程中，盟約的具體性質和形式卻有所變化和發展。簡單回顧盟約歷史，將進一步闡明其範疇。</w:t>
-      </w:r>
-    </w:p>
-    <w:p>
-      <w:pPr>
-        <w:pStyle w:val="Heading3"/>
-      </w:pPr>
-      <w:r>
-        <w:rPr>
-          <w:lang w:val="zh_TW" w:bidi="zh_TW"/>
-        </w:rPr>
-        <w:t>盟約傳統的起源</w:t>
-      </w:r>
-    </w:p>
-    <w:p>
-      <w:pPr>
-        <w:pStyle w:val="Heading4"/>
-      </w:pPr>
-      <w:r>
-        <w:rPr>
-          <w:lang w:val="zh_TW" w:bidi="zh_TW"/>
-        </w:rPr>
-        <w:t>亞當</w:t>
-      </w:r>
-    </w:p>
-    <w:p>
-      <w:pPr/>
-      <w:r>
-        <w:rPr>
-          <w:lang w:val="zh_TW" w:bidi="zh_TW"/>
-        </w:rPr>
-      </w:r>
-      <w:r>
-        <w:rPr>
-          <w:lang w:val="zh_TW" w:bidi="zh_TW"/>
-        </w:rPr>
-        <w:t>亞當和夏娃被安置在園子中。神是他們的創造主，他們是神所造的。他們生命的意義在於他們彼此之間的關係，以及他們與賜下園子之神的關係。然而，墮落導致他們與神關係的破裂，他們被驅逐出園子。</w:t>
-      </w:r>
-    </w:p>
-    <w:p>
-      <w:pPr/>
-      <w:r>
-        <w:rPr>
-          <w:lang w:val="zh_TW" w:bidi="zh_TW"/>
-        </w:rPr>
-      </w:r>
-      <w:r>
-        <w:rPr>
-          <w:lang w:val="zh_TW" w:bidi="zh_TW"/>
-        </w:rPr>
-        <w:t>墮落為後來宗教盟約的性質帶來深遠影響。人類與神的分離，闡明了人類困境的本質。人類被創造是為了與造物主建立關係，但犯罪的人類被排除在這種關係之外，並且無法自行重新建立這種關係。自這種情況開始，神人盟約出現一個獨特特徵，就是只有神能發起盟約的關係。</w:t>
-      </w:r>
-    </w:p>
-    <w:p>
-      <w:pPr>
-        <w:pStyle w:val="Heading4"/>
-      </w:pPr>
-      <w:r>
-        <w:rPr>
-          <w:lang w:val="zh_TW" w:bidi="zh_TW"/>
-        </w:rPr>
-        <w:t>挪亞</w:t>
-      </w:r>
-    </w:p>
-    <w:p>
-      <w:pPr/>
-      <w:r>
-        <w:rPr>
-          <w:lang w:val="zh_TW" w:bidi="zh_TW"/>
-        </w:rPr>
-      </w:r>
-      <w:r>
-        <w:rPr>
-          <w:lang w:val="zh_TW" w:bidi="zh_TW"/>
-        </w:rPr>
-        <w:t>聖經首次明確提到的盟約，是神主動與人類再次締結盟約，惟人類的表現卻毫不忠誠。神警告挪亞要建造方舟，以逃避即將來臨的洪水時，祂也承諾與他建立盟約（</w:t>
-      </w:r>
-      <w:hyperlink r:id="rId22">
+      <w:hyperlink r:id="rId53">
         <w:r>
           <w:rPr>
             <w:lang w:val="zh_TW" w:bidi="zh_TW"/>
@@ -778,2733 +1414,9 @@
             <w:color w:val="0000EE"/>
             <w:u w:val="single"/>
           </w:rPr>
-          <w:t>創6:18</w:t>
+          <w:t>）。</w:t>
         </w:r>
       </w:hyperlink>
-      <w:r>
-        <w:rPr>
-          <w:lang w:val="zh_TW" w:bidi="zh_TW"/>
-        </w:rPr>
-        <w:t>）。人的腐敗和暴力激起神的憤怒，但祂的恩典卻可以見於與挪亞的互動之中。神所應許的盟約，肯定神會持守與這個家庭的關係，縱然其他神人關係已經正式中止。值得注意的是，神對挪亞的盟約承諾，是在命令的語境提出：神命令挪亞建造方舟（</w:t>
-      </w:r>
-      <w:hyperlink r:id="rId23">
-        <w:r>
-          <w:rPr>
-            <w:lang w:val="zh_TW" w:bidi="zh_TW"/>
-          </w:rPr>
-          <w:rPr>
-            <w:color w:val="0000EE"/>
-            <w:u w:val="single"/>
-          </w:rPr>
-          <w:t>14</w:t>
-        </w:r>
-      </w:hyperlink>
-      <w:r>
-        <w:rPr>
-          <w:lang w:val="zh_TW" w:bidi="zh_TW"/>
-        </w:rPr>
-        <w:t>節）。挪亞能否領受盟約的祝福，視乎他是否順服神的命令。</w:t>
-      </w:r>
-    </w:p>
-    <w:p>
-      <w:pPr/>
-      <w:r>
-        <w:rPr>
-          <w:lang w:val="zh_TW" w:bidi="zh_TW"/>
-        </w:rPr>
-      </w:r>
-      <w:r>
-        <w:rPr>
-          <w:lang w:val="zh_TW" w:bidi="zh_TW"/>
-        </w:rPr>
-        <w:t>在洪水之後，挪亞向神獻祭時，盟約才得詳細制定（</w:t>
-      </w:r>
-      <w:hyperlink r:id="rId24">
-        <w:r>
-          <w:rPr>
-            <w:lang w:val="zh_TW" w:bidi="zh_TW"/>
-          </w:rPr>
-          <w:rPr>
-            <w:color w:val="0000EE"/>
-            <w:u w:val="single"/>
-          </w:rPr>
-          <w:t>創8:20–22</w:t>
-        </w:r>
-      </w:hyperlink>
-      <w:r>
-        <w:rPr>
-          <w:lang w:val="zh_TW" w:bidi="zh_TW"/>
-        </w:rPr>
-        <w:t>）。挪亞之約實際上是神與人和所有生物定下的普遍盟約（</w:t>
-      </w:r>
-      <w:hyperlink r:id="rId25">
-        <w:r>
-          <w:rPr>
-            <w:lang w:val="zh_TW" w:bidi="zh_TW"/>
-          </w:rPr>
-          <w:rPr>
-            <w:color w:val="0000EE"/>
-            <w:u w:val="single"/>
-          </w:rPr>
-          <w:t>創9:8–10</w:t>
-        </w:r>
-      </w:hyperlink>
-      <w:r>
-        <w:rPr>
-          <w:lang w:val="zh_TW" w:bidi="zh_TW"/>
-        </w:rPr>
-        <w:t>）。神應許不再以洪水審判世界。盟約的記號是彩虹。</w:t>
-      </w:r>
-    </w:p>
-    <w:p>
-      <w:pPr/>
-      <w:r>
-        <w:rPr>
-          <w:lang w:val="zh_TW" w:bidi="zh_TW"/>
-        </w:rPr>
-      </w:r>
-      <w:r>
-        <w:rPr>
-          <w:lang w:val="zh_TW" w:bidi="zh_TW"/>
-        </w:rPr>
-        <w:t>挪亞之約帶來一些理解「立約之神」的視角。雖然人可能因其邪惡而該被毀滅，但神卻延遲會毀滅。挪亞之約沒有建立神與每個生命之間的親密關係；然而，它卻為更加親密的盟約留下可能性。雖然人是邪惡的，他們卻仍得允許，在神的世界生活一段時間；期間，他們可以尋求與這個世界的創造主建立更深刻的關係。</w:t>
-      </w:r>
-    </w:p>
-    <w:p>
-      <w:pPr>
-        <w:pStyle w:val="Heading4"/>
-      </w:pPr>
-      <w:r>
-        <w:rPr>
-          <w:lang w:val="zh_TW" w:bidi="zh_TW"/>
-        </w:rPr>
-        <w:t>亞伯拉罕</w:t>
-      </w:r>
-    </w:p>
-    <w:p>
-      <w:pPr/>
-      <w:r>
-        <w:rPr>
-          <w:lang w:val="zh_TW" w:bidi="zh_TW"/>
-        </w:rPr>
-      </w:r>
-      <w:r>
-        <w:rPr>
-          <w:lang w:val="zh_TW" w:bidi="zh_TW"/>
-        </w:rPr>
-        <w:t>首次明確提到神與亞伯拉罕之約的經文，是</w:t>
-      </w:r>
-      <w:hyperlink r:id="rId26">
-        <w:r>
-          <w:rPr>
-            <w:lang w:val="zh_TW" w:bidi="zh_TW"/>
-          </w:rPr>
-          <w:rPr>
-            <w:color w:val="0000EE"/>
-            <w:u w:val="single"/>
-          </w:rPr>
-          <w:t>創世記十五章</w:t>
-        </w:r>
-      </w:hyperlink>
-      <w:r>
-        <w:rPr>
-          <w:lang w:val="zh_TW" w:bidi="zh_TW"/>
-        </w:rPr>
-        <w:t>。耶和華呼召75歲的亞伯蘭（他最初的名字）離開他的家鄉吾珥並開始遷移時，雙方已經存在一份關係。因著這份關係，神能夠命令亞伯蘭順服，並向他作出某些應許：「</w:t>
-      </w:r>
-      <w:r>
-        <w:rPr>
-          <w:lang w:val="zh_TW" w:bidi="zh_TW"/>
-        </w:rPr>
-        <w:t>我必叫你成為大國。我必賜福給你，叫你的名為大；你也要叫別人得福</w:t>
-      </w:r>
-      <w:r>
-        <w:rPr>
-          <w:lang w:val="zh_TW" w:bidi="zh_TW"/>
-        </w:rPr>
-        <w:t>」（</w:t>
-      </w:r>
-      <w:hyperlink r:id="rId27">
-        <w:r>
-          <w:rPr>
-            <w:lang w:val="zh_TW" w:bidi="zh_TW"/>
-          </w:rPr>
-          <w:rPr>
-            <w:color w:val="0000EE"/>
-            <w:u w:val="single"/>
-          </w:rPr>
-          <w:t>創12:2</w:t>
-        </w:r>
-      </w:hyperlink>
-      <w:r>
-        <w:rPr>
-          <w:lang w:val="zh_TW" w:bidi="zh_TW"/>
-        </w:rPr>
-        <w:t>）。</w:t>
-      </w:r>
-    </w:p>
-    <w:p>
-      <w:pPr/>
-      <w:r>
-        <w:rPr>
-          <w:lang w:val="zh_TW" w:bidi="zh_TW"/>
-        </w:rPr>
-      </w:r>
-      <w:r>
-        <w:rPr>
-          <w:lang w:val="zh_TW" w:bidi="zh_TW"/>
-        </w:rPr>
-        <w:t>神與亞伯蘭正式建立的盟約，</w:t>
-      </w:r>
-      <w:hyperlink r:id="rId26">
-        <w:r>
-          <w:rPr>
-            <w:lang w:val="zh_TW" w:bidi="zh_TW"/>
-          </w:rPr>
-          <w:rPr>
-            <w:color w:val="0000EE"/>
-            <w:u w:val="single"/>
-          </w:rPr>
-          <w:t>創世記十五章</w:t>
-        </w:r>
-      </w:hyperlink>
-      <w:r>
-        <w:rPr>
-          <w:lang w:val="zh_TW" w:bidi="zh_TW"/>
-        </w:rPr>
-        <w:t>將之描述為深刻的宗教經驗。這完全是神發起的，祂在異象中靠近亞伯蘭並與他交談。亞伯蘭提出根本的疑問：假如神的祝福要藉著他尚未懷胎的兒子來到他身上，那他怎能體驗到呢？他的妻子撒萊已過了生育年齡，而他自己也「如同死了一樣」（</w:t>
-      </w:r>
-      <w:hyperlink r:id="rId28">
-        <w:r>
-          <w:rPr>
-            <w:lang w:val="zh_TW" w:bidi="zh_TW"/>
-          </w:rPr>
-          <w:rPr>
-            <w:color w:val="0000EE"/>
-            <w:u w:val="single"/>
-          </w:rPr>
-          <w:t>羅4:19</w:t>
-        </w:r>
-      </w:hyperlink>
-      <w:r>
-        <w:rPr>
-          <w:lang w:val="zh_TW" w:bidi="zh_TW"/>
-        </w:rPr>
-        <w:t>）。神應許這位老人，他將有一個兒子，透過這個兒子，他的後裔最終將如天上的星星般眾多。亞伯蘭在那時的信心，引入了公義的主題，是盟約概念的核心：「</w:t>
-      </w:r>
-      <w:r>
-        <w:rPr>
-          <w:lang w:val="zh_TW" w:bidi="zh_TW"/>
-        </w:rPr>
-        <w:t>亞伯蘭信耶和華，耶和華就以此為他的義</w:t>
-      </w:r>
-      <w:r>
-        <w:rPr>
-          <w:lang w:val="zh_TW" w:bidi="zh_TW"/>
-        </w:rPr>
-        <w:t>」（</w:t>
-      </w:r>
-      <w:hyperlink r:id="rId29">
-        <w:r>
-          <w:rPr>
-            <w:lang w:val="zh_TW" w:bidi="zh_TW"/>
-          </w:rPr>
-          <w:rPr>
-            <w:color w:val="0000EE"/>
-            <w:u w:val="single"/>
-          </w:rPr>
-          <w:t>創15:6</w:t>
-        </w:r>
-      </w:hyperlink>
-      <w:r>
-        <w:rPr>
-          <w:lang w:val="zh_TW" w:bidi="zh_TW"/>
-        </w:rPr>
-        <w:t>）。那天，亞伯蘭知道自己和他後裔的未來，都牢牢掌握在立約的神手中。「</w:t>
-      </w:r>
-      <w:r>
-        <w:rPr>
-          <w:lang w:val="zh_TW" w:bidi="zh_TW"/>
-        </w:rPr>
-        <w:t>當那日，耶和華與亞伯蘭立約，說：</w:t>
-      </w:r>
-      <w:r>
-        <w:rPr>
-          <w:lang w:val="zh_TW" w:bidi="zh_TW"/>
-        </w:rPr>
-        <w:t>『</w:t>
-      </w:r>
-      <w:r>
-        <w:rPr>
-          <w:lang w:val="zh_TW" w:bidi="zh_TW"/>
-        </w:rPr>
-        <w:t>我已賜給你的後裔，從埃及河直到幼發拉底大河之地</w:t>
-      </w:r>
-      <w:r>
-        <w:rPr>
-          <w:lang w:val="zh_TW" w:bidi="zh_TW"/>
-        </w:rPr>
-        <w:t>』」（</w:t>
-      </w:r>
-      <w:hyperlink r:id="rId30">
-        <w:r>
-          <w:rPr>
-            <w:lang w:val="zh_TW" w:bidi="zh_TW"/>
-          </w:rPr>
-          <w:rPr>
-            <w:color w:val="0000EE"/>
-            <w:u w:val="single"/>
-          </w:rPr>
-          <w:t>15:18</w:t>
-        </w:r>
-      </w:hyperlink>
-      <w:r>
-        <w:rPr>
-          <w:lang w:val="zh_TW" w:bidi="zh_TW"/>
-        </w:rPr>
-        <w:t>）。</w:t>
-      </w:r>
-    </w:p>
-    <w:p>
-      <w:pPr/>
-      <w:r>
-        <w:rPr>
-          <w:lang w:val="zh_TW" w:bidi="zh_TW"/>
-        </w:rPr>
-      </w:r>
-      <w:r>
-        <w:rPr>
-          <w:lang w:val="zh_TW" w:bidi="zh_TW"/>
-        </w:rPr>
-        <w:t>這個盟約在</w:t>
-      </w:r>
-      <w:hyperlink r:id="rId31">
-        <w:r>
-          <w:rPr>
-            <w:lang w:val="zh_TW" w:bidi="zh_TW"/>
-          </w:rPr>
-          <w:rPr>
-            <w:color w:val="0000EE"/>
-            <w:u w:val="single"/>
-          </w:rPr>
-          <w:t>創世記十七章</w:t>
-        </w:r>
-      </w:hyperlink>
-      <w:r>
-        <w:rPr>
-          <w:lang w:val="zh_TW" w:bidi="zh_TW"/>
-        </w:rPr>
-        <w:t>表達得更加完整，這可能記下了神與亞伯蘭盟約的更新。這次同樣是神主動發起（</w:t>
-      </w:r>
-      <w:hyperlink r:id="rId32">
-        <w:r>
-          <w:rPr>
-            <w:lang w:val="zh_TW" w:bidi="zh_TW"/>
-          </w:rPr>
-          <w:rPr>
-            <w:color w:val="0000EE"/>
-            <w:u w:val="single"/>
-          </w:rPr>
-          <w:t>創17:1</w:t>
-        </w:r>
-      </w:hyperlink>
-      <w:r>
-        <w:rPr>
-          <w:lang w:val="zh_TW" w:bidi="zh_TW"/>
-        </w:rPr>
-        <w:t>）。神對99歲的亞伯蘭所說的話清楚表明，這個盟約不是平等夥伴的關係。神是全能的主，亞伯蘭是一個獲賜予非凡特權的人。</w:t>
-      </w:r>
-    </w:p>
-    <w:p>
-      <w:pPr/>
-      <w:r>
-        <w:rPr>
-          <w:lang w:val="zh_TW" w:bidi="zh_TW"/>
-        </w:rPr>
-      </w:r>
-      <w:r>
-        <w:rPr>
-          <w:lang w:val="zh_TW" w:bidi="zh_TW"/>
-        </w:rPr>
-        <w:t>然而，</w:t>
-      </w:r>
-      <w:hyperlink r:id="rId31">
-        <w:r>
-          <w:rPr>
-            <w:lang w:val="zh_TW" w:bidi="zh_TW"/>
-          </w:rPr>
-          <w:rPr>
-            <w:color w:val="0000EE"/>
-            <w:u w:val="single"/>
-          </w:rPr>
-          <w:t>創世記十七章</w:t>
-        </w:r>
-      </w:hyperlink>
-      <w:r>
-        <w:rPr>
-          <w:lang w:val="zh_TW" w:bidi="zh_TW"/>
-        </w:rPr>
-        <w:t>的盟約細節，表明雙方都要承擔責任。神親自承諾與亞伯蘭及其後代建立關係，同時要求亞伯蘭作出某些承諾。亞伯蘭是盟約的其中一方，得到的祝福將顯明在神給他的新名字中。「</w:t>
-      </w:r>
-      <w:r>
-        <w:rPr>
-          <w:lang w:val="zh_TW" w:bidi="zh_TW"/>
-        </w:rPr>
-        <w:t>從此以後，你的名不再叫亞伯蘭，要叫亞伯拉罕，因為我已立你作多國的父</w:t>
-      </w:r>
-      <w:r>
-        <w:rPr>
-          <w:lang w:val="zh_TW" w:bidi="zh_TW"/>
-        </w:rPr>
-        <w:t>」（</w:t>
-      </w:r>
-      <w:hyperlink r:id="rId33">
-        <w:r>
-          <w:rPr>
-            <w:lang w:val="zh_TW" w:bidi="zh_TW"/>
-          </w:rPr>
-          <w:rPr>
-            <w:color w:val="0000EE"/>
-            <w:u w:val="single"/>
-          </w:rPr>
-          <w:t>創17:5</w:t>
-        </w:r>
-      </w:hyperlink>
-      <w:r>
-        <w:rPr>
-          <w:lang w:val="zh_TW" w:bidi="zh_TW"/>
-        </w:rPr>
-        <w:t>）。神會透過亞伯拉罕的後裔，將迦南地賜給他作為永遠的禮物，並會永遠成為亞伯拉罕及其家族的神 （</w:t>
-      </w:r>
-      <w:hyperlink r:id="rId34">
-        <w:r>
-          <w:rPr>
-            <w:lang w:val="zh_TW" w:bidi="zh_TW"/>
-          </w:rPr>
-          <w:rPr>
-            <w:color w:val="0000EE"/>
-            <w:u w:val="single"/>
-          </w:rPr>
-          <w:t>7–8節</w:t>
-        </w:r>
-      </w:hyperlink>
-      <w:r>
-        <w:rPr>
-          <w:lang w:val="zh_TW" w:bidi="zh_TW"/>
-        </w:rPr>
-        <w:t>）。</w:t>
-      </w:r>
-    </w:p>
-    <w:p>
-      <w:pPr/>
-      <w:r>
-        <w:rPr>
-          <w:lang w:val="zh_TW" w:bidi="zh_TW"/>
-        </w:rPr>
-      </w:r>
-      <w:r>
-        <w:rPr>
-          <w:lang w:val="zh_TW" w:bidi="zh_TW"/>
-        </w:rPr>
-        <w:t>神的恩賜要求亞伯拉罕以順服回應：「</w:t>
-      </w:r>
-      <w:r>
-        <w:rPr>
-          <w:lang w:val="zh_TW" w:bidi="zh_TW"/>
-        </w:rPr>
-        <w:t>當在我面前作完全人</w:t>
-      </w:r>
-      <w:r>
-        <w:rPr>
-          <w:lang w:val="zh_TW" w:bidi="zh_TW"/>
-        </w:rPr>
-        <w:t>」（</w:t>
-      </w:r>
-      <w:hyperlink r:id="rId32">
-        <w:r>
-          <w:rPr>
-            <w:lang w:val="zh_TW" w:bidi="zh_TW"/>
-          </w:rPr>
-          <w:rPr>
-            <w:color w:val="0000EE"/>
-            <w:u w:val="single"/>
-          </w:rPr>
-          <w:t>創17:1</w:t>
-        </w:r>
-      </w:hyperlink>
-      <w:r>
-        <w:rPr>
-          <w:lang w:val="zh_TW" w:bidi="zh_TW"/>
-        </w:rPr>
-        <w:t>）。這些簡單的話語表明盟約關係的本質：與神相交就是活在祂的同在中；因為神是聖潔的，認識祂的人應該過一個正直和完全的生命。</w:t>
-      </w:r>
-    </w:p>
-    <w:p>
-      <w:pPr/>
-      <w:r>
-        <w:rPr>
-          <w:lang w:val="zh_TW" w:bidi="zh_TW"/>
-        </w:rPr>
-      </w:r>
-      <w:r>
-        <w:rPr>
-          <w:lang w:val="zh_TW" w:bidi="zh_TW"/>
-        </w:rPr>
-        <w:t>這個盟約也有一個更正式的層面。亞伯拉罕和家中男性要行割禮，作為盟約的記號。亞伯拉罕受割禮時已經是老年人（</w:t>
-      </w:r>
-      <w:hyperlink r:id="rId35">
-        <w:r>
-          <w:rPr>
-            <w:lang w:val="zh_TW" w:bidi="zh_TW"/>
-          </w:rPr>
-          <w:rPr>
-            <w:color w:val="0000EE"/>
-            <w:u w:val="single"/>
-          </w:rPr>
-          <w:t>創17:24</w:t>
-        </w:r>
-      </w:hyperlink>
-      <w:r>
-        <w:rPr>
-          <w:lang w:val="zh_TW" w:bidi="zh_TW"/>
-        </w:rPr>
-        <w:t>），而出生在盟約家庭的男孩子則要在出生八天受割禮（</w:t>
-      </w:r>
-      <w:hyperlink r:id="rId36">
-        <w:r>
-          <w:rPr>
-            <w:lang w:val="zh_TW" w:bidi="zh_TW"/>
-          </w:rPr>
-          <w:rPr>
-            <w:color w:val="0000EE"/>
-            <w:u w:val="single"/>
-          </w:rPr>
-          <w:t>12</w:t>
-        </w:r>
-      </w:hyperlink>
-      <w:r>
-        <w:rPr>
-          <w:lang w:val="zh_TW" w:bidi="zh_TW"/>
-        </w:rPr>
-        <w:t>節）。割禮本身不是希伯來人特有的儀式或禮儀；在古代近東大多數社會，人們都會實行這種儀式（非利士人除外）。其獨特性在於這個行為所象徵的意義，其中之一就是與永生神保持忠心的持續關係。</w:t>
-      </w:r>
-    </w:p>
-    <w:p>
-      <w:pPr/>
-      <w:r>
-        <w:rPr>
-          <w:lang w:val="zh_TW" w:bidi="zh_TW"/>
-        </w:rPr>
-      </w:r>
-      <w:r>
-        <w:rPr>
-          <w:lang w:val="zh_TW" w:bidi="zh_TW"/>
-        </w:rPr>
-        <w:t>神與亞伯拉罕的約，具有當下和未來的現實意義。這個盟約建立了亞伯拉罕與他的造物主之間持續的關係。然而，其重點指向未來的祝福——尚未出生的後裔、「被揀選的百姓」，以及最終他的後裔最終得著屬於自己的土地。</w:t>
-      </w:r>
-    </w:p>
-    <w:p>
-      <w:pPr/>
-      <w:r>
-        <w:rPr>
-          <w:lang w:val="zh_TW" w:bidi="zh_TW"/>
-        </w:rPr>
-      </w:r>
-      <w:r>
-        <w:rPr>
-          <w:lang w:val="zh_TW" w:bidi="zh_TW"/>
-        </w:rPr>
-        <w:t>盟約的另一個層面在更遠的未來：「地上的萬族都要因你得福」（</w:t>
-      </w:r>
-      <w:hyperlink r:id="rId37">
-        <w:r>
-          <w:rPr>
-            <w:lang w:val="zh_TW" w:bidi="zh_TW"/>
-          </w:rPr>
-          <w:rPr>
-            <w:color w:val="0000EE"/>
-            <w:u w:val="single"/>
-          </w:rPr>
-          <w:t>創12:3</w:t>
-        </w:r>
-      </w:hyperlink>
-      <w:r>
-        <w:rPr>
-          <w:lang w:val="zh_TW" w:bidi="zh_TW"/>
-        </w:rPr>
-        <w:t>）。在舊約早期，揀選的概念（神無條件的偏愛；參</w:t>
-      </w:r>
-      <w:hyperlink r:id="rId38">
-        <w:r>
-          <w:rPr>
-            <w:lang w:val="zh_TW" w:bidi="zh_TW"/>
-          </w:rPr>
-          <w:rPr>
-            <w:color w:val="0000EE"/>
-            <w:u w:val="single"/>
-          </w:rPr>
-          <w:t>帖後2:13</w:t>
-        </w:r>
-      </w:hyperlink>
-      <w:r>
-        <w:rPr>
-          <w:lang w:val="zh_TW" w:bidi="zh_TW"/>
-        </w:rPr>
-        <w:t>）已經存在。神選擇與特定的人及其特定的後代建立盟約關係。然而，神總是揀選一個人來服事：亞當，修理看守伊甸園；挪亞，建造方舟；亞伯拉罕，離開家鄉前往另一片土地，並在神面前過完全的生活（參</w:t>
-      </w:r>
-      <w:hyperlink r:id="rId39">
-        <w:r>
-          <w:rPr>
-            <w:lang w:val="zh_TW" w:bidi="zh_TW"/>
-          </w:rPr>
-          <w:rPr>
-            <w:color w:val="0000EE"/>
-            <w:u w:val="single"/>
-          </w:rPr>
-          <w:t>弗2:8–10</w:t>
-        </w:r>
-      </w:hyperlink>
-      <w:r>
-        <w:rPr>
-          <w:lang w:val="zh_TW" w:bidi="zh_TW"/>
-        </w:rPr>
-        <w:t>）。進一步來說，亞伯拉罕蒙揀選的「獨特性」，包含一種普遍性：透過他的後裔，神的祝福會臨到所有人。</w:t>
-      </w:r>
-    </w:p>
-    <w:p>
-      <w:pPr/>
-      <w:r>
-        <w:rPr>
-          <w:lang w:val="zh_TW" w:bidi="zh_TW"/>
-        </w:rPr>
-      </w:r>
-      <w:r>
-        <w:rPr>
-          <w:lang w:val="zh_TW" w:bidi="zh_TW"/>
-        </w:rPr>
-        <w:t>因此，亞伯拉罕盟約的未來方面，反映了兩個階段。從亞伯拉罕的角度來看，在相對較近的未來，他的後裔將有一片神所賜的土地。在更遙遠的未來，則是普世祝福的前景，是神在世界中工作的高峰。那遙遠未來的初步應驗，可在新約中看到，而神所應許更為即時的應驗，則可見於摩西時期的西奈之約。</w:t>
-      </w:r>
-    </w:p>
-    <w:p>
-      <w:pPr>
-        <w:pStyle w:val="Heading3"/>
-      </w:pPr>
-      <w:r>
-        <w:rPr>
-          <w:lang w:val="zh_TW" w:bidi="zh_TW"/>
-        </w:rPr>
-        <w:t>西奈之約</w:t>
-      </w:r>
-    </w:p>
-    <w:p>
-      <w:pPr/>
-      <w:r>
-        <w:rPr>
-          <w:lang w:val="zh_TW" w:bidi="zh_TW"/>
-        </w:rPr>
-      </w:r>
-      <w:r>
-        <w:rPr>
-          <w:lang w:val="zh_TW" w:bidi="zh_TW"/>
-        </w:rPr>
-        <w:t>在西奈山建立的盟約，是舊約盟約傳統的核心。這個盟約在亞伯拉罕的盟約中有所預示，並且是大衛之約和先知宣講的基礎。這是舊約信仰的中心，奠定了猶太教的基礎，並延續到現代世界。西奈之約是神與祂揀選的百姓以色列之間，關係正式建立的所在。</w:t>
-      </w:r>
-    </w:p>
-    <w:p>
-      <w:pPr/>
-      <w:r>
-        <w:rPr>
-          <w:lang w:val="zh_TW" w:bidi="zh_TW"/>
-        </w:rPr>
-      </w:r>
-      <w:r>
-        <w:rPr>
-          <w:lang w:val="zh_TW" w:bidi="zh_TW"/>
-        </w:rPr>
-        <w:t>要理解西奈之約的影響，必須了解其歷史背景。立約之前，希伯來人在摩西的領導下從埃及出來。出埃及是一個非凡的解放行動，神介入歷史的正常進程，將祂的百姓從埃及的奴役中拯救出來。出埃及在舊約中被解釋為神的行動，類似創造，即神「創造」以色列民族的行動。查考兩個版本的第四條誡命（</w:t>
-      </w:r>
-      <w:hyperlink r:id="rId40">
-        <w:r>
-          <w:rPr>
-            <w:lang w:val="zh_TW" w:bidi="zh_TW"/>
-          </w:rPr>
-          <w:rPr>
-            <w:color w:val="0000EE"/>
-            <w:u w:val="single"/>
-          </w:rPr>
-          <w:t>出20:8–11</w:t>
-        </w:r>
-      </w:hyperlink>
-      <w:r>
-        <w:rPr>
-          <w:lang w:val="zh_TW" w:bidi="zh_TW"/>
-        </w:rPr>
-        <w:t>；</w:t>
-      </w:r>
-      <w:hyperlink r:id="rId41">
-        <w:r>
-          <w:rPr>
-            <w:lang w:val="zh_TW" w:bidi="zh_TW"/>
-          </w:rPr>
-          <w:rPr>
-            <w:color w:val="0000EE"/>
-            <w:u w:val="single"/>
-          </w:rPr>
-          <w:t>申5:12–15</w:t>
-        </w:r>
-      </w:hyperlink>
-      <w:r>
-        <w:rPr>
-          <w:lang w:val="zh_TW" w:bidi="zh_TW"/>
-        </w:rPr>
-        <w:t>），會看到出埃及與世界的創造直接平行，是守安息日的基礎。雖然以色列在出埃及中被創造，但這個國家沒有憲法也沒有土地。盟約為新生的以色列民族提供憲法，使其成為一個神權國家（由神統治的國家）。</w:t>
-      </w:r>
-    </w:p>
-    <w:p>
-      <w:pPr/>
-      <w:r>
-        <w:rPr>
-          <w:lang w:val="zh_TW" w:bidi="zh_TW"/>
-        </w:rPr>
-      </w:r>
-      <w:r>
-        <w:rPr>
-          <w:lang w:val="zh_TW" w:bidi="zh_TW"/>
-        </w:rPr>
-        <w:t>西奈之約的基本內容，記載在</w:t>
-      </w:r>
-      <w:hyperlink r:id="rId42">
-        <w:r>
-          <w:rPr>
-            <w:lang w:val="zh_TW" w:bidi="zh_TW"/>
-          </w:rPr>
-          <w:rPr>
-            <w:color w:val="0000EE"/>
-            <w:u w:val="single"/>
-          </w:rPr>
-          <w:t>出埃及記十九章</w:t>
-        </w:r>
-      </w:hyperlink>
-      <w:r>
-        <w:rPr>
-          <w:lang w:val="zh_TW" w:bidi="zh_TW"/>
-        </w:rPr>
-        <w:t>和</w:t>
-      </w:r>
-      <w:hyperlink r:id="rId43">
-        <w:r>
-          <w:rPr>
-            <w:lang w:val="zh_TW" w:bidi="zh_TW"/>
-          </w:rPr>
-          <w:rPr>
-            <w:color w:val="0000EE"/>
-            <w:u w:val="single"/>
-          </w:rPr>
-          <w:t>二十章</w:t>
-        </w:r>
-      </w:hyperlink>
-      <w:r>
-        <w:rPr>
-          <w:lang w:val="zh_TW" w:bidi="zh_TW"/>
-        </w:rPr>
-        <w:t>。這個行動由神發出，祂透過摩西給予指示以準備立約；神說出包含盟約內容的話語。毫無疑問，在西奈正式建立的關係中，以色列的神是位於高位的一方。這位在出埃及期間，通過行動顯明自己的神，後來用言語顯明自己。這兩個方面——行動和言語的神，是舊約神學的核心。雖然盟約包含律法，但卻發生在出埃及這個恩典行動之後。</w:t>
-      </w:r>
-    </w:p>
-    <w:p>
-      <w:pPr/>
-      <w:r>
-        <w:rPr>
-          <w:lang w:val="zh_TW" w:bidi="zh_TW"/>
-        </w:rPr>
-      </w:r>
-      <w:r>
-        <w:rPr>
-          <w:lang w:val="zh_TW" w:bidi="zh_TW"/>
-        </w:rPr>
-        <w:t>神的盟約帶有神聖的應許：「</w:t>
-      </w:r>
-      <w:r>
-        <w:rPr>
-          <w:lang w:val="zh_TW" w:bidi="zh_TW"/>
-        </w:rPr>
-        <w:t>你們要歸我作祭司的國度，為聖潔的國民</w:t>
-      </w:r>
-      <w:r>
-        <w:rPr>
-          <w:lang w:val="zh_TW" w:bidi="zh_TW"/>
-        </w:rPr>
-        <w:t>」（</w:t>
-      </w:r>
-      <w:hyperlink r:id="rId44">
-        <w:r>
-          <w:rPr>
-            <w:lang w:val="zh_TW" w:bidi="zh_TW"/>
-          </w:rPr>
-          <w:rPr>
-            <w:color w:val="0000EE"/>
-            <w:u w:val="single"/>
-          </w:rPr>
-          <w:t>出19:6</w:t>
-        </w:r>
-      </w:hyperlink>
-      <w:r>
-        <w:rPr>
-          <w:lang w:val="zh_TW" w:bidi="zh_TW"/>
-        </w:rPr>
-        <w:t>）。這個應許是非凡的特權；整個民族被呼召在整個宇宙的神面前，代表所有其他民族。然而，祭司的職位雖然帶有特權，但也有嚴格的要求。祭司必須聖潔，並且必須認識這位神，因為自己將要進到他面前。因此，作為祭司國度的以色列，接受了一部律法，這律法將引導他們的生活、對神的愛，以及對所有人的服事。與盟約一起賜下的法律，表明神對與他立約的百姓有何要求。</w:t>
-      </w:r>
-    </w:p>
-    <w:p>
-      <w:pPr>
-        <w:pStyle w:val="Heading4"/>
-      </w:pPr>
-      <w:r>
-        <w:rPr>
-          <w:lang w:val="zh_TW" w:bidi="zh_TW"/>
-        </w:rPr>
-        <w:t>盟約律法</w:t>
-      </w:r>
-    </w:p>
-    <w:p>
-      <w:pPr/>
-      <w:r>
-        <w:rPr>
-          <w:lang w:val="zh_TW" w:bidi="zh_TW"/>
-        </w:rPr>
-      </w:r>
-      <w:r>
-        <w:rPr>
-          <w:lang w:val="zh_TW" w:bidi="zh_TW"/>
-        </w:rPr>
-        <w:t>盟約律法有兩個主要部分。首先，十誡以簡明的形式表達神對以色列的要求（</w:t>
-      </w:r>
-      <w:hyperlink r:id="rId45">
-        <w:r>
-          <w:rPr>
-            <w:lang w:val="zh_TW" w:bidi="zh_TW"/>
-          </w:rPr>
-          <w:rPr>
-            <w:color w:val="0000EE"/>
-            <w:u w:val="single"/>
-          </w:rPr>
-          <w:t>出20:2–17</w:t>
-        </w:r>
-      </w:hyperlink>
-      <w:r>
-        <w:rPr>
-          <w:lang w:val="zh_TW" w:bidi="zh_TW"/>
-        </w:rPr>
-        <w:t>），這些誡命規定立約的百姓與神及其他人的關係。雖然現今的趨勢傾向將十誡視為倫理或道德體系，但在古代以色列，它們扮演著不同的角色。盟約律法是新國家──獨特「祭司國度」的基礎或憲法。這個國家的元首是神。因此，在古代以色列，十誡的地位大約相當於現代國家的刑事法典，違反其中律法就是對國家元首神犯罪。然而，這些律法帶有正面的含義。它們確立生活的方式，使人與神有完全和豐盛的關係，也與其他人建立豐盛的社群。</w:t>
-      </w:r>
-    </w:p>
-    <w:p>
-      <w:pPr/>
-      <w:r>
-        <w:rPr>
-          <w:lang w:val="zh_TW" w:bidi="zh_TW"/>
-        </w:rPr>
-      </w:r>
-      <w:r>
-        <w:rPr>
-          <w:lang w:val="zh_TW" w:bidi="zh_TW"/>
-        </w:rPr>
-        <w:t>盟約律法的第二部分是詳細的法典，涵蓋日常生活的活動。這類律法的例子可以在</w:t>
-      </w:r>
-      <w:hyperlink r:id="rId46">
-        <w:r>
-          <w:rPr>
-            <w:lang w:val="zh_TW" w:bidi="zh_TW"/>
-          </w:rPr>
-          <w:rPr>
-            <w:color w:val="0000EE"/>
-            <w:u w:val="single"/>
-          </w:rPr>
-          <w:t>出埃及記二十一至二十三章</w:t>
-        </w:r>
-      </w:hyperlink>
-      <w:r>
-        <w:rPr>
-          <w:lang w:val="zh_TW" w:bidi="zh_TW"/>
-        </w:rPr>
-        <w:t>中看到。這些法律被編纂並記錄在「約書」中（</w:t>
-      </w:r>
-      <w:hyperlink r:id="rId47">
-        <w:r>
-          <w:rPr>
-            <w:lang w:val="zh_TW" w:bidi="zh_TW"/>
-          </w:rPr>
-          <w:rPr>
-            <w:color w:val="0000EE"/>
-            <w:u w:val="single"/>
-          </w:rPr>
-          <w:t>出24:7</w:t>
-        </w:r>
-      </w:hyperlink>
-      <w:r>
-        <w:rPr>
-          <w:lang w:val="zh_TW" w:bidi="zh_TW"/>
-        </w:rPr>
-        <w:t>）。雖然這本書包含許多法律，但要編寫人類行為的每個方面是不可能的。其中的例子具有多樣性，表明對於立約的成員來說，沒有任何人類生活的領域不受盟約的影響。人進入這種與神建立的關係，其生活的所有方面，自然會受到影響。</w:t>
-      </w:r>
-    </w:p>
-    <w:p>
-      <w:pPr>
-        <w:pStyle w:val="Heading4"/>
-      </w:pPr>
-      <w:r>
-        <w:rPr>
-          <w:lang w:val="zh_TW" w:bidi="zh_TW"/>
-        </w:rPr>
-        <w:t>盟約的更新</w:t>
-      </w:r>
-    </w:p>
-    <w:p>
-      <w:pPr/>
-      <w:r>
-        <w:rPr>
-          <w:lang w:val="zh_TW" w:bidi="zh_TW"/>
-        </w:rPr>
-      </w:r>
-      <w:r>
-        <w:rPr>
-          <w:lang w:val="zh_TW" w:bidi="zh_TW"/>
-        </w:rPr>
-        <w:t>西奈之約是與摩西帶領的特定人群訂立的，但對未來的世代也有約束力。因此，盟約會不時更新。盟約的更新記錄在約書亞的時代（</w:t>
-      </w:r>
-      <w:hyperlink r:id="rId48">
-        <w:r>
-          <w:rPr>
-            <w:lang w:val="zh_TW" w:bidi="zh_TW"/>
-          </w:rPr>
-          <w:rPr>
-            <w:color w:val="0000EE"/>
-            <w:u w:val="single"/>
-          </w:rPr>
-          <w:t>書8:30–35</w:t>
-        </w:r>
-      </w:hyperlink>
-      <w:r>
-        <w:rPr>
-          <w:lang w:val="zh_TW" w:bidi="zh_TW"/>
-        </w:rPr>
-        <w:t>，</w:t>
-      </w:r>
-      <w:hyperlink r:id="rId49">
-        <w:r>
-          <w:rPr>
-            <w:lang w:val="zh_TW" w:bidi="zh_TW"/>
-          </w:rPr>
-          <w:rPr>
-            <w:color w:val="0000EE"/>
-            <w:u w:val="single"/>
-          </w:rPr>
-          <w:t>24:1–28</w:t>
-        </w:r>
-      </w:hyperlink>
-      <w:r>
-        <w:rPr>
-          <w:lang w:val="zh_TW" w:bidi="zh_TW"/>
-        </w:rPr>
-        <w:t>），以及其後在約西亞王統治期間（</w:t>
-      </w:r>
-      <w:hyperlink r:id="rId50">
-        <w:r>
-          <w:rPr>
-            <w:lang w:val="zh_TW" w:bidi="zh_TW"/>
-          </w:rPr>
-          <w:rPr>
-            <w:color w:val="0000EE"/>
-            <w:u w:val="single"/>
-          </w:rPr>
-          <w:t>王下23:1–3</w:t>
-        </w:r>
-      </w:hyperlink>
-      <w:r>
-        <w:rPr>
-          <w:lang w:val="zh_TW" w:bidi="zh_TW"/>
-        </w:rPr>
-        <w:t>）。</w:t>
-      </w:r>
-    </w:p>
-    <w:p>
-      <w:pPr/>
-      <w:r>
-        <w:rPr>
-          <w:lang w:val="zh_TW" w:bidi="zh_TW"/>
-        </w:rPr>
-      </w:r>
-      <w:r>
-        <w:rPr>
-          <w:lang w:val="zh_TW" w:bidi="zh_TW"/>
-        </w:rPr>
-        <w:t>要理解盟約的更新和盟約本質，其最重要的聖經經文是申命記。這整本書描述了特定的盟約更新儀式，發生在以色列早期歷史的關鍵時刻。西奈之約在摩西去世、領導權過渡到約書亞之前，以及佔領應許之地的重大軍事行動前得到更新。</w:t>
-      </w:r>
-    </w:p>
-    <w:p>
-      <w:pPr/>
-      <w:r>
-        <w:rPr>
-          <w:lang w:val="zh_TW" w:bidi="zh_TW"/>
-        </w:rPr>
-      </w:r>
-      <w:r>
-        <w:rPr>
-          <w:lang w:val="zh_TW" w:bidi="zh_TW"/>
-        </w:rPr>
-        <w:t>自亞伯拉罕時代起，盟約就包含土地的應許。在他們進入那片土地之前（約公元前1250年），盟約誓言就與新一代的以色列人更新了，他們大都未曾在四十年前站於西奈山腳下。雖然盟約更新是申命記的核心主題，但作者主要集中在摩西的講論上，而不是詳細描述更新儀式。</w:t>
-      </w:r>
-    </w:p>
-    <w:p>
-      <w:pPr/>
-      <w:r>
-        <w:rPr>
-          <w:lang w:val="zh_TW" w:bidi="zh_TW"/>
-        </w:rPr>
-      </w:r>
-      <w:r>
-        <w:rPr>
-          <w:lang w:val="zh_TW" w:bidi="zh_TW"/>
-        </w:rPr>
-        <w:t>更新儀式通常是重複最初訂立盟約時發生的事情，會重述十誡（</w:t>
-      </w:r>
-      <w:hyperlink r:id="rId51">
-        <w:r>
-          <w:rPr>
-            <w:lang w:val="zh_TW" w:bidi="zh_TW"/>
-          </w:rPr>
-          <w:rPr>
-            <w:color w:val="0000EE"/>
-            <w:u w:val="single"/>
-          </w:rPr>
-          <w:t>申5:6–21</w:t>
-        </w:r>
-      </w:hyperlink>
-      <w:r>
-        <w:rPr>
-          <w:lang w:val="zh_TW" w:bidi="zh_TW"/>
-        </w:rPr>
-        <w:t>），詳細闡述約書的律法（</w:t>
-      </w:r>
-      <w:hyperlink r:id="rId52">
-        <w:r>
-          <w:rPr>
-            <w:lang w:val="zh_TW" w:bidi="zh_TW"/>
-          </w:rPr>
-          <w:rPr>
-            <w:color w:val="0000EE"/>
-            <w:u w:val="single"/>
-          </w:rPr>
-          <w:t>申12–26</w:t>
-        </w:r>
-      </w:hyperlink>
-      <w:r>
-        <w:rPr>
-          <w:lang w:val="zh_TW" w:bidi="zh_TW"/>
-        </w:rPr>
-        <w:t>）。在申命記中出現的兩個要點，對理解盟約特別重要，就是明確陳述盟約之愛，以及詳細陳述伴隨盟約締結和更新而來的祝福和詛咒。</w:t>
-      </w:r>
-    </w:p>
-    <w:p>
-      <w:pPr>
-        <w:pStyle w:val="Heading3"/>
-      </w:pPr>
-      <w:r>
-        <w:rPr>
-          <w:lang w:val="zh_TW" w:bidi="zh_TW"/>
-        </w:rPr>
-        <w:t>大衛之約</w:t>
-      </w:r>
-    </w:p>
-    <w:p>
-      <w:pPr/>
-      <w:r>
-        <w:rPr>
-          <w:lang w:val="zh_TW" w:bidi="zh_TW"/>
-        </w:rPr>
-      </w:r>
-      <w:r>
-        <w:rPr>
-          <w:lang w:val="zh_TW" w:bidi="zh_TW"/>
-        </w:rPr>
-        <w:t>盟約傳統在大衛王時期（約公元前1000年）有所變化。西奈之約是神與以色列建立，摩西的角色是中保。在大衛時代，則增加了新的元素：神以王的身份進入大衛之約。這個王的盟約，透過先知拿單向大衛暗示（</w:t>
-      </w:r>
-      <w:hyperlink r:id="rId53">
-        <w:r>
-          <w:rPr>
-            <w:lang w:val="zh_TW" w:bidi="zh_TW"/>
-          </w:rPr>
-          <w:rPr>
-            <w:color w:val="0000EE"/>
-            <w:u w:val="single"/>
-          </w:rPr>
-          <w:t>撒下7:8–16</w:t>
-        </w:r>
-      </w:hyperlink>
-      <w:r>
-        <w:rPr>
-          <w:lang w:val="zh_TW" w:bidi="zh_TW"/>
-        </w:rPr>
-        <w:t>），再次表明此舉是由神主動發起。這是神與大衛家永遠立定的約（</w:t>
-      </w:r>
-      <w:hyperlink r:id="rId54">
-        <w:r>
-          <w:rPr>
-            <w:lang w:val="zh_TW" w:bidi="zh_TW"/>
-          </w:rPr>
-          <w:rPr>
-            <w:color w:val="0000EE"/>
-            <w:u w:val="single"/>
-          </w:rPr>
-          <w:t>23:5</w:t>
-        </w:r>
-      </w:hyperlink>
-      <w:r>
-        <w:rPr>
-          <w:lang w:val="zh_TW" w:bidi="zh_TW"/>
-        </w:rPr>
-        <w:t>）。</w:t>
-      </w:r>
-    </w:p>
-    <w:p>
-      <w:pPr/>
-      <w:r>
-        <w:rPr>
-          <w:lang w:val="zh_TW" w:bidi="zh_TW"/>
-        </w:rPr>
-      </w:r>
-      <w:r>
-        <w:rPr>
-          <w:lang w:val="zh_TW" w:bidi="zh_TW"/>
-        </w:rPr>
-        <w:t>基督徒通常將大衛之約解釋為彌賽亞之約。幾個世紀以來，由大衛建立的王朝，統治著統一的以色列國，之後統治仍然存留的南國猶大。然而，在公元前586年，猶大被巴比倫人征服。此時，大衛的後裔不再統治一個由神的選民組成的獨立國家。然而，大衛之約的永恆特性，不在古代歷史的篇章中展現，而是見於人們如何期望大衛後裔出來的彌賽亞。馬太和路加都指出耶穌是大衛的後裔（</w:t>
-      </w:r>
-      <w:hyperlink r:id="rId55">
-        <w:r>
-          <w:rPr>
-            <w:lang w:val="zh_TW" w:bidi="zh_TW"/>
-          </w:rPr>
-          <w:rPr>
-            <w:color w:val="0000EE"/>
-            <w:u w:val="single"/>
-          </w:rPr>
-          <w:t>太1:1</w:t>
-        </w:r>
-      </w:hyperlink>
-      <w:r>
-        <w:rPr>
-          <w:lang w:val="zh_TW" w:bidi="zh_TW"/>
-        </w:rPr>
-        <w:t>；</w:t>
-      </w:r>
-      <w:hyperlink r:id="rId56">
-        <w:r>
-          <w:rPr>
-            <w:lang w:val="zh_TW" w:bidi="zh_TW"/>
-          </w:rPr>
-          <w:rPr>
-            <w:color w:val="0000EE"/>
-            <w:u w:val="single"/>
-          </w:rPr>
-          <w:t>路3:31</w:t>
-        </w:r>
-      </w:hyperlink>
-      <w:r>
-        <w:rPr>
-          <w:lang w:val="zh_TW" w:bidi="zh_TW"/>
-        </w:rPr>
-        <w:t>）。因此，新約將神的盟約延伸到新的世代，在耶穌的身上。</w:t>
-      </w:r>
-    </w:p>
-    <w:p>
-      <w:pPr>
-        <w:pStyle w:val="Heading3"/>
-      </w:pPr>
-      <w:r>
-        <w:rPr>
-          <w:lang w:val="zh_TW" w:bidi="zh_TW"/>
-        </w:rPr>
-        <w:t>舊約聖經預言的新約</w:t>
-      </w:r>
-    </w:p>
-    <w:p>
-      <w:pPr/>
-      <w:r>
-        <w:rPr>
-          <w:lang w:val="zh_TW" w:bidi="zh_TW"/>
-        </w:rPr>
-      </w:r>
-      <w:r>
-        <w:rPr>
-          <w:lang w:val="zh_TW" w:bidi="zh_TW"/>
-        </w:rPr>
-        <w:t>雖然大衛與神的盟約是永恆的，但在某種意義上，神與以色列在西奈山建立的盟約是暫時的。西奈之約包含幾個條件，在申命記的祝福和咒詛中得到陳述。以色列若不順服盟約律法，最壞結局就是被擄離開應許之地，這是從亞伯拉罕到摩西及其後盟約的核心主題。</w:t>
-      </w:r>
-    </w:p>
-    <w:p>
-      <w:pPr/>
-      <w:r>
-        <w:rPr>
-          <w:lang w:val="zh_TW" w:bidi="zh_TW"/>
-        </w:rPr>
-      </w:r>
-      <w:r>
-        <w:rPr>
-          <w:lang w:val="zh_TW" w:bidi="zh_TW"/>
-        </w:rPr>
-        <w:t>希伯來的先知經常察覺到危機，就是以色列的罪有可能使盟約終結。部分先知，尤其是何西阿和耶利米，也洞察到更深的真理：盟約植根於神的愛，因此即使是神的詛咒也不是最終的。</w:t>
-      </w:r>
-    </w:p>
-    <w:p>
-      <w:pPr/>
-      <w:r>
-        <w:rPr>
-          <w:lang w:val="zh_TW" w:bidi="zh_TW"/>
-        </w:rPr>
-      </w:r>
-      <w:r>
-        <w:rPr>
-          <w:lang w:val="zh_TW" w:bidi="zh_TW"/>
-        </w:rPr>
-        <w:t>何西阿透過他的婚姻這個「活生生的比喻」，傳神地表達了這個真理（</w:t>
-      </w:r>
-      <w:hyperlink r:id="rId57">
-        <w:r>
-          <w:rPr>
-            <w:lang w:val="zh_TW" w:bidi="zh_TW"/>
-          </w:rPr>
-          <w:rPr>
-            <w:color w:val="0000EE"/>
-            <w:u w:val="single"/>
-          </w:rPr>
-          <w:t>何1–3</w:t>
-        </w:r>
-      </w:hyperlink>
-      <w:r>
-        <w:rPr>
-          <w:lang w:val="zh_TW" w:bidi="zh_TW"/>
-        </w:rPr>
-        <w:t>）。他在神的命令下娶了歌篾，但後來由於她不忠，婚姻盟約因休妻而失效。雖然歌篾的姦淫行為迫使何西阿休妻，但他並沒有停止愛她。神後來命令何西阿回到歌篾身邊（</w:t>
-      </w:r>
-      <w:hyperlink r:id="rId58">
-        <w:r>
-          <w:rPr>
-            <w:lang w:val="zh_TW" w:bidi="zh_TW"/>
-          </w:rPr>
-          <w:rPr>
-            <w:color w:val="0000EE"/>
-            <w:u w:val="single"/>
-          </w:rPr>
-          <w:t>何3:1</w:t>
-        </w:r>
-      </w:hyperlink>
-      <w:r>
-        <w:rPr>
-          <w:lang w:val="zh_TW" w:bidi="zh_TW"/>
-        </w:rPr>
-        <w:t>）。雖然她不忠，先知仍要再次將她納入婚姻的盟約關係中。這個比喻描繪了神對以色列的行動。以色列的罪將不可避免地導致神休妻，但何西阿預見新的婚姻。在神與以色列的新約中，以色列將被恩慈地重新接納，進入與神的關係中（</w:t>
-      </w:r>
-      <w:hyperlink r:id="rId59">
-        <w:r>
-          <w:rPr>
-            <w:lang w:val="zh_TW" w:bidi="zh_TW"/>
-          </w:rPr>
-          <w:rPr>
-            <w:color w:val="0000EE"/>
-            <w:u w:val="single"/>
-          </w:rPr>
-          <w:t>2:14–18</w:t>
-        </w:r>
-      </w:hyperlink>
-      <w:r>
-        <w:rPr>
-          <w:lang w:val="zh_TW" w:bidi="zh_TW"/>
-        </w:rPr>
-        <w:t>）。</w:t>
-      </w:r>
-    </w:p>
-    <w:p>
-      <w:pPr/>
-      <w:r>
-        <w:rPr>
-          <w:lang w:val="zh_TW" w:bidi="zh_TW"/>
-        </w:rPr>
-      </w:r>
-      <w:r>
-        <w:rPr>
-          <w:lang w:val="zh_TW" w:bidi="zh_TW"/>
-        </w:rPr>
-        <w:t>先知耶利米在著作中，有力表達了這個新的盟約。耶利米生活在公元前七世紀末和六世紀初；他在其一生中，目睹猶大國在戰爭中被擊敗。國家失去獨立地位，成為巴比倫帝國的附庸國。在外在意義上，公元前586年的失敗，標誌著西奈之約的結束。以色列不再能聲稱擁有應許之地。然而，耶利米領受超越當代政治現實的真理。神在世界上的工作，就像祂對世界的愛一樣，並未結束。</w:t>
-      </w:r>
-    </w:p>
-    <w:p>
-      <w:pPr/>
-      <w:r>
-        <w:rPr>
-          <w:lang w:val="zh_TW" w:bidi="zh_TW"/>
-        </w:rPr>
-      </w:r>
-      <w:r>
-        <w:rPr>
-          <w:lang w:val="zh_TW" w:bidi="zh_TW"/>
-        </w:rPr>
-        <w:t>因此，耶利米提到神將要實現一個新約：「</w:t>
-      </w:r>
-      <w:r>
-        <w:rPr>
-          <w:lang w:val="zh_TW" w:bidi="zh_TW"/>
-        </w:rPr>
-        <w:t>日子將到，我要與 以色列家和猶大家另立新約</w:t>
-      </w:r>
-      <w:r>
-        <w:rPr>
-          <w:lang w:val="zh_TW" w:bidi="zh_TW"/>
-        </w:rPr>
-        <w:t>」（</w:t>
-      </w:r>
-      <w:hyperlink r:id="rId60">
-        <w:r>
-          <w:rPr>
-            <w:lang w:val="zh_TW" w:bidi="zh_TW"/>
-          </w:rPr>
-          <w:rPr>
-            <w:color w:val="0000EE"/>
-            <w:u w:val="single"/>
-          </w:rPr>
-          <w:t>耶31:31</w:t>
-        </w:r>
-      </w:hyperlink>
-      <w:r>
-        <w:rPr>
-          <w:lang w:val="zh_TW" w:bidi="zh_TW"/>
-        </w:rPr>
-        <w:t>）。這個新約將以神在人心中的行動為記號，帶來徹底的屬靈轉變（</w:t>
-      </w:r>
-      <w:hyperlink r:id="rId61">
-        <w:r>
-          <w:rPr>
-            <w:lang w:val="zh_TW" w:bidi="zh_TW"/>
-          </w:rPr>
-          <w:rPr>
-            <w:color w:val="0000EE"/>
-            <w:u w:val="single"/>
-          </w:rPr>
-          <w:t>耶31:34</w:t>
-        </w:r>
-      </w:hyperlink>
-      <w:r>
-        <w:rPr>
-          <w:lang w:val="zh_TW" w:bidi="zh_TW"/>
-        </w:rPr>
-        <w:t>）。在最後的晚餐中，耶穌對祂的門徒宣告說：「</w:t>
-      </w:r>
-      <w:r>
-        <w:rPr>
-          <w:lang w:val="zh_TW" w:bidi="zh_TW"/>
-        </w:rPr>
-        <w:t>這杯是用我血所立的新約，是為你們流出來的</w:t>
-      </w:r>
-      <w:r>
-        <w:rPr>
-          <w:lang w:val="zh_TW" w:bidi="zh_TW"/>
-        </w:rPr>
-        <w:t>」（</w:t>
-      </w:r>
-      <w:hyperlink r:id="rId62">
-        <w:r>
-          <w:rPr>
-            <w:lang w:val="zh_TW" w:bidi="zh_TW"/>
-          </w:rPr>
-          <w:rPr>
-            <w:color w:val="0000EE"/>
-            <w:u w:val="single"/>
-          </w:rPr>
-          <w:t>路22:20</w:t>
-        </w:r>
-      </w:hyperlink>
-      <w:r>
-        <w:rPr>
-          <w:lang w:val="zh_TW" w:bidi="zh_TW"/>
-        </w:rPr>
-        <w:t>）。對於希伯來書的作者來說，這個新約對於完全理解耶穌基督的事工是至關重要的（</w:t>
-      </w:r>
-      <w:hyperlink r:id="rId63">
-        <w:r>
-          <w:rPr>
-            <w:lang w:val="zh_TW" w:bidi="zh_TW"/>
-          </w:rPr>
-          <w:rPr>
-            <w:color w:val="0000EE"/>
-            <w:u w:val="single"/>
-          </w:rPr>
-          <w:t>來8:8–12</w:t>
-        </w:r>
-      </w:hyperlink>
-      <w:r>
-        <w:rPr>
-          <w:lang w:val="zh_TW" w:bidi="zh_TW"/>
-        </w:rPr>
-        <w:t>）。</w:t>
-      </w:r>
-    </w:p>
-    <w:p>
-      <w:pPr>
-        <w:pStyle w:val="Heading3"/>
-      </w:pPr>
-      <w:r>
-        <w:rPr>
-          <w:lang w:val="zh_TW" w:bidi="zh_TW"/>
-        </w:rPr>
-        <w:t>結論</w:t>
-      </w:r>
-    </w:p>
-    <w:p>
-      <w:pPr/>
-      <w:r>
-        <w:rPr>
-          <w:lang w:val="zh_TW" w:bidi="zh_TW"/>
-        </w:rPr>
-      </w:r>
-      <w:r>
-        <w:rPr>
-          <w:lang w:val="zh_TW" w:bidi="zh_TW"/>
-        </w:rPr>
-        <w:t>盟約是舊約信息和歷史的核心概念。盟約的主題延續到新約，是解釋基督教福音的方式，人生命的意義在於與永生的神建立盟約關係。然而，有罪的人無法通過自身努力進入這種關係；只有神能夠發起這種關係。根據新約，神賜下祂的兒子耶穌，祂的受死打開途徑，讓所有人得以進入盟約關係。耶穌「新約的血」帶來赦免，使所有人都能夠進入與神的盟約關係。要進入這種關係，無論是今天還是在亞伯拉罕時代，都取決於信心（</w:t>
-      </w:r>
-      <w:hyperlink r:id="rId64">
-        <w:r>
-          <w:rPr>
-            <w:lang w:val="zh_TW" w:bidi="zh_TW"/>
-          </w:rPr>
-          <w:rPr>
-            <w:color w:val="0000EE"/>
-            <w:u w:val="single"/>
-          </w:rPr>
-          <w:t>加3:6–14</w:t>
-        </w:r>
-      </w:hyperlink>
-      <w:r>
-        <w:rPr>
-          <w:lang w:val="zh_TW" w:bidi="zh_TW"/>
-        </w:rPr>
-        <w:t>）。</w:t>
-      </w:r>
-    </w:p>
-    <w:p>
-      <w:pPr/>
-      <w:r>
-        <w:rPr>
-          <w:lang w:val="zh_TW" w:bidi="zh_TW"/>
-        </w:rPr>
-      </w:r>
-      <w:r>
-        <w:rPr>
-          <w:i/>
-          <w:lang w:val="zh_TW" w:bidi="zh_TW"/>
-        </w:rPr>
-        <w:t>另見</w:t>
-      </w:r>
-      <w:r>
-        <w:rPr>
-          <w:lang w:val="zh_TW" w:bidi="zh_TW"/>
-        </w:rPr>
-        <w:t xml:space="preserve"> </w:t>
-      </w:r>
-      <w:r>
-        <w:rPr>
-          <w:lang w:val="zh_TW" w:bidi="zh_TW"/>
-        </w:rPr>
-        <w:t>聯盟；</w:t>
-      </w:r>
-      <w:r>
-        <w:rPr>
-          <w:lang w:val="zh_TW" w:bidi="zh_TW"/>
-        </w:rPr>
-        <w:t>新約；</w:t>
-      </w:r>
-      <w:r>
-        <w:rPr>
-          <w:lang w:val="zh_TW" w:bidi="zh_TW"/>
-        </w:rPr>
-        <w:t>聖經中的律法概念；</w:t>
-      </w:r>
-      <w:r>
-        <w:rPr>
-          <w:lang w:val="zh_TW" w:bidi="zh_TW"/>
-        </w:rPr>
-        <w:t>誓言；</w:t>
-      </w:r>
-      <w:r>
-        <w:rPr>
-          <w:lang w:val="zh_TW" w:bidi="zh_TW"/>
-        </w:rPr>
-        <w:t>誓約</w:t>
-      </w:r>
-      <w:r>
-        <w:rPr>
-          <w:lang w:val="zh_TW" w:bidi="zh_TW"/>
-        </w:rPr>
-        <w:t>。</w:t>
-      </w:r>
-      <w:r>
-        <w:rPr>
-          <w:lang w:val="zh_TW" w:bidi="zh_TW"/>
-        </w:rPr>
-      </w:r>
-      <w:r>
-        <w:rPr>
-          <w:lang w:val="zh_TW" w:bidi="zh_TW"/>
-        </w:rPr>
-      </w:r>
-    </w:p>
-    <w:p>
-      <w:pPr/>
-      <w:r>
-        <w:rPr>
-          <w:lang w:val="zh_TW" w:bidi="zh_TW"/>
-        </w:rPr>
-      </w:r>
-    </w:p>
-    <w:p>
-      <w:pPr>
-        <w:pStyle w:val="Heading2"/>
-      </w:pPr>
-      <w:r>
-        <w:rPr>
-          <w:lang w:val="zh_TW" w:bidi="zh_TW"/>
-        </w:rPr>
-        <w:t>夢</w:t>
-      </w:r>
-      <w:r>
-        <w:rPr>
-          <w:lang w:val="zh_TW" w:bidi="zh_TW"/>
-        </w:rPr>
-      </w:r>
-    </w:p>
-    <w:p>
-      <w:pPr/>
-      <w:r>
-        <w:rPr>
-          <w:lang w:val="zh_TW" w:bidi="zh_TW"/>
-        </w:rPr>
-      </w:r>
-      <w:r>
-        <w:rPr>
-          <w:lang w:val="zh_TW" w:bidi="zh_TW"/>
-        </w:rPr>
-        <w:t>夢是人在睡眠時出現的思想、影像或情感。自古以來，夢境一直令人格外著迷，因為人在夢中所經歷的事件往往栩栩如生、逼真得令人無法忽視。</w:t>
-      </w:r>
-    </w:p>
-    <w:p>
-      <w:pPr>
-        <w:pStyle w:val="Heading3"/>
-      </w:pPr>
-      <w:r>
-        <w:rPr>
-          <w:lang w:val="zh_TW" w:bidi="zh_TW"/>
-        </w:rPr>
-        <w:t>古代的理解</w:t>
-      </w:r>
-    </w:p>
-    <w:p>
-      <w:pPr/>
-      <w:r>
-        <w:rPr>
-          <w:lang w:val="zh_TW" w:bidi="zh_TW"/>
-        </w:rPr>
-      </w:r>
-      <w:r>
-        <w:rPr>
-          <w:lang w:val="zh_TW" w:bidi="zh_TW"/>
-        </w:rPr>
-        <w:t>自古以來，人們就將夢視為一種奧祕，並推測夢境可能是來自另一個真實存在的領域——在那裡，即使身體沉睡，靈魂仍在生活與行動。夢，尤其是皇帝與國王的夢，常被視為諸神所傳遞的信息。</w:t>
-      </w:r>
-    </w:p>
-    <w:p>
-      <w:pPr/>
-      <w:r>
-        <w:rPr>
-          <w:lang w:val="zh_TW" w:bidi="zh_TW"/>
-        </w:rPr>
-      </w:r>
-      <w:r>
-        <w:rPr>
-          <w:lang w:val="zh_TW" w:bidi="zh_TW"/>
-        </w:rPr>
-        <w:t>古代所記錄的夢主要集中在三個方面：宗教、政治與個人的命運。宗教性的夢呼召人要敬虔事奉神；政治性的夢則預示戰爭的結果或國家的未來命運；個人性的夢則指引家庭決策，並預示可能發生的重大危機。</w:t>
-      </w:r>
-    </w:p>
-    <w:p>
-      <w:pPr/>
-      <w:r>
-        <w:rPr>
-          <w:lang w:val="zh_TW" w:bidi="zh_TW"/>
-        </w:rPr>
-      </w:r>
-      <w:r>
-        <w:rPr>
-          <w:lang w:val="zh_TW" w:bidi="zh_TW"/>
-        </w:rPr>
-        <w:t>有時神會主動啟示，預先警告人某些意想不到的事情；有時統治者或將軍會前往異教神廟或聖地，在那裡睡覺，期待藉夢獲得指引，來處理眼前的困境。某些夢中的訊息相當清楚，但更多時候，則需依靠專門解夢的人來辨識其含義。人們也常將特定夢境與後續事件的發生記錄下來。</w:t>
-      </w:r>
-    </w:p>
-    <w:p>
-      <w:pPr>
-        <w:pStyle w:val="Heading3"/>
-      </w:pPr>
-      <w:r>
-        <w:rPr>
-          <w:lang w:val="zh_TW" w:bidi="zh_TW"/>
-        </w:rPr>
-        <w:t>舊約聖經的使用</w:t>
-      </w:r>
-    </w:p>
-    <w:p>
-      <w:pPr/>
-      <w:r>
-        <w:rPr>
-          <w:lang w:val="zh_TW" w:bidi="zh_TW"/>
-        </w:rPr>
-      </w:r>
-      <w:r>
-        <w:rPr>
-          <w:lang w:val="zh_TW" w:bidi="zh_TW"/>
-        </w:rPr>
-        <w:t>夢在神子民的生活中扮演了重要的角色。舊約聖經中約有120處提到夢，其中52處出現在創世記早期族長時期，另有29處出現在但以理書。然而，舊約聖經中實際上僅記錄了14個具體的夢境。多數出現在創世記的夢，反映了神直接向族長啟示。即使但以理也只記載了尼布甲尼撒的兩個夢──那巨大的像與被砍倒的大樹──以及但以理自己關於四獸與那恆古常在者的夢。</w:t>
-      </w:r>
-    </w:p>
-    <w:p>
-      <w:pPr/>
-      <w:r>
-        <w:rPr>
-          <w:lang w:val="zh_TW" w:bidi="zh_TW"/>
-        </w:rPr>
-      </w:r>
-      <w:r>
-        <w:rPr>
-          <w:lang w:val="zh_TW" w:bidi="zh_TW"/>
-        </w:rPr>
-        <w:t>舊約聖經對夢的理解具有幾個重要特點。與古代世界其它民族相同，神的子民相信神會藉夢說話。然而，舊約聖經記載中的夢顯得較為克制，缺少異教對夢的記載中常見的淫穢與怪誕場景。另一個顯著差異是：神是夢的主動發起者；祂按自己的旨意，在所選擇的時間、地點與對象中賜下啟示性的夢──掃羅對此有痛苦的體會（</w:t>
-      </w:r>
-      <w:hyperlink r:id="rId65">
-        <w:r>
-          <w:rPr>
-            <w:lang w:val="zh_TW" w:bidi="zh_TW"/>
-          </w:rPr>
-          <w:rPr>
-            <w:color w:val="0000EE"/>
-            <w:u w:val="single"/>
-          </w:rPr>
-          <w:t>撒上28:6</w:t>
-        </w:r>
-      </w:hyperlink>
-      <w:r>
-        <w:rPr>
-          <w:lang w:val="zh_TW" w:bidi="zh_TW"/>
-        </w:rPr>
-        <w:t>、</w:t>
-      </w:r>
-      <w:hyperlink r:id="rId65">
-        <w:r>
-          <w:rPr>
-            <w:lang w:val="zh_TW" w:bidi="zh_TW"/>
-          </w:rPr>
-          <w:rPr>
-            <w:color w:val="0000EE"/>
-            <w:u w:val="single"/>
-          </w:rPr>
-          <w:t>15</w:t>
-        </w:r>
-      </w:hyperlink>
-      <w:r>
-        <w:rPr>
-          <w:lang w:val="zh_TW" w:bidi="zh_TW"/>
-        </w:rPr>
-        <w:t>）。更重要的是，舊約聖經明確地拒絕世俗的解夢方式。夢的象徵意義不是靠查閱解夢書或依靠人的自然能力而得知。約瑟為兩位埃及囚犯與法老解夢時，堅持將一切榮耀歸給神（</w:t>
-      </w:r>
-      <w:hyperlink r:id="rId66">
-        <w:r>
-          <w:rPr>
-            <w:lang w:val="zh_TW" w:bidi="zh_TW"/>
-          </w:rPr>
-          <w:rPr>
-            <w:color w:val="0000EE"/>
-            <w:u w:val="single"/>
-          </w:rPr>
-          <w:t>創40:8</w:t>
-        </w:r>
-      </w:hyperlink>
-      <w:r>
-        <w:rPr>
-          <w:lang w:val="zh_TW" w:bidi="zh_TW"/>
-        </w:rPr>
-        <w:t>，</w:t>
-      </w:r>
-      <w:hyperlink r:id="rId67">
-        <w:r>
-          <w:rPr>
-            <w:lang w:val="zh_TW" w:bidi="zh_TW"/>
-          </w:rPr>
-          <w:rPr>
-            <w:color w:val="0000EE"/>
-            <w:u w:val="single"/>
-          </w:rPr>
-          <w:t>41:7</w:t>
-        </w:r>
-      </w:hyperlink>
-      <w:r>
-        <w:rPr>
-          <w:lang w:val="zh_TW" w:bidi="zh_TW"/>
-        </w:rPr>
-        <w:t>、</w:t>
-      </w:r>
-      <w:hyperlink r:id="rId67">
-        <w:r>
-          <w:rPr>
-            <w:lang w:val="zh_TW" w:bidi="zh_TW"/>
-          </w:rPr>
-          <w:rPr>
-            <w:color w:val="0000EE"/>
-            <w:u w:val="single"/>
-          </w:rPr>
-          <w:t>25</w:t>
-        </w:r>
-      </w:hyperlink>
-      <w:r>
-        <w:rPr>
-          <w:lang w:val="zh_TW" w:bidi="zh_TW"/>
-        </w:rPr>
-        <w:t>、</w:t>
-      </w:r>
-      <w:hyperlink r:id="rId67">
-        <w:r>
-          <w:rPr>
-            <w:lang w:val="zh_TW" w:bidi="zh_TW"/>
-          </w:rPr>
-          <w:rPr>
-            <w:color w:val="0000EE"/>
-            <w:u w:val="single"/>
-          </w:rPr>
-          <w:t>28</w:t>
-        </w:r>
-      </w:hyperlink>
-      <w:r>
-        <w:rPr>
-          <w:lang w:val="zh_TW" w:bidi="zh_TW"/>
-        </w:rPr>
-        <w:t>、</w:t>
-      </w:r>
-      <w:hyperlink r:id="rId67">
-        <w:r>
-          <w:rPr>
-            <w:lang w:val="zh_TW" w:bidi="zh_TW"/>
-          </w:rPr>
-          <w:rPr>
-            <w:color w:val="0000EE"/>
-            <w:u w:val="single"/>
-          </w:rPr>
-          <w:t>39</w:t>
-        </w:r>
-      </w:hyperlink>
-      <w:r>
-        <w:rPr>
-          <w:lang w:val="zh_TW" w:bidi="zh_TW"/>
-        </w:rPr>
-        <w:t>）。同樣地，但以理向尼布甲尼撒說明，唯有天上的神能啟示奧秘，並使王的夢與其意義得以顯明，而那些專業術士已經失敗（</w:t>
-      </w:r>
-      <w:hyperlink r:id="rId68">
-        <w:r>
-          <w:rPr>
-            <w:lang w:val="zh_TW" w:bidi="zh_TW"/>
-          </w:rPr>
-          <w:rPr>
-            <w:color w:val="0000EE"/>
-            <w:u w:val="single"/>
-          </w:rPr>
-          <w:t>但2:27–28</w:t>
-        </w:r>
-      </w:hyperlink>
-      <w:r>
-        <w:rPr>
-          <w:lang w:val="zh_TW" w:bidi="zh_TW"/>
-        </w:rPr>
-        <w:t>）。</w:t>
-      </w:r>
-    </w:p>
-    <w:p>
-      <w:pPr/>
-      <w:r>
-        <w:rPr>
-          <w:lang w:val="zh_TW" w:bidi="zh_TW"/>
-        </w:rPr>
-      </w:r>
-      <w:r>
-        <w:rPr>
-          <w:lang w:val="zh_TW" w:bidi="zh_TW"/>
-        </w:rPr>
-        <w:t>與周圍民族不同，舊約聖經中的聖徒知道夢是「夜間的異象」（</w:t>
-      </w:r>
-      <w:hyperlink r:id="rId69">
-        <w:r>
-          <w:rPr>
-            <w:lang w:val="zh_TW" w:bidi="zh_TW"/>
-          </w:rPr>
-          <w:rPr>
-            <w:color w:val="0000EE"/>
-            <w:u w:val="single"/>
-          </w:rPr>
-          <w:t>伯33:15</w:t>
-        </w:r>
-      </w:hyperlink>
-      <w:r>
-        <w:rPr>
-          <w:lang w:val="zh_TW" w:bidi="zh_TW"/>
-        </w:rPr>
-        <w:t>），並以此象徵屬靈領域（</w:t>
-      </w:r>
-      <w:hyperlink r:id="rId70">
-        <w:r>
-          <w:rPr>
-            <w:lang w:val="zh_TW" w:bidi="zh_TW"/>
-          </w:rPr>
-          <w:rPr>
-            <w:color w:val="0000EE"/>
-            <w:u w:val="single"/>
-          </w:rPr>
-          <w:t>伯20:8</w:t>
-        </w:r>
-      </w:hyperlink>
-      <w:r>
-        <w:rPr>
-          <w:lang w:val="zh_TW" w:bidi="zh_TW"/>
-        </w:rPr>
-        <w:t>；</w:t>
-      </w:r>
-      <w:hyperlink r:id="rId71">
-        <w:r>
-          <w:rPr>
-            <w:lang w:val="zh_TW" w:bidi="zh_TW"/>
-          </w:rPr>
-          <w:rPr>
-            <w:color w:val="0000EE"/>
-            <w:u w:val="single"/>
-          </w:rPr>
-          <w:t>詩73:20</w:t>
-        </w:r>
-      </w:hyperlink>
-      <w:r>
-        <w:rPr>
-          <w:lang w:val="zh_TW" w:bidi="zh_TW"/>
-        </w:rPr>
-        <w:t>，</w:t>
-      </w:r>
-      <w:hyperlink r:id="rId72">
-        <w:r>
-          <w:rPr>
-            <w:lang w:val="zh_TW" w:bidi="zh_TW"/>
-          </w:rPr>
-          <w:rPr>
-            <w:color w:val="0000EE"/>
-            <w:u w:val="single"/>
-          </w:rPr>
-          <w:t>126:1</w:t>
-        </w:r>
-      </w:hyperlink>
-      <w:r>
-        <w:rPr>
-          <w:lang w:val="zh_TW" w:bidi="zh_TW"/>
-        </w:rPr>
-        <w:t>；</w:t>
-      </w:r>
-      <w:hyperlink r:id="rId73">
-        <w:r>
-          <w:rPr>
-            <w:lang w:val="zh_TW" w:bidi="zh_TW"/>
-          </w:rPr>
-          <w:rPr>
-            <w:color w:val="0000EE"/>
-            <w:u w:val="single"/>
-          </w:rPr>
-          <w:t>賽29:7–8</w:t>
-        </w:r>
-      </w:hyperlink>
-      <w:r>
-        <w:rPr>
-          <w:lang w:val="zh_TW" w:bidi="zh_TW"/>
-        </w:rPr>
-        <w:t>）。</w:t>
-      </w:r>
-    </w:p>
-    <w:p>
-      <w:pPr/>
-      <w:r>
-        <w:rPr>
-          <w:lang w:val="zh_TW" w:bidi="zh_TW"/>
-        </w:rPr>
-      </w:r>
-      <w:r>
-        <w:rPr>
-          <w:lang w:val="zh_TW" w:bidi="zh_TW"/>
-        </w:rPr>
-        <w:t>神在舊約聖經時代藉夢保護其僕人（</w:t>
-      </w:r>
-      <w:hyperlink r:id="rId74">
-        <w:r>
-          <w:rPr>
-            <w:lang w:val="zh_TW" w:bidi="zh_TW"/>
-          </w:rPr>
-          <w:rPr>
-            <w:color w:val="0000EE"/>
-            <w:u w:val="single"/>
-          </w:rPr>
-          <w:t>創20章</w:t>
-        </w:r>
-      </w:hyperlink>
-      <w:r>
-        <w:rPr>
-          <w:lang w:val="zh_TW" w:bidi="zh_TW"/>
-        </w:rPr>
-        <w:t>）、以特殊方式向人顯現（</w:t>
-      </w:r>
-      <w:hyperlink r:id="rId74">
-        <w:r>
-          <w:rPr>
-            <w:lang w:val="zh_TW" w:bidi="zh_TW"/>
-          </w:rPr>
-          <w:rPr>
-            <w:color w:val="0000EE"/>
-            <w:u w:val="single"/>
-          </w:rPr>
-          <w:t>創</w:t>
-        </w:r>
-      </w:hyperlink>
-      <w:hyperlink r:id="rId75">
-        <w:r>
-          <w:rPr>
-            <w:lang w:val="zh_TW" w:bidi="zh_TW"/>
-          </w:rPr>
-          <w:rPr>
-            <w:color w:val="0000EE"/>
-            <w:u w:val="single"/>
-          </w:rPr>
-          <w:t>28:12</w:t>
-        </w:r>
-      </w:hyperlink>
-      <w:r>
-        <w:rPr>
-          <w:lang w:val="zh_TW" w:bidi="zh_TW"/>
-        </w:rPr>
-        <w:t>）、在具體情況中提供引導（</w:t>
-      </w:r>
-      <w:hyperlink r:id="rId74">
-        <w:r>
-          <w:rPr>
-            <w:lang w:val="zh_TW" w:bidi="zh_TW"/>
-          </w:rPr>
-          <w:rPr>
-            <w:color w:val="0000EE"/>
-            <w:u w:val="single"/>
-          </w:rPr>
-          <w:t>創</w:t>
-        </w:r>
-      </w:hyperlink>
-      <w:hyperlink r:id="rId76">
-        <w:r>
-          <w:rPr>
-            <w:lang w:val="zh_TW" w:bidi="zh_TW"/>
-          </w:rPr>
-          <w:rPr>
-            <w:color w:val="0000EE"/>
-            <w:u w:val="single"/>
-          </w:rPr>
-          <w:t>31:10–13</w:t>
-        </w:r>
-      </w:hyperlink>
-      <w:r>
-        <w:rPr>
-          <w:lang w:val="zh_TW" w:bidi="zh_TW"/>
-        </w:rPr>
-        <w:t>），並預先警告個人未來的事件（</w:t>
-      </w:r>
-      <w:hyperlink r:id="rId74">
-        <w:r>
-          <w:rPr>
-            <w:lang w:val="zh_TW" w:bidi="zh_TW"/>
-          </w:rPr>
-          <w:rPr>
-            <w:color w:val="0000EE"/>
-            <w:u w:val="single"/>
-          </w:rPr>
-          <w:t>創</w:t>
-        </w:r>
-      </w:hyperlink>
-      <w:hyperlink r:id="rId77">
-        <w:r>
-          <w:rPr>
-            <w:lang w:val="zh_TW" w:bidi="zh_TW"/>
-          </w:rPr>
-          <w:rPr>
-            <w:color w:val="0000EE"/>
-            <w:u w:val="single"/>
-          </w:rPr>
-          <w:t>37:5–20</w:t>
-        </w:r>
-      </w:hyperlink>
-      <w:r>
-        <w:rPr>
-          <w:lang w:val="zh_TW" w:bidi="zh_TW"/>
-        </w:rPr>
-        <w:t>）。夢也被用來預言列國歷史（</w:t>
-      </w:r>
-      <w:hyperlink r:id="rId78">
-        <w:r>
-          <w:rPr>
-            <w:lang w:val="zh_TW" w:bidi="zh_TW"/>
-          </w:rPr>
-          <w:rPr>
-            <w:color w:val="0000EE"/>
-            <w:u w:val="single"/>
-          </w:rPr>
-          <w:t>創</w:t>
-        </w:r>
-      </w:hyperlink>
-      <w:hyperlink r:id="rId79">
-        <w:r>
-          <w:rPr>
-            <w:lang w:val="zh_TW" w:bidi="zh_TW"/>
-          </w:rPr>
-          <w:rPr>
-            <w:color w:val="0000EE"/>
-            <w:u w:val="single"/>
-          </w:rPr>
-          <w:t>40–41章</w:t>
-        </w:r>
-      </w:hyperlink>
-      <w:r>
-        <w:rPr>
-          <w:lang w:val="zh_TW" w:bidi="zh_TW"/>
-        </w:rPr>
-        <w:t>），並預告四個相繼興起的世界帝國將被神永遠的國度取代（</w:t>
-      </w:r>
-      <w:hyperlink r:id="rId78">
-        <w:r>
-          <w:rPr>
-            <w:lang w:val="zh_TW" w:bidi="zh_TW"/>
-          </w:rPr>
-          <w:rPr>
-            <w:color w:val="0000EE"/>
-            <w:u w:val="single"/>
-          </w:rPr>
-          <w:t>但4:19–27</w:t>
-        </w:r>
-      </w:hyperlink>
-      <w:r>
-        <w:rPr>
-          <w:lang w:val="zh_TW" w:bidi="zh_TW"/>
-        </w:rPr>
-        <w:t>）。</w:t>
-      </w:r>
-    </w:p>
-    <w:p>
-      <w:pPr/>
-      <w:r>
-        <w:rPr>
-          <w:lang w:val="zh_TW" w:bidi="zh_TW"/>
-        </w:rPr>
-      </w:r>
-      <w:r>
-        <w:rPr>
-          <w:lang w:val="zh_TW" w:bidi="zh_TW"/>
-        </w:rPr>
-        <w:t>在約瑟與但以理之間約一千年的時間裡，僅記錄了兩個夢：一個使基甸確信神必擊敗米甸人（</w:t>
-      </w:r>
-      <w:hyperlink r:id="rId80">
-        <w:r>
-          <w:rPr>
-            <w:lang w:val="zh_TW" w:bidi="zh_TW"/>
-          </w:rPr>
-          <w:rPr>
-            <w:color w:val="0000EE"/>
-            <w:u w:val="single"/>
-          </w:rPr>
-          <w:t>士7:13–15</w:t>
-        </w:r>
-      </w:hyperlink>
-      <w:r>
-        <w:rPr>
-          <w:lang w:val="zh_TW" w:bidi="zh_TW"/>
-        </w:rPr>
-        <w:t>）；另一個則與所羅門因謙卑無私地求「智慧的心」（</w:t>
-      </w:r>
-      <w:hyperlink r:id="rId81">
-        <w:r>
-          <w:rPr>
-            <w:lang w:val="zh_TW" w:bidi="zh_TW"/>
-          </w:rPr>
-          <w:rPr>
-            <w:color w:val="0000EE"/>
-            <w:u w:val="single"/>
-          </w:rPr>
-          <w:t>王上3:9</w:t>
-        </w:r>
-      </w:hyperlink>
-      <w:r>
-        <w:rPr>
-          <w:lang w:val="zh_TW" w:bidi="zh_TW"/>
-        </w:rPr>
-        <w:t>、</w:t>
-      </w:r>
-      <w:hyperlink r:id="rId81">
-        <w:r>
-          <w:rPr>
-            <w:lang w:val="zh_TW" w:bidi="zh_TW"/>
-          </w:rPr>
-          <w:rPr>
-            <w:color w:val="0000EE"/>
-            <w:u w:val="single"/>
-          </w:rPr>
-          <w:t>15</w:t>
-        </w:r>
-      </w:hyperlink>
-      <w:r>
-        <w:rPr>
-          <w:lang w:val="zh_TW" w:bidi="zh_TW"/>
-        </w:rPr>
-        <w:t>）而蒙神悅納、並因此得著智慧有關。</w:t>
-      </w:r>
-    </w:p>
-    <w:p>
-      <w:pPr/>
-      <w:r>
-        <w:rPr>
-          <w:lang w:val="zh_TW" w:bidi="zh_TW"/>
-        </w:rPr>
-      </w:r>
-      <w:r>
-        <w:rPr>
-          <w:lang w:val="zh_TW" w:bidi="zh_TW"/>
-        </w:rPr>
-        <w:t>在舊約</w:t>
-      </w:r>
-      <w:r>
-        <w:rPr>
-          <w:lang w:val="zh_TW" w:bidi="zh_TW"/>
-        </w:rPr>
-        <w:t>聖經所記載的</w:t>
-      </w:r>
-      <w:r>
-        <w:rPr>
-          <w:lang w:val="zh_TW" w:bidi="zh_TW"/>
-        </w:rPr>
-        <w:t>最後幾個夢中，神向尼布甲尼撒揭示了一個未來世界歷史的概覽（</w:t>
-      </w:r>
-      <w:hyperlink r:id="rId82">
-        <w:r>
-          <w:rPr>
-            <w:lang w:val="zh_TW" w:bidi="zh_TW"/>
-          </w:rPr>
-          <w:rPr>
-            <w:color w:val="0000EE"/>
-            <w:u w:val="single"/>
-          </w:rPr>
-          <w:t>但2:31–45</w:t>
-        </w:r>
-      </w:hyperlink>
-      <w:r>
-        <w:rPr>
-          <w:lang w:val="zh_TW" w:bidi="zh_TW"/>
-        </w:rPr>
-        <w:t>），並預言王將暫時陷入瘋狂（</w:t>
-      </w:r>
-      <w:hyperlink r:id="rId82">
-        <w:r>
-          <w:rPr>
-            <w:lang w:val="zh_TW" w:bidi="zh_TW"/>
-          </w:rPr>
-          <w:rPr>
-            <w:color w:val="0000EE"/>
-            <w:u w:val="single"/>
-          </w:rPr>
-          <w:t>但</w:t>
-        </w:r>
-      </w:hyperlink>
-      <w:hyperlink r:id="rId78">
-        <w:r>
-          <w:rPr>
-            <w:lang w:val="zh_TW" w:bidi="zh_TW"/>
-          </w:rPr>
-          <w:rPr>
-            <w:color w:val="0000EE"/>
-            <w:u w:val="single"/>
-          </w:rPr>
-          <w:t>4:19–27</w:t>
-        </w:r>
-      </w:hyperlink>
-      <w:r>
-        <w:rPr>
-          <w:lang w:val="zh_TW" w:bidi="zh_TW"/>
-        </w:rPr>
-        <w:t>）。但以理的四獸夢與王的第一個夢相似，但更進一步加入了關於未來國際關係的細節（</w:t>
-      </w:r>
-      <w:hyperlink r:id="rId82">
-        <w:r>
-          <w:rPr>
-            <w:lang w:val="zh_TW" w:bidi="zh_TW"/>
-          </w:rPr>
-          <w:rPr>
-            <w:color w:val="0000EE"/>
-            <w:u w:val="single"/>
-          </w:rPr>
-          <w:t>但</w:t>
-        </w:r>
-      </w:hyperlink>
-      <w:hyperlink r:id="rId83">
-        <w:r>
-          <w:rPr>
-            <w:lang w:val="zh_TW" w:bidi="zh_TW"/>
-          </w:rPr>
-          <w:rPr>
-            <w:color w:val="0000EE"/>
-            <w:u w:val="single"/>
-          </w:rPr>
-          <w:t>7:13–14</w:t>
-        </w:r>
-      </w:hyperlink>
-      <w:r>
-        <w:rPr>
-          <w:lang w:val="zh_TW" w:bidi="zh_TW"/>
-        </w:rPr>
-        <w:t>）。</w:t>
-      </w:r>
-    </w:p>
-    <w:p>
-      <w:pPr/>
-      <w:r>
-        <w:rPr>
-          <w:lang w:val="zh_TW" w:bidi="zh_TW"/>
-        </w:rPr>
-      </w:r>
-      <w:r>
-        <w:rPr>
-          <w:lang w:val="zh_TW" w:bidi="zh_TW"/>
-        </w:rPr>
-        <w:t>夢被視為神對先知說話的一種方式（</w:t>
-      </w:r>
-      <w:hyperlink r:id="rId84">
-        <w:r>
-          <w:rPr>
-            <w:lang w:val="zh_TW" w:bidi="zh_TW"/>
-          </w:rPr>
-          <w:rPr>
-            <w:color w:val="0000EE"/>
-            <w:u w:val="single"/>
-          </w:rPr>
-          <w:t>民12:6</w:t>
-        </w:r>
-      </w:hyperlink>
-      <w:r>
-        <w:rPr>
-          <w:lang w:val="zh_TW" w:bidi="zh_TW"/>
-        </w:rPr>
-        <w:t>）。然而，神的子民要如何分辨真先知與假先知呢？神設立了兩個試驗：一是能否預言即將發生的事情（</w:t>
-      </w:r>
-      <w:hyperlink r:id="rId85">
-        <w:r>
-          <w:rPr>
-            <w:lang w:val="zh_TW" w:bidi="zh_TW"/>
-          </w:rPr>
-          <w:rPr>
-            <w:color w:val="0000EE"/>
-            <w:u w:val="single"/>
-          </w:rPr>
-          <w:t>申18:22</w:t>
-        </w:r>
-      </w:hyperlink>
-      <w:r>
-        <w:rPr>
-          <w:lang w:val="zh_TW" w:bidi="zh_TW"/>
-        </w:rPr>
-        <w:t>）；二是其信息是否與先前啟示的真理一致（</w:t>
-      </w:r>
-      <w:hyperlink r:id="rId85">
-        <w:r>
-          <w:rPr>
-            <w:lang w:val="zh_TW" w:bidi="zh_TW"/>
-          </w:rPr>
-          <w:rPr>
-            <w:color w:val="0000EE"/>
-            <w:u w:val="single"/>
-          </w:rPr>
-          <w:t>申</w:t>
-        </w:r>
-      </w:hyperlink>
-      <w:hyperlink r:id="rId86">
-        <w:r>
-          <w:rPr>
-            <w:lang w:val="zh_TW" w:bidi="zh_TW"/>
-          </w:rPr>
-          <w:rPr>
-            <w:color w:val="0000EE"/>
-            <w:u w:val="single"/>
-          </w:rPr>
-          <w:t>13:1–4</w:t>
-        </w:r>
-      </w:hyperlink>
-      <w:r>
-        <w:rPr>
-          <w:lang w:val="zh_TW" w:bidi="zh_TW"/>
-        </w:rPr>
-        <w:t>）。假先知必被處死（</w:t>
-      </w:r>
-      <w:hyperlink r:id="rId85">
-        <w:r>
-          <w:rPr>
-            <w:lang w:val="zh_TW" w:bidi="zh_TW"/>
-          </w:rPr>
-          <w:rPr>
-            <w:color w:val="0000EE"/>
-            <w:u w:val="single"/>
-          </w:rPr>
-          <w:t>申</w:t>
-        </w:r>
-      </w:hyperlink>
-      <w:hyperlink r:id="rId86">
-        <w:r>
-          <w:rPr>
-            <w:lang w:val="zh_TW" w:bidi="zh_TW"/>
-          </w:rPr>
-          <w:rPr>
-            <w:color w:val="0000EE"/>
-            <w:u w:val="single"/>
-          </w:rPr>
-          <w:t>13:5</w:t>
-        </w:r>
-      </w:hyperlink>
-      <w:r>
-        <w:rPr>
-          <w:lang w:val="zh_TW" w:bidi="zh_TW"/>
-        </w:rPr>
-        <w:t>）。在耶利米（</w:t>
-      </w:r>
-      <w:hyperlink r:id="rId87">
-        <w:r>
-          <w:rPr>
-            <w:lang w:val="zh_TW" w:bidi="zh_TW"/>
-          </w:rPr>
-          <w:rPr>
-            <w:color w:val="0000EE"/>
-            <w:u w:val="single"/>
-          </w:rPr>
-          <w:t>耶23:25–32</w:t>
-        </w:r>
-      </w:hyperlink>
-      <w:r>
-        <w:rPr>
-          <w:lang w:val="zh_TW" w:bidi="zh_TW"/>
-        </w:rPr>
-        <w:t>）與撒迦利亞（</w:t>
-      </w:r>
-      <w:hyperlink r:id="rId88">
-        <w:r>
-          <w:rPr>
-            <w:lang w:val="zh_TW" w:bidi="zh_TW"/>
-          </w:rPr>
-          <w:rPr>
-            <w:color w:val="0000EE"/>
-            <w:u w:val="single"/>
-          </w:rPr>
-          <w:t>亞10:2</w:t>
-        </w:r>
-      </w:hyperlink>
-      <w:r>
-        <w:rPr>
-          <w:lang w:val="zh_TW" w:bidi="zh_TW"/>
-        </w:rPr>
-        <w:t>）時代，假預言的問題極為嚴重。儘管耶利米多次警告（</w:t>
-      </w:r>
-      <w:hyperlink r:id="rId89">
-        <w:r>
-          <w:rPr>
-            <w:lang w:val="zh_TW" w:bidi="zh_TW"/>
-          </w:rPr>
-          <w:rPr>
-            <w:color w:val="0000EE"/>
-            <w:u w:val="single"/>
-          </w:rPr>
-          <w:t>耶23:32</w:t>
-        </w:r>
-      </w:hyperlink>
-      <w:r>
-        <w:rPr>
-          <w:lang w:val="zh_TW" w:bidi="zh_TW"/>
-        </w:rPr>
-        <w:t>，</w:t>
-      </w:r>
-      <w:hyperlink r:id="rId90">
-        <w:r>
-          <w:rPr>
-            <w:lang w:val="zh_TW" w:bidi="zh_TW"/>
-          </w:rPr>
-          <w:rPr>
-            <w:color w:val="0000EE"/>
-            <w:u w:val="single"/>
-          </w:rPr>
-          <w:t>27:9–10</w:t>
-        </w:r>
-      </w:hyperlink>
-      <w:r>
-        <w:rPr>
-          <w:lang w:val="zh_TW" w:bidi="zh_TW"/>
-        </w:rPr>
-        <w:t>，</w:t>
-      </w:r>
-      <w:hyperlink r:id="rId91">
-        <w:r>
-          <w:rPr>
-            <w:lang w:val="zh_TW" w:bidi="zh_TW"/>
-          </w:rPr>
-          <w:rPr>
-            <w:color w:val="0000EE"/>
-            <w:u w:val="single"/>
-          </w:rPr>
-          <w:t>29:8–9</w:t>
-        </w:r>
-      </w:hyperlink>
-      <w:r>
-        <w:rPr>
-          <w:lang w:val="zh_TW" w:bidi="zh_TW"/>
-        </w:rPr>
-        <w:t>），百姓仍偏愛聽信那些空洞、帶來虛假希望的假先知。夢也成為以色列先知性盼望的一部分（</w:t>
-      </w:r>
-      <w:hyperlink r:id="rId92">
-        <w:r>
-          <w:rPr>
-            <w:lang w:val="zh_TW" w:bidi="zh_TW"/>
-          </w:rPr>
-          <w:rPr>
-            <w:color w:val="0000EE"/>
-            <w:u w:val="single"/>
-          </w:rPr>
-          <w:t>珥2:28</w:t>
-        </w:r>
-      </w:hyperlink>
-      <w:r>
-        <w:rPr>
-          <w:lang w:val="zh_TW" w:bidi="zh_TW"/>
-        </w:rPr>
-        <w:t>）。</w:t>
-      </w:r>
-    </w:p>
-    <w:p>
-      <w:pPr>
-        <w:pStyle w:val="Heading3"/>
-      </w:pPr>
-      <w:r>
-        <w:rPr>
-          <w:lang w:val="zh_TW" w:bidi="zh_TW"/>
-        </w:rPr>
-        <w:t>新約聖經的使用</w:t>
-      </w:r>
-    </w:p>
-    <w:p>
-      <w:pPr/>
-      <w:r>
-        <w:rPr>
-          <w:lang w:val="zh_TW" w:bidi="zh_TW"/>
-        </w:rPr>
-      </w:r>
-      <w:r>
-        <w:rPr>
-          <w:lang w:val="zh_TW" w:bidi="zh_TW"/>
-        </w:rPr>
-        <w:t>新約</w:t>
-      </w:r>
-      <w:r>
-        <w:rPr>
-          <w:lang w:val="zh_TW" w:bidi="zh_TW"/>
-        </w:rPr>
-        <w:t>聖經</w:t>
-      </w:r>
-      <w:r>
-        <w:rPr>
-          <w:lang w:val="zh_TW" w:bidi="zh_TW"/>
-        </w:rPr>
-        <w:t>中具體提到的夢並不多，且全部出現在馬太福音，其中前兩章就有五個夢。這些夢都強調神對嬰孩耶穌的看顧與保護。首先，神安排耶穌在有父母的家庭中成長，</w:t>
-      </w:r>
-      <w:r>
-        <w:rPr>
-          <w:lang w:val="zh_TW" w:bidi="zh_TW"/>
-        </w:rPr>
-        <w:t>避免被人誣指為私生子所帶來的羞辱與傷害</w:t>
-      </w:r>
-      <w:r>
-        <w:rPr>
-          <w:lang w:val="zh_TW" w:bidi="zh_TW"/>
-        </w:rPr>
-        <w:t>（</w:t>
-      </w:r>
-      <w:hyperlink r:id="rId93">
-        <w:r>
-          <w:rPr>
-            <w:lang w:val="zh_TW" w:bidi="zh_TW"/>
-          </w:rPr>
-          <w:rPr>
-            <w:color w:val="0000EE"/>
-            <w:u w:val="single"/>
-          </w:rPr>
-          <w:t>太1:19–23</w:t>
-        </w:r>
-      </w:hyperlink>
-      <w:r>
-        <w:rPr>
-          <w:lang w:val="zh_TW" w:bidi="zh_TW"/>
-        </w:rPr>
-        <w:t>）。接著，博士們在夢中得到指示，不要將耶穌的住處告訴希律（</w:t>
-      </w:r>
-      <w:hyperlink r:id="rId93">
-        <w:r>
-          <w:rPr>
-            <w:lang w:val="zh_TW" w:bidi="zh_TW"/>
-          </w:rPr>
-          <w:rPr>
-            <w:color w:val="0000EE"/>
-            <w:u w:val="single"/>
-          </w:rPr>
-          <w:t>太</w:t>
-        </w:r>
-      </w:hyperlink>
-      <w:hyperlink r:id="rId94">
-        <w:r>
-          <w:rPr>
-            <w:lang w:val="zh_TW" w:bidi="zh_TW"/>
-          </w:rPr>
-          <w:rPr>
-            <w:color w:val="0000EE"/>
-            <w:u w:val="single"/>
-          </w:rPr>
-          <w:t>2:12</w:t>
-        </w:r>
-      </w:hyperlink>
-      <w:r>
-        <w:rPr>
-          <w:lang w:val="zh_TW" w:bidi="zh_TW"/>
-        </w:rPr>
-        <w:t>）。之後，為保護耶穌免受出於</w:t>
-      </w:r>
-      <w:r>
-        <w:rPr>
-          <w:lang w:val="zh_TW" w:bidi="zh_TW"/>
-        </w:rPr>
-        <w:t>嫉妒</w:t>
-      </w:r>
-      <w:r>
-        <w:rPr>
-          <w:lang w:val="zh_TW" w:bidi="zh_TW"/>
-        </w:rPr>
-        <w:t>的希律王迫害，天使在夢中向約瑟</w:t>
-      </w:r>
-      <w:r>
-        <w:rPr>
-          <w:lang w:val="zh_TW" w:bidi="zh_TW"/>
-        </w:rPr>
-        <w:t>顯現，吩咐他要</w:t>
-      </w:r>
-      <w:r>
-        <w:rPr>
-          <w:lang w:val="zh_TW" w:bidi="zh_TW"/>
-        </w:rPr>
-        <w:t>帶著馬利亞與嬰孩逃往埃及（</w:t>
-      </w:r>
-      <w:hyperlink r:id="rId93">
-        <w:r>
-          <w:rPr>
-            <w:lang w:val="zh_TW" w:bidi="zh_TW"/>
-          </w:rPr>
-          <w:rPr>
-            <w:color w:val="0000EE"/>
-            <w:u w:val="single"/>
-          </w:rPr>
-          <w:t>太</w:t>
-        </w:r>
-      </w:hyperlink>
-      <w:hyperlink r:id="rId94">
-        <w:r>
-          <w:rPr>
-            <w:lang w:val="zh_TW" w:bidi="zh_TW"/>
-          </w:rPr>
-          <w:rPr>
-            <w:color w:val="0000EE"/>
-            <w:u w:val="single"/>
-          </w:rPr>
-          <w:t>2:13</w:t>
-        </w:r>
-      </w:hyperlink>
-      <w:r>
-        <w:rPr>
-          <w:lang w:val="zh_TW" w:bidi="zh_TW"/>
-        </w:rPr>
-        <w:t>）。希律死後，約瑟在夢中被告知可以從埃及返回（</w:t>
-      </w:r>
-      <w:hyperlink r:id="rId93">
-        <w:r>
-          <w:rPr>
-            <w:lang w:val="zh_TW" w:bidi="zh_TW"/>
-          </w:rPr>
-          <w:rPr>
-            <w:color w:val="0000EE"/>
-            <w:u w:val="single"/>
-          </w:rPr>
-          <w:t>太</w:t>
-        </w:r>
-      </w:hyperlink>
-      <w:hyperlink r:id="rId94">
-        <w:r>
-          <w:rPr>
-            <w:lang w:val="zh_TW" w:bidi="zh_TW"/>
-          </w:rPr>
-          <w:rPr>
-            <w:color w:val="0000EE"/>
-            <w:u w:val="single"/>
-          </w:rPr>
-          <w:t>2:20</w:t>
-        </w:r>
-      </w:hyperlink>
-      <w:r>
-        <w:rPr>
-          <w:lang w:val="zh_TW" w:bidi="zh_TW"/>
-        </w:rPr>
-        <w:t>）。最後，</w:t>
-      </w:r>
-      <w:r>
-        <w:rPr>
-          <w:lang w:val="zh_TW" w:bidi="zh_TW"/>
-        </w:rPr>
-        <w:t>神再度在夢中警告約瑟不要前往由希律的惡子亞基老統治的猶太地</w:t>
-      </w:r>
-      <w:r>
-        <w:rPr>
-          <w:lang w:val="zh_TW" w:bidi="zh_TW"/>
-        </w:rPr>
-        <w:t>，應改往加利利居住（</w:t>
-      </w:r>
-      <w:hyperlink r:id="rId93">
-        <w:r>
-          <w:rPr>
-            <w:lang w:val="zh_TW" w:bidi="zh_TW"/>
-          </w:rPr>
-          <w:rPr>
-            <w:color w:val="0000EE"/>
-            <w:u w:val="single"/>
-          </w:rPr>
-          <w:t>太</w:t>
-        </w:r>
-      </w:hyperlink>
-      <w:hyperlink r:id="rId94">
-        <w:r>
-          <w:rPr>
-            <w:lang w:val="zh_TW" w:bidi="zh_TW"/>
-          </w:rPr>
-          <w:rPr>
-            <w:color w:val="0000EE"/>
-            <w:u w:val="single"/>
-          </w:rPr>
-          <w:t>2:22</w:t>
-        </w:r>
-      </w:hyperlink>
-      <w:r>
-        <w:rPr>
-          <w:lang w:val="zh_TW" w:bidi="zh_TW"/>
-        </w:rPr>
-        <w:t>）。</w:t>
-      </w:r>
-    </w:p>
-    <w:p>
-      <w:pPr/>
-      <w:r>
-        <w:rPr>
-          <w:lang w:val="zh_TW" w:bidi="zh_TW"/>
-        </w:rPr>
-      </w:r>
-      <w:r>
-        <w:rPr>
-          <w:lang w:val="zh_TW" w:bidi="zh_TW"/>
-        </w:rPr>
-        <w:t>新約</w:t>
-      </w:r>
-      <w:r>
-        <w:rPr>
-          <w:lang w:val="zh_TW" w:bidi="zh_TW"/>
-        </w:rPr>
-        <w:t>聖經</w:t>
-      </w:r>
-      <w:r>
-        <w:rPr>
-          <w:lang w:val="zh_TW" w:bidi="zh_TW"/>
-        </w:rPr>
-        <w:t>中唯一另有具體提到的夢，是彼拉多的妻子所作的夢；其促使她勸告丈夫：「這義人的事，你一點不可管」（</w:t>
-      </w:r>
-      <w:hyperlink r:id="rId95">
-        <w:r>
-          <w:rPr>
-            <w:lang w:val="zh_TW" w:bidi="zh_TW"/>
-          </w:rPr>
-          <w:rPr>
-            <w:color w:val="0000EE"/>
-            <w:u w:val="single"/>
-          </w:rPr>
-          <w:t>太27:19</w:t>
-        </w:r>
-      </w:hyperlink>
-      <w:r>
-        <w:rPr>
-          <w:lang w:val="zh_TW" w:bidi="zh_TW"/>
-        </w:rPr>
-        <w:t>）。</w:t>
-      </w:r>
-    </w:p>
-    <w:p>
-      <w:pPr/>
-      <w:r>
-        <w:rPr>
-          <w:lang w:val="zh_TW" w:bidi="zh_TW"/>
-        </w:rPr>
-      </w:r>
-      <w:r>
-        <w:rPr>
-          <w:i/>
-          <w:lang w:val="zh_TW" w:bidi="zh_TW"/>
-        </w:rPr>
-        <w:t>另見</w:t>
-      </w:r>
-      <w:r>
-        <w:rPr>
-          <w:lang w:val="zh_TW" w:bidi="zh_TW"/>
-        </w:rPr>
-        <w:t xml:space="preserve"> </w:t>
-      </w:r>
-      <w:r>
-        <w:rPr>
-          <w:lang w:val="zh_TW" w:bidi="zh_TW"/>
-        </w:rPr>
-        <w:t>預言</w:t>
-      </w:r>
-      <w:r>
-        <w:rPr>
-          <w:lang w:val="zh_TW" w:bidi="zh_TW"/>
-        </w:rPr>
-        <w:t>；</w:t>
-      </w:r>
-      <w:r>
-        <w:rPr>
-          <w:lang w:val="zh_TW" w:bidi="zh_TW"/>
-        </w:rPr>
-        <w:t>異象</w:t>
-      </w:r>
-      <w:r>
-        <w:rPr>
-          <w:lang w:val="zh_TW" w:bidi="zh_TW"/>
-        </w:rPr>
-        <w:t>。</w:t>
-      </w:r>
       <w:r>
         <w:rPr>
           <w:lang w:val="zh_TW" w:bidi="zh_TW"/>

--- a/zht/docx/102.content.docx
+++ b/zht/docx/102.content.docx
@@ -149,7 +149,7 @@
         <w:rPr>
           <w:lang w:val="zh_TW" w:bidi="zh_TW"/>
         </w:rPr>
-        <w:t>mei</w:t>
+        <w:t>mai</w:t>
       </w:r>
       <w:r>
         <w:rPr>
@@ -212,7 +212,7 @@
         <w:rPr>
           <w:lang w:val="zh_TW" w:bidi="zh_TW"/>
         </w:rPr>
-        <w:t>美麗</w:t>
+        <w:t>麥比拉</w:t>
       </w:r>
       <w:r>
         <w:rPr>
@@ -231,7 +231,79 @@
         <w:rPr>
           <w:lang w:val="zh_TW" w:bidi="zh_TW"/>
         </w:rPr>
-        <w:t>令人賞心悅目的和諧組合。考古資料（來自過去的物品或遺跡）表明，古代希伯來人更關注實用性而非美觀性。例如，希伯來陶器通常比迦南陶器更笨重。然而，這些文物（過去使用的物品）並不意味著希伯來人不欣賞美麗的事物。</w:t>
+        <w:t>這是靠近幔利、在希伯崙境內的一小塊樹林地和一個有兩個洞室的洞穴。亞伯拉罕買下這地方，作為撒拉的墳地。賣地的人是赫人以弗崙，價格是400舍客勒銀子（</w:t>
+      </w:r>
+      <w:hyperlink r:id="rId13">
+        <w:r>
+          <w:rPr>
+            <w:lang w:val="zh_TW" w:bidi="zh_TW"/>
+          </w:rPr>
+          <w:rPr>
+            <w:color w:val="0000EE"/>
+            <w:u w:val="single"/>
+          </w:rPr>
+          <w:t>創23:8–19</w:t>
+        </w:r>
+      </w:hyperlink>
+      <w:r>
+        <w:rPr>
+          <w:lang w:val="zh_TW" w:bidi="zh_TW"/>
+        </w:rPr>
+        <w:t>）。後來，亞伯拉罕（</w:t>
+      </w:r>
+      <w:hyperlink r:id="rId14">
+        <w:r>
+          <w:rPr>
+            <w:lang w:val="zh_TW" w:bidi="zh_TW"/>
+          </w:rPr>
+          <w:rPr>
+            <w:color w:val="0000EE"/>
+            <w:u w:val="single"/>
+          </w:rPr>
+          <w:t>25:9</w:t>
+        </w:r>
+      </w:hyperlink>
+      <w:r>
+        <w:rPr>
+          <w:lang w:val="zh_TW" w:bidi="zh_TW"/>
+        </w:rPr>
+        <w:t>）、以撒和利百加（</w:t>
+      </w:r>
+      <w:hyperlink r:id="rId15">
+        <w:r>
+          <w:rPr>
+            <w:lang w:val="zh_TW" w:bidi="zh_TW"/>
+          </w:rPr>
+          <w:rPr>
+            <w:color w:val="0000EE"/>
+            <w:u w:val="single"/>
+          </w:rPr>
+          <w:t>49:30–31</w:t>
+        </w:r>
+      </w:hyperlink>
+      <w:r>
+        <w:rPr>
+          <w:lang w:val="zh_TW" w:bidi="zh_TW"/>
+        </w:rPr>
+        <w:t>），以及雅各（</w:t>
+      </w:r>
+      <w:hyperlink r:id="rId16">
+        <w:r>
+          <w:rPr>
+            <w:lang w:val="zh_TW" w:bidi="zh_TW"/>
+          </w:rPr>
+          <w:rPr>
+            <w:color w:val="0000EE"/>
+            <w:u w:val="single"/>
+          </w:rPr>
+          <w:t>50:13</w:t>
+        </w:r>
+      </w:hyperlink>
+      <w:r>
+        <w:rPr>
+          <w:lang w:val="zh_TW" w:bidi="zh_TW"/>
+        </w:rPr>
+        <w:t>）也葬在這裡。</w:t>
       </w:r>
     </w:p>
     <w:p>
@@ -245,9 +317,9 @@
         <w:rPr>
           <w:lang w:val="zh_TW" w:bidi="zh_TW"/>
         </w:rPr>
-        <w:t>舊約聖經談到神的創造是美麗的（</w:t>
-      </w:r>
-      <w:hyperlink r:id="rId13">
+        <w:t>如果將亞伯拉罕購買麥比拉的細節與赫人的律法作比較，就能顯示出</w:t>
+      </w:r>
+      <w:hyperlink r:id="rId17">
         <w:r>
           <w:rPr>
             <w:lang w:val="zh_TW" w:bidi="zh_TW"/>
@@ -256,194 +328,24 @@
             <w:color w:val="0000EE"/>
             <w:u w:val="single"/>
           </w:rPr>
-          <w:t>創2:9</w:t>
+          <w:t>創世記二十三章</w:t>
         </w:r>
       </w:hyperlink>
       <w:r>
         <w:rPr>
           <w:lang w:val="zh_TW" w:bidi="zh_TW"/>
         </w:rPr>
-        <w:t>；</w:t>
-      </w:r>
-      <w:hyperlink r:id="rId14">
-        <w:r>
-          <w:rPr>
-            <w:lang w:val="zh_TW" w:bidi="zh_TW"/>
-          </w:rPr>
-          <w:rPr>
-            <w:color w:val="0000EE"/>
-            <w:u w:val="single"/>
-          </w:rPr>
-          <w:t>伯26:13</w:t>
-        </w:r>
-      </w:hyperlink>
-      <w:r>
-        <w:rPr>
-          <w:lang w:val="zh_TW" w:bidi="zh_TW"/>
-        </w:rPr>
-        <w:t>；</w:t>
-      </w:r>
-      <w:hyperlink r:id="rId15">
-        <w:r>
-          <w:rPr>
-            <w:lang w:val="zh_TW" w:bidi="zh_TW"/>
-          </w:rPr>
-          <w:rPr>
-            <w:color w:val="0000EE"/>
-            <w:u w:val="single"/>
-          </w:rPr>
-          <w:t>詩19:1–6</w:t>
-        </w:r>
-      </w:hyperlink>
-      <w:r>
-        <w:rPr>
-          <w:lang w:val="zh_TW" w:bidi="zh_TW"/>
-        </w:rPr>
-        <w:t>；</w:t>
-      </w:r>
-      <w:hyperlink r:id="rId16">
-        <w:r>
-          <w:rPr>
-            <w:lang w:val="zh_TW" w:bidi="zh_TW"/>
-          </w:rPr>
-          <w:rPr>
-            <w:color w:val="0000EE"/>
-            <w:u w:val="single"/>
-          </w:rPr>
-          <w:t>歌6:10</w:t>
-        </w:r>
-      </w:hyperlink>
-      <w:r>
-        <w:rPr>
-          <w:lang w:val="zh_TW" w:bidi="zh_TW"/>
-        </w:rPr>
-        <w:t>）。迦南地是「美地」（</w:t>
-      </w:r>
-      <w:hyperlink r:id="rId17">
-        <w:r>
-          <w:rPr>
-            <w:lang w:val="zh_TW" w:bidi="zh_TW"/>
-          </w:rPr>
-          <w:rPr>
-            <w:color w:val="0000EE"/>
-            <w:u w:val="single"/>
-          </w:rPr>
-          <w:t>耶3:19</w:t>
-        </w:r>
-      </w:hyperlink>
-      <w:r>
-        <w:rPr>
-          <w:lang w:val="zh_TW" w:bidi="zh_TW"/>
-        </w:rPr>
-        <w:t>）。耶路撒冷被稱為「美」（</w:t>
-      </w:r>
-      <w:hyperlink r:id="rId18">
-        <w:r>
-          <w:rPr>
-            <w:lang w:val="zh_TW" w:bidi="zh_TW"/>
-          </w:rPr>
-          <w:rPr>
-            <w:color w:val="0000EE"/>
-            <w:u w:val="single"/>
-          </w:rPr>
-          <w:t>賽52:1</w:t>
-        </w:r>
-      </w:hyperlink>
-      <w:r>
-        <w:rPr>
-          <w:lang w:val="zh_TW" w:bidi="zh_TW"/>
-        </w:rPr>
-        <w:t>；</w:t>
-      </w:r>
-      <w:hyperlink r:id="rId19">
-        <w:r>
-          <w:rPr>
-            <w:lang w:val="zh_TW" w:bidi="zh_TW"/>
-          </w:rPr>
-          <w:rPr>
-            <w:color w:val="0000EE"/>
-            <w:u w:val="single"/>
-          </w:rPr>
-          <w:t>哀2:15</w:t>
-        </w:r>
-      </w:hyperlink>
-      <w:r>
-        <w:rPr>
-          <w:lang w:val="zh_TW" w:bidi="zh_TW"/>
-        </w:rPr>
-        <w:t>），其中一個聖殿門也被稱為「美門」（</w:t>
-      </w:r>
-      <w:hyperlink r:id="rId20">
-        <w:r>
-          <w:rPr>
-            <w:lang w:val="zh_TW" w:bidi="zh_TW"/>
-          </w:rPr>
-          <w:rPr>
-            <w:color w:val="0000EE"/>
-            <w:u w:val="single"/>
-          </w:rPr>
-          <w:t>徒3:2、10</w:t>
-        </w:r>
-      </w:hyperlink>
-      <w:r>
-        <w:rPr>
-          <w:lang w:val="zh_TW" w:bidi="zh_TW"/>
-        </w:rPr>
-        <w:t>）。希伯來人欣賞黎巴嫩山脈的野性之美（</w:t>
-      </w:r>
-      <w:hyperlink r:id="rId21">
-        <w:r>
-          <w:rPr>
-            <w:lang w:val="zh_TW" w:bidi="zh_TW"/>
-          </w:rPr>
-          <w:rPr>
-            <w:color w:val="0000EE"/>
-            <w:u w:val="single"/>
-          </w:rPr>
-          <w:t>詩104:16</w:t>
-        </w:r>
-      </w:hyperlink>
-      <w:r>
-        <w:rPr>
-          <w:lang w:val="zh_TW" w:bidi="zh_TW"/>
-        </w:rPr>
-        <w:t>；</w:t>
-      </w:r>
-      <w:hyperlink r:id="rId22">
-        <w:r>
-          <w:rPr>
-            <w:lang w:val="zh_TW" w:bidi="zh_TW"/>
-          </w:rPr>
-          <w:rPr>
-            <w:color w:val="0000EE"/>
-            <w:u w:val="single"/>
-          </w:rPr>
-          <w:t>賽60:13</w:t>
-        </w:r>
-      </w:hyperlink>
-      <w:r>
-        <w:rPr>
-          <w:lang w:val="zh_TW" w:bidi="zh_TW"/>
-        </w:rPr>
-        <w:t>）。迦南城市得撒是巴沙王在北國的首都（</w:t>
-      </w:r>
-      <w:hyperlink r:id="rId23">
-        <w:r>
-          <w:rPr>
-            <w:lang w:val="zh_TW" w:bidi="zh_TW"/>
-          </w:rPr>
-          <w:rPr>
-            <w:color w:val="0000EE"/>
-            <w:u w:val="single"/>
-          </w:rPr>
-          <w:t>王上15:33</w:t>
-        </w:r>
-      </w:hyperlink>
-      <w:r>
-        <w:rPr>
-          <w:lang w:val="zh_TW" w:bidi="zh_TW"/>
-        </w:rPr>
-        <w:t>），因其迷人的地理位置而得名。「得撒」這個名字來自希伯來文，意思是「美麗」。</w:t>
+        <w:t>這段敘事相當可靠。經文特別提到連田間四圍的樹木也包括在交易之內，又按著當時買賣雙方所認可的估價來秤銀子，並且在城門口有見證人，使這筆交易正式公諸於眾。這些細節都符合赫人的律法；而族長時代之後的人本來很可能已經忘記了這類律法。公元前700年以前，錢幣還不是流通的媒介。敘事暗示亞伯拉罕時代的舍客勒是一種重量單位，而不是錢幣，這也顯示這段買賣的記載寫於相當早的年代。</w:t>
+      </w:r>
+      <w:r>
+        <w:rPr>
+          <w:lang w:val="zh_TW" w:bidi="zh_TW"/>
+        </w:rPr>
+      </w:r>
+      <w:r>
+        <w:rPr>
+          <w:lang w:val="zh_TW" w:bidi="zh_TW"/>
+        </w:rPr>
       </w:r>
     </w:p>
     <w:p>
@@ -453,209 +355,21 @@
           <w:lang w:val="zh_TW" w:bidi="zh_TW"/>
         </w:rPr>
       </w:r>
-      <w:r>
-        <w:rPr>
-          <w:lang w:val="zh_TW" w:bidi="zh_TW"/>
-        </w:rPr>
-        <w:t>雖然希伯來人不像古希臘人那樣崇尚人體之美，但舊約聖經仍然理想化了身體的吸引力。新郎在愛情詩歌中生動地描述了新娘的美麗（</w:t>
-      </w:r>
-      <w:hyperlink r:id="rId24">
-        <w:r>
-          <w:rPr>
-            <w:lang w:val="zh_TW" w:bidi="zh_TW"/>
-          </w:rPr>
-          <w:rPr>
-            <w:color w:val="0000EE"/>
-            <w:u w:val="single"/>
-          </w:rPr>
-          <w:t>歌4:1–15</w:t>
-        </w:r>
-      </w:hyperlink>
-      <w:r>
-        <w:rPr>
-          <w:lang w:val="zh_TW" w:bidi="zh_TW"/>
-        </w:rPr>
-        <w:t>，</w:t>
-      </w:r>
-      <w:hyperlink r:id="rId25">
-        <w:r>
-          <w:rPr>
-            <w:lang w:val="zh_TW" w:bidi="zh_TW"/>
-          </w:rPr>
-          <w:rPr>
-            <w:color w:val="0000EE"/>
-            <w:u w:val="single"/>
-          </w:rPr>
-          <w:t>6:4</w:t>
-        </w:r>
-      </w:hyperlink>
-      <w:r>
-        <w:rPr>
-          <w:lang w:val="zh_TW" w:bidi="zh_TW"/>
-        </w:rPr>
-        <w:t>）。這種對新娘的讚美，可能是以色列人婚禮的傳統特色。舊約聖經中有幾位傑出的女性被描述為美麗（</w:t>
-      </w:r>
-      <w:hyperlink r:id="rId26">
-        <w:r>
-          <w:rPr>
-            <w:lang w:val="zh_TW" w:bidi="zh_TW"/>
-          </w:rPr>
-          <w:rPr>
-            <w:color w:val="0000EE"/>
-            <w:u w:val="single"/>
-          </w:rPr>
-          <w:t>創29:17</w:t>
-        </w:r>
-      </w:hyperlink>
-      <w:r>
-        <w:rPr>
-          <w:lang w:val="zh_TW" w:bidi="zh_TW"/>
-        </w:rPr>
-        <w:t>；</w:t>
-      </w:r>
-      <w:hyperlink r:id="rId27">
-        <w:r>
-          <w:rPr>
-            <w:lang w:val="zh_TW" w:bidi="zh_TW"/>
-          </w:rPr>
-          <w:rPr>
-            <w:color w:val="0000EE"/>
-            <w:u w:val="single"/>
-          </w:rPr>
-          <w:t>撒下11:2</w:t>
-        </w:r>
-      </w:hyperlink>
-      <w:r>
-        <w:rPr>
-          <w:lang w:val="zh_TW" w:bidi="zh_TW"/>
-        </w:rPr>
-        <w:t>；</w:t>
-      </w:r>
-      <w:hyperlink r:id="rId28">
-        <w:r>
-          <w:rPr>
-            <w:lang w:val="zh_TW" w:bidi="zh_TW"/>
-          </w:rPr>
-          <w:rPr>
-            <w:color w:val="0000EE"/>
-            <w:u w:val="single"/>
-          </w:rPr>
-          <w:t>斯2:7</w:t>
-        </w:r>
-      </w:hyperlink>
-      <w:r>
-        <w:rPr>
-          <w:lang w:val="zh_TW" w:bidi="zh_TW"/>
-        </w:rPr>
-        <w:t>）。但在女性身上，感官上的美麗遠不及勤勞、機智（resourcefulness）和傳統的敬虔（</w:t>
-      </w:r>
-      <w:hyperlink r:id="rId29">
-        <w:r>
-          <w:rPr>
-            <w:lang w:val="zh_TW" w:bidi="zh_TW"/>
-          </w:rPr>
-          <w:rPr>
-            <w:color w:val="0000EE"/>
-            <w:u w:val="single"/>
-          </w:rPr>
-          <w:t>箴31:10–31</w:t>
-        </w:r>
-      </w:hyperlink>
-      <w:r>
-        <w:rPr>
-          <w:lang w:val="zh_TW" w:bidi="zh_TW"/>
-        </w:rPr>
-        <w:t>）。有幾位男性也因其外表俊美而聞名，例如大衛（</w:t>
-      </w:r>
-      <w:hyperlink r:id="rId30">
-        <w:r>
-          <w:rPr>
-            <w:lang w:val="zh_TW" w:bidi="zh_TW"/>
-          </w:rPr>
-          <w:rPr>
-            <w:color w:val="0000EE"/>
-            <w:u w:val="single"/>
-          </w:rPr>
-          <w:t>撒上16:12</w:t>
-        </w:r>
-      </w:hyperlink>
-      <w:r>
-        <w:rPr>
-          <w:lang w:val="zh_TW" w:bidi="zh_TW"/>
-        </w:rPr>
-        <w:t>）和押沙龍（</w:t>
-      </w:r>
-      <w:hyperlink r:id="rId31">
-        <w:r>
-          <w:rPr>
-            <w:lang w:val="zh_TW" w:bidi="zh_TW"/>
-          </w:rPr>
-          <w:rPr>
-            <w:color w:val="0000EE"/>
-            <w:u w:val="single"/>
-          </w:rPr>
-          <w:t>撒下14:25</w:t>
-        </w:r>
-      </w:hyperlink>
-      <w:r>
-        <w:rPr>
-          <w:lang w:val="zh_TW" w:bidi="zh_TW"/>
-        </w:rPr>
-        <w:t>）。在舊約時代，化妝品、珠寶和其它配飾被用來提升女性的美麗。先知以賽亞列舉了這些物品（</w:t>
-      </w:r>
-      <w:hyperlink r:id="rId32">
-        <w:r>
-          <w:rPr>
-            <w:lang w:val="zh_TW" w:bidi="zh_TW"/>
-          </w:rPr>
-          <w:rPr>
-            <w:color w:val="0000EE"/>
-            <w:u w:val="single"/>
-          </w:rPr>
-          <w:t>賽3:18–24</w:t>
-        </w:r>
-      </w:hyperlink>
-      <w:r>
-        <w:rPr>
-          <w:lang w:val="zh_TW" w:bidi="zh_TW"/>
-        </w:rPr>
-        <w:t>），以西結提到當時的裝扮習俗（</w:t>
-      </w:r>
-      <w:hyperlink r:id="rId33">
-        <w:r>
-          <w:rPr>
-            <w:lang w:val="zh_TW" w:bidi="zh_TW"/>
-          </w:rPr>
-          <w:rPr>
-            <w:color w:val="0000EE"/>
-            <w:u w:val="single"/>
-          </w:rPr>
-          <w:t>結16:10–13</w:t>
-        </w:r>
-      </w:hyperlink>
-      <w:r>
-        <w:rPr>
-          <w:lang w:val="zh_TW" w:bidi="zh_TW"/>
-        </w:rPr>
-        <w:t>）。以色列人的崇拜也極具美感，大祭司華麗的儀式長袍是為榮耀和美麗而設計的（</w:t>
-      </w:r>
-      <w:hyperlink r:id="rId34">
-        <w:r>
-          <w:rPr>
-            <w:lang w:val="zh_TW" w:bidi="zh_TW"/>
-          </w:rPr>
-          <w:rPr>
-            <w:color w:val="0000EE"/>
-            <w:u w:val="single"/>
-          </w:rPr>
-          <w:t>出28:2、40</w:t>
-        </w:r>
-      </w:hyperlink>
-      <w:r>
-        <w:rPr>
-          <w:lang w:val="zh_TW" w:bidi="zh_TW"/>
-        </w:rPr>
-        <w:t>）。</w:t>
+    </w:p>
+    <w:p>
+      <w:pPr>
+        <w:pStyle w:val="Heading2"/>
+      </w:pPr>
+      <w:r>
+        <w:rPr>
+          <w:lang w:val="zh_TW" w:bidi="zh_TW"/>
+        </w:rPr>
+        <w:t>麥基洗德</w:t>
+      </w:r>
+      <w:r>
+        <w:rPr>
+          <w:lang w:val="zh_TW" w:bidi="zh_TW"/>
+        </w:rPr>
       </w:r>
     </w:p>
     <w:p>
@@ -669,9 +383,9 @@
         <w:rPr>
           <w:lang w:val="zh_TW" w:bidi="zh_TW"/>
         </w:rPr>
-        <w:t>在舊約中，美麗的概念也應用於神。耶和華的恩惠被稱為祂的「榮美」（</w:t>
-      </w:r>
-      <w:hyperlink r:id="rId35">
+        <w:t>一位神秘的聖經人物，其名字意為「公義之王」。麥基洗德既是祭司又是王，他首次在</w:t>
+      </w:r>
+      <w:hyperlink r:id="rId18">
         <w:r>
           <w:rPr>
             <w:lang w:val="zh_TW" w:bidi="zh_TW"/>
@@ -680,16 +394,16 @@
             <w:color w:val="0000EE"/>
             <w:u w:val="single"/>
           </w:rPr>
-          <w:t>詩90:17</w:t>
+          <w:t>創世記十四章18至20節</w:t>
         </w:r>
       </w:hyperlink>
       <w:r>
         <w:rPr>
           <w:lang w:val="zh_TW" w:bidi="zh_TW"/>
         </w:rPr>
-        <w:t>）。以賽亞記錄了神的應許，將賜給祂的百姓「華……代替灰塵」（</w:t>
-      </w:r>
-      <w:hyperlink r:id="rId36">
+        <w:t>出現，也在</w:t>
+      </w:r>
+      <w:hyperlink r:id="rId19">
         <w:r>
           <w:rPr>
             <w:lang w:val="zh_TW" w:bidi="zh_TW"/>
@@ -698,16 +412,16 @@
             <w:color w:val="0000EE"/>
             <w:u w:val="single"/>
           </w:rPr>
-          <w:t>賽61:3</w:t>
+          <w:t>詩篇一百一十篇4節</w:t>
         </w:r>
       </w:hyperlink>
       <w:r>
         <w:rPr>
           <w:lang w:val="zh_TW" w:bidi="zh_TW"/>
         </w:rPr>
-        <w:t>）。詩篇的作者表達了渴望花時間在聖殿中享受耶和華的美麗，祂的「榮美」（</w:t>
-      </w:r>
-      <w:hyperlink r:id="rId37">
+        <w:t>和</w:t>
+      </w:r>
+      <w:hyperlink r:id="rId20">
         <w:r>
           <w:rPr>
             <w:lang w:val="zh_TW" w:bidi="zh_TW"/>
@@ -716,16 +430,16 @@
             <w:color w:val="0000EE"/>
             <w:u w:val="single"/>
           </w:rPr>
-          <w:t>詩27:4</w:t>
+          <w:t>希伯來書五章10節</w:t>
         </w:r>
       </w:hyperlink>
       <w:r>
         <w:rPr>
           <w:lang w:val="zh_TW" w:bidi="zh_TW"/>
         </w:rPr>
-        <w:t>）。以賽亞描述神為以色列餘民（那些忠於神的人）的「華冕」（</w:t>
-      </w:r>
-      <w:hyperlink r:id="rId38">
+        <w:t>，</w:t>
+      </w:r>
+      <w:hyperlink r:id="rId21">
         <w:r>
           <w:rPr>
             <w:lang w:val="zh_TW" w:bidi="zh_TW"/>
@@ -734,16 +448,16 @@
             <w:color w:val="0000EE"/>
             <w:u w:val="single"/>
           </w:rPr>
-          <w:t>賽28:5</w:t>
+          <w:t>六章20節</w:t>
         </w:r>
       </w:hyperlink>
       <w:r>
         <w:rPr>
           <w:lang w:val="zh_TW" w:bidi="zh_TW"/>
         </w:rPr>
-        <w:t>）。彌賽亞（神的受膏者）被稱為榮美的王（</w:t>
-      </w:r>
-      <w:hyperlink r:id="rId39">
+        <w:t>，</w:t>
+      </w:r>
+      <w:hyperlink r:id="rId22">
         <w:r>
           <w:rPr>
             <w:lang w:val="zh_TW" w:bidi="zh_TW"/>
@@ -752,14 +466,37 @@
             <w:color w:val="0000EE"/>
             <w:u w:val="single"/>
           </w:rPr>
-          <w:t>賽33:17</w:t>
+          <w:t>七章1至17節</w:t>
         </w:r>
       </w:hyperlink>
       <w:r>
         <w:rPr>
           <w:lang w:val="zh_TW" w:bidi="zh_TW"/>
         </w:rPr>
-        <w:t>）。因此，在舊約中，美的概念超越了單純的外在吸引力，它成為神學概念，肯定神實質上的榮耀。</w:t>
+        <w:t>中被提及。</w:t>
+      </w:r>
+    </w:p>
+    <w:p>
+      <w:pPr>
+        <w:pStyle w:val="Heading3"/>
+      </w:pPr>
+      <w:hyperlink r:id="rId18">
+        <w:r>
+          <w:rPr>
+            <w:lang w:val="zh_TW" w:bidi="zh_TW"/>
+          </w:rPr>
+          <w:rPr>
+            <w:color w:val="0000EE"/>
+            <w:u w:val="single"/>
+          </w:rPr>
+          <w:t>創世記十四章18至20節</w:t>
+        </w:r>
+      </w:hyperlink>
+      <w:r>
+        <w:rPr>
+          <w:lang w:val="zh_TW" w:bidi="zh_TW"/>
+        </w:rPr>
+        <w:t>中的麥基洗德</w:t>
       </w:r>
     </w:p>
     <w:p>
@@ -773,9 +510,9 @@
         <w:rPr>
           <w:lang w:val="zh_TW" w:bidi="zh_TW"/>
         </w:rPr>
-        <w:t>新約聖經勸誡基督的跟隨者過一種「尊榮」救主教導的生活，並使其吸引非信徒（</w:t>
-      </w:r>
-      <w:hyperlink r:id="rId40">
+        <w:t>基大老瑪王和其他三位來自美索不達米亞的國王，攻擊死海附近的五個城市。在這場戰役中，他們俘虜了亞伯拉罕的侄子羅得，連同他的家人和他們所有的財物（</w:t>
+      </w:r>
+      <w:hyperlink r:id="rId23">
         <w:r>
           <w:rPr>
             <w:lang w:val="zh_TW" w:bidi="zh_TW"/>
@@ -784,16 +521,16 @@
             <w:color w:val="0000EE"/>
             <w:u w:val="single"/>
           </w:rPr>
-          <w:t>多2:10</w:t>
+          <w:t>創14:1–12</w:t>
         </w:r>
       </w:hyperlink>
       <w:r>
         <w:rPr>
           <w:lang w:val="zh_TW" w:bidi="zh_TW"/>
         </w:rPr>
-        <w:t>）。那些傳講基督福音的人被稱為佳美（</w:t>
-      </w:r>
-      <w:hyperlink r:id="rId41">
+        <w:t>）。亞伯拉罕召集了跟從他的人去追擊這些王，便擊敗了他們，救出了羅得和他的家人，並帶回了所有被奪走的財物（</w:t>
+      </w:r>
+      <w:hyperlink r:id="rId24">
         <w:r>
           <w:rPr>
             <w:lang w:val="zh_TW" w:bidi="zh_TW"/>
@@ -802,78 +539,14 @@
             <w:color w:val="0000EE"/>
             <w:u w:val="single"/>
           </w:rPr>
-          <w:t>羅10:15</w:t>
+          <w:t>創14:13–16</w:t>
         </w:r>
       </w:hyperlink>
       <w:r>
         <w:rPr>
           <w:lang w:val="zh_TW" w:bidi="zh_TW"/>
         </w:rPr>
-        <w:t>）。使徒保羅和彼得警告婦女不要滿足於外在的美麗（</w:t>
-      </w:r>
-      <w:hyperlink r:id="rId42">
-        <w:r>
-          <w:rPr>
-            <w:lang w:val="zh_TW" w:bidi="zh_TW"/>
-          </w:rPr>
-          <w:rPr>
-            <w:color w:val="0000EE"/>
-            <w:u w:val="single"/>
-          </w:rPr>
-          <w:t>提前2:9–10</w:t>
-        </w:r>
-      </w:hyperlink>
-      <w:r>
-        <w:rPr>
-          <w:lang w:val="zh_TW" w:bidi="zh_TW"/>
-        </w:rPr>
-        <w:t>），提醒她們美好的品格才是敬虔的真正妝飾（</w:t>
-      </w:r>
-      <w:hyperlink r:id="rId43">
-        <w:r>
-          <w:rPr>
-            <w:lang w:val="zh_TW" w:bidi="zh_TW"/>
-          </w:rPr>
-          <w:rPr>
-            <w:color w:val="0000EE"/>
-            <w:u w:val="single"/>
-          </w:rPr>
-          <w:t>彼前3:3–5</w:t>
-        </w:r>
-      </w:hyperlink>
-      <w:r>
-        <w:rPr>
-          <w:lang w:val="zh_TW" w:bidi="zh_TW"/>
-        </w:rPr>
-        <w:t>）。信徒最終居所的美——天堂——也反映在「新耶路撒冷」如新婦的描述中，以及古代珍貴寶石的象徵意義中（見</w:t>
-      </w:r>
-      <w:hyperlink r:id="rId44">
-        <w:r>
-          <w:rPr>
-            <w:lang w:val="zh_TW" w:bidi="zh_TW"/>
-          </w:rPr>
-          <w:rPr>
-            <w:color w:val="0000EE"/>
-            <w:u w:val="single"/>
-          </w:rPr>
-          <w:t>啟21–22章</w:t>
-        </w:r>
-      </w:hyperlink>
-      <w:r>
-        <w:rPr>
-          <w:lang w:val="zh_TW" w:bidi="zh_TW"/>
-        </w:rPr>
         <w:t>）。</w:t>
-      </w:r>
-      <w:r>
-        <w:rPr>
-          <w:lang w:val="zh_TW" w:bidi="zh_TW"/>
-        </w:rPr>
-      </w:r>
-      <w:r>
-        <w:rPr>
-          <w:lang w:val="zh_TW" w:bidi="zh_TW"/>
-        </w:rPr>
       </w:r>
     </w:p>
     <w:p>
@@ -883,21 +556,47 @@
           <w:lang w:val="zh_TW" w:bidi="zh_TW"/>
         </w:rPr>
       </w:r>
-    </w:p>
-    <w:p>
-      <w:pPr>
-        <w:pStyle w:val="Heading2"/>
-      </w:pPr>
-      <w:r>
-        <w:rPr>
-          <w:lang w:val="zh_TW" w:bidi="zh_TW"/>
-        </w:rPr>
-        <w:t>美索不達米亞</w:t>
-      </w:r>
-      <w:r>
-        <w:rPr>
-          <w:lang w:val="zh_TW" w:bidi="zh_TW"/>
-        </w:rPr>
+      <w:r>
+        <w:rPr>
+          <w:lang w:val="zh_TW" w:bidi="zh_TW"/>
+        </w:rPr>
+        <w:t>當亞伯拉罕從戰鬥中凱旋而歸時，來自死海地區的國王們前來感謝他。麥基洗德這位撒冷王（這是耶路撒冷早期的名字），也來見亞伯拉罕（參</w:t>
+      </w:r>
+      <w:hyperlink r:id="rId25">
+        <w:r>
+          <w:rPr>
+            <w:lang w:val="zh_TW" w:bidi="zh_TW"/>
+          </w:rPr>
+          <w:rPr>
+            <w:color w:val="0000EE"/>
+            <w:u w:val="single"/>
+          </w:rPr>
+          <w:t>詩76:2</w:t>
+        </w:r>
+      </w:hyperlink>
+      <w:r>
+        <w:rPr>
+          <w:lang w:val="zh_TW" w:bidi="zh_TW"/>
+        </w:rPr>
+        <w:t>）。麥基洗德帶來了餅和酒祝福亞伯拉罕，因為他是至高神的祭司（</w:t>
+      </w:r>
+      <w:hyperlink r:id="rId26">
+        <w:r>
+          <w:rPr>
+            <w:lang w:val="zh_TW" w:bidi="zh_TW"/>
+          </w:rPr>
+          <w:rPr>
+            <w:color w:val="0000EE"/>
+            <w:u w:val="single"/>
+          </w:rPr>
+          <w:t>創14:18</w:t>
+        </w:r>
+      </w:hyperlink>
+      <w:r>
+        <w:rPr>
+          <w:lang w:val="zh_TW" w:bidi="zh_TW"/>
+        </w:rPr>
+        <w:t>）。</w:t>
       </w:r>
     </w:p>
     <w:p>
@@ -911,7 +610,128 @@
         <w:rPr>
           <w:lang w:val="zh_TW" w:bidi="zh_TW"/>
         </w:rPr>
-        <w:t>這個名稱來自希臘文，指位於底格里斯河（Tigris）與幼發拉底河（Euphrates）之間的地區。今天，阿拉伯人稱此地為「al-Jazira」，意即「島嶼」。</w:t>
+        <w:t>這個名字「至高神」（希伯來文為：</w:t>
+      </w:r>
+      <w:r>
+        <w:rPr>
+          <w:i/>
+          <w:lang w:val="zh_TW" w:bidi="zh_TW"/>
+        </w:rPr>
+        <w:t>’El ‘Elyon</w:t>
+      </w:r>
+      <w:r>
+        <w:rPr>
+          <w:lang w:val="zh_TW" w:bidi="zh_TW"/>
+        </w:rPr>
+        <w:t>）意指創天造地唯一的真神。這與迦南人所崇拜的假神不同（比較</w:t>
+      </w:r>
+      <w:hyperlink r:id="rId27">
+        <w:r>
+          <w:rPr>
+            <w:lang w:val="zh_TW" w:bidi="zh_TW"/>
+          </w:rPr>
+          <w:rPr>
+            <w:color w:val="0000EE"/>
+            <w:u w:val="single"/>
+          </w:rPr>
+          <w:t>創14:22</w:t>
+        </w:r>
+      </w:hyperlink>
+      <w:r>
+        <w:rPr>
+          <w:lang w:val="zh_TW" w:bidi="zh_TW"/>
+        </w:rPr>
+        <w:t>；</w:t>
+      </w:r>
+      <w:hyperlink r:id="rId28">
+        <w:r>
+          <w:rPr>
+            <w:lang w:val="zh_TW" w:bidi="zh_TW"/>
+          </w:rPr>
+          <w:rPr>
+            <w:color w:val="0000EE"/>
+            <w:u w:val="single"/>
+          </w:rPr>
+          <w:t>詩7:17</w:t>
+        </w:r>
+      </w:hyperlink>
+      <w:r>
+        <w:rPr>
+          <w:lang w:val="zh_TW" w:bidi="zh_TW"/>
+        </w:rPr>
+        <w:t>，</w:t>
+      </w:r>
+      <w:hyperlink r:id="rId29">
+        <w:r>
+          <w:rPr>
+            <w:lang w:val="zh_TW" w:bidi="zh_TW"/>
+          </w:rPr>
+          <w:rPr>
+            <w:color w:val="0000EE"/>
+            <w:u w:val="single"/>
+          </w:rPr>
+          <w:t>47:2</w:t>
+        </w:r>
+      </w:hyperlink>
+      <w:r>
+        <w:rPr>
+          <w:lang w:val="zh_TW" w:bidi="zh_TW"/>
+        </w:rPr>
+        <w:t>，</w:t>
+      </w:r>
+      <w:hyperlink r:id="rId30">
+        <w:r>
+          <w:rPr>
+            <w:lang w:val="zh_TW" w:bidi="zh_TW"/>
+          </w:rPr>
+          <w:rPr>
+            <w:color w:val="0000EE"/>
+            <w:u w:val="single"/>
+          </w:rPr>
+          <w:t>57:2</w:t>
+        </w:r>
+      </w:hyperlink>
+      <w:r>
+        <w:rPr>
+          <w:lang w:val="zh_TW" w:bidi="zh_TW"/>
+        </w:rPr>
+        <w:t>，</w:t>
+      </w:r>
+      <w:hyperlink r:id="rId31">
+        <w:r>
+          <w:rPr>
+            <w:lang w:val="zh_TW" w:bidi="zh_TW"/>
+          </w:rPr>
+          <w:rPr>
+            <w:color w:val="0000EE"/>
+            <w:u w:val="single"/>
+          </w:rPr>
+          <w:t>78:56</w:t>
+        </w:r>
+      </w:hyperlink>
+      <w:r>
+        <w:rPr>
+          <w:lang w:val="zh_TW" w:bidi="zh_TW"/>
+        </w:rPr>
+        <w:t>）。麥基洗德知道亞伯拉罕也崇拜這個真神（</w:t>
+      </w:r>
+      <w:hyperlink r:id="rId27">
+        <w:r>
+          <w:rPr>
+            <w:lang w:val="zh_TW" w:bidi="zh_TW"/>
+          </w:rPr>
+          <w:rPr>
+            <w:color w:val="0000EE"/>
+            <w:u w:val="single"/>
+          </w:rPr>
+          <w:t>創14:22</w:t>
+        </w:r>
+      </w:hyperlink>
+      <w:r>
+        <w:rPr>
+          <w:lang w:val="zh_TW" w:bidi="zh_TW"/>
+        </w:rPr>
+        <w:t>）。</w:t>
       </w:r>
     </w:p>
     <w:p>
@@ -925,7 +745,7 @@
         <w:rPr>
           <w:lang w:val="zh_TW" w:bidi="zh_TW"/>
         </w:rPr>
-        <w:t>美索不達米亞，意指「兩河之間」，是指靠近底格里斯河和幼發拉底河直到波斯灣的地區。大部份位於現今的伊拉克境內，但部份地區在敘利亞和土耳其。</w:t>
+        <w:t>麥基洗德讚美神幫助亞伯拉罕贏得這場爭戰。亞伯拉罕以兩種方式，表明他接受了麥基洗德作為神祭司的角色：他接受了來自麥基洗德的禮物和祝福，並將他所獲得一切的十分之一給了麥基洗德。相反，亞伯拉罕拒絕接受所多瑪王的禮物，因為他不想與那些崇拜假神的人有任何牽連。</w:t>
       </w:r>
     </w:p>
     <w:p>
@@ -939,9 +759,9 @@
         <w:rPr>
           <w:lang w:val="zh_TW" w:bidi="zh_TW"/>
         </w:rPr>
-        <w:t>美索不達米亞對於舊約歷史非常重要，</w:t>
-      </w:r>
-      <w:hyperlink r:id="rId45">
+        <w:t>我們無法完全知道麥基洗德如何認識神。他可能是透過從挪亞洪水時代流傳下來的故事了解神；又或者像亞伯拉罕一樣，神可能直接對他說話，讓他遠離崇拜假神。我們從</w:t>
+      </w:r>
+      <w:hyperlink r:id="rId32">
         <w:r>
           <w:rPr>
             <w:lang w:val="zh_TW" w:bidi="zh_TW"/>
@@ -950,16 +770,21 @@
             <w:color w:val="0000EE"/>
             <w:u w:val="single"/>
           </w:rPr>
-          <w:t>創世記一至十一章</w:t>
+          <w:t>希伯來書七章3節</w:t>
         </w:r>
       </w:hyperlink>
       <w:r>
         <w:rPr>
           <w:lang w:val="zh_TW" w:bidi="zh_TW"/>
         </w:rPr>
-        <w:t>中的很多故事，都在這裡發生。伊甸園被認為位於美索不達米亞，因為</w:t>
-      </w:r>
-      <w:hyperlink r:id="rId46">
+        <w:t>知道的是，麥基洗德與其他祭司不同。他並不是因為父親是祭司而成為祭司，而是以某種聖經未完全解釋的特殊方式成為祭司。</w:t>
+      </w:r>
+    </w:p>
+    <w:p>
+      <w:pPr>
+        <w:pStyle w:val="Heading3"/>
+      </w:pPr>
+      <w:hyperlink r:id="rId19">
         <w:r>
           <w:rPr>
             <w:lang w:val="zh_TW" w:bidi="zh_TW"/>
@@ -968,25 +793,14 @@
             <w:color w:val="0000EE"/>
             <w:u w:val="single"/>
           </w:rPr>
-          <w:t>創世記二章10至14節</w:t>
+          <w:t>詩篇一百一十篇4節</w:t>
         </w:r>
       </w:hyperlink>
       <w:r>
         <w:rPr>
           <w:lang w:val="zh_TW" w:bidi="zh_TW"/>
         </w:rPr>
-        <w:t>提到，伊甸園附近兩條河流為幼發拉底河和底格里斯河。</w:t>
-      </w:r>
-    </w:p>
-    <w:p>
-      <w:pPr>
-        <w:pStyle w:val="Heading3"/>
-      </w:pPr>
-      <w:r>
-        <w:rPr>
-          <w:lang w:val="zh_TW" w:bidi="zh_TW"/>
-        </w:rPr>
-        <w:t>誰居住在美索不達米亞？</w:t>
+        <w:t>中的麥基洗德</w:t>
       </w:r>
     </w:p>
     <w:p>
@@ -1000,7 +814,43 @@
         <w:rPr>
           <w:lang w:val="zh_TW" w:bidi="zh_TW"/>
         </w:rPr>
-        <w:t>我們對美索不達米亞的史前文化所知甚少。歷史時期的劃分通常依據最重要的城邦（例如吾珥和伊辛—拉爾薩（Isin-Larsa））或統治王朝（例如吾珥第三王朝（Ur III））來命名。</w:t>
+        <w:t>在這篇詩篇中，大衛王寫到一位比他自己更偉大的人，稱這個人為「主」（</w:t>
+      </w:r>
+      <w:hyperlink r:id="rId33">
+        <w:r>
+          <w:rPr>
+            <w:lang w:val="zh_TW" w:bidi="zh_TW"/>
+          </w:rPr>
+          <w:rPr>
+            <w:color w:val="0000EE"/>
+            <w:u w:val="single"/>
+          </w:rPr>
+          <w:t>詩11:1</w:t>
+        </w:r>
+      </w:hyperlink>
+      <w:r>
+        <w:rPr>
+          <w:lang w:val="zh_TW" w:bidi="zh_TW"/>
+        </w:rPr>
+        <w:t>；參</w:t>
+      </w:r>
+      <w:hyperlink r:id="rId34">
+        <w:r>
+          <w:rPr>
+            <w:lang w:val="zh_TW" w:bidi="zh_TW"/>
+          </w:rPr>
+          <w:rPr>
+            <w:color w:val="0000EE"/>
+            <w:u w:val="single"/>
+          </w:rPr>
+          <w:t>可12:35–37</w:t>
+        </w:r>
+      </w:hyperlink>
+      <w:r>
+        <w:rPr>
+          <w:lang w:val="zh_TW" w:bidi="zh_TW"/>
+        </w:rPr>
+        <w:t>）。大衛不是在寫自己或他那個時代的其他王。他是在寫未來那將臨、主所應許的彌賽亞。這位彌賽亞將是神的兒子，也是大衛的後裔。</w:t>
       </w:r>
     </w:p>
     <w:p>
@@ -1014,7 +864,66 @@
         <w:rPr>
           <w:lang w:val="zh_TW" w:bidi="zh_TW"/>
         </w:rPr>
-        <w:t>美索不達米亞的南部稱為蘇美（Sumer）。蘇美人擁有獨特的文化，他們所說的語言與美索不達米亞其他地區的完全不同。然而，蘇美語與其他語言的書寫符號一樣，是用一系列的楔形文字（cuneiform）來書寫的。</w:t>
+        <w:t>在</w:t>
+      </w:r>
+      <w:hyperlink r:id="rId19">
+        <w:r>
+          <w:rPr>
+            <w:lang w:val="zh_TW" w:bidi="zh_TW"/>
+          </w:rPr>
+          <w:rPr>
+            <w:color w:val="0000EE"/>
+            <w:u w:val="single"/>
+          </w:rPr>
+          <w:t>詩篇一百一十篇4節</w:t>
+        </w:r>
+      </w:hyperlink>
+      <w:r>
+        <w:rPr>
+          <w:lang w:val="zh_TW" w:bidi="zh_TW"/>
+        </w:rPr>
+        <w:t>中，大衛對彌賽亞說：「你是照著麥基洗德的等次永遠為祭司。」這個應許的完整意義在希伯來書中有進一步解釋。</w:t>
+      </w:r>
+    </w:p>
+    <w:p>
+      <w:pPr>
+        <w:pStyle w:val="Heading3"/>
+      </w:pPr>
+      <w:hyperlink r:id="rId35">
+        <w:r>
+          <w:rPr>
+            <w:lang w:val="zh_TW" w:bidi="zh_TW"/>
+          </w:rPr>
+          <w:rPr>
+            <w:color w:val="0000EE"/>
+            <w:u w:val="single"/>
+          </w:rPr>
+          <w:t>希伯來書五章6至11節</w:t>
+        </w:r>
+      </w:hyperlink>
+      <w:r>
+        <w:rPr>
+          <w:lang w:val="zh_TW" w:bidi="zh_TW"/>
+        </w:rPr>
+        <w:t>，</w:t>
+      </w:r>
+      <w:hyperlink r:id="rId36">
+        <w:r>
+          <w:rPr>
+            <w:lang w:val="zh_TW" w:bidi="zh_TW"/>
+          </w:rPr>
+          <w:rPr>
+            <w:color w:val="0000EE"/>
+            <w:u w:val="single"/>
+          </w:rPr>
+          <w:t>六章20至七章28節</w:t>
+        </w:r>
+      </w:hyperlink>
+      <w:r>
+        <w:rPr>
+          <w:lang w:val="zh_TW" w:bidi="zh_TW"/>
+        </w:rPr>
+        <w:t>中的麥基洗德</w:t>
       </w:r>
     </w:p>
     <w:p>
@@ -1028,31 +937,119 @@
         <w:rPr>
           <w:lang w:val="zh_TW" w:bidi="zh_TW"/>
         </w:rPr>
-        <w:t>美索不達米亞往北邊的地區稱為亞喀得（Akkad，也稱為阿卡德</w:t>
-      </w:r>
-      <w:r>
-        <w:rPr>
-          <w:lang w:val="zh_TW" w:bidi="zh_TW"/>
-        </w:rPr>
-        <w:t>〔</w:t>
-      </w:r>
-      <w:r>
-        <w:rPr>
-          <w:lang w:val="zh_TW" w:bidi="zh_TW"/>
-        </w:rPr>
-        <w:t>Agade</w:t>
-      </w:r>
-      <w:r>
-        <w:rPr>
-          <w:lang w:val="zh_TW" w:bidi="zh_TW"/>
-        </w:rPr>
-        <w:t>〕</w:t>
-      </w:r>
-      <w:r>
-        <w:rPr>
-          <w:lang w:val="zh_TW" w:bidi="zh_TW"/>
-        </w:rPr>
-        <w:t>），亞喀得人也屬於閃族人；再往北沿著底格里斯河的是亞述地區，更西邊是敘利亞（也稱為亞蘭）。在亞述和敘利亞之間是米坦尼（Mitanni）。</w:t>
+        <w:t>希伯來書解釋，為什麼耶穌作為祭司的角色，比來自亞倫家族的祭司更偉大。它將耶穌與麥基洗德進行比較，以下是他們相似的三個方面：</w:t>
+      </w:r>
+    </w:p>
+    <w:p>
+      <w:pPr>
+        <w:pStyle w:val="ListNumber"/>
+        <w:numPr>
+          <w:ilvl w:val="0"/>
+          <w:numId w:val="14"/>
+        </w:numPr>
+        <w:spacing w:line="240" w:lineRule="auto"/>
+        <w:ind w:left="720"/>
+      </w:pPr>
+      <w:r>
+        <w:rPr>
+          <w:lang w:val="zh_TW" w:bidi="zh_TW"/>
+        </w:rPr>
+      </w:r>
+      <w:r>
+        <w:rPr>
+          <w:lang w:val="zh_TW" w:bidi="zh_TW"/>
+        </w:rPr>
+        <w:t>耶穌和麥基洗德都是「公義之王」和「平安之王」（</w:t>
+      </w:r>
+      <w:hyperlink r:id="rId37">
+        <w:r>
+          <w:rPr>
+            <w:lang w:val="zh_TW" w:bidi="zh_TW"/>
+          </w:rPr>
+          <w:rPr>
+            <w:color w:val="0000EE"/>
+            <w:u w:val="single"/>
+          </w:rPr>
+          <w:t>來7:1–2</w:t>
+        </w:r>
+      </w:hyperlink>
+      <w:r>
+        <w:rPr>
+          <w:lang w:val="zh_TW" w:bidi="zh_TW"/>
+        </w:rPr>
+        <w:t>）。</w:t>
+      </w:r>
+    </w:p>
+    <w:p>
+      <w:pPr>
+        <w:pStyle w:val="ListNumber"/>
+        <w:spacing w:line="240" w:lineRule="auto"/>
+        <w:ind w:left="720"/>
+      </w:pPr>
+      <w:r>
+        <w:rPr>
+          <w:lang w:val="zh_TW" w:bidi="zh_TW"/>
+        </w:rPr>
+      </w:r>
+      <w:r>
+        <w:rPr>
+          <w:lang w:val="zh_TW" w:bidi="zh_TW"/>
+        </w:rPr>
+        <w:t>兩人以特別的方式成為祭司，並不是因為他們出生在祭司家族中（</w:t>
+      </w:r>
+      <w:hyperlink r:id="rId32">
+        <w:r>
+          <w:rPr>
+            <w:lang w:val="zh_TW" w:bidi="zh_TW"/>
+          </w:rPr>
+          <w:rPr>
+            <w:color w:val="0000EE"/>
+            <w:u w:val="single"/>
+          </w:rPr>
+          <w:t>來7:3</w:t>
+        </w:r>
+      </w:hyperlink>
+      <w:r>
+        <w:rPr>
+          <w:lang w:val="zh_TW" w:bidi="zh_TW"/>
+        </w:rPr>
+        <w:t>）。</w:t>
+      </w:r>
+    </w:p>
+    <w:p>
+      <w:pPr>
+        <w:pStyle w:val="ListNumber"/>
+        <w:spacing w:line="240" w:lineRule="auto"/>
+        <w:ind w:left="720"/>
+      </w:pPr>
+      <w:r>
+        <w:rPr>
+          <w:lang w:val="zh_TW" w:bidi="zh_TW"/>
+        </w:rPr>
+      </w:r>
+      <w:r>
+        <w:rPr>
+          <w:lang w:val="zh_TW" w:bidi="zh_TW"/>
+        </w:rPr>
+        <w:t>兩人均作祭司直到永遠（</w:t>
+      </w:r>
+      <w:hyperlink r:id="rId32">
+        <w:r>
+          <w:rPr>
+            <w:lang w:val="zh_TW" w:bidi="zh_TW"/>
+          </w:rPr>
+          <w:rPr>
+            <w:color w:val="0000EE"/>
+            <w:u w:val="single"/>
+          </w:rPr>
+          <w:t>來7:3</w:t>
+        </w:r>
+      </w:hyperlink>
+      <w:r>
+        <w:rPr>
+          <w:lang w:val="zh_TW" w:bidi="zh_TW"/>
+        </w:rPr>
+        <w:t>）。</w:t>
       </w:r>
     </w:p>
     <w:p>
@@ -1066,126 +1063,79 @@
         <w:rPr>
           <w:lang w:val="zh_TW" w:bidi="zh_TW"/>
         </w:rPr>
-        <w:t>美索不達米亞不同地區曾在不同時期先後興起掌權，此地也先後成為多個帝國的一部份，包括：</w:t>
-      </w:r>
-    </w:p>
-    <w:p>
-      <w:pPr>
-        <w:pStyle w:val="ListBullet"/>
-        <w:spacing w:line="240" w:lineRule="auto"/>
-        <w:ind w:left="720"/>
-      </w:pPr>
-      <w:r>
-        <w:rPr>
-          <w:lang w:val="zh_TW" w:bidi="zh_TW"/>
-        </w:rPr>
-      </w:r>
-      <w:r>
-        <w:rPr>
-          <w:lang w:val="zh_TW" w:bidi="zh_TW"/>
-        </w:rPr>
-        <w:t>赫人</w:t>
-      </w:r>
-    </w:p>
-    <w:p>
-      <w:pPr>
-        <w:pStyle w:val="ListBullet"/>
-        <w:spacing w:line="240" w:lineRule="auto"/>
-        <w:ind w:left="720"/>
-      </w:pPr>
-      <w:r>
-        <w:rPr>
-          <w:lang w:val="zh_TW" w:bidi="zh_TW"/>
-        </w:rPr>
-      </w:r>
-      <w:r>
-        <w:rPr>
-          <w:lang w:val="zh_TW" w:bidi="zh_TW"/>
-        </w:rPr>
-        <w:t>亞述</w:t>
-      </w:r>
-    </w:p>
-    <w:p>
-      <w:pPr>
-        <w:pStyle w:val="ListBullet"/>
-        <w:spacing w:line="240" w:lineRule="auto"/>
-        <w:ind w:left="720"/>
-      </w:pPr>
-      <w:r>
-        <w:rPr>
-          <w:lang w:val="zh_TW" w:bidi="zh_TW"/>
-        </w:rPr>
-      </w:r>
-      <w:r>
-        <w:rPr>
-          <w:lang w:val="zh_TW" w:bidi="zh_TW"/>
-        </w:rPr>
-        <w:t>巴比倫</w:t>
-      </w:r>
-    </w:p>
-    <w:p>
-      <w:pPr>
-        <w:pStyle w:val="ListBullet"/>
-        <w:spacing w:line="240" w:lineRule="auto"/>
-        <w:ind w:left="720"/>
-      </w:pPr>
-      <w:r>
-        <w:rPr>
-          <w:lang w:val="zh_TW" w:bidi="zh_TW"/>
-        </w:rPr>
-      </w:r>
-      <w:r>
-        <w:rPr>
-          <w:lang w:val="zh_TW" w:bidi="zh_TW"/>
-        </w:rPr>
-        <w:t>波斯</w:t>
-      </w:r>
-    </w:p>
-    <w:p>
-      <w:pPr>
-        <w:pStyle w:val="ListBullet"/>
-        <w:spacing w:line="240" w:lineRule="auto"/>
-        <w:ind w:left="720"/>
-      </w:pPr>
-      <w:r>
-        <w:rPr>
-          <w:lang w:val="zh_TW" w:bidi="zh_TW"/>
-        </w:rPr>
-      </w:r>
-      <w:r>
-        <w:rPr>
-          <w:lang w:val="zh_TW" w:bidi="zh_TW"/>
-        </w:rPr>
-        <w:t>希臘（也稱為希臘化〔Hellenistic〕）</w:t>
-      </w:r>
-    </w:p>
-    <w:p>
-      <w:pPr>
-        <w:pStyle w:val="ListBullet"/>
-        <w:spacing w:line="240" w:lineRule="auto"/>
-        <w:ind w:left="720"/>
-      </w:pPr>
-      <w:r>
-        <w:rPr>
-          <w:lang w:val="zh_TW" w:bidi="zh_TW"/>
-        </w:rPr>
-      </w:r>
-      <w:r>
-        <w:rPr>
-          <w:lang w:val="zh_TW" w:bidi="zh_TW"/>
-        </w:rPr>
-        <w:t>羅馬</w:t>
-      </w:r>
-    </w:p>
-    <w:p>
-      <w:pPr>
-        <w:pStyle w:val="Heading3"/>
-      </w:pPr>
-      <w:r>
-        <w:rPr>
-          <w:lang w:val="zh_TW" w:bidi="zh_TW"/>
-        </w:rPr>
-        <w:t>聖經中的美索不達米亞</w:t>
+        <w:t>麥基洗德比亞伯拉罕（利未的父親）更偉大，因為麥基洗德給予亞伯拉罕禮物並祝福他，並從他那裡接受了什一奉獻（</w:t>
+      </w:r>
+      <w:hyperlink r:id="rId38">
+        <w:r>
+          <w:rPr>
+            <w:lang w:val="zh_TW" w:bidi="zh_TW"/>
+          </w:rPr>
+          <w:rPr>
+            <w:color w:val="0000EE"/>
+            <w:u w:val="single"/>
+          </w:rPr>
+          <w:t>來7:4–10</w:t>
+        </w:r>
+      </w:hyperlink>
+      <w:r>
+        <w:rPr>
+          <w:lang w:val="zh_TW" w:bidi="zh_TW"/>
+        </w:rPr>
+        <w:t>）。大衛王寫道，將會有一種像麥基洗德的新祭司出現，這表明祭司（來自利未的家族）無法滿足神的子民所需的一切（</w:t>
+      </w:r>
+      <w:hyperlink r:id="rId39">
+        <w:r>
+          <w:rPr>
+            <w:lang w:val="zh_TW" w:bidi="zh_TW"/>
+          </w:rPr>
+          <w:rPr>
+            <w:color w:val="0000EE"/>
+            <w:u w:val="single"/>
+          </w:rPr>
+          <w:t>來7:11–19</w:t>
+        </w:r>
+      </w:hyperlink>
+      <w:r>
+        <w:rPr>
+          <w:lang w:val="zh_TW" w:bidi="zh_TW"/>
+        </w:rPr>
+        <w:t>）。神特別應許耶穌將會成為這種祭司，這是神未曾對利未祭司做過的（</w:t>
+      </w:r>
+      <w:hyperlink r:id="rId40">
+        <w:r>
+          <w:rPr>
+            <w:lang w:val="zh_TW" w:bidi="zh_TW"/>
+          </w:rPr>
+          <w:rPr>
+            <w:color w:val="0000EE"/>
+            <w:u w:val="single"/>
+          </w:rPr>
+          <w:t>來7:20–22</w:t>
+        </w:r>
+      </w:hyperlink>
+      <w:r>
+        <w:rPr>
+          <w:lang w:val="zh_TW" w:bidi="zh_TW"/>
+        </w:rPr>
+        <w:t>）。與那些去世並需要被替換的利未祭司截然不同，這種新的祭司職份將永遠持續下去（</w:t>
+      </w:r>
+      <w:hyperlink r:id="rId41">
+        <w:r>
+          <w:rPr>
+            <w:lang w:val="zh_TW" w:bidi="zh_TW"/>
+          </w:rPr>
+          <w:rPr>
+            <w:color w:val="0000EE"/>
+            <w:u w:val="single"/>
+          </w:rPr>
+          <w:t>來7:23–25</w:t>
+        </w:r>
+      </w:hyperlink>
+      <w:r>
+        <w:rPr>
+          <w:lang w:val="zh_TW" w:bidi="zh_TW"/>
+        </w:rPr>
+        <w:t>）。</w:t>
       </w:r>
     </w:p>
     <w:p>
@@ -1199,9 +1149,33 @@
         <w:rPr>
           <w:lang w:val="zh_TW" w:bidi="zh_TW"/>
         </w:rPr>
-        <w:t>舊約稱美索不達米亞為「亞蘭一納哈拉音（Aram-naharaim）」，意指「兩河的亞蘭」。亞伯拉罕曾差派僕人往亞蘭一納哈拉音為以撒找妻子（</w:t>
-      </w:r>
-      <w:hyperlink r:id="rId47">
+        <w:t>一些聖經學者提出，麥基洗德可能是耶穌在成為人之前，於舊約聖經中出現（這被稱為「基督顯現」</w:t>
+      </w:r>
+      <w:r>
+        <w:rPr>
+          <w:lang w:val="zh_TW" w:bidi="zh_TW"/>
+        </w:rPr>
+        <w:t>〔</w:t>
+      </w:r>
+      <w:r>
+        <w:rPr>
+          <w:lang w:val="zh_TW" w:bidi="zh_TW"/>
+        </w:rPr>
+        <w:t>Christophany</w:t>
+      </w:r>
+      <w:r>
+        <w:rPr>
+          <w:lang w:val="zh_TW" w:bidi="zh_TW"/>
+        </w:rPr>
+        <w:t>〕</w:t>
+      </w:r>
+      <w:r>
+        <w:rPr>
+          <w:lang w:val="zh_TW" w:bidi="zh_TW"/>
+        </w:rPr>
+        <w:t>）。他們這樣認為，是因為</w:t>
+      </w:r>
+      <w:hyperlink r:id="rId32">
         <w:r>
           <w:rPr>
             <w:lang w:val="zh_TW" w:bidi="zh_TW"/>
@@ -1210,32 +1184,14 @@
             <w:color w:val="0000EE"/>
             <w:u w:val="single"/>
           </w:rPr>
-          <w:t>創24:10</w:t>
+          <w:t>希伯來書七章3節</w:t>
         </w:r>
       </w:hyperlink>
       <w:r>
         <w:rPr>
           <w:lang w:val="zh_TW" w:bidi="zh_TW"/>
         </w:rPr>
-        <w:t>；譯註：和合本譯美索不達米亞）。有些人認為「兩河」是指幼發拉底河和幼發拉底河中，一條名為哈布爾河（Khabur）的支流。雅各的故事中則並未使用「亞蘭一納哈拉音」這個詞，而是稱該地區為「巴旦‧亞蘭」，即「亞蘭的田野（或花園）」（</w:t>
-      </w:r>
-      <w:hyperlink r:id="rId48">
-        <w:r>
-          <w:rPr>
-            <w:lang w:val="zh_TW" w:bidi="zh_TW"/>
-          </w:rPr>
-          <w:rPr>
-            <w:color w:val="0000EE"/>
-            <w:u w:val="single"/>
-          </w:rPr>
-          <w:t>創28:2</w:t>
-        </w:r>
-      </w:hyperlink>
-      <w:r>
-        <w:rPr>
-          <w:lang w:val="zh_TW" w:bidi="zh_TW"/>
-        </w:rPr>
-        <w:t>）。</w:t>
+        <w:t>提到麥基洗德沒有父母、祖先、出生或死亡的記錄。</w:t>
       </w:r>
     </w:p>
     <w:p>
@@ -1249,73 +1205,7 @@
         <w:rPr>
           <w:lang w:val="zh_TW" w:bidi="zh_TW"/>
         </w:rPr>
-        <w:t>比珥的兒子巴蘭出自美索不達米亞的毗奪（</w:t>
-      </w:r>
-      <w:hyperlink r:id="rId49">
-        <w:r>
-          <w:rPr>
-            <w:lang w:val="zh_TW" w:bidi="zh_TW"/>
-          </w:rPr>
-          <w:rPr>
-            <w:color w:val="0000EE"/>
-            <w:u w:val="single"/>
-          </w:rPr>
-          <w:t>申23:4</w:t>
-        </w:r>
-      </w:hyperlink>
-      <w:r>
-        <w:rPr>
-          <w:lang w:val="zh_TW" w:bidi="zh_TW"/>
-        </w:rPr>
-        <w:t>）。在士師時期，美索不達米亞王古珊‧利薩田（</w:t>
-      </w:r>
-      <w:r>
-        <w:rPr>
-          <w:lang w:val="zh_TW" w:bidi="zh_TW"/>
-        </w:rPr>
-        <w:t>Cushan-rishathaim</w:t>
-      </w:r>
-      <w:r>
-        <w:rPr>
-          <w:lang w:val="zh_TW" w:bidi="zh_TW"/>
-        </w:rPr>
-        <w:t>）曾壓迫以色列人八年，直到神藉著俄陀聶拯救他們（</w:t>
-      </w:r>
-      <w:hyperlink r:id="rId50">
-        <w:r>
-          <w:rPr>
-            <w:lang w:val="zh_TW" w:bidi="zh_TW"/>
-          </w:rPr>
-          <w:rPr>
-            <w:color w:val="0000EE"/>
-            <w:u w:val="single"/>
-          </w:rPr>
-          <w:t>士3:8</w:t>
-        </w:r>
-      </w:hyperlink>
-      <w:r>
-        <w:rPr>
-          <w:lang w:val="zh_TW" w:bidi="zh_TW"/>
-        </w:rPr>
-        <w:t>–</w:t>
-      </w:r>
-      <w:hyperlink r:id="rId50">
-        <w:r>
-          <w:rPr>
-            <w:lang w:val="zh_TW" w:bidi="zh_TW"/>
-          </w:rPr>
-          <w:rPr>
-            <w:color w:val="0000EE"/>
-            <w:u w:val="single"/>
-          </w:rPr>
-          <w:t>10</w:t>
-        </w:r>
-      </w:hyperlink>
-      <w:r>
-        <w:rPr>
-          <w:lang w:val="zh_TW" w:bidi="zh_TW"/>
-        </w:rPr>
-        <w:t>）。</w:t>
+        <w:t>然而，我們宜理解這節經文為麥基洗德以一種特殊的方式成為祭司。神直接揀選了他，不像利未人因為出生在特定的家庭而成為祭司。麥基洗德就像是耶穌後來作為祭司的一個預表或例子。</w:t>
       </w:r>
     </w:p>
     <w:p>
@@ -1329,9 +1219,21 @@
         <w:rPr>
           <w:lang w:val="zh_TW" w:bidi="zh_TW"/>
         </w:rPr>
-        <w:t>亞捫人因羞辱大衛的使者，擔心他會入侵，於是從美索不達米亞雇來戰車以增強軍力（</w:t>
-      </w:r>
-      <w:hyperlink r:id="rId51">
+        <w:t>希伯來書說麥基洗德是「</w:t>
+      </w:r>
+      <w:r>
+        <w:rPr>
+          <w:lang w:val="zh_TW" w:bidi="zh_TW"/>
+        </w:rPr>
+        <w:t>與神的兒子相似</w:t>
+      </w:r>
+      <w:r>
+        <w:rPr>
+          <w:lang w:val="zh_TW" w:bidi="zh_TW"/>
+        </w:rPr>
+        <w:t>」（</w:t>
+      </w:r>
+      <w:hyperlink r:id="rId32">
         <w:r>
           <w:rPr>
             <w:lang w:val="zh_TW" w:bidi="zh_TW"/>
@@ -1340,14 +1242,14 @@
             <w:color w:val="0000EE"/>
             <w:u w:val="single"/>
           </w:rPr>
-          <w:t>代上19:6</w:t>
+          <w:t>來7:3</w:t>
         </w:r>
       </w:hyperlink>
       <w:r>
         <w:rPr>
           <w:lang w:val="zh_TW" w:bidi="zh_TW"/>
         </w:rPr>
-        <w:t>）。</w:t>
+        <w:t>）。這表明麥基洗德與耶穌相似，但實際上並不是耶穌本人。</w:t>
       </w:r>
     </w:p>
     <w:p>
@@ -1359,11 +1261,109 @@
       </w:r>
       <w:r>
         <w:rPr>
-          <w:lang w:val="zh_TW" w:bidi="zh_TW"/>
-        </w:rPr>
-        <w:t>在新約中，美索不達米亞僅出現兩次。五旬節那天，有來自美索不達米亞的人在場 （</w:t>
-      </w:r>
-      <w:hyperlink r:id="rId52">
+          <w:i/>
+          <w:lang w:val="zh_TW" w:bidi="zh_TW"/>
+        </w:rPr>
+        <w:t>另見</w:t>
+      </w:r>
+      <w:r>
+        <w:rPr>
+          <w:lang w:val="zh_TW" w:bidi="zh_TW"/>
+        </w:rPr>
+        <w:t xml:space="preserve"> </w:t>
+      </w:r>
+      <w:r>
+        <w:rPr>
+          <w:lang w:val="zh_TW" w:bidi="zh_TW"/>
+        </w:rPr>
+        <w:t>希伯來書</w:t>
+      </w:r>
+      <w:r>
+        <w:rPr>
+          <w:lang w:val="zh_TW" w:bidi="zh_TW"/>
+        </w:rPr>
+        <w:t>，</w:t>
+      </w:r>
+      <w:r>
+        <w:rPr>
+          <w:lang w:val="zh_TW" w:bidi="zh_TW"/>
+        </w:rPr>
+        <w:t>祭司和利未人</w:t>
+      </w:r>
+      <w:r>
+        <w:rPr>
+          <w:lang w:val="zh_TW" w:bidi="zh_TW"/>
+        </w:rPr>
+        <w:t>。</w:t>
+      </w:r>
+      <w:r>
+        <w:rPr>
+          <w:lang w:val="zh_TW" w:bidi="zh_TW"/>
+        </w:rPr>
+      </w:r>
+      <w:r>
+        <w:rPr>
+          <w:lang w:val="zh_TW" w:bidi="zh_TW"/>
+        </w:rPr>
+      </w:r>
+    </w:p>
+    <w:p>
+      <w:pPr/>
+      <w:r>
+        <w:rPr>
+          <w:lang w:val="zh_TW" w:bidi="zh_TW"/>
+        </w:rPr>
+      </w:r>
+    </w:p>
+    <w:p>
+      <w:pPr>
+        <w:pStyle w:val="Heading2"/>
+      </w:pPr>
+      <w:r>
+        <w:rPr>
+          <w:lang w:val="zh_TW" w:bidi="zh_TW"/>
+        </w:rPr>
+        <w:t>麥西</w:t>
+      </w:r>
+      <w:r>
+        <w:rPr>
+          <w:lang w:val="zh_TW" w:bidi="zh_TW"/>
+        </w:rPr>
+      </w:r>
+    </w:p>
+    <w:p>
+      <w:pPr>
+        <w:pStyle w:val="Heading2"/>
+      </w:pPr>
+      <w:r>
+        <w:rPr>
+          <w:lang w:val="zh_TW" w:bidi="zh_TW"/>
+        </w:rPr>
+        <w:t>麥西</w:t>
+      </w:r>
+    </w:p>
+    <w:p>
+      <w:pPr/>
+      <w:r>
+        <w:rPr>
+          <w:lang w:val="zh_TW" w:bidi="zh_TW"/>
+        </w:rPr>
+      </w:r>
+      <w:r>
+        <w:rPr>
+          <w:lang w:val="zh_TW" w:bidi="zh_TW"/>
+        </w:rPr>
+        <w:t>麥西是一個希伯來字詞，指的是埃及地或埃及人民。然而，一些學者認為，麥西指的是位於以東邊界或敘利亞北部的一個地方。</w:t>
+      </w:r>
+    </w:p>
+    <w:p>
+      <w:pPr/>
+      <w:r>
+        <w:rPr>
+          <w:lang w:val="zh_TW" w:bidi="zh_TW"/>
+        </w:rPr>
+      </w:r>
+      <w:hyperlink r:id="rId42">
         <w:r>
           <w:rPr>
             <w:lang w:val="zh_TW" w:bidi="zh_TW"/>
@@ -1372,16 +1372,16 @@
             <w:color w:val="0000EE"/>
             <w:u w:val="single"/>
           </w:rPr>
-          <w:t>徒2:9</w:t>
+          <w:t>創世記十章6節</w:t>
         </w:r>
       </w:hyperlink>
       <w:r>
         <w:rPr>
           <w:lang w:val="zh_TW" w:bidi="zh_TW"/>
         </w:rPr>
-        <w:t>）。司提反在公會的辯護中說到，亞伯拉罕在搬到哈蘭之前，曾住在美索不達米亞 （</w:t>
-      </w:r>
-      <w:hyperlink r:id="rId53">
+        <w:t>指出麥西（埃及）是含的兒子之一，定居於迦南以南。</w:t>
+      </w:r>
+      <w:hyperlink r:id="rId43">
         <w:r>
           <w:rPr>
             <w:lang w:val="zh_TW" w:bidi="zh_TW"/>
@@ -1390,10 +1390,16 @@
             <w:color w:val="0000EE"/>
             <w:u w:val="single"/>
           </w:rPr>
-          <w:t>徒7:2；</w:t>
+          <w:t>創世記十章14節</w:t>
         </w:r>
       </w:hyperlink>
-      <w:hyperlink r:id="rId54">
+      <w:r>
+        <w:rPr>
+          <w:lang w:val="zh_TW" w:bidi="zh_TW"/>
+        </w:rPr>
+        <w:t>和</w:t>
+      </w:r>
+      <w:hyperlink r:id="rId44">
         <w:r>
           <w:rPr>
             <w:lang w:val="zh_TW" w:bidi="zh_TW"/>
@@ -1402,21 +1408,54 @@
             <w:color w:val="0000EE"/>
             <w:u w:val="single"/>
           </w:rPr>
-          <w:t>創11:31</w:t>
+          <w:t>以賽亞書十一章11節</w:t>
         </w:r>
       </w:hyperlink>
-      <w:hyperlink r:id="rId53">
-        <w:r>
-          <w:rPr>
-            <w:lang w:val="zh_TW" w:bidi="zh_TW"/>
-          </w:rPr>
-          <w:rPr>
-            <w:color w:val="0000EE"/>
-            <w:u w:val="single"/>
-          </w:rPr>
-          <w:t>）。</w:t>
-        </w:r>
-      </w:hyperlink>
+      <w:r>
+        <w:rPr>
+          <w:lang w:val="zh_TW" w:bidi="zh_TW"/>
+        </w:rPr>
+        <w:t>區分了埃及和</w:t>
+      </w:r>
+      <w:r>
+        <w:rPr>
+          <w:lang w:val="zh_TW" w:bidi="zh_TW"/>
+        </w:rPr>
+        <w:t>帕斯魯細</w:t>
+      </w:r>
+      <w:r>
+        <w:rPr>
+          <w:lang w:val="zh_TW" w:bidi="zh_TW"/>
+        </w:rPr>
+        <w:t>（上埃及）。上埃及是埃及聯合王國的南半部。已知有近七百個關於麥西的參考資料。但大多資料並未明確地區分埃及王國的南北兩部分，而是泛指整個埃及地。</w:t>
+      </w:r>
+    </w:p>
+    <w:p>
+      <w:pPr/>
+      <w:r>
+        <w:rPr>
+          <w:lang w:val="zh_TW" w:bidi="zh_TW"/>
+        </w:rPr>
+      </w:r>
+      <w:r>
+        <w:rPr>
+          <w:i/>
+          <w:lang w:val="zh_TW" w:bidi="zh_TW"/>
+        </w:rPr>
+        <w:t>另見</w:t>
+      </w:r>
+      <w:r>
+        <w:rPr>
+          <w:lang w:val="zh_TW" w:bidi="zh_TW"/>
+        </w:rPr>
+        <w:t>埃及，埃及人</w:t>
+      </w:r>
+      <w:r>
+        <w:rPr>
+          <w:lang w:val="zh_TW" w:bidi="zh_TW"/>
+        </w:rPr>
+        <w:t>。</w:t>
+      </w:r>
       <w:r>
         <w:rPr>
           <w:lang w:val="zh_TW" w:bidi="zh_TW"/>
@@ -3317,6 +3356,12 @@
   </w:num>
   <w:num w:numId="13" w16cid:durableId="592781308">
     <w:abstractNumId w:val="11"/>
+  </w:num>
+  <w:num w:numId="14">
+    <w:abstractNumId w:val="3"/>
+    <w:lvlOverride w:ilvl="0">
+      <w:startOverride w:val="1"/>
+    </w:lvlOverride>
   </w:num>
   <w:numIdMacAtCleanup w:val="10"/>
 </w:numbering>

--- a/zht/docx/102.content.docx
+++ b/zht/docx/102.content.docx
@@ -149,7 +149,7 @@
         <w:rPr>
           <w:lang w:val="zh_TW" w:bidi="zh_TW"/>
         </w:rPr>
-        <w:t>mai</w:t>
+        <w:t>luo</w:t>
       </w:r>
       <w:r>
         <w:rPr>
@@ -212,7 +212,7 @@
         <w:rPr>
           <w:lang w:val="zh_TW" w:bidi="zh_TW"/>
         </w:rPr>
-        <w:t>麥比拉</w:t>
+        <w:t>羅單</w:t>
       </w:r>
       <w:r>
         <w:rPr>
@@ -231,7 +231,7 @@
         <w:rPr>
           <w:lang w:val="zh_TW" w:bidi="zh_TW"/>
         </w:rPr>
-        <w:t>這是靠近幔利、在希伯崙境內的一小塊樹林地和一個有兩個洞室的洞穴。亞伯拉罕買下這地方，作為撒拉的墳地。賣地的人是赫人以弗崙，價格是400舍客勒銀子（</w:t>
+        <w:t>雅完的第四個兒子，也是挪亞經由雅弗家系的後裔（譯註：和合本譯為「多單」；</w:t>
       </w:r>
       <w:hyperlink r:id="rId13">
         <w:r>
@@ -242,14 +242,14 @@
             <w:color w:val="0000EE"/>
             <w:u w:val="single"/>
           </w:rPr>
-          <w:t>創23:8–19</w:t>
+          <w:t>代上1:7</w:t>
         </w:r>
       </w:hyperlink>
       <w:r>
         <w:rPr>
           <w:lang w:val="zh_TW" w:bidi="zh_TW"/>
         </w:rPr>
-        <w:t>）。後來，亞伯拉罕（</w:t>
+        <w:t>）。在</w:t>
       </w:r>
       <w:hyperlink r:id="rId14">
         <w:r>
@@ -260,14 +260,62 @@
             <w:color w:val="0000EE"/>
             <w:u w:val="single"/>
           </w:rPr>
-          <w:t>25:9</w:t>
+          <w:t>創世記十章4節</w:t>
         </w:r>
       </w:hyperlink>
       <w:r>
         <w:rPr>
           <w:lang w:val="zh_TW" w:bidi="zh_TW"/>
         </w:rPr>
-        <w:t>）、以撒和利百加（</w:t>
+        <w:t>中有另一個拼法為「Dodanim（多單）」，這可能是一個抄寫員的錯誤。這兩個詞（譯註：和合本皆譯為「多單」）可能都是指愛琴海（the Aegean Sea）中羅底（Rhodes）及其鄰近島嶼的希臘民族。</w:t>
+      </w:r>
+      <w:r>
+        <w:rPr>
+          <w:lang w:val="zh_TW" w:bidi="zh_TW"/>
+        </w:rPr>
+      </w:r>
+      <w:r>
+        <w:rPr>
+          <w:lang w:val="zh_TW" w:bidi="zh_TW"/>
+        </w:rPr>
+      </w:r>
+    </w:p>
+    <w:p>
+      <w:pPr/>
+      <w:r>
+        <w:rPr>
+          <w:lang w:val="zh_TW" w:bidi="zh_TW"/>
+        </w:rPr>
+      </w:r>
+    </w:p>
+    <w:p>
+      <w:pPr>
+        <w:pStyle w:val="Heading2"/>
+      </w:pPr>
+      <w:r>
+        <w:rPr>
+          <w:lang w:val="zh_TW" w:bidi="zh_TW"/>
+        </w:rPr>
+        <w:t>羅得</w:t>
+      </w:r>
+      <w:r>
+        <w:rPr>
+          <w:lang w:val="zh_TW" w:bidi="zh_TW"/>
+        </w:rPr>
+      </w:r>
+    </w:p>
+    <w:p>
+      <w:pPr/>
+      <w:r>
+        <w:rPr>
+          <w:lang w:val="zh_TW" w:bidi="zh_TW"/>
+        </w:rPr>
+      </w:r>
+      <w:r>
+        <w:rPr>
+          <w:lang w:val="zh_TW" w:bidi="zh_TW"/>
+        </w:rPr>
+        <w:t>亞伯拉罕的姪兒，也是摩押人與亞捫人的祖先。羅得與亞伯拉罕一樣出生於吾珥。在羅得的父親死後，祂由祖父他拉照顧；他也隨他拉與叔叔亞伯蘭一同前往哈蘭（</w:t>
       </w:r>
       <w:hyperlink r:id="rId15">
         <w:r>
@@ -278,14 +326,40 @@
             <w:color w:val="0000EE"/>
             <w:u w:val="single"/>
           </w:rPr>
-          <w:t>49:30–31</w:t>
+          <w:t>創11:27–32</w:t>
         </w:r>
       </w:hyperlink>
       <w:r>
         <w:rPr>
           <w:lang w:val="zh_TW" w:bidi="zh_TW"/>
         </w:rPr>
-        <w:t>），以及雅各（</w:t>
+        <w:t>）。他拉去世後，羅得與亞伯蘭同行進入迦南，後又下到埃及，之後再返回迦南地。</w:t>
+      </w:r>
+    </w:p>
+    <w:p>
+      <w:pPr/>
+      <w:r>
+        <w:rPr>
+          <w:lang w:val="zh_TW" w:bidi="zh_TW"/>
+        </w:rPr>
+      </w:r>
+      <w:r>
+        <w:rPr>
+          <w:lang w:val="zh_TW" w:bidi="zh_TW"/>
+        </w:rPr>
+        <w:t>回到迦南後，羅得與亞伯蘭的牲畜眾多，已無法在同一地區共同居住。亞伯蘭以寬厚的態度讓羅得先選擇居住之地；羅得選了約旦河谷，因那裡土地肥美，適合耕種。在神的審判降臨此地以前，這個山谷美麗如同「</w:t>
+      </w:r>
+      <w:r>
+        <w:rPr>
+          <w:lang w:val="zh_TW" w:bidi="zh_TW"/>
+        </w:rPr>
+        <w:t>耶和華的園子</w:t>
+      </w:r>
+      <w:r>
+        <w:rPr>
+          <w:lang w:val="zh_TW" w:bidi="zh_TW"/>
+        </w:rPr>
+        <w:t>」（</w:t>
       </w:r>
       <w:hyperlink r:id="rId16">
         <w:r>
@@ -296,14 +370,14 @@
             <w:color w:val="0000EE"/>
             <w:u w:val="single"/>
           </w:rPr>
-          <w:t>50:13</w:t>
+          <w:t>創13:10</w:t>
         </w:r>
       </w:hyperlink>
       <w:r>
         <w:rPr>
           <w:lang w:val="zh_TW" w:bidi="zh_TW"/>
         </w:rPr>
-        <w:t>）也葬在這裡。</w:t>
+        <w:t>）。羅得遂搬入所多瑪城，並逐漸捲入那城所行的惡事之中。</w:t>
       </w:r>
     </w:p>
     <w:p>
@@ -317,7 +391,7 @@
         <w:rPr>
           <w:lang w:val="zh_TW" w:bidi="zh_TW"/>
         </w:rPr>
-        <w:t>如果將亞伯拉罕購買麥比拉的細節與赫人的律法作比較，就能顯示出</w:t>
+        <w:t>羅得住在所多瑪期間，來自美索不達米亞的四王打帶了包含所多瑪在內的鄰近五城的王。這些王很可能是統治小型城邦的領主。他們擄走羅得一家及財物。亞伯蘭聽見後率人前往營救，在大馬士革以北的何把擊敗入侵的王，奪回被擄者與掠物 （</w:t>
       </w:r>
       <w:hyperlink r:id="rId17">
         <w:r>
@@ -328,24 +402,14 @@
             <w:color w:val="0000EE"/>
             <w:u w:val="single"/>
           </w:rPr>
-          <w:t>創世記二十三章</w:t>
+          <w:t>創14章</w:t>
         </w:r>
       </w:hyperlink>
       <w:r>
         <w:rPr>
           <w:lang w:val="zh_TW" w:bidi="zh_TW"/>
         </w:rPr>
-        <w:t>這段敘事相當可靠。經文特別提到連田間四圍的樹木也包括在交易之內，又按著當時買賣雙方所認可的估價來秤銀子，並且在城門口有見證人，使這筆交易正式公諸於眾。這些細節都符合赫人的律法；而族長時代之後的人本來很可能已經忘記了這類律法。公元前700年以前，錢幣還不是流通的媒介。敘事暗示亞伯拉罕時代的舍客勒是一種重量單位，而不是錢幣，這也顯示這段買賣的記載寫於相當早的年代。</w:t>
-      </w:r>
-      <w:r>
-        <w:rPr>
-          <w:lang w:val="zh_TW" w:bidi="zh_TW"/>
-        </w:rPr>
-      </w:r>
-      <w:r>
-        <w:rPr>
-          <w:lang w:val="zh_TW" w:bidi="zh_TW"/>
-        </w:rPr>
+        <w:t>）。</w:t>
       </w:r>
     </w:p>
     <w:p>
@@ -355,35 +419,11 @@
           <w:lang w:val="zh_TW" w:bidi="zh_TW"/>
         </w:rPr>
       </w:r>
-    </w:p>
-    <w:p>
-      <w:pPr>
-        <w:pStyle w:val="Heading2"/>
-      </w:pPr>
-      <w:r>
-        <w:rPr>
-          <w:lang w:val="zh_TW" w:bidi="zh_TW"/>
-        </w:rPr>
-        <w:t>麥基洗德</w:t>
-      </w:r>
-      <w:r>
-        <w:rPr>
-          <w:lang w:val="zh_TW" w:bidi="zh_TW"/>
-        </w:rPr>
-      </w:r>
-    </w:p>
-    <w:p>
-      <w:pPr/>
-      <w:r>
-        <w:rPr>
-          <w:lang w:val="zh_TW" w:bidi="zh_TW"/>
-        </w:rPr>
-      </w:r>
-      <w:r>
-        <w:rPr>
-          <w:lang w:val="zh_TW" w:bidi="zh_TW"/>
-        </w:rPr>
-        <w:t>一位神秘的聖經人物，其名字意為「公義之王」。麥基洗德既是祭司又是王，他首次在</w:t>
+      <w:r>
+        <w:rPr>
+          <w:lang w:val="zh_TW" w:bidi="zh_TW"/>
+        </w:rPr>
+        <w:t>後來，兩位天使來到索多瑪，催促羅得在城市被毀滅之前離開。當地的居民試圖襲擊這些訪客時，顯示出所多瑪的邪惡行為表露無遺。羅得竟提議讓眾人傷害自己的女兒，這顯示出他長期生活在邪惡之地已對他產生影響。羅得起初不願離開所多瑪，他的未來女婿也拒絕與他同行。他的妻子在離開時回頭看了城市，上帝便將她變成鹽柱（</w:t>
       </w:r>
       <w:hyperlink r:id="rId18">
         <w:r>
@@ -394,14 +434,28 @@
             <w:color w:val="0000EE"/>
             <w:u w:val="single"/>
           </w:rPr>
-          <w:t>創世記十四章18至20節</w:t>
+          <w:t>創19章</w:t>
         </w:r>
       </w:hyperlink>
       <w:r>
         <w:rPr>
           <w:lang w:val="zh_TW" w:bidi="zh_TW"/>
         </w:rPr>
-        <w:t>出現，也在</w:t>
+        <w:t>）。</w:t>
+      </w:r>
+    </w:p>
+    <w:p>
+      <w:pPr/>
+      <w:r>
+        <w:rPr>
+          <w:lang w:val="zh_TW" w:bidi="zh_TW"/>
+        </w:rPr>
+      </w:r>
+      <w:r>
+        <w:rPr>
+          <w:lang w:val="zh_TW" w:bidi="zh_TW"/>
+        </w:rPr>
+        <w:t>接下來發生的事情非常令人不安：羅得的兩個女兒以為她們永遠找不到丈夫，便將父親灌醉，與他同寢，她們各生一子；一名為摩押，另一名為便‧亞米。這兩人後來成為摩押人與亞捫人的祖先；兩族在後世常與以色列為敵（</w:t>
       </w:r>
       <w:hyperlink r:id="rId19">
         <w:r>
@@ -412,14 +466,28 @@
             <w:color w:val="0000EE"/>
             <w:u w:val="single"/>
           </w:rPr>
-          <w:t>詩篇一百一十篇4節</w:t>
+          <w:t>創19:30–38</w:t>
         </w:r>
       </w:hyperlink>
       <w:r>
         <w:rPr>
           <w:lang w:val="zh_TW" w:bidi="zh_TW"/>
         </w:rPr>
-        <w:t>和</w:t>
+        <w:t>）。</w:t>
+      </w:r>
+    </w:p>
+    <w:p>
+      <w:pPr/>
+      <w:r>
+        <w:rPr>
+          <w:lang w:val="zh_TW" w:bidi="zh_TW"/>
+        </w:rPr>
+      </w:r>
+      <w:r>
+        <w:rPr>
+          <w:lang w:val="zh_TW" w:bidi="zh_TW"/>
+        </w:rPr>
+        <w:t>儘管羅得犯了許多錯誤，新約聖經仍稱他為「義人」（</w:t>
       </w:r>
       <w:hyperlink r:id="rId20">
         <w:r>
@@ -430,14 +498,14 @@
             <w:color w:val="0000EE"/>
             <w:u w:val="single"/>
           </w:rPr>
-          <w:t>希伯來書五章10節</w:t>
+          <w:t>彼後2:7–9</w:t>
         </w:r>
       </w:hyperlink>
       <w:r>
         <w:rPr>
           <w:lang w:val="zh_TW" w:bidi="zh_TW"/>
         </w:rPr>
-        <w:t>，</w:t>
+        <w:t>）。這意味著因為羅得信靠神，神接納了他。雖然也有人質疑羅得的故事與所多瑪被毀是否為真實歷史，但耶穌親自提及這些事件，表明了其真實性（</w:t>
       </w:r>
       <w:hyperlink r:id="rId21">
         <w:r>
@@ -448,14 +516,100 @@
             <w:color w:val="0000EE"/>
             <w:u w:val="single"/>
           </w:rPr>
-          <w:t>六章20節</w:t>
+          <w:t>路17:28–29</w:t>
         </w:r>
       </w:hyperlink>
       <w:r>
         <w:rPr>
           <w:lang w:val="zh_TW" w:bidi="zh_TW"/>
         </w:rPr>
-        <w:t>，</w:t>
+        <w:t>）。</w:t>
+      </w:r>
+    </w:p>
+    <w:p>
+      <w:pPr/>
+      <w:r>
+        <w:rPr>
+          <w:lang w:val="zh_TW" w:bidi="zh_TW"/>
+        </w:rPr>
+      </w:r>
+      <w:r>
+        <w:rPr>
+          <w:i/>
+          <w:lang w:val="zh_TW" w:bidi="zh_TW"/>
+        </w:rPr>
+        <w:t>另見</w:t>
+      </w:r>
+      <w:r>
+        <w:rPr>
+          <w:lang w:val="zh_TW" w:bidi="zh_TW"/>
+        </w:rPr>
+        <w:t>所多瑪和蛾摩拉</w:t>
+      </w:r>
+      <w:r>
+        <w:rPr>
+          <w:lang w:val="zh_TW" w:bidi="zh_TW"/>
+        </w:rPr>
+        <w:t>。</w:t>
+      </w:r>
+      <w:r>
+        <w:rPr>
+          <w:lang w:val="zh_TW" w:bidi="zh_TW"/>
+        </w:rPr>
+      </w:r>
+      <w:r>
+        <w:rPr>
+          <w:lang w:val="zh_TW" w:bidi="zh_TW"/>
+        </w:rPr>
+      </w:r>
+    </w:p>
+    <w:p>
+      <w:pPr/>
+      <w:r>
+        <w:rPr>
+          <w:lang w:val="zh_TW" w:bidi="zh_TW"/>
+        </w:rPr>
+      </w:r>
+    </w:p>
+    <w:p>
+      <w:pPr>
+        <w:pStyle w:val="Heading2"/>
+      </w:pPr>
+      <w:r>
+        <w:rPr>
+          <w:lang w:val="zh_TW" w:bidi="zh_TW"/>
+        </w:rPr>
+        <w:t>羅底</w:t>
+      </w:r>
+      <w:r>
+        <w:rPr>
+          <w:lang w:val="zh_TW" w:bidi="zh_TW"/>
+        </w:rPr>
+      </w:r>
+    </w:p>
+    <w:p>
+      <w:pPr>
+        <w:pStyle w:val="Heading2"/>
+      </w:pPr>
+      <w:r>
+        <w:rPr>
+          <w:lang w:val="zh_TW" w:bidi="zh_TW"/>
+        </w:rPr>
+        <w:t>羅底</w:t>
+      </w:r>
+    </w:p>
+    <w:p>
+      <w:pPr/>
+      <w:r>
+        <w:rPr>
+          <w:lang w:val="zh_TW" w:bidi="zh_TW"/>
+        </w:rPr>
+      </w:r>
+      <w:r>
+        <w:rPr>
+          <w:lang w:val="zh_TW" w:bidi="zh_TW"/>
+        </w:rPr>
+        <w:t>保羅在第三次宣教旅程返回耶路撒冷的途中，曾在羅底停靠（</w:t>
       </w:r>
       <w:hyperlink r:id="rId22">
         <w:r>
@@ -466,21 +620,16 @@
             <w:color w:val="0000EE"/>
             <w:u w:val="single"/>
           </w:rPr>
-          <w:t>七章1至17節</w:t>
+          <w:t>徒21:1</w:t>
         </w:r>
       </w:hyperlink>
       <w:r>
         <w:rPr>
           <w:lang w:val="zh_TW" w:bidi="zh_TW"/>
         </w:rPr>
-        <w:t>中被提及。</w:t>
-      </w:r>
-    </w:p>
-    <w:p>
-      <w:pPr>
-        <w:pStyle w:val="Heading3"/>
-      </w:pPr>
-      <w:hyperlink r:id="rId18">
+        <w:t>）。在</w:t>
+      </w:r>
+      <w:hyperlink r:id="rId14">
         <w:r>
           <w:rPr>
             <w:lang w:val="zh_TW" w:bidi="zh_TW"/>
@@ -489,28 +638,14 @@
             <w:color w:val="0000EE"/>
             <w:u w:val="single"/>
           </w:rPr>
-          <w:t>創世記十四章18至20節</w:t>
+          <w:t>創世記十章4節</w:t>
         </w:r>
       </w:hyperlink>
       <w:r>
         <w:rPr>
           <w:lang w:val="zh_TW" w:bidi="zh_TW"/>
         </w:rPr>
-        <w:t>中的麥基洗德</w:t>
-      </w:r>
-    </w:p>
-    <w:p>
-      <w:pPr/>
-      <w:r>
-        <w:rPr>
-          <w:lang w:val="zh_TW" w:bidi="zh_TW"/>
-        </w:rPr>
-      </w:r>
-      <w:r>
-        <w:rPr>
-          <w:lang w:val="zh_TW" w:bidi="zh_TW"/>
-        </w:rPr>
-        <w:t>基大老瑪王和其他三位來自美索不達米亞的國王，攻擊死海附近的五個城市。在這場戰役中，他們俘虜了亞伯拉罕的侄子羅得，連同他的家人和他們所有的財物（</w:t>
+        <w:t>、</w:t>
       </w:r>
       <w:hyperlink r:id="rId23">
         <w:r>
@@ -521,14 +656,120 @@
             <w:color w:val="0000EE"/>
             <w:u w:val="single"/>
           </w:rPr>
-          <w:t>創14:1–12</w:t>
+          <w:t>以西結書二十七章15節</w:t>
         </w:r>
       </w:hyperlink>
       <w:r>
         <w:rPr>
           <w:lang w:val="zh_TW" w:bidi="zh_TW"/>
         </w:rPr>
-        <w:t>）。亞伯拉罕召集了跟從他的人去追擊這些王，便擊敗了他們，救出了羅得和他的家人，並帶回了所有被奪走的財物（</w:t>
+        <w:t>和</w:t>
+      </w:r>
+      <w:hyperlink r:id="rId13">
+        <w:r>
+          <w:rPr>
+            <w:lang w:val="zh_TW" w:bidi="zh_TW"/>
+          </w:rPr>
+          <w:rPr>
+            <w:color w:val="0000EE"/>
+            <w:u w:val="single"/>
+          </w:rPr>
+          <w:t>歷代志上一章7節</w:t>
+        </w:r>
+      </w:hyperlink>
+      <w:r>
+        <w:rPr>
+          <w:lang w:val="zh_TW" w:bidi="zh_TW"/>
+        </w:rPr>
+        <w:t>中提到的</w:t>
+      </w:r>
+      <w:r>
+        <w:rPr>
+          <w:lang w:val="zh_TW" w:bidi="zh_TW"/>
+        </w:rPr>
+        <w:t>多單（譯註：此名在和合本以西結書二十七章15節中被譯為「底但〔Dedan〕）</w:t>
+      </w:r>
+      <w:r>
+        <w:rPr>
+          <w:lang w:val="zh_TW" w:bidi="zh_TW"/>
+        </w:rPr>
+        <w:t>，並非基於舊約聖經的希伯來文文本，而是根據其希臘文譯本。羅底島面積超過500平方英里（1,295平方公里），位於現今土耳其東南沿海附近。</w:t>
+      </w:r>
+    </w:p>
+    <w:p>
+      <w:pPr/>
+      <w:r>
+        <w:rPr>
+          <w:lang w:val="zh_TW" w:bidi="zh_TW"/>
+        </w:rPr>
+      </w:r>
+      <w:r>
+        <w:rPr>
+          <w:lang w:val="zh_TW" w:bidi="zh_TW"/>
+        </w:rPr>
+        <w:t>在保羅的時代，這座島嶼長期以來一直是多利安（Dorian）希臘文化的重要據點，島上有好幾座城市。首府羅底城坐落於古代最繁忙的海運航線上，連接西邊的意大利港口、亞細亞省，以及東邊的敘利亞和埃及港口。它以天然港口和公共工程聞名。羅底當時是顯赫的商業中心，並為羅馬海法提供了大部分的先例。公元前二世紀是其政治權力的巔峰，當時它控制了小亞細亞大陸上的大部分卡利亞（Caria）和呂家（Lycia）地區。後來，羅馬勢力先是剝奪了羅底的商業霸權，到了西元前一世紀的羅馬內戰期間，它的政治地位被削弱到僅僅是羅馬帝國的一個省級小鎮。</w:t>
+      </w:r>
+    </w:p>
+    <w:p>
+      <w:pPr/>
+      <w:r>
+        <w:rPr>
+          <w:lang w:val="zh_TW" w:bidi="zh_TW"/>
+        </w:rPr>
+      </w:r>
+      <w:r>
+        <w:rPr>
+          <w:lang w:val="zh_TW" w:bidi="zh_TW"/>
+        </w:rPr>
+        <w:t>為了慶祝公元前280年的一場軍事勝利，羅底城豎立了一尊巨大的希臘太陽神青銅像，高達121英尺（36.9公尺）——大約跟自由女神像一樣高。這尊雕像耗時12年才建成，但在完工後不久，一場地震（公元前224年）就將它從膝蓋處震斷了。不過，這些破碎的遺跡一直被視作古蹟奇觀保留著，直到七世紀阿拉伯人佔領該島為止。這尊「羅得島太陽神巨像（Colossus of Rhodes）」曾被列入一些古代的世界奇觀名單中。</w:t>
+      </w:r>
+      <w:r>
+        <w:rPr>
+          <w:lang w:val="zh_TW" w:bidi="zh_TW"/>
+        </w:rPr>
+      </w:r>
+      <w:r>
+        <w:rPr>
+          <w:lang w:val="zh_TW" w:bidi="zh_TW"/>
+        </w:rPr>
+      </w:r>
+    </w:p>
+    <w:p>
+      <w:pPr/>
+      <w:r>
+        <w:rPr>
+          <w:lang w:val="zh_TW" w:bidi="zh_TW"/>
+        </w:rPr>
+      </w:r>
+    </w:p>
+    <w:p>
+      <w:pPr>
+        <w:pStyle w:val="Heading2"/>
+      </w:pPr>
+      <w:r>
+        <w:rPr>
+          <w:lang w:val="zh_TW" w:bidi="zh_TW"/>
+        </w:rPr>
+        <w:t>羅實</w:t>
+      </w:r>
+      <w:r>
+        <w:rPr>
+          <w:lang w:val="zh_TW" w:bidi="zh_TW"/>
+        </w:rPr>
+      </w:r>
+    </w:p>
+    <w:p>
+      <w:pPr/>
+      <w:r>
+        <w:rPr>
+          <w:lang w:val="zh_TW" w:bidi="zh_TW"/>
+        </w:rPr>
+      </w:r>
+      <w:r>
+        <w:rPr>
+          <w:lang w:val="zh_TW" w:bidi="zh_TW"/>
+        </w:rPr>
+        <w:t>便雅憫十個兒子中的第七個（</w:t>
       </w:r>
       <w:hyperlink r:id="rId24">
         <w:r>
@@ -539,7 +780,7 @@
             <w:color w:val="0000EE"/>
             <w:u w:val="single"/>
           </w:rPr>
-          <w:t>創14:13–16</w:t>
+          <w:t>創46:21</w:t>
         </w:r>
       </w:hyperlink>
       <w:r>
@@ -547,6 +788,16 @@
           <w:lang w:val="zh_TW" w:bidi="zh_TW"/>
         </w:rPr>
         <w:t>）。</w:t>
+      </w:r>
+      <w:r>
+        <w:rPr>
+          <w:lang w:val="zh_TW" w:bidi="zh_TW"/>
+        </w:rPr>
+      </w:r>
+      <w:r>
+        <w:rPr>
+          <w:lang w:val="zh_TW" w:bidi="zh_TW"/>
+        </w:rPr>
       </w:r>
     </w:p>
     <w:p>
@@ -556,11 +807,35 @@
           <w:lang w:val="zh_TW" w:bidi="zh_TW"/>
         </w:rPr>
       </w:r>
-      <w:r>
-        <w:rPr>
-          <w:lang w:val="zh_TW" w:bidi="zh_TW"/>
-        </w:rPr>
-        <w:t>當亞伯拉罕從戰鬥中凱旋而歸時，來自死海地區的國王們前來感謝他。麥基洗德這位撒冷王（這是耶路撒冷早期的名字），也來見亞伯拉罕（參</w:t>
+    </w:p>
+    <w:p>
+      <w:pPr>
+        <w:pStyle w:val="Heading2"/>
+      </w:pPr>
+      <w:r>
+        <w:rPr>
+          <w:lang w:val="zh_TW" w:bidi="zh_TW"/>
+        </w:rPr>
+        <w:t>羅坍</w:t>
+      </w:r>
+      <w:r>
+        <w:rPr>
+          <w:lang w:val="zh_TW" w:bidi="zh_TW"/>
+        </w:rPr>
+      </w:r>
+    </w:p>
+    <w:p>
+      <w:pPr/>
+      <w:r>
+        <w:rPr>
+          <w:lang w:val="zh_TW" w:bidi="zh_TW"/>
+        </w:rPr>
+      </w:r>
+      <w:r>
+        <w:rPr>
+          <w:lang w:val="zh_TW" w:bidi="zh_TW"/>
+        </w:rPr>
+        <w:t>西珥的長子（</w:t>
       </w:r>
       <w:hyperlink r:id="rId25">
         <w:r>
@@ -571,14 +846,14 @@
             <w:color w:val="0000EE"/>
             <w:u w:val="single"/>
           </w:rPr>
-          <w:t>詩76:2</w:t>
+          <w:t>創36:20</w:t>
         </w:r>
       </w:hyperlink>
       <w:r>
         <w:rPr>
           <w:lang w:val="zh_TW" w:bidi="zh_TW"/>
         </w:rPr>
-        <w:t>）。麥基洗德帶來了餅和酒祝福亞伯拉罕，因為他是至高神的祭司（</w:t>
+        <w:t>），也是居住在以東地的何利人族長之一（</w:t>
       </w:r>
       <w:hyperlink r:id="rId26">
         <w:r>
@@ -589,41 +864,32 @@
             <w:color w:val="0000EE"/>
             <w:u w:val="single"/>
           </w:rPr>
-          <w:t>創14:18</w:t>
+          <w:t>22</w:t>
         </w:r>
       </w:hyperlink>
       <w:r>
         <w:rPr>
           <w:lang w:val="zh_TW" w:bidi="zh_TW"/>
         </w:rPr>
-        <w:t>）。</w:t>
-      </w:r>
-    </w:p>
-    <w:p>
-      <w:pPr/>
-      <w:r>
-        <w:rPr>
-          <w:lang w:val="zh_TW" w:bidi="zh_TW"/>
-        </w:rPr>
-      </w:r>
-      <w:r>
-        <w:rPr>
-          <w:lang w:val="zh_TW" w:bidi="zh_TW"/>
-        </w:rPr>
-        <w:t>這個名字「至高神」（希伯來文為：</w:t>
-      </w:r>
-      <w:r>
-        <w:rPr>
-          <w:i/>
-          <w:lang w:val="zh_TW" w:bidi="zh_TW"/>
-        </w:rPr>
-        <w:t>’El ‘Elyon</w:t>
-      </w:r>
-      <w:r>
-        <w:rPr>
-          <w:lang w:val="zh_TW" w:bidi="zh_TW"/>
-        </w:rPr>
-        <w:t>）意指創天造地唯一的真神。這與迦南人所崇拜的假神不同（比較</w:t>
+        <w:t>、</w:t>
+      </w:r>
+      <w:hyperlink r:id="rId26">
+        <w:r>
+          <w:rPr>
+            <w:lang w:val="zh_TW" w:bidi="zh_TW"/>
+          </w:rPr>
+          <w:rPr>
+            <w:color w:val="0000EE"/>
+            <w:u w:val="single"/>
+          </w:rPr>
+          <w:t>29節</w:t>
+        </w:r>
+      </w:hyperlink>
+      <w:r>
+        <w:rPr>
+          <w:lang w:val="zh_TW" w:bidi="zh_TW"/>
+        </w:rPr>
+        <w:t>）。羅坍有兩個兒子，何利和荷幔（</w:t>
       </w:r>
       <w:hyperlink r:id="rId27">
         <w:r>
@@ -634,827 +900,14 @@
             <w:color w:val="0000EE"/>
             <w:u w:val="single"/>
           </w:rPr>
-          <w:t>創14:22</w:t>
+          <w:t>代上1:38–39</w:t>
         </w:r>
       </w:hyperlink>
       <w:r>
         <w:rPr>
           <w:lang w:val="zh_TW" w:bidi="zh_TW"/>
         </w:rPr>
-        <w:t>；</w:t>
-      </w:r>
-      <w:hyperlink r:id="rId28">
-        <w:r>
-          <w:rPr>
-            <w:lang w:val="zh_TW" w:bidi="zh_TW"/>
-          </w:rPr>
-          <w:rPr>
-            <w:color w:val="0000EE"/>
-            <w:u w:val="single"/>
-          </w:rPr>
-          <w:t>詩7:17</w:t>
-        </w:r>
-      </w:hyperlink>
-      <w:r>
-        <w:rPr>
-          <w:lang w:val="zh_TW" w:bidi="zh_TW"/>
-        </w:rPr>
-        <w:t>，</w:t>
-      </w:r>
-      <w:hyperlink r:id="rId29">
-        <w:r>
-          <w:rPr>
-            <w:lang w:val="zh_TW" w:bidi="zh_TW"/>
-          </w:rPr>
-          <w:rPr>
-            <w:color w:val="0000EE"/>
-            <w:u w:val="single"/>
-          </w:rPr>
-          <w:t>47:2</w:t>
-        </w:r>
-      </w:hyperlink>
-      <w:r>
-        <w:rPr>
-          <w:lang w:val="zh_TW" w:bidi="zh_TW"/>
-        </w:rPr>
-        <w:t>，</w:t>
-      </w:r>
-      <w:hyperlink r:id="rId30">
-        <w:r>
-          <w:rPr>
-            <w:lang w:val="zh_TW" w:bidi="zh_TW"/>
-          </w:rPr>
-          <w:rPr>
-            <w:color w:val="0000EE"/>
-            <w:u w:val="single"/>
-          </w:rPr>
-          <w:t>57:2</w:t>
-        </w:r>
-      </w:hyperlink>
-      <w:r>
-        <w:rPr>
-          <w:lang w:val="zh_TW" w:bidi="zh_TW"/>
-        </w:rPr>
-        <w:t>，</w:t>
-      </w:r>
-      <w:hyperlink r:id="rId31">
-        <w:r>
-          <w:rPr>
-            <w:lang w:val="zh_TW" w:bidi="zh_TW"/>
-          </w:rPr>
-          <w:rPr>
-            <w:color w:val="0000EE"/>
-            <w:u w:val="single"/>
-          </w:rPr>
-          <w:t>78:56</w:t>
-        </w:r>
-      </w:hyperlink>
-      <w:r>
-        <w:rPr>
-          <w:lang w:val="zh_TW" w:bidi="zh_TW"/>
-        </w:rPr>
-        <w:t>）。麥基洗德知道亞伯拉罕也崇拜這個真神（</w:t>
-      </w:r>
-      <w:hyperlink r:id="rId27">
-        <w:r>
-          <w:rPr>
-            <w:lang w:val="zh_TW" w:bidi="zh_TW"/>
-          </w:rPr>
-          <w:rPr>
-            <w:color w:val="0000EE"/>
-            <w:u w:val="single"/>
-          </w:rPr>
-          <w:t>創14:22</w:t>
-        </w:r>
-      </w:hyperlink>
-      <w:r>
-        <w:rPr>
-          <w:lang w:val="zh_TW" w:bidi="zh_TW"/>
-        </w:rPr>
         <w:t>）。</w:t>
-      </w:r>
-    </w:p>
-    <w:p>
-      <w:pPr/>
-      <w:r>
-        <w:rPr>
-          <w:lang w:val="zh_TW" w:bidi="zh_TW"/>
-        </w:rPr>
-      </w:r>
-      <w:r>
-        <w:rPr>
-          <w:lang w:val="zh_TW" w:bidi="zh_TW"/>
-        </w:rPr>
-        <w:t>麥基洗德讚美神幫助亞伯拉罕贏得這場爭戰。亞伯拉罕以兩種方式，表明他接受了麥基洗德作為神祭司的角色：他接受了來自麥基洗德的禮物和祝福，並將他所獲得一切的十分之一給了麥基洗德。相反，亞伯拉罕拒絕接受所多瑪王的禮物，因為他不想與那些崇拜假神的人有任何牽連。</w:t>
-      </w:r>
-    </w:p>
-    <w:p>
-      <w:pPr/>
-      <w:r>
-        <w:rPr>
-          <w:lang w:val="zh_TW" w:bidi="zh_TW"/>
-        </w:rPr>
-      </w:r>
-      <w:r>
-        <w:rPr>
-          <w:lang w:val="zh_TW" w:bidi="zh_TW"/>
-        </w:rPr>
-        <w:t>我們無法完全知道麥基洗德如何認識神。他可能是透過從挪亞洪水時代流傳下來的故事了解神；又或者像亞伯拉罕一樣，神可能直接對他說話，讓他遠離崇拜假神。我們從</w:t>
-      </w:r>
-      <w:hyperlink r:id="rId32">
-        <w:r>
-          <w:rPr>
-            <w:lang w:val="zh_TW" w:bidi="zh_TW"/>
-          </w:rPr>
-          <w:rPr>
-            <w:color w:val="0000EE"/>
-            <w:u w:val="single"/>
-          </w:rPr>
-          <w:t>希伯來書七章3節</w:t>
-        </w:r>
-      </w:hyperlink>
-      <w:r>
-        <w:rPr>
-          <w:lang w:val="zh_TW" w:bidi="zh_TW"/>
-        </w:rPr>
-        <w:t>知道的是，麥基洗德與其他祭司不同。他並不是因為父親是祭司而成為祭司，而是以某種聖經未完全解釋的特殊方式成為祭司。</w:t>
-      </w:r>
-    </w:p>
-    <w:p>
-      <w:pPr>
-        <w:pStyle w:val="Heading3"/>
-      </w:pPr>
-      <w:hyperlink r:id="rId19">
-        <w:r>
-          <w:rPr>
-            <w:lang w:val="zh_TW" w:bidi="zh_TW"/>
-          </w:rPr>
-          <w:rPr>
-            <w:color w:val="0000EE"/>
-            <w:u w:val="single"/>
-          </w:rPr>
-          <w:t>詩篇一百一十篇4節</w:t>
-        </w:r>
-      </w:hyperlink>
-      <w:r>
-        <w:rPr>
-          <w:lang w:val="zh_TW" w:bidi="zh_TW"/>
-        </w:rPr>
-        <w:t>中的麥基洗德</w:t>
-      </w:r>
-    </w:p>
-    <w:p>
-      <w:pPr/>
-      <w:r>
-        <w:rPr>
-          <w:lang w:val="zh_TW" w:bidi="zh_TW"/>
-        </w:rPr>
-      </w:r>
-      <w:r>
-        <w:rPr>
-          <w:lang w:val="zh_TW" w:bidi="zh_TW"/>
-        </w:rPr>
-        <w:t>在這篇詩篇中，大衛王寫到一位比他自己更偉大的人，稱這個人為「主」（</w:t>
-      </w:r>
-      <w:hyperlink r:id="rId33">
-        <w:r>
-          <w:rPr>
-            <w:lang w:val="zh_TW" w:bidi="zh_TW"/>
-          </w:rPr>
-          <w:rPr>
-            <w:color w:val="0000EE"/>
-            <w:u w:val="single"/>
-          </w:rPr>
-          <w:t>詩11:1</w:t>
-        </w:r>
-      </w:hyperlink>
-      <w:r>
-        <w:rPr>
-          <w:lang w:val="zh_TW" w:bidi="zh_TW"/>
-        </w:rPr>
-        <w:t>；參</w:t>
-      </w:r>
-      <w:hyperlink r:id="rId34">
-        <w:r>
-          <w:rPr>
-            <w:lang w:val="zh_TW" w:bidi="zh_TW"/>
-          </w:rPr>
-          <w:rPr>
-            <w:color w:val="0000EE"/>
-            <w:u w:val="single"/>
-          </w:rPr>
-          <w:t>可12:35–37</w:t>
-        </w:r>
-      </w:hyperlink>
-      <w:r>
-        <w:rPr>
-          <w:lang w:val="zh_TW" w:bidi="zh_TW"/>
-        </w:rPr>
-        <w:t>）。大衛不是在寫自己或他那個時代的其他王。他是在寫未來那將臨、主所應許的彌賽亞。這位彌賽亞將是神的兒子，也是大衛的後裔。</w:t>
-      </w:r>
-    </w:p>
-    <w:p>
-      <w:pPr/>
-      <w:r>
-        <w:rPr>
-          <w:lang w:val="zh_TW" w:bidi="zh_TW"/>
-        </w:rPr>
-      </w:r>
-      <w:r>
-        <w:rPr>
-          <w:lang w:val="zh_TW" w:bidi="zh_TW"/>
-        </w:rPr>
-        <w:t>在</w:t>
-      </w:r>
-      <w:hyperlink r:id="rId19">
-        <w:r>
-          <w:rPr>
-            <w:lang w:val="zh_TW" w:bidi="zh_TW"/>
-          </w:rPr>
-          <w:rPr>
-            <w:color w:val="0000EE"/>
-            <w:u w:val="single"/>
-          </w:rPr>
-          <w:t>詩篇一百一十篇4節</w:t>
-        </w:r>
-      </w:hyperlink>
-      <w:r>
-        <w:rPr>
-          <w:lang w:val="zh_TW" w:bidi="zh_TW"/>
-        </w:rPr>
-        <w:t>中，大衛對彌賽亞說：「你是照著麥基洗德的等次永遠為祭司。」這個應許的完整意義在希伯來書中有進一步解釋。</w:t>
-      </w:r>
-    </w:p>
-    <w:p>
-      <w:pPr>
-        <w:pStyle w:val="Heading3"/>
-      </w:pPr>
-      <w:hyperlink r:id="rId35">
-        <w:r>
-          <w:rPr>
-            <w:lang w:val="zh_TW" w:bidi="zh_TW"/>
-          </w:rPr>
-          <w:rPr>
-            <w:color w:val="0000EE"/>
-            <w:u w:val="single"/>
-          </w:rPr>
-          <w:t>希伯來書五章6至11節</w:t>
-        </w:r>
-      </w:hyperlink>
-      <w:r>
-        <w:rPr>
-          <w:lang w:val="zh_TW" w:bidi="zh_TW"/>
-        </w:rPr>
-        <w:t>，</w:t>
-      </w:r>
-      <w:hyperlink r:id="rId36">
-        <w:r>
-          <w:rPr>
-            <w:lang w:val="zh_TW" w:bidi="zh_TW"/>
-          </w:rPr>
-          <w:rPr>
-            <w:color w:val="0000EE"/>
-            <w:u w:val="single"/>
-          </w:rPr>
-          <w:t>六章20至七章28節</w:t>
-        </w:r>
-      </w:hyperlink>
-      <w:r>
-        <w:rPr>
-          <w:lang w:val="zh_TW" w:bidi="zh_TW"/>
-        </w:rPr>
-        <w:t>中的麥基洗德</w:t>
-      </w:r>
-    </w:p>
-    <w:p>
-      <w:pPr/>
-      <w:r>
-        <w:rPr>
-          <w:lang w:val="zh_TW" w:bidi="zh_TW"/>
-        </w:rPr>
-      </w:r>
-      <w:r>
-        <w:rPr>
-          <w:lang w:val="zh_TW" w:bidi="zh_TW"/>
-        </w:rPr>
-        <w:t>希伯來書解釋，為什麼耶穌作為祭司的角色，比來自亞倫家族的祭司更偉大。它將耶穌與麥基洗德進行比較，以下是他們相似的三個方面：</w:t>
-      </w:r>
-    </w:p>
-    <w:p>
-      <w:pPr>
-        <w:pStyle w:val="ListNumber"/>
-        <w:numPr>
-          <w:ilvl w:val="0"/>
-          <w:numId w:val="14"/>
-        </w:numPr>
-        <w:spacing w:line="240" w:lineRule="auto"/>
-        <w:ind w:left="720"/>
-      </w:pPr>
-      <w:r>
-        <w:rPr>
-          <w:lang w:val="zh_TW" w:bidi="zh_TW"/>
-        </w:rPr>
-      </w:r>
-      <w:r>
-        <w:rPr>
-          <w:lang w:val="zh_TW" w:bidi="zh_TW"/>
-        </w:rPr>
-        <w:t>耶穌和麥基洗德都是「公義之王」和「平安之王」（</w:t>
-      </w:r>
-      <w:hyperlink r:id="rId37">
-        <w:r>
-          <w:rPr>
-            <w:lang w:val="zh_TW" w:bidi="zh_TW"/>
-          </w:rPr>
-          <w:rPr>
-            <w:color w:val="0000EE"/>
-            <w:u w:val="single"/>
-          </w:rPr>
-          <w:t>來7:1–2</w:t>
-        </w:r>
-      </w:hyperlink>
-      <w:r>
-        <w:rPr>
-          <w:lang w:val="zh_TW" w:bidi="zh_TW"/>
-        </w:rPr>
-        <w:t>）。</w:t>
-      </w:r>
-    </w:p>
-    <w:p>
-      <w:pPr>
-        <w:pStyle w:val="ListNumber"/>
-        <w:spacing w:line="240" w:lineRule="auto"/>
-        <w:ind w:left="720"/>
-      </w:pPr>
-      <w:r>
-        <w:rPr>
-          <w:lang w:val="zh_TW" w:bidi="zh_TW"/>
-        </w:rPr>
-      </w:r>
-      <w:r>
-        <w:rPr>
-          <w:lang w:val="zh_TW" w:bidi="zh_TW"/>
-        </w:rPr>
-        <w:t>兩人以特別的方式成為祭司，並不是因為他們出生在祭司家族中（</w:t>
-      </w:r>
-      <w:hyperlink r:id="rId32">
-        <w:r>
-          <w:rPr>
-            <w:lang w:val="zh_TW" w:bidi="zh_TW"/>
-          </w:rPr>
-          <w:rPr>
-            <w:color w:val="0000EE"/>
-            <w:u w:val="single"/>
-          </w:rPr>
-          <w:t>來7:3</w:t>
-        </w:r>
-      </w:hyperlink>
-      <w:r>
-        <w:rPr>
-          <w:lang w:val="zh_TW" w:bidi="zh_TW"/>
-        </w:rPr>
-        <w:t>）。</w:t>
-      </w:r>
-    </w:p>
-    <w:p>
-      <w:pPr>
-        <w:pStyle w:val="ListNumber"/>
-        <w:spacing w:line="240" w:lineRule="auto"/>
-        <w:ind w:left="720"/>
-      </w:pPr>
-      <w:r>
-        <w:rPr>
-          <w:lang w:val="zh_TW" w:bidi="zh_TW"/>
-        </w:rPr>
-      </w:r>
-      <w:r>
-        <w:rPr>
-          <w:lang w:val="zh_TW" w:bidi="zh_TW"/>
-        </w:rPr>
-        <w:t>兩人均作祭司直到永遠（</w:t>
-      </w:r>
-      <w:hyperlink r:id="rId32">
-        <w:r>
-          <w:rPr>
-            <w:lang w:val="zh_TW" w:bidi="zh_TW"/>
-          </w:rPr>
-          <w:rPr>
-            <w:color w:val="0000EE"/>
-            <w:u w:val="single"/>
-          </w:rPr>
-          <w:t>來7:3</w:t>
-        </w:r>
-      </w:hyperlink>
-      <w:r>
-        <w:rPr>
-          <w:lang w:val="zh_TW" w:bidi="zh_TW"/>
-        </w:rPr>
-        <w:t>）。</w:t>
-      </w:r>
-    </w:p>
-    <w:p>
-      <w:pPr/>
-      <w:r>
-        <w:rPr>
-          <w:lang w:val="zh_TW" w:bidi="zh_TW"/>
-        </w:rPr>
-      </w:r>
-      <w:r>
-        <w:rPr>
-          <w:lang w:val="zh_TW" w:bidi="zh_TW"/>
-        </w:rPr>
-        <w:t>麥基洗德比亞伯拉罕（利未的父親）更偉大，因為麥基洗德給予亞伯拉罕禮物並祝福他，並從他那裡接受了什一奉獻（</w:t>
-      </w:r>
-      <w:hyperlink r:id="rId38">
-        <w:r>
-          <w:rPr>
-            <w:lang w:val="zh_TW" w:bidi="zh_TW"/>
-          </w:rPr>
-          <w:rPr>
-            <w:color w:val="0000EE"/>
-            <w:u w:val="single"/>
-          </w:rPr>
-          <w:t>來7:4–10</w:t>
-        </w:r>
-      </w:hyperlink>
-      <w:r>
-        <w:rPr>
-          <w:lang w:val="zh_TW" w:bidi="zh_TW"/>
-        </w:rPr>
-        <w:t>）。大衛王寫道，將會有一種像麥基洗德的新祭司出現，這表明祭司（來自利未的家族）無法滿足神的子民所需的一切（</w:t>
-      </w:r>
-      <w:hyperlink r:id="rId39">
-        <w:r>
-          <w:rPr>
-            <w:lang w:val="zh_TW" w:bidi="zh_TW"/>
-          </w:rPr>
-          <w:rPr>
-            <w:color w:val="0000EE"/>
-            <w:u w:val="single"/>
-          </w:rPr>
-          <w:t>來7:11–19</w:t>
-        </w:r>
-      </w:hyperlink>
-      <w:r>
-        <w:rPr>
-          <w:lang w:val="zh_TW" w:bidi="zh_TW"/>
-        </w:rPr>
-        <w:t>）。神特別應許耶穌將會成為這種祭司，這是神未曾對利未祭司做過的（</w:t>
-      </w:r>
-      <w:hyperlink r:id="rId40">
-        <w:r>
-          <w:rPr>
-            <w:lang w:val="zh_TW" w:bidi="zh_TW"/>
-          </w:rPr>
-          <w:rPr>
-            <w:color w:val="0000EE"/>
-            <w:u w:val="single"/>
-          </w:rPr>
-          <w:t>來7:20–22</w:t>
-        </w:r>
-      </w:hyperlink>
-      <w:r>
-        <w:rPr>
-          <w:lang w:val="zh_TW" w:bidi="zh_TW"/>
-        </w:rPr>
-        <w:t>）。與那些去世並需要被替換的利未祭司截然不同，這種新的祭司職份將永遠持續下去（</w:t>
-      </w:r>
-      <w:hyperlink r:id="rId41">
-        <w:r>
-          <w:rPr>
-            <w:lang w:val="zh_TW" w:bidi="zh_TW"/>
-          </w:rPr>
-          <w:rPr>
-            <w:color w:val="0000EE"/>
-            <w:u w:val="single"/>
-          </w:rPr>
-          <w:t>來7:23–25</w:t>
-        </w:r>
-      </w:hyperlink>
-      <w:r>
-        <w:rPr>
-          <w:lang w:val="zh_TW" w:bidi="zh_TW"/>
-        </w:rPr>
-        <w:t>）。</w:t>
-      </w:r>
-    </w:p>
-    <w:p>
-      <w:pPr/>
-      <w:r>
-        <w:rPr>
-          <w:lang w:val="zh_TW" w:bidi="zh_TW"/>
-        </w:rPr>
-      </w:r>
-      <w:r>
-        <w:rPr>
-          <w:lang w:val="zh_TW" w:bidi="zh_TW"/>
-        </w:rPr>
-        <w:t>一些聖經學者提出，麥基洗德可能是耶穌在成為人之前，於舊約聖經中出現（這被稱為「基督顯現」</w:t>
-      </w:r>
-      <w:r>
-        <w:rPr>
-          <w:lang w:val="zh_TW" w:bidi="zh_TW"/>
-        </w:rPr>
-        <w:t>〔</w:t>
-      </w:r>
-      <w:r>
-        <w:rPr>
-          <w:lang w:val="zh_TW" w:bidi="zh_TW"/>
-        </w:rPr>
-        <w:t>Christophany</w:t>
-      </w:r>
-      <w:r>
-        <w:rPr>
-          <w:lang w:val="zh_TW" w:bidi="zh_TW"/>
-        </w:rPr>
-        <w:t>〕</w:t>
-      </w:r>
-      <w:r>
-        <w:rPr>
-          <w:lang w:val="zh_TW" w:bidi="zh_TW"/>
-        </w:rPr>
-        <w:t>）。他們這樣認為，是因為</w:t>
-      </w:r>
-      <w:hyperlink r:id="rId32">
-        <w:r>
-          <w:rPr>
-            <w:lang w:val="zh_TW" w:bidi="zh_TW"/>
-          </w:rPr>
-          <w:rPr>
-            <w:color w:val="0000EE"/>
-            <w:u w:val="single"/>
-          </w:rPr>
-          <w:t>希伯來書七章3節</w:t>
-        </w:r>
-      </w:hyperlink>
-      <w:r>
-        <w:rPr>
-          <w:lang w:val="zh_TW" w:bidi="zh_TW"/>
-        </w:rPr>
-        <w:t>提到麥基洗德沒有父母、祖先、出生或死亡的記錄。</w:t>
-      </w:r>
-    </w:p>
-    <w:p>
-      <w:pPr/>
-      <w:r>
-        <w:rPr>
-          <w:lang w:val="zh_TW" w:bidi="zh_TW"/>
-        </w:rPr>
-      </w:r>
-      <w:r>
-        <w:rPr>
-          <w:lang w:val="zh_TW" w:bidi="zh_TW"/>
-        </w:rPr>
-        <w:t>然而，我們宜理解這節經文為麥基洗德以一種特殊的方式成為祭司。神直接揀選了他，不像利未人因為出生在特定的家庭而成為祭司。麥基洗德就像是耶穌後來作為祭司的一個預表或例子。</w:t>
-      </w:r>
-    </w:p>
-    <w:p>
-      <w:pPr/>
-      <w:r>
-        <w:rPr>
-          <w:lang w:val="zh_TW" w:bidi="zh_TW"/>
-        </w:rPr>
-      </w:r>
-      <w:r>
-        <w:rPr>
-          <w:lang w:val="zh_TW" w:bidi="zh_TW"/>
-        </w:rPr>
-        <w:t>希伯來書說麥基洗德是「</w:t>
-      </w:r>
-      <w:r>
-        <w:rPr>
-          <w:lang w:val="zh_TW" w:bidi="zh_TW"/>
-        </w:rPr>
-        <w:t>與神的兒子相似</w:t>
-      </w:r>
-      <w:r>
-        <w:rPr>
-          <w:lang w:val="zh_TW" w:bidi="zh_TW"/>
-        </w:rPr>
-        <w:t>」（</w:t>
-      </w:r>
-      <w:hyperlink r:id="rId32">
-        <w:r>
-          <w:rPr>
-            <w:lang w:val="zh_TW" w:bidi="zh_TW"/>
-          </w:rPr>
-          <w:rPr>
-            <w:color w:val="0000EE"/>
-            <w:u w:val="single"/>
-          </w:rPr>
-          <w:t>來7:3</w:t>
-        </w:r>
-      </w:hyperlink>
-      <w:r>
-        <w:rPr>
-          <w:lang w:val="zh_TW" w:bidi="zh_TW"/>
-        </w:rPr>
-        <w:t>）。這表明麥基洗德與耶穌相似，但實際上並不是耶穌本人。</w:t>
-      </w:r>
-    </w:p>
-    <w:p>
-      <w:pPr/>
-      <w:r>
-        <w:rPr>
-          <w:lang w:val="zh_TW" w:bidi="zh_TW"/>
-        </w:rPr>
-      </w:r>
-      <w:r>
-        <w:rPr>
-          <w:i/>
-          <w:lang w:val="zh_TW" w:bidi="zh_TW"/>
-        </w:rPr>
-        <w:t>另見</w:t>
-      </w:r>
-      <w:r>
-        <w:rPr>
-          <w:lang w:val="zh_TW" w:bidi="zh_TW"/>
-        </w:rPr>
-        <w:t xml:space="preserve"> </w:t>
-      </w:r>
-      <w:r>
-        <w:rPr>
-          <w:lang w:val="zh_TW" w:bidi="zh_TW"/>
-        </w:rPr>
-        <w:t>希伯來書</w:t>
-      </w:r>
-      <w:r>
-        <w:rPr>
-          <w:lang w:val="zh_TW" w:bidi="zh_TW"/>
-        </w:rPr>
-        <w:t>，</w:t>
-      </w:r>
-      <w:r>
-        <w:rPr>
-          <w:lang w:val="zh_TW" w:bidi="zh_TW"/>
-        </w:rPr>
-        <w:t>祭司和利未人</w:t>
-      </w:r>
-      <w:r>
-        <w:rPr>
-          <w:lang w:val="zh_TW" w:bidi="zh_TW"/>
-        </w:rPr>
-        <w:t>。</w:t>
-      </w:r>
-      <w:r>
-        <w:rPr>
-          <w:lang w:val="zh_TW" w:bidi="zh_TW"/>
-        </w:rPr>
-      </w:r>
-      <w:r>
-        <w:rPr>
-          <w:lang w:val="zh_TW" w:bidi="zh_TW"/>
-        </w:rPr>
-      </w:r>
-    </w:p>
-    <w:p>
-      <w:pPr/>
-      <w:r>
-        <w:rPr>
-          <w:lang w:val="zh_TW" w:bidi="zh_TW"/>
-        </w:rPr>
-      </w:r>
-    </w:p>
-    <w:p>
-      <w:pPr>
-        <w:pStyle w:val="Heading2"/>
-      </w:pPr>
-      <w:r>
-        <w:rPr>
-          <w:lang w:val="zh_TW" w:bidi="zh_TW"/>
-        </w:rPr>
-        <w:t>麥西</w:t>
-      </w:r>
-      <w:r>
-        <w:rPr>
-          <w:lang w:val="zh_TW" w:bidi="zh_TW"/>
-        </w:rPr>
-      </w:r>
-    </w:p>
-    <w:p>
-      <w:pPr>
-        <w:pStyle w:val="Heading2"/>
-      </w:pPr>
-      <w:r>
-        <w:rPr>
-          <w:lang w:val="zh_TW" w:bidi="zh_TW"/>
-        </w:rPr>
-        <w:t>麥西</w:t>
-      </w:r>
-    </w:p>
-    <w:p>
-      <w:pPr/>
-      <w:r>
-        <w:rPr>
-          <w:lang w:val="zh_TW" w:bidi="zh_TW"/>
-        </w:rPr>
-      </w:r>
-      <w:r>
-        <w:rPr>
-          <w:lang w:val="zh_TW" w:bidi="zh_TW"/>
-        </w:rPr>
-        <w:t>麥西是一個希伯來字詞，指的是埃及地或埃及人民。然而，一些學者認為，麥西指的是位於以東邊界或敘利亞北部的一個地方。</w:t>
-      </w:r>
-    </w:p>
-    <w:p>
-      <w:pPr/>
-      <w:r>
-        <w:rPr>
-          <w:lang w:val="zh_TW" w:bidi="zh_TW"/>
-        </w:rPr>
-      </w:r>
-      <w:hyperlink r:id="rId42">
-        <w:r>
-          <w:rPr>
-            <w:lang w:val="zh_TW" w:bidi="zh_TW"/>
-          </w:rPr>
-          <w:rPr>
-            <w:color w:val="0000EE"/>
-            <w:u w:val="single"/>
-          </w:rPr>
-          <w:t>創世記十章6節</w:t>
-        </w:r>
-      </w:hyperlink>
-      <w:r>
-        <w:rPr>
-          <w:lang w:val="zh_TW" w:bidi="zh_TW"/>
-        </w:rPr>
-        <w:t>指出麥西（埃及）是含的兒子之一，定居於迦南以南。</w:t>
-      </w:r>
-      <w:hyperlink r:id="rId43">
-        <w:r>
-          <w:rPr>
-            <w:lang w:val="zh_TW" w:bidi="zh_TW"/>
-          </w:rPr>
-          <w:rPr>
-            <w:color w:val="0000EE"/>
-            <w:u w:val="single"/>
-          </w:rPr>
-          <w:t>創世記十章14節</w:t>
-        </w:r>
-      </w:hyperlink>
-      <w:r>
-        <w:rPr>
-          <w:lang w:val="zh_TW" w:bidi="zh_TW"/>
-        </w:rPr>
-        <w:t>和</w:t>
-      </w:r>
-      <w:hyperlink r:id="rId44">
-        <w:r>
-          <w:rPr>
-            <w:lang w:val="zh_TW" w:bidi="zh_TW"/>
-          </w:rPr>
-          <w:rPr>
-            <w:color w:val="0000EE"/>
-            <w:u w:val="single"/>
-          </w:rPr>
-          <w:t>以賽亞書十一章11節</w:t>
-        </w:r>
-      </w:hyperlink>
-      <w:r>
-        <w:rPr>
-          <w:lang w:val="zh_TW" w:bidi="zh_TW"/>
-        </w:rPr>
-        <w:t>區分了埃及和</w:t>
-      </w:r>
-      <w:r>
-        <w:rPr>
-          <w:lang w:val="zh_TW" w:bidi="zh_TW"/>
-        </w:rPr>
-        <w:t>帕斯魯細</w:t>
-      </w:r>
-      <w:r>
-        <w:rPr>
-          <w:lang w:val="zh_TW" w:bidi="zh_TW"/>
-        </w:rPr>
-        <w:t>（上埃及）。上埃及是埃及聯合王國的南半部。已知有近七百個關於麥西的參考資料。但大多資料並未明確地區分埃及王國的南北兩部分，而是泛指整個埃及地。</w:t>
-      </w:r>
-    </w:p>
-    <w:p>
-      <w:pPr/>
-      <w:r>
-        <w:rPr>
-          <w:lang w:val="zh_TW" w:bidi="zh_TW"/>
-        </w:rPr>
-      </w:r>
-      <w:r>
-        <w:rPr>
-          <w:i/>
-          <w:lang w:val="zh_TW" w:bidi="zh_TW"/>
-        </w:rPr>
-        <w:t>另見</w:t>
-      </w:r>
-      <w:r>
-        <w:rPr>
-          <w:lang w:val="zh_TW" w:bidi="zh_TW"/>
-        </w:rPr>
-        <w:t>埃及，埃及人</w:t>
-      </w:r>
-      <w:r>
-        <w:rPr>
-          <w:lang w:val="zh_TW" w:bidi="zh_TW"/>
-        </w:rPr>
-        <w:t>。</w:t>
       </w:r>
       <w:r>
         <w:rPr>
@@ -3356,12 +2809,6 @@
   </w:num>
   <w:num w:numId="13" w16cid:durableId="592781308">
     <w:abstractNumId w:val="11"/>
-  </w:num>
-  <w:num w:numId="14">
-    <w:abstractNumId w:val="3"/>
-    <w:lvlOverride w:ilvl="0">
-      <w:startOverride w:val="1"/>
-    </w:lvlOverride>
   </w:num>
   <w:numIdMacAtCleanup w:val="10"/>
 </w:numbering>

--- a/zht/docx/102.content.docx
+++ b/zht/docx/102.content.docx
@@ -233,36 +233,24 @@
         </w:rPr>
         <w:t>雅完的第四個兒子，也是挪亞經由雅弗家系的後裔（譯註：和合本譯為「多單」；</w:t>
       </w:r>
-      <w:hyperlink r:id="rId13">
-        <w:r>
-          <w:rPr>
-            <w:lang w:val="zh_TW" w:bidi="zh_TW"/>
-          </w:rPr>
-          <w:rPr>
-            <w:color w:val="0000EE"/>
-            <w:u w:val="single"/>
-          </w:rPr>
-          <w:t>代上1:7</w:t>
-        </w:r>
-      </w:hyperlink>
+      <w:r>
+        <w:rPr>
+          <w:lang w:val="zh_TW" w:bidi="zh_TW"/>
+        </w:rPr>
+        <w:t>代上1:7</w:t>
+      </w:r>
       <w:r>
         <w:rPr>
           <w:lang w:val="zh_TW" w:bidi="zh_TW"/>
         </w:rPr>
         <w:t>）。在</w:t>
       </w:r>
-      <w:hyperlink r:id="rId14">
-        <w:r>
-          <w:rPr>
-            <w:lang w:val="zh_TW" w:bidi="zh_TW"/>
-          </w:rPr>
-          <w:rPr>
-            <w:color w:val="0000EE"/>
-            <w:u w:val="single"/>
-          </w:rPr>
-          <w:t>創世記十章4節</w:t>
-        </w:r>
-      </w:hyperlink>
+      <w:r>
+        <w:rPr>
+          <w:lang w:val="zh_TW" w:bidi="zh_TW"/>
+        </w:rPr>
+        <w:t>創世記十章4節</w:t>
+      </w:r>
       <w:r>
         <w:rPr>
           <w:lang w:val="zh_TW" w:bidi="zh_TW"/>
@@ -317,18 +305,12 @@
         </w:rPr>
         <w:t>亞伯拉罕的姪兒，也是摩押人與亞捫人的祖先。羅得與亞伯拉罕一樣出生於吾珥。在羅得的父親死後，祂由祖父他拉照顧；他也隨他拉與叔叔亞伯蘭一同前往哈蘭（</w:t>
       </w:r>
-      <w:hyperlink r:id="rId15">
-        <w:r>
-          <w:rPr>
-            <w:lang w:val="zh_TW" w:bidi="zh_TW"/>
-          </w:rPr>
-          <w:rPr>
-            <w:color w:val="0000EE"/>
-            <w:u w:val="single"/>
-          </w:rPr>
-          <w:t>創11:27–32</w:t>
-        </w:r>
-      </w:hyperlink>
+      <w:r>
+        <w:rPr>
+          <w:lang w:val="zh_TW" w:bidi="zh_TW"/>
+        </w:rPr>
+        <w:t>創11:27–32</w:t>
+      </w:r>
       <w:r>
         <w:rPr>
           <w:lang w:val="zh_TW" w:bidi="zh_TW"/>
@@ -361,18 +343,12 @@
         </w:rPr>
         <w:t>」（</w:t>
       </w:r>
-      <w:hyperlink r:id="rId16">
-        <w:r>
-          <w:rPr>
-            <w:lang w:val="zh_TW" w:bidi="zh_TW"/>
-          </w:rPr>
-          <w:rPr>
-            <w:color w:val="0000EE"/>
-            <w:u w:val="single"/>
-          </w:rPr>
-          <w:t>創13:10</w:t>
-        </w:r>
-      </w:hyperlink>
+      <w:r>
+        <w:rPr>
+          <w:lang w:val="zh_TW" w:bidi="zh_TW"/>
+        </w:rPr>
+        <w:t>創13:10</w:t>
+      </w:r>
       <w:r>
         <w:rPr>
           <w:lang w:val="zh_TW" w:bidi="zh_TW"/>
@@ -393,18 +369,12 @@
         </w:rPr>
         <w:t>羅得住在所多瑪期間，來自美索不達米亞的四王打帶了包含所多瑪在內的鄰近五城的王。這些王很可能是統治小型城邦的領主。他們擄走羅得一家及財物。亞伯蘭聽見後率人前往營救，在大馬士革以北的何把擊敗入侵的王，奪回被擄者與掠物 （</w:t>
       </w:r>
-      <w:hyperlink r:id="rId17">
-        <w:r>
-          <w:rPr>
-            <w:lang w:val="zh_TW" w:bidi="zh_TW"/>
-          </w:rPr>
-          <w:rPr>
-            <w:color w:val="0000EE"/>
-            <w:u w:val="single"/>
-          </w:rPr>
-          <w:t>創14章</w:t>
-        </w:r>
-      </w:hyperlink>
+      <w:r>
+        <w:rPr>
+          <w:lang w:val="zh_TW" w:bidi="zh_TW"/>
+        </w:rPr>
+        <w:t>創14章</w:t>
+      </w:r>
       <w:r>
         <w:rPr>
           <w:lang w:val="zh_TW" w:bidi="zh_TW"/>
@@ -425,18 +395,12 @@
         </w:rPr>
         <w:t>後來，兩位天使來到索多瑪，催促羅得在城市被毀滅之前離開。當地的居民試圖襲擊這些訪客時，顯示出所多瑪的邪惡行為表露無遺。羅得竟提議讓眾人傷害自己的女兒，這顯示出他長期生活在邪惡之地已對他產生影響。羅得起初不願離開所多瑪，他的未來女婿也拒絕與他同行。他的妻子在離開時回頭看了城市，上帝便將她變成鹽柱（</w:t>
       </w:r>
-      <w:hyperlink r:id="rId18">
-        <w:r>
-          <w:rPr>
-            <w:lang w:val="zh_TW" w:bidi="zh_TW"/>
-          </w:rPr>
-          <w:rPr>
-            <w:color w:val="0000EE"/>
-            <w:u w:val="single"/>
-          </w:rPr>
-          <w:t>創19章</w:t>
-        </w:r>
-      </w:hyperlink>
+      <w:r>
+        <w:rPr>
+          <w:lang w:val="zh_TW" w:bidi="zh_TW"/>
+        </w:rPr>
+        <w:t>創19章</w:t>
+      </w:r>
       <w:r>
         <w:rPr>
           <w:lang w:val="zh_TW" w:bidi="zh_TW"/>
@@ -457,18 +421,12 @@
         </w:rPr>
         <w:t>接下來發生的事情非常令人不安：羅得的兩個女兒以為她們永遠找不到丈夫，便將父親灌醉，與他同寢，她們各生一子；一名為摩押，另一名為便‧亞米。這兩人後來成為摩押人與亞捫人的祖先；兩族在後世常與以色列為敵（</w:t>
       </w:r>
-      <w:hyperlink r:id="rId19">
-        <w:r>
-          <w:rPr>
-            <w:lang w:val="zh_TW" w:bidi="zh_TW"/>
-          </w:rPr>
-          <w:rPr>
-            <w:color w:val="0000EE"/>
-            <w:u w:val="single"/>
-          </w:rPr>
-          <w:t>創19:30–38</w:t>
-        </w:r>
-      </w:hyperlink>
+      <w:r>
+        <w:rPr>
+          <w:lang w:val="zh_TW" w:bidi="zh_TW"/>
+        </w:rPr>
+        <w:t>創19:30–38</w:t>
+      </w:r>
       <w:r>
         <w:rPr>
           <w:lang w:val="zh_TW" w:bidi="zh_TW"/>
@@ -489,36 +447,24 @@
         </w:rPr>
         <w:t>儘管羅得犯了許多錯誤，新約聖經仍稱他為「義人」（</w:t>
       </w:r>
-      <w:hyperlink r:id="rId20">
-        <w:r>
-          <w:rPr>
-            <w:lang w:val="zh_TW" w:bidi="zh_TW"/>
-          </w:rPr>
-          <w:rPr>
-            <w:color w:val="0000EE"/>
-            <w:u w:val="single"/>
-          </w:rPr>
-          <w:t>彼後2:7–9</w:t>
-        </w:r>
-      </w:hyperlink>
+      <w:r>
+        <w:rPr>
+          <w:lang w:val="zh_TW" w:bidi="zh_TW"/>
+        </w:rPr>
+        <w:t>彼後2:7–9</w:t>
+      </w:r>
       <w:r>
         <w:rPr>
           <w:lang w:val="zh_TW" w:bidi="zh_TW"/>
         </w:rPr>
         <w:t>）。這意味著因為羅得信靠神，神接納了他。雖然也有人質疑羅得的故事與所多瑪被毀是否為真實歷史，但耶穌親自提及這些事件，表明了其真實性（</w:t>
       </w:r>
-      <w:hyperlink r:id="rId21">
-        <w:r>
-          <w:rPr>
-            <w:lang w:val="zh_TW" w:bidi="zh_TW"/>
-          </w:rPr>
-          <w:rPr>
-            <w:color w:val="0000EE"/>
-            <w:u w:val="single"/>
-          </w:rPr>
-          <w:t>路17:28–29</w:t>
-        </w:r>
-      </w:hyperlink>
+      <w:r>
+        <w:rPr>
+          <w:lang w:val="zh_TW" w:bidi="zh_TW"/>
+        </w:rPr>
+        <w:t>路17:28–29</w:t>
+      </w:r>
       <w:r>
         <w:rPr>
           <w:lang w:val="zh_TW" w:bidi="zh_TW"/>
@@ -611,72 +557,48 @@
         </w:rPr>
         <w:t>保羅在第三次宣教旅程返回耶路撒冷的途中，曾在羅底停靠（</w:t>
       </w:r>
-      <w:hyperlink r:id="rId22">
-        <w:r>
-          <w:rPr>
-            <w:lang w:val="zh_TW" w:bidi="zh_TW"/>
-          </w:rPr>
-          <w:rPr>
-            <w:color w:val="0000EE"/>
-            <w:u w:val="single"/>
-          </w:rPr>
-          <w:t>徒21:1</w:t>
-        </w:r>
-      </w:hyperlink>
+      <w:r>
+        <w:rPr>
+          <w:lang w:val="zh_TW" w:bidi="zh_TW"/>
+        </w:rPr>
+        <w:t>徒21:1</w:t>
+      </w:r>
       <w:r>
         <w:rPr>
           <w:lang w:val="zh_TW" w:bidi="zh_TW"/>
         </w:rPr>
         <w:t>）。在</w:t>
       </w:r>
-      <w:hyperlink r:id="rId14">
-        <w:r>
-          <w:rPr>
-            <w:lang w:val="zh_TW" w:bidi="zh_TW"/>
-          </w:rPr>
-          <w:rPr>
-            <w:color w:val="0000EE"/>
-            <w:u w:val="single"/>
-          </w:rPr>
-          <w:t>創世記十章4節</w:t>
-        </w:r>
-      </w:hyperlink>
+      <w:r>
+        <w:rPr>
+          <w:lang w:val="zh_TW" w:bidi="zh_TW"/>
+        </w:rPr>
+        <w:t>創世記十章4節</w:t>
+      </w:r>
       <w:r>
         <w:rPr>
           <w:lang w:val="zh_TW" w:bidi="zh_TW"/>
         </w:rPr>
         <w:t>、</w:t>
       </w:r>
-      <w:hyperlink r:id="rId23">
-        <w:r>
-          <w:rPr>
-            <w:lang w:val="zh_TW" w:bidi="zh_TW"/>
-          </w:rPr>
-          <w:rPr>
-            <w:color w:val="0000EE"/>
-            <w:u w:val="single"/>
-          </w:rPr>
-          <w:t>以西結書二十七章15節</w:t>
-        </w:r>
-      </w:hyperlink>
+      <w:r>
+        <w:rPr>
+          <w:lang w:val="zh_TW" w:bidi="zh_TW"/>
+        </w:rPr>
+        <w:t>以西結書二十七章15節</w:t>
+      </w:r>
       <w:r>
         <w:rPr>
           <w:lang w:val="zh_TW" w:bidi="zh_TW"/>
         </w:rPr>
         <w:t>和</w:t>
       </w:r>
-      <w:hyperlink r:id="rId13">
-        <w:r>
-          <w:rPr>
-            <w:lang w:val="zh_TW" w:bidi="zh_TW"/>
-          </w:rPr>
-          <w:rPr>
-            <w:color w:val="0000EE"/>
-            <w:u w:val="single"/>
-          </w:rPr>
-          <w:t>歷代志上一章7節</w:t>
-        </w:r>
-      </w:hyperlink>
+      <w:r>
+        <w:rPr>
+          <w:lang w:val="zh_TW" w:bidi="zh_TW"/>
+        </w:rPr>
+        <w:t>歷代志上一章7節</w:t>
+      </w:r>
       <w:r>
         <w:rPr>
           <w:lang w:val="zh_TW" w:bidi="zh_TW"/>
@@ -771,18 +693,12 @@
         </w:rPr>
         <w:t>便雅憫十個兒子中的第七個（</w:t>
       </w:r>
-      <w:hyperlink r:id="rId24">
-        <w:r>
-          <w:rPr>
-            <w:lang w:val="zh_TW" w:bidi="zh_TW"/>
-          </w:rPr>
-          <w:rPr>
-            <w:color w:val="0000EE"/>
-            <w:u w:val="single"/>
-          </w:rPr>
-          <w:t>創46:21</w:t>
-        </w:r>
-      </w:hyperlink>
+      <w:r>
+        <w:rPr>
+          <w:lang w:val="zh_TW" w:bidi="zh_TW"/>
+        </w:rPr>
+        <w:t>創46:21</w:t>
+      </w:r>
       <w:r>
         <w:rPr>
           <w:lang w:val="zh_TW" w:bidi="zh_TW"/>
@@ -837,72 +753,48 @@
         </w:rPr>
         <w:t>西珥的長子（</w:t>
       </w:r>
-      <w:hyperlink r:id="rId25">
-        <w:r>
-          <w:rPr>
-            <w:lang w:val="zh_TW" w:bidi="zh_TW"/>
-          </w:rPr>
-          <w:rPr>
-            <w:color w:val="0000EE"/>
-            <w:u w:val="single"/>
-          </w:rPr>
-          <w:t>創36:20</w:t>
-        </w:r>
-      </w:hyperlink>
+      <w:r>
+        <w:rPr>
+          <w:lang w:val="zh_TW" w:bidi="zh_TW"/>
+        </w:rPr>
+        <w:t>創36:20</w:t>
+      </w:r>
       <w:r>
         <w:rPr>
           <w:lang w:val="zh_TW" w:bidi="zh_TW"/>
         </w:rPr>
         <w:t>），也是居住在以東地的何利人族長之一（</w:t>
       </w:r>
-      <w:hyperlink r:id="rId26">
-        <w:r>
-          <w:rPr>
-            <w:lang w:val="zh_TW" w:bidi="zh_TW"/>
-          </w:rPr>
-          <w:rPr>
-            <w:color w:val="0000EE"/>
-            <w:u w:val="single"/>
-          </w:rPr>
-          <w:t>22</w:t>
-        </w:r>
-      </w:hyperlink>
+      <w:r>
+        <w:rPr>
+          <w:lang w:val="zh_TW" w:bidi="zh_TW"/>
+        </w:rPr>
+        <w:t>22</w:t>
+      </w:r>
       <w:r>
         <w:rPr>
           <w:lang w:val="zh_TW" w:bidi="zh_TW"/>
         </w:rPr>
         <w:t>、</w:t>
       </w:r>
-      <w:hyperlink r:id="rId26">
-        <w:r>
-          <w:rPr>
-            <w:lang w:val="zh_TW" w:bidi="zh_TW"/>
-          </w:rPr>
-          <w:rPr>
-            <w:color w:val="0000EE"/>
-            <w:u w:val="single"/>
-          </w:rPr>
-          <w:t>29節</w:t>
-        </w:r>
-      </w:hyperlink>
+      <w:r>
+        <w:rPr>
+          <w:lang w:val="zh_TW" w:bidi="zh_TW"/>
+        </w:rPr>
+        <w:t>29節</w:t>
+      </w:r>
       <w:r>
         <w:rPr>
           <w:lang w:val="zh_TW" w:bidi="zh_TW"/>
         </w:rPr>
         <w:t>）。羅坍有兩個兒子，何利和荷幔（</w:t>
       </w:r>
-      <w:hyperlink r:id="rId27">
-        <w:r>
-          <w:rPr>
-            <w:lang w:val="zh_TW" w:bidi="zh_TW"/>
-          </w:rPr>
-          <w:rPr>
-            <w:color w:val="0000EE"/>
-            <w:u w:val="single"/>
-          </w:rPr>
-          <w:t>代上1:38–39</w:t>
-        </w:r>
-      </w:hyperlink>
+      <w:r>
+        <w:rPr>
+          <w:lang w:val="zh_TW" w:bidi="zh_TW"/>
+        </w:rPr>
+        <w:t>代上1:38–39</w:t>
+      </w:r>
       <w:r>
         <w:rPr>
           <w:lang w:val="zh_TW" w:bidi="zh_TW"/>
